--- a/EXPORTS/DOCX/published/niveau2/Dutch/Suriname.docx
+++ b/EXPORTS/DOCX/published/niveau2/Dutch/Suriname.docx
@@ -1693,13 +1693,131 @@
       </w:r>
       <w:r>
         <w:rPr>
-          <w:rFonts w:ascii="Charis SIL Regular" w:hAnsi="Charis SIL Regular" w:eastAsia="Charis SIL Regular"/>
-          <w:b w:val="0"/>
-          <w:i w:val="0"/>
-          <w:color w:val="000000"/>
-          <w:sz w:val="24"/>
-        </w:rPr>
-        <w:t xml:space="preserve">was schoonzoon en bewonderaar van </w:t>
+          <w:u w:val="single" w:color="0000ff"/>
+          <w:rFonts w:ascii="Charis SIL Regular" w:hAnsi="Charis SIL Regular" w:eastAsia="Charis SIL Regular"/>
+          <w:b w:val="0"/>
+          <w:i w:val="0"/>
+          <w:color w:val="000000"/>
+          <w:sz w:val="24"/>
+        </w:rPr>
+        <w:hyperlink r:id="rId14" w:history="1">
+          <w:r>
+            <w:rPr>
+              <w:rStyle w:val="Hyperlink"/>
+            </w:rPr>
+            <w:t>was sch</w:t>
+          </w:r>
+        </w:hyperlink>
+      </w:r>
+      <w:r>
+        <w:rPr>
+          <w:u w:val="single" w:color="0000ff"/>
+          <w:rFonts w:ascii="Charis SIL Regular" w:hAnsi="Charis SIL Regular" w:eastAsia="Charis SIL Regular"/>
+          <w:b w:val="0"/>
+          <w:i w:val="0"/>
+          <w:color w:val="000000"/>
+          <w:sz w:val="24"/>
+        </w:rPr>
+        <w:hyperlink r:id="rId14" w:history="1">
+          <w:r>
+            <w:rPr>
+              <w:rStyle w:val="Hyperlink"/>
+            </w:rPr>
+            <w:t>o</w:t>
+          </w:r>
+        </w:hyperlink>
+      </w:r>
+      <w:r>
+        <w:rPr>
+          <w:u w:val="single" w:color="0000ff"/>
+          <w:rFonts w:ascii="Charis SIL Regular" w:hAnsi="Charis SIL Regular" w:eastAsia="Charis SIL Regular"/>
+          <w:b w:val="0"/>
+          <w:i w:val="0"/>
+          <w:color w:val="000000"/>
+          <w:sz w:val="24"/>
+        </w:rPr>
+        <w:hyperlink r:id="rId14" w:history="1">
+          <w:r>
+            <w:rPr>
+              <w:rStyle w:val="Hyperlink"/>
+            </w:rPr>
+            <w:t>onzoon en b</w:t>
+          </w:r>
+        </w:hyperlink>
+      </w:r>
+      <w:r>
+        <w:rPr>
+          <w:rFonts w:ascii="Charis SIL Regular" w:hAnsi="Charis SIL Regular" w:eastAsia="Charis SIL Regular"/>
+          <w:b w:val="0"/>
+          <w:i w:val="0"/>
+          <w:color w:val="000000"/>
+          <w:sz w:val="24"/>
+        </w:rPr>
+        <w:t>e</w:t>
+      </w:r>
+      <w:r>
+        <w:rPr>
+          <w:u w:val="single" w:color="0000ff"/>
+          <w:rFonts w:ascii="Charis SIL Regular" w:hAnsi="Charis SIL Regular" w:eastAsia="Charis SIL Regular"/>
+          <w:b w:val="0"/>
+          <w:i w:val="0"/>
+          <w:color w:val="000000"/>
+          <w:sz w:val="24"/>
+        </w:rPr>
+        <w:hyperlink r:id="rId15" w:history="1">
+          <w:r>
+            <w:rPr>
+              <w:rStyle w:val="Hyperlink"/>
+            </w:rPr>
+            <w:t>wonder</w:t>
+          </w:r>
+        </w:hyperlink>
+      </w:r>
+      <w:r>
+        <w:rPr>
+          <w:u w:val="single" w:color="0000ff"/>
+          <w:rFonts w:ascii="Charis SIL Regular" w:hAnsi="Charis SIL Regular" w:eastAsia="Charis SIL Regular"/>
+          <w:b w:val="0"/>
+          <w:i w:val="0"/>
+          <w:color w:val="000000"/>
+          <w:sz w:val="24"/>
+        </w:rPr>
+        <w:hyperlink r:id="rId15" w:history="1">
+          <w:r>
+            <w:rPr>
+              <w:rStyle w:val="Hyperlink"/>
+            </w:rPr>
+            <w:t>a</w:t>
+          </w:r>
+        </w:hyperlink>
+      </w:r>
+      <w:r>
+        <w:rPr>
+          <w:u w:val="single" w:color="0000ff"/>
+          <w:rFonts w:ascii="Charis SIL Regular" w:hAnsi="Charis SIL Regular" w:eastAsia="Charis SIL Regular"/>
+          <w:b w:val="0"/>
+          <w:i w:val="0"/>
+          <w:color w:val="000000"/>
+          <w:sz w:val="24"/>
+        </w:rPr>
+        <w:hyperlink r:id="rId15" w:history="1">
+          <w:r>
+            <w:rPr>
+              <w:rStyle w:val="Hyperlink"/>
+            </w:rPr>
+            <w:t xml:space="preserve">ar van </w:t>
+          </w:r>
+        </w:hyperlink>
+      </w:r>
+      <w:r>
+        <w:rPr>
+          <w:rFonts w:ascii="Charis SIL Regular" w:hAnsi="Charis SIL Regular" w:eastAsia="Charis SIL Regular"/>
+          <w:b w:val="0"/>
+          <w:i w:val="0"/>
+          <w:color w:val="0000FF"/>
+          <w:sz w:val="24"/>
+        </w:rPr>
+        <w:t>G</w:t>
       </w:r>
       <w:r>
         <w:rPr>
@@ -1710,7 +1828,14 @@
           <w:sz w:val="24"/>
           <w:u w:val="single"/>
         </w:rPr>
-        <w:t>G</w:t>
+        <w:hyperlink r:id="rId15" w:history="1">
+          <w:r>
+            <w:rPr>
+              <w:rStyle w:val="Hyperlink"/>
+            </w:rPr>
+            <w:t>errit</w:t>
+          </w:r>
+        </w:hyperlink>
       </w:r>
       <w:r>
         <w:rPr>
@@ -1721,12 +1846,40 @@
           <w:sz w:val="24"/>
           <w:u w:val="single"/>
         </w:rPr>
+        <w:t xml:space="preserve"> </w:t>
+      </w:r>
+      <w:r>
+        <w:rPr>
+          <w:rFonts w:ascii="Charis SIL Regular" w:hAnsi="Charis SIL Regular" w:eastAsia="Charis SIL Regular"/>
+          <w:b w:val="0"/>
+          <w:i w:val="0"/>
+          <w:color w:val="0000FF"/>
+          <w:sz w:val="24"/>
+          <w:u w:val="single"/>
+        </w:rPr>
         <w:hyperlink r:id="rId15" w:history="1">
           <w:r>
             <w:rPr>
               <w:rStyle w:val="Hyperlink"/>
             </w:rPr>
-            <w:t>errit</w:t>
+            <w:t>Scho</w:t>
+          </w:r>
+        </w:hyperlink>
+      </w:r>
+      <w:r>
+        <w:rPr>
+          <w:rFonts w:ascii="Charis SIL Regular" w:hAnsi="Charis SIL Regular" w:eastAsia="Charis SIL Regular"/>
+          <w:b w:val="0"/>
+          <w:i w:val="0"/>
+          <w:color w:val="0000FF"/>
+          <w:sz w:val="24"/>
+        </w:rPr>
+        <w:hyperlink r:id="rId17" w:history="1">
+          <w:r>
+            <w:rPr>
+              <w:rStyle w:val="Hyperlink"/>
+            </w:rPr>
+            <w:t>ute</w:t>
           </w:r>
         </w:hyperlink>
       </w:r>
@@ -1739,6 +1892,152 @@
           <w:sz w:val="24"/>
           <w:u w:val="single"/>
         </w:rPr>
+        <w:hyperlink r:id="rId16" w:history="1">
+          <w:r>
+            <w:rPr>
+              <w:rStyle w:val="Hyperlink"/>
+            </w:rPr>
+            <w:t>n</w:t>
+          </w:r>
+        </w:hyperlink>
+      </w:r>
+      <w:r>
+        <w:rPr>
+          <w:u w:val="single" w:color="0000ff"/>
+          <w:rFonts w:ascii="Charis SIL Regular" w:hAnsi="Charis SIL Regular" w:eastAsia="Charis SIL Regular"/>
+          <w:b w:val="0"/>
+          <w:i w:val="0"/>
+          <w:color w:val="000000"/>
+          <w:sz w:val="24"/>
+        </w:rPr>
+        <w:hyperlink r:id="rId16" w:history="1">
+          <w:r>
+            <w:rPr>
+              <w:rStyle w:val="Hyperlink"/>
+            </w:rPr>
+            <w:t xml:space="preserve"> en ver</w:t>
+          </w:r>
+        </w:hyperlink>
+      </w:r>
+      <w:r>
+        <w:rPr>
+          <w:u w:val="single" w:color="0000ff"/>
+          <w:rFonts w:ascii="Charis SIL Regular" w:hAnsi="Charis SIL Regular" w:eastAsia="Charis SIL Regular"/>
+          <w:b w:val="0"/>
+          <w:i w:val="0"/>
+          <w:color w:val="000000"/>
+          <w:sz w:val="24"/>
+        </w:rPr>
+        <w:hyperlink r:id="rId16" w:history="1">
+          <w:r>
+            <w:rPr>
+              <w:rStyle w:val="Hyperlink"/>
+            </w:rPr>
+            <w:t>antwoor</w:t>
+          </w:r>
+        </w:hyperlink>
+      </w:r>
+      <w:r>
+        <w:rPr>
+          <w:u w:val="single" w:color="0000ff"/>
+          <w:rFonts w:ascii="Charis SIL Regular" w:hAnsi="Charis SIL Regular" w:eastAsia="Charis SIL Regular"/>
+          <w:b w:val="0"/>
+          <w:i w:val="0"/>
+          <w:color w:val="000000"/>
+          <w:sz w:val="24"/>
+        </w:rPr>
+        <w:hyperlink r:id="rId16" w:history="1">
+          <w:r>
+            <w:rPr>
+              <w:rStyle w:val="Hyperlink"/>
+            </w:rPr>
+            <w:t>d</w:t>
+          </w:r>
+        </w:hyperlink>
+      </w:r>
+      <w:r>
+        <w:rPr>
+          <w:u w:val="single" w:color="0000ff"/>
+          <w:rFonts w:ascii="Charis SIL Regular" w:hAnsi="Charis SIL Regular" w:eastAsia="Charis SIL Regular"/>
+          <w:b w:val="0"/>
+          <w:i w:val="0"/>
+          <w:color w:val="000000"/>
+          <w:sz w:val="24"/>
+        </w:rPr>
+        <w:hyperlink r:id="rId16" w:history="1">
+          <w:r>
+            <w:rPr>
+              <w:rStyle w:val="Hyperlink"/>
+            </w:rPr>
+            <w:t>elijk voor</w:t>
+          </w:r>
+        </w:hyperlink>
+      </w:r>
+      <w:r>
+        <w:rPr>
+          <w:rFonts w:ascii="Charis SIL Regular" w:hAnsi="Charis SIL Regular" w:eastAsia="Charis SIL Regular"/>
+          <w:b w:val="0"/>
+          <w:i w:val="0"/>
+          <w:color w:val="000000"/>
+          <w:sz w:val="24"/>
+        </w:rPr>
+        <w:t xml:space="preserve"> de schenking </w:t>
+      </w:r>
+      <w:r>
+        <w:rPr>
+          <w:rFonts w:ascii="Charis SIL Regular" w:hAnsi="Charis SIL Regular" w:eastAsia="Charis SIL Regular"/>
+          <w:b w:val="0"/>
+          <w:i w:val="0"/>
+          <w:color w:val="000000"/>
+          <w:sz w:val="24"/>
+        </w:rPr>
+        <w:t xml:space="preserve">van veel diorama's van Schouten aan </w:t>
+      </w:r>
+      <w:r>
+        <w:rPr>
+          <w:u w:val="single" w:color="0000ff"/>
+          <w:rFonts w:ascii="Charis SIL Regular" w:hAnsi="Charis SIL Regular" w:eastAsia="Charis SIL Regular"/>
+          <w:b w:val="0"/>
+          <w:i w:val="0"/>
+          <w:color w:val="000000"/>
+          <w:sz w:val="24"/>
+        </w:rPr>
+        <w:hyperlink r:id="rId17" w:history="1">
+          <w:r>
+            <w:rPr>
+              <w:rStyle w:val="Hyperlink"/>
+            </w:rPr>
+            <w:t>het Ka</w:t>
+          </w:r>
+        </w:hyperlink>
+      </w:r>
+      <w:r>
+        <w:rPr>
+          <w:u w:val="single" w:color="0000ff"/>
+          <w:rFonts w:ascii="Charis SIL Regular" w:hAnsi="Charis SIL Regular" w:eastAsia="Charis SIL Regular"/>
+          <w:b w:val="0"/>
+          <w:i w:val="0"/>
+          <w:color w:val="000000"/>
+          <w:sz w:val="24"/>
+        </w:rPr>
+        <w:hyperlink r:id="rId17" w:history="1">
+          <w:r>
+            <w:rPr>
+              <w:rStyle w:val="Hyperlink"/>
+            </w:rPr>
+            <w:t>binet. Als</w:t>
+          </w:r>
+        </w:hyperlink>
+      </w:r>
+      <w:r>
+        <w:rPr>
+          <w:u w:val="single" w:color="0000ff"/>
+          <w:rFonts w:ascii="Charis SIL Regular" w:hAnsi="Charis SIL Regular" w:eastAsia="Charis SIL Regular"/>
+          <w:b w:val="0"/>
+          <w:i w:val="0"/>
+          <w:color w:val="000000"/>
+          <w:sz w:val="24"/>
+        </w:rPr>
         <w:t xml:space="preserve"> </w:t>
       </w:r>
       <w:r>
@@ -1746,18 +2045,48 @@
           <w:rFonts w:ascii="Charis SIL Regular" w:hAnsi="Charis SIL Regular" w:eastAsia="Charis SIL Regular"/>
           <w:b w:val="0"/>
           <w:i w:val="0"/>
+          <w:color w:val="000000"/>
+          <w:sz w:val="24"/>
+        </w:rPr>
+        <w:t xml:space="preserve">Zeeuw </w:t>
+      </w:r>
+      <w:r>
+        <w:rPr>
+          <w:rFonts w:ascii="Charis SIL Regular" w:hAnsi="Charis SIL Regular" w:eastAsia="Charis SIL Regular"/>
+          <w:b w:val="0"/>
+          <w:i w:val="0"/>
           <w:color w:val="0000FF"/>
           <w:sz w:val="24"/>
           <w:u w:val="single"/>
         </w:rPr>
-        <w:hyperlink r:id="rId17" w:history="1">
-          <w:r>
-            <w:rPr>
-              <w:rStyle w:val="Hyperlink"/>
-            </w:rPr>
-            <w:t>Scho</w:t>
-          </w:r>
-        </w:hyperlink>
+        <w:hyperlink r:id="rId18" w:history="1">
+          <w:r>
+            <w:rPr>
+              <w:rStyle w:val="Hyperlink"/>
+            </w:rPr>
+            <w:t>schonk</w:t>
+          </w:r>
+        </w:hyperlink>
+      </w:r>
+      <w:r>
+        <w:rPr>
+          <w:rFonts w:ascii="Charis SIL Regular" w:hAnsi="Charis SIL Regular" w:eastAsia="Charis SIL Regular"/>
+          <w:b w:val="0"/>
+          <w:i w:val="0"/>
+          <w:color w:val="000000"/>
+          <w:sz w:val="24"/>
+        </w:rPr>
+        <w:t xml:space="preserve"> hij tevens objecten uit </w:t>
+      </w:r>
+      <w:r>
+        <w:rPr>
+          <w:rFonts w:ascii="Charis SIL Regular" w:hAnsi="Charis SIL Regular" w:eastAsia="Charis SIL Regular"/>
+          <w:b w:val="0"/>
+          <w:i w:val="0"/>
+          <w:color w:val="000000"/>
+          <w:sz w:val="24"/>
+        </w:rPr>
+        <w:t xml:space="preserve">Suriname aan het </w:t>
       </w:r>
       <w:r>
         <w:rPr>
@@ -1768,12 +2097,12 @@
           <w:sz w:val="24"/>
           <w:u w:val="single"/>
         </w:rPr>
-        <w:hyperlink r:id="rId17" w:history="1">
-          <w:r>
-            <w:rPr>
-              <w:rStyle w:val="Hyperlink"/>
-            </w:rPr>
-            <w:t>ute</w:t>
+        <w:hyperlink r:id="rId19" w:history="1">
+          <w:r>
+            <w:rPr>
+              <w:rStyle w:val="Hyperlink"/>
+            </w:rPr>
+            <w:t>Koninklijk</w:t>
           </w:r>
         </w:hyperlink>
       </w:r>
@@ -1786,152 +2115,6 @@
           <w:sz w:val="24"/>
           <w:u w:val="single"/>
         </w:rPr>
-        <w:hyperlink r:id="rId17" w:history="1">
-          <w:r>
-            <w:rPr>
-              <w:rStyle w:val="Hyperlink"/>
-            </w:rPr>
-            <w:t>n</w:t>
-          </w:r>
-        </w:hyperlink>
-      </w:r>
-      <w:r>
-        <w:rPr>
-          <w:u w:val="single" w:color="0000ff"/>
-          <w:rFonts w:ascii="Charis SIL Regular" w:hAnsi="Charis SIL Regular" w:eastAsia="Charis SIL Regular"/>
-          <w:b w:val="0"/>
-          <w:i w:val="0"/>
-          <w:color w:val="000000"/>
-          <w:sz w:val="24"/>
-        </w:rPr>
-        <w:hyperlink r:id="rId16" w:history="1">
-          <w:r>
-            <w:rPr>
-              <w:rStyle w:val="Hyperlink"/>
-            </w:rPr>
-            <w:t xml:space="preserve"> en ver</w:t>
-          </w:r>
-        </w:hyperlink>
-      </w:r>
-      <w:r>
-        <w:rPr>
-          <w:u w:val="single" w:color="0000ff"/>
-          <w:rFonts w:ascii="Charis SIL Regular" w:hAnsi="Charis SIL Regular" w:eastAsia="Charis SIL Regular"/>
-          <w:b w:val="0"/>
-          <w:i w:val="0"/>
-          <w:color w:val="000000"/>
-          <w:sz w:val="24"/>
-        </w:rPr>
-        <w:hyperlink r:id="rId16" w:history="1">
-          <w:r>
-            <w:rPr>
-              <w:rStyle w:val="Hyperlink"/>
-            </w:rPr>
-            <w:t>antwoor</w:t>
-          </w:r>
-        </w:hyperlink>
-      </w:r>
-      <w:r>
-        <w:rPr>
-          <w:u w:val="single" w:color="0000ff"/>
-          <w:rFonts w:ascii="Charis SIL Regular" w:hAnsi="Charis SIL Regular" w:eastAsia="Charis SIL Regular"/>
-          <w:b w:val="0"/>
-          <w:i w:val="0"/>
-          <w:color w:val="000000"/>
-          <w:sz w:val="24"/>
-        </w:rPr>
-        <w:hyperlink r:id="rId16" w:history="1">
-          <w:r>
-            <w:rPr>
-              <w:rStyle w:val="Hyperlink"/>
-            </w:rPr>
-            <w:t>d</w:t>
-          </w:r>
-        </w:hyperlink>
-      </w:r>
-      <w:r>
-        <w:rPr>
-          <w:u w:val="single" w:color="0000ff"/>
-          <w:rFonts w:ascii="Charis SIL Regular" w:hAnsi="Charis SIL Regular" w:eastAsia="Charis SIL Regular"/>
-          <w:b w:val="0"/>
-          <w:i w:val="0"/>
-          <w:color w:val="000000"/>
-          <w:sz w:val="24"/>
-        </w:rPr>
-        <w:hyperlink r:id="rId16" w:history="1">
-          <w:r>
-            <w:rPr>
-              <w:rStyle w:val="Hyperlink"/>
-            </w:rPr>
-            <w:t>elijk voor</w:t>
-          </w:r>
-        </w:hyperlink>
-      </w:r>
-      <w:r>
-        <w:rPr>
-          <w:rFonts w:ascii="Charis SIL Regular" w:hAnsi="Charis SIL Regular" w:eastAsia="Charis SIL Regular"/>
-          <w:b w:val="0"/>
-          <w:i w:val="0"/>
-          <w:color w:val="000000"/>
-          <w:sz w:val="24"/>
-        </w:rPr>
-        <w:t xml:space="preserve"> de schenking </w:t>
-      </w:r>
-      <w:r>
-        <w:rPr>
-          <w:rFonts w:ascii="Charis SIL Regular" w:hAnsi="Charis SIL Regular" w:eastAsia="Charis SIL Regular"/>
-          <w:b w:val="0"/>
-          <w:i w:val="0"/>
-          <w:color w:val="000000"/>
-          <w:sz w:val="24"/>
-        </w:rPr>
-        <w:t xml:space="preserve">van veel diorama's van Schouten aan </w:t>
-      </w:r>
-      <w:r>
-        <w:rPr>
-          <w:u w:val="single" w:color="0000ff"/>
-          <w:rFonts w:ascii="Charis SIL Regular" w:hAnsi="Charis SIL Regular" w:eastAsia="Charis SIL Regular"/>
-          <w:b w:val="0"/>
-          <w:i w:val="0"/>
-          <w:color w:val="000000"/>
-          <w:sz w:val="24"/>
-        </w:rPr>
-        <w:hyperlink r:id="rId17" w:history="1">
-          <w:r>
-            <w:rPr>
-              <w:rStyle w:val="Hyperlink"/>
-            </w:rPr>
-            <w:t>het Ka</w:t>
-          </w:r>
-        </w:hyperlink>
-      </w:r>
-      <w:r>
-        <w:rPr>
-          <w:u w:val="single" w:color="0000ff"/>
-          <w:rFonts w:ascii="Charis SIL Regular" w:hAnsi="Charis SIL Regular" w:eastAsia="Charis SIL Regular"/>
-          <w:b w:val="0"/>
-          <w:i w:val="0"/>
-          <w:color w:val="000000"/>
-          <w:sz w:val="24"/>
-        </w:rPr>
-        <w:hyperlink r:id="rId17" w:history="1">
-          <w:r>
-            <w:rPr>
-              <w:rStyle w:val="Hyperlink"/>
-            </w:rPr>
-            <w:t>binet. Als</w:t>
-          </w:r>
-        </w:hyperlink>
-      </w:r>
-      <w:r>
-        <w:rPr>
-          <w:u w:val="single" w:color="0000ff"/>
-          <w:rFonts w:ascii="Charis SIL Regular" w:hAnsi="Charis SIL Regular" w:eastAsia="Charis SIL Regular"/>
-          <w:b w:val="0"/>
-          <w:i w:val="0"/>
-          <w:color w:val="000000"/>
-          <w:sz w:val="24"/>
-        </w:rPr>
         <w:t xml:space="preserve"> </w:t>
       </w:r>
       <w:r>
@@ -1939,48 +2122,18 @@
           <w:rFonts w:ascii="Charis SIL Regular" w:hAnsi="Charis SIL Regular" w:eastAsia="Charis SIL Regular"/>
           <w:b w:val="0"/>
           <w:i w:val="0"/>
-          <w:color w:val="000000"/>
-          <w:sz w:val="24"/>
-        </w:rPr>
-        <w:t xml:space="preserve">Zeeuw </w:t>
-      </w:r>
-      <w:r>
-        <w:rPr>
-          <w:rFonts w:ascii="Charis SIL Regular" w:hAnsi="Charis SIL Regular" w:eastAsia="Charis SIL Regular"/>
-          <w:b w:val="0"/>
-          <w:i w:val="0"/>
           <w:color w:val="0000FF"/>
           <w:sz w:val="24"/>
           <w:u w:val="single"/>
         </w:rPr>
-        <w:hyperlink r:id="rId18" w:history="1">
-          <w:r>
-            <w:rPr>
-              <w:rStyle w:val="Hyperlink"/>
-            </w:rPr>
-            <w:t>schonk</w:t>
-          </w:r>
-        </w:hyperlink>
-      </w:r>
-      <w:r>
-        <w:rPr>
-          <w:rFonts w:ascii="Charis SIL Regular" w:hAnsi="Charis SIL Regular" w:eastAsia="Charis SIL Regular"/>
-          <w:b w:val="0"/>
-          <w:i w:val="0"/>
-          <w:color w:val="000000"/>
-          <w:sz w:val="24"/>
-        </w:rPr>
-        <w:t xml:space="preserve"> hij tevens objecten uit </w:t>
-      </w:r>
-      <w:r>
-        <w:rPr>
-          <w:rFonts w:ascii="Charis SIL Regular" w:hAnsi="Charis SIL Regular" w:eastAsia="Charis SIL Regular"/>
-          <w:b w:val="0"/>
-          <w:i w:val="0"/>
-          <w:color w:val="000000"/>
-          <w:sz w:val="24"/>
-        </w:rPr>
-        <w:t xml:space="preserve">Suriname aan het </w:t>
+        <w:hyperlink r:id="rId19" w:history="1">
+          <w:r>
+            <w:rPr>
+              <w:rStyle w:val="Hyperlink"/>
+            </w:rPr>
+            <w:t>Zeeuwsch</w:t>
+          </w:r>
+        </w:hyperlink>
       </w:r>
       <w:r>
         <w:rPr>
@@ -1991,12 +2144,23 @@
           <w:sz w:val="24"/>
           <w:u w:val="single"/>
         </w:rPr>
+        <w:t xml:space="preserve"> </w:t>
+      </w:r>
+      <w:r>
+        <w:rPr>
+          <w:rFonts w:ascii="Charis SIL Regular" w:hAnsi="Charis SIL Regular" w:eastAsia="Charis SIL Regular"/>
+          <w:b w:val="0"/>
+          <w:i w:val="0"/>
+          <w:color w:val="0000FF"/>
+          <w:sz w:val="24"/>
+          <w:u w:val="single"/>
+        </w:rPr>
         <w:hyperlink r:id="rId19" w:history="1">
           <w:r>
             <w:rPr>
               <w:rStyle w:val="Hyperlink"/>
             </w:rPr>
-            <w:t>Koninklijk</w:t>
+            <w:t>Genootschap</w:t>
           </w:r>
         </w:hyperlink>
       </w:r>
@@ -2025,7 +2189,7 @@
             <w:rPr>
               <w:rStyle w:val="Hyperlink"/>
             </w:rPr>
-            <w:t>Zeeuwsch</w:t>
+            <w:t>der</w:t>
           </w:r>
         </w:hyperlink>
       </w:r>
@@ -2048,63 +2212,6 @@
           <w:color w:val="0000FF"/>
           <w:sz w:val="24"/>
           <w:u w:val="single"/>
-        </w:rPr>
-        <w:hyperlink r:id="rId19" w:history="1">
-          <w:r>
-            <w:rPr>
-              <w:rStyle w:val="Hyperlink"/>
-            </w:rPr>
-            <w:t>Genootschap</w:t>
-          </w:r>
-        </w:hyperlink>
-      </w:r>
-      <w:r>
-        <w:rPr>
-          <w:rFonts w:ascii="Charis SIL Regular" w:hAnsi="Charis SIL Regular" w:eastAsia="Charis SIL Regular"/>
-          <w:b w:val="0"/>
-          <w:i w:val="0"/>
-          <w:color w:val="0000FF"/>
-          <w:sz w:val="24"/>
-          <w:u w:val="single"/>
-        </w:rPr>
-        <w:t xml:space="preserve"> </w:t>
-      </w:r>
-      <w:r>
-        <w:rPr>
-          <w:rFonts w:ascii="Charis SIL Regular" w:hAnsi="Charis SIL Regular" w:eastAsia="Charis SIL Regular"/>
-          <w:b w:val="0"/>
-          <w:i w:val="0"/>
-          <w:color w:val="0000FF"/>
-          <w:sz w:val="24"/>
-          <w:u w:val="single"/>
-        </w:rPr>
-        <w:hyperlink r:id="rId19" w:history="1">
-          <w:r>
-            <w:rPr>
-              <w:rStyle w:val="Hyperlink"/>
-            </w:rPr>
-            <w:t>der</w:t>
-          </w:r>
-        </w:hyperlink>
-      </w:r>
-      <w:r>
-        <w:rPr>
-          <w:rFonts w:ascii="Charis SIL Regular" w:hAnsi="Charis SIL Regular" w:eastAsia="Charis SIL Regular"/>
-          <w:b w:val="0"/>
-          <w:i w:val="0"/>
-          <w:color w:val="0000FF"/>
-          <w:sz w:val="24"/>
-          <w:u w:val="single"/>
-        </w:rPr>
-        <w:t xml:space="preserve"> </w:t>
-      </w:r>
-      <w:r>
-        <w:rPr>
-          <w:rFonts w:ascii="Charis SIL Regular" w:hAnsi="Charis SIL Regular" w:eastAsia="Charis SIL Regular"/>
-          <w:b w:val="0"/>
-          <w:i w:val="0"/>
-          <w:color w:val="0000FF"/>
-          <w:sz w:val="24"/>
         </w:rPr>
         <w:hyperlink r:id="rId19" w:history="1">
           <w:r>
@@ -2997,9 +3104,36 @@
             <w:rPr>
               <w:rStyle w:val="Hyperlink"/>
             </w:rPr>
-            <w:t>film</w:t>
-          </w:r>
-        </w:hyperlink>
+            <w:t>fil</w:t>
+          </w:r>
+        </w:hyperlink>
+      </w:r>
+      <w:r>
+        <w:rPr>
+          <w:rFonts w:ascii="Charis SIL Regular" w:hAnsi="Charis SIL Regular" w:eastAsia="Charis SIL Regular"/>
+          <w:b w:val="0"/>
+          <w:i w:val="0"/>
+          <w:color w:val="0000FF"/>
+          <w:sz w:val="24"/>
+        </w:rPr>
+        <w:hyperlink r:id="rId26" w:history="1">
+          <w:r>
+            <w:rPr>
+              <w:rStyle w:val="Hyperlink"/>
+            </w:rPr>
+            <w:t>m</w:t>
+          </w:r>
+        </w:hyperlink>
+      </w:r>
+      <w:r>
+        <w:rPr>
+          <w:rFonts w:ascii="Charis SIL Regular" w:hAnsi="Charis SIL Regular" w:eastAsia="Charis SIL Regular"/>
+          <w:b w:val="0"/>
+          <w:i w:val="0"/>
+          <w:color w:val="0000FF"/>
+          <w:sz w:val="24"/>
+        </w:rPr>
+        <w:t>s</w:t>
       </w:r>
       <w:r>
         <w:rPr>
@@ -3010,7 +3144,7 @@
           <w:sz w:val="24"/>
           <w:u w:val="single"/>
         </w:rPr>
-        <w:t>s</w:t>
+        <w:t xml:space="preserve"> </w:t>
       </w:r>
       <w:r>
         <w:rPr>
@@ -3021,6 +3155,24 @@
           <w:sz w:val="24"/>
           <w:u w:val="single"/>
         </w:rPr>
+        <w:hyperlink r:id="rId26" w:history="1">
+          <w:r>
+            <w:rPr>
+              <w:rStyle w:val="Hyperlink"/>
+            </w:rPr>
+            <w:t>en</w:t>
+          </w:r>
+        </w:hyperlink>
+      </w:r>
+      <w:r>
+        <w:rPr>
+          <w:rFonts w:ascii="Charis SIL Regular" w:hAnsi="Charis SIL Regular" w:eastAsia="Charis SIL Regular"/>
+          <w:b w:val="0"/>
+          <w:i w:val="0"/>
+          <w:color w:val="0000FF"/>
+          <w:sz w:val="24"/>
+          <w:u w:val="single"/>
+        </w:rPr>
         <w:t xml:space="preserve"> </w:t>
       </w:r>
       <w:r>
@@ -3037,48 +3189,9 @@
             <w:rPr>
               <w:rStyle w:val="Hyperlink"/>
             </w:rPr>
-            <w:t>en</w:t>
-          </w:r>
-        </w:hyperlink>
-      </w:r>
-      <w:r>
-        <w:rPr>
-          <w:rFonts w:ascii="Charis SIL Regular" w:hAnsi="Charis SIL Regular" w:eastAsia="Charis SIL Regular"/>
-          <w:b w:val="0"/>
-          <w:i w:val="0"/>
-          <w:color w:val="0000FF"/>
-          <w:sz w:val="24"/>
-          <w:u w:val="single"/>
-        </w:rPr>
-        <w:t xml:space="preserve"> </w:t>
-      </w:r>
-      <w:r>
-        <w:rPr>
-          <w:rFonts w:ascii="Charis SIL Regular" w:hAnsi="Charis SIL Regular" w:eastAsia="Charis SIL Regular"/>
-          <w:b w:val="0"/>
-          <w:i w:val="0"/>
-          <w:color w:val="0000FF"/>
-          <w:sz w:val="24"/>
-          <w:u w:val="single"/>
-        </w:rPr>
-        <w:hyperlink r:id="rId26" w:history="1">
-          <w:r>
-            <w:rPr>
-              <w:rStyle w:val="Hyperlink"/>
-            </w:rPr>
-            <w:t>geluidsbande</w:t>
-          </w:r>
-        </w:hyperlink>
-      </w:r>
-      <w:r>
-        <w:rPr>
-          <w:rFonts w:ascii="Charis SIL Regular" w:hAnsi="Charis SIL Regular" w:eastAsia="Charis SIL Regular"/>
-          <w:b w:val="0"/>
-          <w:i w:val="0"/>
-          <w:color w:val="0000FF"/>
-          <w:sz w:val="24"/>
-        </w:rPr>
-        <w:t>n</w:t>
+            <w:t>geluidsbanden</w:t>
+          </w:r>
+        </w:hyperlink>
       </w:r>
       <w:r>
         <w:rPr>
@@ -3599,14 +3712,387 @@
           <w:sz w:val="24"/>
           <w:u w:val="single"/>
         </w:rPr>
+        <w:hyperlink r:id="rId30" w:history="1">
+          <w:r>
+            <w:rPr>
+              <w:rStyle w:val="Hyperlink"/>
+            </w:rPr>
+            <w:t>ninck</w:t>
+          </w:r>
+        </w:hyperlink>
+      </w:r>
+      <w:r>
+        <w:rPr>
+          <w:rFonts w:ascii="Charis SIL Regular" w:hAnsi="Charis SIL Regular" w:eastAsia="Charis SIL Regular"/>
+          <w:b w:val="0"/>
+          <w:i w:val="0"/>
+          <w:color w:val="0000FF"/>
+          <w:sz w:val="24"/>
+          <w:u w:val="single"/>
+        </w:rPr>
+        <w:t xml:space="preserve"> </w:t>
+      </w:r>
+      <w:r>
+        <w:rPr>
+          <w:rFonts w:ascii="Charis SIL Regular" w:hAnsi="Charis SIL Regular" w:eastAsia="Charis SIL Regular"/>
+          <w:b w:val="0"/>
+          <w:i w:val="0"/>
+          <w:color w:val="0000FF"/>
+          <w:sz w:val="24"/>
+          <w:u w:val="single"/>
+        </w:rPr>
+        <w:hyperlink r:id="rId30" w:history="1">
+          <w:r>
+            <w:rPr>
+              <w:rStyle w:val="Hyperlink"/>
+            </w:rPr>
+            <w:t>va</w:t>
+          </w:r>
+        </w:hyperlink>
+      </w:r>
+      <w:r>
+        <w:rPr>
+          <w:rFonts w:ascii="Charis SIL Regular" w:hAnsi="Charis SIL Regular" w:eastAsia="Charis SIL Regular"/>
+          <w:b w:val="0"/>
+          <w:i w:val="0"/>
+          <w:color w:val="0000FF"/>
+          <w:sz w:val="24"/>
+          <w:u w:val="single"/>
+        </w:rPr>
+        <w:hyperlink r:id="rId30" w:history="1">
+          <w:r>
+            <w:rPr>
+              <w:rStyle w:val="Hyperlink"/>
+            </w:rPr>
+            <w:t>n</w:t>
+          </w:r>
+        </w:hyperlink>
+      </w:r>
+      <w:r>
+        <w:rPr>
+          <w:rFonts w:ascii="Charis SIL Regular" w:hAnsi="Charis SIL Regular" w:eastAsia="Charis SIL Regular"/>
+          <w:b w:val="0"/>
+          <w:i w:val="0"/>
+          <w:color w:val="0000FF"/>
+          <w:sz w:val="24"/>
+          <w:u w:val="single"/>
+        </w:rPr>
+        <w:t xml:space="preserve"> </w:t>
+      </w:r>
+      <w:r>
+        <w:rPr>
+          <w:rFonts w:ascii="Charis SIL Regular" w:hAnsi="Charis SIL Regular" w:eastAsia="Charis SIL Regular"/>
+          <w:b w:val="0"/>
+          <w:i w:val="0"/>
+          <w:color w:val="0000FF"/>
+          <w:sz w:val="24"/>
+          <w:u w:val="single"/>
+        </w:rPr>
+        <w:hyperlink r:id="rId30" w:history="1">
+          <w:r>
+            <w:rPr>
+              <w:rStyle w:val="Hyperlink"/>
+            </w:rPr>
+            <w:t>der</w:t>
+          </w:r>
+        </w:hyperlink>
+      </w:r>
+      <w:r>
+        <w:rPr>
+          <w:rFonts w:ascii="Charis SIL Regular" w:hAnsi="Charis SIL Regular" w:eastAsia="Charis SIL Regular"/>
+          <w:b w:val="0"/>
+          <w:i w:val="0"/>
+          <w:color w:val="0000FF"/>
+          <w:sz w:val="24"/>
+          <w:u w:val="single"/>
+        </w:rPr>
+        <w:t xml:space="preserve"> </w:t>
+      </w:r>
+      <w:r>
+        <w:rPr>
+          <w:rFonts w:ascii="Charis SIL Regular" w:hAnsi="Charis SIL Regular" w:eastAsia="Charis SIL Regular"/>
+          <w:b w:val="0"/>
+          <w:i w:val="0"/>
+          <w:color w:val="0000FF"/>
+          <w:sz w:val="24"/>
+          <w:u w:val="single"/>
+        </w:rPr>
+        <w:hyperlink r:id="rId30" w:history="1">
+          <w:r>
+            <w:rPr>
+              <w:rStyle w:val="Hyperlink"/>
+            </w:rPr>
+            <w:t>Oye</w:t>
+          </w:r>
+        </w:hyperlink>
+      </w:r>
+      <w:r>
+        <w:rPr>
+          <w:u w:val="single" w:color="0000ff"/>
+          <w:rFonts w:ascii="Charis SIL Regular" w:hAnsi="Charis SIL Regular" w:eastAsia="Charis SIL Regular"/>
+          <w:b w:val="0"/>
+          <w:i w:val="0"/>
+          <w:color w:val="000000"/>
+          <w:sz w:val="24"/>
+        </w:rPr>
+        <w:hyperlink r:id="rId30" w:history="1">
+          <w:r>
+            <w:rPr>
+              <w:rStyle w:val="Hyperlink"/>
+            </w:rPr>
+            <w:t>.</w:t>
+          </w:r>
+        </w:hyperlink>
+      </w:r>
+      <w:r>
+        <w:rPr>
+          <w:u w:val="single" w:color="0000ff"/>
+          <w:rFonts w:ascii="Charis SIL Regular" w:hAnsi="Charis SIL Regular" w:eastAsia="Charis SIL Regular"/>
+          <w:b w:val="0"/>
+          <w:i w:val="0"/>
+          <w:color w:val="000000"/>
+          <w:sz w:val="24"/>
+        </w:rPr>
+        <w:hyperlink r:id="rId30" w:history="1">
+          <w:r>
+            <w:rPr>
+              <w:rStyle w:val="Hyperlink"/>
+            </w:rPr>
+            <w:t xml:space="preserve"> De</w:t>
+          </w:r>
+        </w:hyperlink>
+      </w:r>
+      <w:r>
+        <w:rPr>
+          <w:u w:val="single" w:color="0000ff"/>
+          <w:rFonts w:ascii="Charis SIL Regular" w:hAnsi="Charis SIL Regular" w:eastAsia="Charis SIL Regular"/>
+          <w:b w:val="0"/>
+          <w:i w:val="0"/>
+          <w:color w:val="000000"/>
+          <w:sz w:val="24"/>
+        </w:rPr>
+        <w:hyperlink r:id="rId30" w:history="1">
+          <w:r>
+            <w:rPr>
+              <w:rStyle w:val="Hyperlink"/>
+            </w:rPr>
+            <w:t>z</w:t>
+          </w:r>
+        </w:hyperlink>
+      </w:r>
+      <w:r>
+        <w:rPr>
+          <w:u w:val="single" w:color="0000ff"/>
+          <w:rFonts w:ascii="Charis SIL Regular" w:hAnsi="Charis SIL Regular" w:eastAsia="Charis SIL Regular"/>
+          <w:b w:val="0"/>
+          <w:i w:val="0"/>
+          <w:color w:val="000000"/>
+          <w:sz w:val="24"/>
+        </w:rPr>
+        <w:hyperlink r:id="rId30" w:history="1">
+          <w:r>
+            <w:rPr>
+              <w:rStyle w:val="Hyperlink"/>
+            </w:rPr>
+            <w:t xml:space="preserve">e werden </w:t>
+          </w:r>
+        </w:hyperlink>
+      </w:r>
+      <w:r>
+        <w:rPr>
+          <w:rFonts w:ascii="Charis SIL Regular" w:hAnsi="Charis SIL Regular" w:eastAsia="Charis SIL Regular"/>
+          <w:b w:val="0"/>
+          <w:i w:val="0"/>
+          <w:color w:val="000000"/>
+          <w:sz w:val="24"/>
+        </w:rPr>
+        <w:t xml:space="preserve">in </w:t>
+      </w:r>
+      <w:r>
+        <w:rPr>
+          <w:rFonts w:ascii="Charis SIL Regular" w:hAnsi="Charis SIL Regular" w:eastAsia="Charis SIL Regular"/>
+          <w:b w:val="0"/>
+          <w:i w:val="0"/>
+          <w:color w:val="000000"/>
+          <w:sz w:val="24"/>
+        </w:rPr>
+        <w:t>respectievelijk 1883 en 1895</w:t>
+      </w:r>
+      <w:r>
+        <w:rPr>
+          <w:u w:val="single" w:color="0000ff"/>
+          <w:rFonts w:ascii="Charis SIL Regular" w:hAnsi="Charis SIL Regular" w:eastAsia="Charis SIL Regular"/>
+          <w:b w:val="0"/>
+          <w:i w:val="0"/>
+          <w:color w:val="000000"/>
+          <w:sz w:val="24"/>
+        </w:rPr>
+        <w:t xml:space="preserve"> </w:t>
+      </w:r>
+      <w:r>
+        <w:rPr>
+          <w:u w:val="single" w:color="0000ff"/>
+          <w:rFonts w:ascii="Charis SIL Regular" w:hAnsi="Charis SIL Regular" w:eastAsia="Charis SIL Regular"/>
+          <w:b w:val="0"/>
+          <w:i w:val="0"/>
+          <w:color w:val="000000"/>
+          <w:sz w:val="24"/>
+        </w:rPr>
         <w:hyperlink r:id="rId31" w:history="1">
           <w:r>
             <w:rPr>
               <w:rStyle w:val="Hyperlink"/>
             </w:rPr>
-            <w:t>ninck</w:t>
-          </w:r>
-        </w:hyperlink>
+            <w:t>geschon</w:t>
+          </w:r>
+        </w:hyperlink>
+      </w:r>
+      <w:r>
+        <w:rPr>
+          <w:u w:val="single" w:color="0000ff"/>
+          <w:rFonts w:ascii="Charis SIL Regular" w:hAnsi="Charis SIL Regular" w:eastAsia="Charis SIL Regular"/>
+          <w:b w:val="0"/>
+          <w:i w:val="0"/>
+          <w:color w:val="000000"/>
+          <w:sz w:val="24"/>
+        </w:rPr>
+        <w:hyperlink r:id="rId31" w:history="1">
+          <w:r>
+            <w:rPr>
+              <w:rStyle w:val="Hyperlink"/>
+            </w:rPr>
+            <w:t>ken a</w:t>
+          </w:r>
+        </w:hyperlink>
+      </w:r>
+      <w:r>
+        <w:rPr>
+          <w:u w:val="single" w:color="0000ff"/>
+          <w:rFonts w:ascii="Charis SIL Regular" w:hAnsi="Charis SIL Regular" w:eastAsia="Charis SIL Regular"/>
+          <w:b w:val="0"/>
+          <w:i w:val="0"/>
+          <w:color w:val="000000"/>
+          <w:sz w:val="24"/>
+        </w:rPr>
+        <w:hyperlink r:id="rId31" w:history="1">
+          <w:r>
+            <w:rPr>
+              <w:rStyle w:val="Hyperlink"/>
+            </w:rPr>
+            <w:t>a</w:t>
+          </w:r>
+        </w:hyperlink>
+      </w:r>
+      <w:r>
+        <w:rPr>
+          <w:u w:val="single" w:color="0000ff"/>
+          <w:rFonts w:ascii="Charis SIL Regular" w:hAnsi="Charis SIL Regular" w:eastAsia="Charis SIL Regular"/>
+          <w:b w:val="0"/>
+          <w:i w:val="0"/>
+          <w:color w:val="000000"/>
+          <w:sz w:val="24"/>
+        </w:rPr>
+        <w:hyperlink r:id="rId31" w:history="1">
+          <w:r>
+            <w:rPr>
+              <w:rStyle w:val="Hyperlink"/>
+            </w:rPr>
+            <w:t>n het Rijks Ethnogr</w:t>
+          </w:r>
+        </w:hyperlink>
+      </w:r>
+      <w:r>
+        <w:rPr>
+          <w:u w:val="single" w:color="0000ff"/>
+          <w:rFonts w:ascii="Charis SIL Regular" w:hAnsi="Charis SIL Regular" w:eastAsia="Charis SIL Regular"/>
+          <w:b w:val="0"/>
+          <w:i w:val="0"/>
+          <w:color w:val="000000"/>
+          <w:sz w:val="24"/>
+        </w:rPr>
+        <w:hyperlink r:id="rId31" w:history="1">
+          <w:r>
+            <w:rPr>
+              <w:rStyle w:val="Hyperlink"/>
+            </w:rPr>
+            <w:t>aph</w:t>
+          </w:r>
+        </w:hyperlink>
+      </w:r>
+      <w:r>
+        <w:rPr>
+          <w:u w:val="single" w:color="0000ff"/>
+          <w:rFonts w:ascii="Charis SIL Regular" w:hAnsi="Charis SIL Regular" w:eastAsia="Charis SIL Regular"/>
+          <w:b w:val="0"/>
+          <w:i w:val="0"/>
+          <w:color w:val="000000"/>
+          <w:sz w:val="24"/>
+        </w:rPr>
+        <w:hyperlink r:id="rId31" w:history="1">
+          <w:r>
+            <w:rPr>
+              <w:rStyle w:val="Hyperlink"/>
+            </w:rPr>
+            <w:t>i</w:t>
+          </w:r>
+        </w:hyperlink>
+      </w:r>
+      <w:r>
+        <w:rPr>
+          <w:u w:val="single" w:color="0000ff"/>
+          <w:rFonts w:ascii="Charis SIL Regular" w:hAnsi="Charis SIL Regular" w:eastAsia="Charis SIL Regular"/>
+          <w:b w:val="0"/>
+          <w:i w:val="0"/>
+          <w:color w:val="000000"/>
+          <w:sz w:val="24"/>
+        </w:rPr>
+        <w:hyperlink r:id="rId31" w:history="1">
+          <w:r>
+            <w:rPr>
+              <w:rStyle w:val="Hyperlink"/>
+            </w:rPr>
+            <w:t>sch</w:t>
+          </w:r>
+        </w:hyperlink>
+      </w:r>
+      <w:r>
+        <w:rPr>
+          <w:u w:val="single" w:color="0000ff"/>
+          <w:rFonts w:ascii="Charis SIL Regular" w:hAnsi="Charis SIL Regular" w:eastAsia="Charis SIL Regular"/>
+          <w:b w:val="0"/>
+          <w:i w:val="0"/>
+          <w:color w:val="000000"/>
+          <w:sz w:val="24"/>
+        </w:rPr>
+        <w:t xml:space="preserve"> </w:t>
+      </w:r>
+      <w:r>
+        <w:rPr>
+          <w:u w:val="single" w:color="0000ff"/>
+          <w:rFonts w:ascii="Charis SIL Regular" w:hAnsi="Charis SIL Regular" w:eastAsia="Charis SIL Regular"/>
+          <w:b w:val="0"/>
+          <w:i w:val="0"/>
+          <w:color w:val="000000"/>
+          <w:sz w:val="24"/>
+        </w:rPr>
+        <w:hyperlink r:id="rId31" w:history="1">
+          <w:r>
+            <w:rPr>
+              <w:rStyle w:val="Hyperlink"/>
+            </w:rPr>
+            <w:t>Mus</w:t>
+          </w:r>
+        </w:hyperlink>
+      </w:r>
+      <w:r>
+        <w:rPr>
+          <w:rFonts w:ascii="Charis SIL Regular" w:hAnsi="Charis SIL Regular" w:eastAsia="Charis SIL Regular"/>
+          <w:b w:val="0"/>
+          <w:i w:val="0"/>
+          <w:color w:val="000000"/>
+          <w:sz w:val="24"/>
+        </w:rPr>
+        <w:t xml:space="preserve">eum, het huidige </w:t>
       </w:r>
       <w:r>
         <w:rPr>
@@ -3617,6 +4103,24 @@
           <w:sz w:val="24"/>
           <w:u w:val="single"/>
         </w:rPr>
+        <w:hyperlink r:id="rId32" w:history="1">
+          <w:r>
+            <w:rPr>
+              <w:rStyle w:val="Hyperlink"/>
+            </w:rPr>
+            <w:t>Wereldmuseum</w:t>
+          </w:r>
+        </w:hyperlink>
+      </w:r>
+      <w:r>
+        <w:rPr>
+          <w:rFonts w:ascii="Charis SIL Regular" w:hAnsi="Charis SIL Regular" w:eastAsia="Charis SIL Regular"/>
+          <w:b w:val="0"/>
+          <w:i w:val="0"/>
+          <w:color w:val="0000FF"/>
+          <w:sz w:val="24"/>
+          <w:u w:val="single"/>
+        </w:rPr>
         <w:t xml:space="preserve"> </w:t>
       </w:r>
       <w:r>
@@ -3628,14 +4132,24 @@
           <w:sz w:val="24"/>
           <w:u w:val="single"/>
         </w:rPr>
-        <w:hyperlink r:id="rId31" w:history="1">
-          <w:r>
-            <w:rPr>
-              <w:rStyle w:val="Hyperlink"/>
-            </w:rPr>
-            <w:t>va</w:t>
-          </w:r>
-        </w:hyperlink>
+        <w:hyperlink r:id="rId32" w:history="1">
+          <w:r>
+            <w:rPr>
+              <w:rStyle w:val="Hyperlink"/>
+            </w:rPr>
+            <w:t>Leiden</w:t>
+          </w:r>
+        </w:hyperlink>
+      </w:r>
+      <w:r>
+        <w:rPr>
+          <w:rFonts w:ascii="Charis SIL Regular" w:hAnsi="Charis SIL Regular" w:eastAsia="Charis SIL Regular"/>
+          <w:b w:val="0"/>
+          <w:i w:val="0"/>
+          <w:color w:val="000000"/>
+          <w:sz w:val="24"/>
+        </w:rPr>
+        <w:t xml:space="preserve">. Ook het </w:t>
       </w:r>
       <w:r>
         <w:rPr>
@@ -3646,12 +4160,12 @@
           <w:sz w:val="24"/>
           <w:u w:val="single"/>
         </w:rPr>
-        <w:hyperlink r:id="rId31" w:history="1">
-          <w:r>
-            <w:rPr>
-              <w:rStyle w:val="Hyperlink"/>
-            </w:rPr>
-            <w:t>n</w:t>
+        <w:hyperlink r:id="rId33" w:history="1">
+          <w:r>
+            <w:rPr>
+              <w:rStyle w:val="Hyperlink"/>
+            </w:rPr>
+            <w:t>Etnografis</w:t>
           </w:r>
         </w:hyperlink>
       </w:r>
@@ -3664,6 +4178,27 @@
           <w:sz w:val="24"/>
           <w:u w:val="single"/>
         </w:rPr>
+        <w:t>c</w:t>
+      </w:r>
+      <w:r>
+        <w:rPr>
+          <w:rFonts w:ascii="Charis SIL Regular" w:hAnsi="Charis SIL Regular" w:eastAsia="Charis SIL Regular"/>
+          <w:b w:val="0"/>
+          <w:i w:val="0"/>
+          <w:color w:val="0000FF"/>
+          <w:sz w:val="24"/>
+        </w:rPr>
+        <w:t>h</w:t>
+      </w:r>
+      <w:r>
+        <w:rPr>
+          <w:rFonts w:ascii="Charis SIL Regular" w:hAnsi="Charis SIL Regular" w:eastAsia="Charis SIL Regular"/>
+          <w:b w:val="0"/>
+          <w:i w:val="0"/>
+          <w:color w:val="0000FF"/>
+          <w:sz w:val="24"/>
+          <w:u w:val="single"/>
+        </w:rPr>
         <w:t xml:space="preserve"> </w:t>
       </w:r>
       <w:r>
@@ -3675,12 +4210,12 @@
           <w:sz w:val="24"/>
           <w:u w:val="single"/>
         </w:rPr>
-        <w:hyperlink r:id="rId31" w:history="1">
-          <w:r>
-            <w:rPr>
-              <w:rStyle w:val="Hyperlink"/>
-            </w:rPr>
-            <w:t>der</w:t>
+        <w:hyperlink r:id="rId33" w:history="1">
+          <w:r>
+            <w:rPr>
+              <w:rStyle w:val="Hyperlink"/>
+            </w:rPr>
+            <w:t>Museum</w:t>
           </w:r>
         </w:hyperlink>
       </w:r>
@@ -3704,14 +4239,27 @@
           <w:sz w:val="24"/>
           <w:u w:val="single"/>
         </w:rPr>
-        <w:hyperlink r:id="rId31" w:history="1">
-          <w:r>
-            <w:rPr>
-              <w:rStyle w:val="Hyperlink"/>
-            </w:rPr>
-            <w:t>Oye</w:t>
-          </w:r>
-        </w:hyperlink>
+        <w:hyperlink r:id="rId33" w:history="1">
+          <w:r>
+            <w:rPr>
+              <w:rStyle w:val="Hyperlink"/>
+            </w:rPr>
+            <w:t>Artis</w:t>
+          </w:r>
+        </w:hyperlink>
+      </w:r>
+      <w:r>
+        <w:rPr>
+          <w:rFonts w:ascii="Charis SIL Regular" w:hAnsi="Charis SIL Regular" w:eastAsia="Charis SIL Regular"/>
+          <w:b w:val="0"/>
+          <w:i w:val="0"/>
+          <w:color w:val="000000"/>
+          <w:sz w:val="24"/>
+        </w:rPr>
+        <w:t xml:space="preserve"> bezat een uitgebreide </w:t>
+      </w:r>
+      <w:r>
+        <w:br/>
       </w:r>
       <w:r>
         <w:rPr>
@@ -3722,12 +4270,12 @@
           <w:color w:val="000000"/>
           <w:sz w:val="24"/>
         </w:rPr>
-        <w:hyperlink r:id="rId30" w:history="1">
-          <w:r>
-            <w:rPr>
-              <w:rStyle w:val="Hyperlink"/>
-            </w:rPr>
-            <w:t>.</w:t>
+        <w:hyperlink r:id="rId32" w:history="1">
+          <w:r>
+            <w:rPr>
+              <w:rStyle w:val="Hyperlink"/>
+            </w:rPr>
+            <w:t>Surinamecollec</w:t>
           </w:r>
         </w:hyperlink>
       </w:r>
@@ -3740,12 +4288,12 @@
           <w:color w:val="000000"/>
           <w:sz w:val="24"/>
         </w:rPr>
-        <w:hyperlink r:id="rId30" w:history="1">
-          <w:r>
-            <w:rPr>
-              <w:rStyle w:val="Hyperlink"/>
-            </w:rPr>
-            <w:t xml:space="preserve"> De</w:t>
+        <w:hyperlink r:id="rId32" w:history="1">
+          <w:r>
+            <w:rPr>
+              <w:rStyle w:val="Hyperlink"/>
+            </w:rPr>
+            <w:t>t</w:t>
           </w:r>
         </w:hyperlink>
       </w:r>
@@ -3758,14 +4306,24 @@
           <w:color w:val="000000"/>
           <w:sz w:val="24"/>
         </w:rPr>
-        <w:hyperlink r:id="rId30" w:history="1">
-          <w:r>
-            <w:rPr>
-              <w:rStyle w:val="Hyperlink"/>
-            </w:rPr>
-            <w:t>z</w:t>
-          </w:r>
-        </w:hyperlink>
+        <w:hyperlink r:id="rId32" w:history="1">
+          <w:r>
+            <w:rPr>
+              <w:rStyle w:val="Hyperlink"/>
+            </w:rPr>
+            <w:t>ie, waa</w:t>
+          </w:r>
+        </w:hyperlink>
+      </w:r>
+      <w:r>
+        <w:rPr>
+          <w:rFonts w:ascii="Charis SIL Regular" w:hAnsi="Charis SIL Regular" w:eastAsia="Charis SIL Regular"/>
+          <w:b w:val="0"/>
+          <w:i w:val="0"/>
+          <w:color w:val="000000"/>
+          <w:sz w:val="24"/>
+        </w:rPr>
+        <w:t>ronder ee</w:t>
       </w:r>
       <w:r>
         <w:rPr>
@@ -3776,477 +4334,24 @@
           <w:color w:val="000000"/>
           <w:sz w:val="24"/>
         </w:rPr>
-        <w:hyperlink r:id="rId30" w:history="1">
-          <w:r>
-            <w:rPr>
-              <w:rStyle w:val="Hyperlink"/>
-            </w:rPr>
-            <w:t xml:space="preserve">e werden </w:t>
-          </w:r>
-        </w:hyperlink>
-      </w:r>
-      <w:r>
-        <w:rPr>
-          <w:rFonts w:ascii="Charis SIL Regular" w:hAnsi="Charis SIL Regular" w:eastAsia="Charis SIL Regular"/>
-          <w:b w:val="0"/>
-          <w:i w:val="0"/>
-          <w:color w:val="000000"/>
-          <w:sz w:val="24"/>
-        </w:rPr>
-        <w:t xml:space="preserve">in </w:t>
-      </w:r>
-      <w:r>
-        <w:rPr>
-          <w:rFonts w:ascii="Charis SIL Regular" w:hAnsi="Charis SIL Regular" w:eastAsia="Charis SIL Regular"/>
-          <w:b w:val="0"/>
-          <w:i w:val="0"/>
-          <w:color w:val="000000"/>
-          <w:sz w:val="24"/>
-        </w:rPr>
-        <w:t>respectievelijk 1883 en 1895</w:t>
-      </w:r>
-      <w:r>
-        <w:rPr>
-          <w:u w:val="single" w:color="0000ff"/>
-          <w:rFonts w:ascii="Charis SIL Regular" w:hAnsi="Charis SIL Regular" w:eastAsia="Charis SIL Regular"/>
-          <w:b w:val="0"/>
-          <w:i w:val="0"/>
-          <w:color w:val="000000"/>
-          <w:sz w:val="24"/>
-        </w:rPr>
-        <w:t xml:space="preserve"> </w:t>
-      </w:r>
-      <w:r>
-        <w:rPr>
-          <w:u w:val="single" w:color="0000ff"/>
-          <w:rFonts w:ascii="Charis SIL Regular" w:hAnsi="Charis SIL Regular" w:eastAsia="Charis SIL Regular"/>
-          <w:b w:val="0"/>
-          <w:i w:val="0"/>
-          <w:color w:val="000000"/>
-          <w:sz w:val="24"/>
-        </w:rPr>
-        <w:hyperlink r:id="rId31" w:history="1">
-          <w:r>
-            <w:rPr>
-              <w:rStyle w:val="Hyperlink"/>
-            </w:rPr>
-            <w:t>geschon</w:t>
-          </w:r>
-        </w:hyperlink>
-      </w:r>
-      <w:r>
-        <w:rPr>
-          <w:u w:val="single" w:color="0000ff"/>
-          <w:rFonts w:ascii="Charis SIL Regular" w:hAnsi="Charis SIL Regular" w:eastAsia="Charis SIL Regular"/>
-          <w:b w:val="0"/>
-          <w:i w:val="0"/>
-          <w:color w:val="000000"/>
-          <w:sz w:val="24"/>
-        </w:rPr>
-        <w:hyperlink r:id="rId31" w:history="1">
-          <w:r>
-            <w:rPr>
-              <w:rStyle w:val="Hyperlink"/>
-            </w:rPr>
-            <w:t>ken a</w:t>
-          </w:r>
-        </w:hyperlink>
-      </w:r>
-      <w:r>
-        <w:rPr>
-          <w:u w:val="single" w:color="0000ff"/>
-          <w:rFonts w:ascii="Charis SIL Regular" w:hAnsi="Charis SIL Regular" w:eastAsia="Charis SIL Regular"/>
-          <w:b w:val="0"/>
-          <w:i w:val="0"/>
-          <w:color w:val="000000"/>
-          <w:sz w:val="24"/>
-        </w:rPr>
-        <w:hyperlink r:id="rId31" w:history="1">
-          <w:r>
-            <w:rPr>
-              <w:rStyle w:val="Hyperlink"/>
-            </w:rPr>
-            <w:t>a</w:t>
-          </w:r>
-        </w:hyperlink>
-      </w:r>
-      <w:r>
-        <w:rPr>
-          <w:u w:val="single" w:color="0000ff"/>
-          <w:rFonts w:ascii="Charis SIL Regular" w:hAnsi="Charis SIL Regular" w:eastAsia="Charis SIL Regular"/>
-          <w:b w:val="0"/>
-          <w:i w:val="0"/>
-          <w:color w:val="000000"/>
-          <w:sz w:val="24"/>
-        </w:rPr>
-        <w:hyperlink r:id="rId31" w:history="1">
-          <w:r>
-            <w:rPr>
-              <w:rStyle w:val="Hyperlink"/>
-            </w:rPr>
-            <w:t>n het Rijks Ethnogr</w:t>
-          </w:r>
-        </w:hyperlink>
-      </w:r>
-      <w:r>
-        <w:rPr>
-          <w:u w:val="single" w:color="0000ff"/>
-          <w:rFonts w:ascii="Charis SIL Regular" w:hAnsi="Charis SIL Regular" w:eastAsia="Charis SIL Regular"/>
-          <w:b w:val="0"/>
-          <w:i w:val="0"/>
-          <w:color w:val="000000"/>
-          <w:sz w:val="24"/>
-        </w:rPr>
-        <w:hyperlink r:id="rId31" w:history="1">
-          <w:r>
-            <w:rPr>
-              <w:rStyle w:val="Hyperlink"/>
-            </w:rPr>
-            <w:t>aph</w:t>
-          </w:r>
-        </w:hyperlink>
-      </w:r>
-      <w:r>
-        <w:rPr>
-          <w:u w:val="single" w:color="0000ff"/>
-          <w:rFonts w:ascii="Charis SIL Regular" w:hAnsi="Charis SIL Regular" w:eastAsia="Charis SIL Regular"/>
-          <w:b w:val="0"/>
-          <w:i w:val="0"/>
-          <w:color w:val="000000"/>
-          <w:sz w:val="24"/>
-        </w:rPr>
-        <w:hyperlink r:id="rId31" w:history="1">
-          <w:r>
-            <w:rPr>
-              <w:rStyle w:val="Hyperlink"/>
-            </w:rPr>
-            <w:t>i</w:t>
-          </w:r>
-        </w:hyperlink>
-      </w:r>
-      <w:r>
-        <w:rPr>
-          <w:u w:val="single" w:color="0000ff"/>
-          <w:rFonts w:ascii="Charis SIL Regular" w:hAnsi="Charis SIL Regular" w:eastAsia="Charis SIL Regular"/>
-          <w:b w:val="0"/>
-          <w:i w:val="0"/>
-          <w:color w:val="000000"/>
-          <w:sz w:val="24"/>
-        </w:rPr>
-        <w:hyperlink r:id="rId31" w:history="1">
-          <w:r>
-            <w:rPr>
-              <w:rStyle w:val="Hyperlink"/>
-            </w:rPr>
-            <w:t>sch</w:t>
-          </w:r>
-        </w:hyperlink>
-      </w:r>
-      <w:r>
-        <w:rPr>
-          <w:u w:val="single" w:color="0000ff"/>
-          <w:rFonts w:ascii="Charis SIL Regular" w:hAnsi="Charis SIL Regular" w:eastAsia="Charis SIL Regular"/>
-          <w:b w:val="0"/>
-          <w:i w:val="0"/>
-          <w:color w:val="000000"/>
-          <w:sz w:val="24"/>
-        </w:rPr>
-        <w:t xml:space="preserve"> </w:t>
-      </w:r>
-      <w:r>
-        <w:rPr>
-          <w:u w:val="single" w:color="0000ff"/>
-          <w:rFonts w:ascii="Charis SIL Regular" w:hAnsi="Charis SIL Regular" w:eastAsia="Charis SIL Regular"/>
-          <w:b w:val="0"/>
-          <w:i w:val="0"/>
-          <w:color w:val="000000"/>
-          <w:sz w:val="24"/>
-        </w:rPr>
-        <w:hyperlink r:id="rId31" w:history="1">
-          <w:r>
-            <w:rPr>
-              <w:rStyle w:val="Hyperlink"/>
-            </w:rPr>
-            <w:t>Mus</w:t>
-          </w:r>
-        </w:hyperlink>
-      </w:r>
-      <w:r>
-        <w:rPr>
-          <w:rFonts w:ascii="Charis SIL Regular" w:hAnsi="Charis SIL Regular" w:eastAsia="Charis SIL Regular"/>
-          <w:b w:val="0"/>
-          <w:i w:val="0"/>
-          <w:color w:val="000000"/>
-          <w:sz w:val="24"/>
-        </w:rPr>
-        <w:t xml:space="preserve">eum, het huidige </w:t>
-      </w:r>
-      <w:r>
-        <w:rPr>
-          <w:rFonts w:ascii="Charis SIL Regular" w:hAnsi="Charis SIL Regular" w:eastAsia="Charis SIL Regular"/>
-          <w:b w:val="0"/>
-          <w:i w:val="0"/>
-          <w:color w:val="0000FF"/>
-          <w:sz w:val="24"/>
-          <w:u w:val="single"/>
-        </w:rPr>
-        <w:hyperlink r:id="rId32" w:history="1">
-          <w:r>
-            <w:rPr>
-              <w:rStyle w:val="Hyperlink"/>
-            </w:rPr>
-            <w:t>Wereldmuseum</w:t>
-          </w:r>
-        </w:hyperlink>
-      </w:r>
-      <w:r>
-        <w:rPr>
-          <w:rFonts w:ascii="Charis SIL Regular" w:hAnsi="Charis SIL Regular" w:eastAsia="Charis SIL Regular"/>
-          <w:b w:val="0"/>
-          <w:i w:val="0"/>
-          <w:color w:val="0000FF"/>
-          <w:sz w:val="24"/>
-          <w:u w:val="single"/>
-        </w:rPr>
-        <w:t xml:space="preserve"> </w:t>
-      </w:r>
-      <w:r>
-        <w:rPr>
-          <w:rFonts w:ascii="Charis SIL Regular" w:hAnsi="Charis SIL Regular" w:eastAsia="Charis SIL Regular"/>
-          <w:b w:val="0"/>
-          <w:i w:val="0"/>
-          <w:color w:val="0000FF"/>
-          <w:sz w:val="24"/>
-          <w:u w:val="single"/>
-        </w:rPr>
-        <w:hyperlink r:id="rId32" w:history="1">
-          <w:r>
-            <w:rPr>
-              <w:rStyle w:val="Hyperlink"/>
-            </w:rPr>
-            <w:t>Leiden</w:t>
-          </w:r>
-        </w:hyperlink>
-      </w:r>
-      <w:r>
-        <w:rPr>
-          <w:rFonts w:ascii="Charis SIL Regular" w:hAnsi="Charis SIL Regular" w:eastAsia="Charis SIL Regular"/>
-          <w:b w:val="0"/>
-          <w:i w:val="0"/>
-          <w:color w:val="000000"/>
-          <w:sz w:val="24"/>
-        </w:rPr>
-        <w:t xml:space="preserve">. Ook het </w:t>
-      </w:r>
-      <w:r>
-        <w:rPr>
-          <w:rFonts w:ascii="Charis SIL Regular" w:hAnsi="Charis SIL Regular" w:eastAsia="Charis SIL Regular"/>
-          <w:b w:val="0"/>
-          <w:i w:val="0"/>
-          <w:color w:val="0000FF"/>
-          <w:sz w:val="24"/>
-          <w:u w:val="single"/>
-        </w:rPr>
         <w:hyperlink r:id="rId33" w:history="1">
           <w:r>
             <w:rPr>
               <w:rStyle w:val="Hyperlink"/>
             </w:rPr>
-            <w:t>Etnografisc</w:t>
-          </w:r>
-        </w:hyperlink>
-      </w:r>
-      <w:r>
-        <w:rPr>
-          <w:rFonts w:ascii="Charis SIL Regular" w:hAnsi="Charis SIL Regular" w:eastAsia="Charis SIL Regular"/>
-          <w:b w:val="0"/>
-          <w:i w:val="0"/>
-          <w:color w:val="0000FF"/>
-          <w:sz w:val="24"/>
-          <w:u w:val="single"/>
-        </w:rPr>
-        <w:t>h</w:t>
-      </w:r>
-      <w:r>
-        <w:rPr>
-          <w:rFonts w:ascii="Charis SIL Regular" w:hAnsi="Charis SIL Regular" w:eastAsia="Charis SIL Regular"/>
-          <w:b w:val="0"/>
-          <w:i w:val="0"/>
-          <w:color w:val="0000FF"/>
-          <w:sz w:val="24"/>
-          <w:u w:val="single"/>
-        </w:rPr>
-        <w:t xml:space="preserve"> </w:t>
-      </w:r>
-      <w:r>
-        <w:rPr>
-          <w:rFonts w:ascii="Charis SIL Regular" w:hAnsi="Charis SIL Regular" w:eastAsia="Charis SIL Regular"/>
-          <w:b w:val="0"/>
-          <w:i w:val="0"/>
-          <w:color w:val="0000FF"/>
-          <w:sz w:val="24"/>
-          <w:u w:val="single"/>
-        </w:rPr>
-        <w:hyperlink r:id="rId33" w:history="1">
-          <w:r>
-            <w:rPr>
-              <w:rStyle w:val="Hyperlink"/>
-            </w:rPr>
-            <w:t>Museum</w:t>
-          </w:r>
-        </w:hyperlink>
-      </w:r>
-      <w:r>
-        <w:rPr>
-          <w:rFonts w:ascii="Charis SIL Regular" w:hAnsi="Charis SIL Regular" w:eastAsia="Charis SIL Regular"/>
-          <w:b w:val="0"/>
-          <w:i w:val="0"/>
-          <w:color w:val="0000FF"/>
-          <w:sz w:val="24"/>
-          <w:u w:val="single"/>
-        </w:rPr>
-        <w:t xml:space="preserve"> </w:t>
-      </w:r>
-      <w:r>
-        <w:rPr>
-          <w:rFonts w:ascii="Charis SIL Regular" w:hAnsi="Charis SIL Regular" w:eastAsia="Charis SIL Regular"/>
-          <w:b w:val="0"/>
-          <w:i w:val="0"/>
-          <w:color w:val="0000FF"/>
-          <w:sz w:val="24"/>
-          <w:u w:val="single"/>
-        </w:rPr>
-        <w:hyperlink r:id="rId33" w:history="1">
-          <w:r>
-            <w:rPr>
-              <w:rStyle w:val="Hyperlink"/>
-            </w:rPr>
-            <w:t>Arti</w:t>
-          </w:r>
-        </w:hyperlink>
-      </w:r>
-      <w:r>
-        <w:rPr>
-          <w:rFonts w:ascii="Charis SIL Regular" w:hAnsi="Charis SIL Regular" w:eastAsia="Charis SIL Regular"/>
-          <w:b w:val="0"/>
-          <w:i w:val="0"/>
-          <w:color w:val="0000FF"/>
-          <w:sz w:val="24"/>
-        </w:rPr>
-        <w:t>s</w:t>
-      </w:r>
-      <w:r>
-        <w:rPr>
-          <w:rFonts w:ascii="Charis SIL Regular" w:hAnsi="Charis SIL Regular" w:eastAsia="Charis SIL Regular"/>
-          <w:b w:val="0"/>
-          <w:i w:val="0"/>
-          <w:color w:val="000000"/>
-          <w:sz w:val="24"/>
-        </w:rPr>
-        <w:t xml:space="preserve"> bezat een uitgebreide </w:t>
-      </w:r>
-      <w:r>
-        <w:br/>
-      </w:r>
-      <w:r>
-        <w:rPr>
-          <w:u w:val="single" w:color="0000ff"/>
-          <w:rFonts w:ascii="Charis SIL Regular" w:hAnsi="Charis SIL Regular" w:eastAsia="Charis SIL Regular"/>
-          <w:b w:val="0"/>
-          <w:i w:val="0"/>
-          <w:color w:val="000000"/>
-          <w:sz w:val="24"/>
-        </w:rPr>
-        <w:hyperlink r:id="rId32" w:history="1">
-          <w:r>
-            <w:rPr>
-              <w:rStyle w:val="Hyperlink"/>
-            </w:rPr>
-            <w:t>Surinamecollec</w:t>
-          </w:r>
-        </w:hyperlink>
-      </w:r>
-      <w:r>
-        <w:rPr>
-          <w:u w:val="single" w:color="0000ff"/>
-          <w:rFonts w:ascii="Charis SIL Regular" w:hAnsi="Charis SIL Regular" w:eastAsia="Charis SIL Regular"/>
-          <w:b w:val="0"/>
-          <w:i w:val="0"/>
-          <w:color w:val="000000"/>
-          <w:sz w:val="24"/>
-        </w:rPr>
-        <w:hyperlink r:id="rId32" w:history="1">
-          <w:r>
-            <w:rPr>
-              <w:rStyle w:val="Hyperlink"/>
-            </w:rPr>
-            <w:t>t</w:t>
-          </w:r>
-        </w:hyperlink>
-      </w:r>
-      <w:r>
-        <w:rPr>
-          <w:u w:val="single" w:color="0000ff"/>
-          <w:rFonts w:ascii="Charis SIL Regular" w:hAnsi="Charis SIL Regular" w:eastAsia="Charis SIL Regular"/>
-          <w:b w:val="0"/>
-          <w:i w:val="0"/>
-          <w:color w:val="000000"/>
-          <w:sz w:val="24"/>
-        </w:rPr>
-        <w:hyperlink r:id="rId32" w:history="1">
-          <w:r>
-            <w:rPr>
-              <w:rStyle w:val="Hyperlink"/>
-            </w:rPr>
-            <w:t>ie, waa</w:t>
-          </w:r>
-        </w:hyperlink>
-      </w:r>
-      <w:r>
-        <w:rPr>
-          <w:rFonts w:ascii="Charis SIL Regular" w:hAnsi="Charis SIL Regular" w:eastAsia="Charis SIL Regular"/>
-          <w:b w:val="0"/>
-          <w:i w:val="0"/>
-          <w:color w:val="000000"/>
-          <w:sz w:val="24"/>
-        </w:rPr>
-        <w:t>ronder ee</w:t>
-      </w:r>
-      <w:r>
-        <w:rPr>
-          <w:u w:val="single" w:color="0000ff"/>
-          <w:rFonts w:ascii="Charis SIL Regular" w:hAnsi="Charis SIL Regular" w:eastAsia="Charis SIL Regular"/>
-          <w:b w:val="0"/>
-          <w:i w:val="0"/>
-          <w:color w:val="000000"/>
-          <w:sz w:val="24"/>
-        </w:rPr>
-        <w:hyperlink r:id="rId33" w:history="1">
-          <w:r>
-            <w:rPr>
-              <w:rStyle w:val="Hyperlink"/>
-            </w:rPr>
             <w:t xml:space="preserve">n zeldzame </w:t>
           </w:r>
         </w:hyperlink>
       </w:r>
       <w:r>
         <w:rPr>
-          <w:u w:val="single" w:color="0000ff"/>
           <w:rFonts w:ascii="Charis SIL Italic" w:hAnsi="Charis SIL Italic" w:eastAsia="Charis SIL Italic"/>
           <w:b w:val="0"/>
           <w:i/>
           <w:color w:val="000000"/>
           <w:sz w:val="24"/>
         </w:rPr>
-        <w:hyperlink r:id="rId33" w:history="1">
-          <w:r>
-            <w:rPr>
-              <w:rStyle w:val="Hyperlink"/>
-            </w:rPr>
-            <w:t>k</w:t>
-          </w:r>
-        </w:hyperlink>
+        <w:t>k</w:t>
       </w:r>
       <w:r>
         <w:rPr>
@@ -7090,6 +7195,7 @@
           <w:i w:val="0"/>
           <w:color w:val="0000FF"/>
           <w:sz w:val="24"/>
+          <w:u w:val="single"/>
         </w:rPr>
         <w:hyperlink r:id="rId59" w:history="1">
           <w:r>
@@ -8598,12 +8704,160 @@
           <w:sz w:val="24"/>
           <w:u w:val="single"/>
         </w:rPr>
+        <w:hyperlink r:id="rId71" w:history="1">
+          <w:r>
+            <w:rPr>
+              <w:rStyle w:val="Hyperlink"/>
+            </w:rPr>
+            <w:t>Eliot</w:t>
+          </w:r>
+        </w:hyperlink>
+      </w:r>
+      <w:r>
+        <w:rPr>
+          <w:rFonts w:ascii="Charis SIL Regular" w:hAnsi="Charis SIL Regular" w:eastAsia="Charis SIL Regular"/>
+          <w:b w:val="0"/>
+          <w:i w:val="0"/>
+          <w:color w:val="0000FF"/>
+          <w:sz w:val="24"/>
+          <w:u w:val="single"/>
+        </w:rPr>
+        <w:t xml:space="preserve"> </w:t>
+      </w:r>
+      <w:r>
+        <w:rPr>
+          <w:rFonts w:ascii="Charis SIL Regular" w:hAnsi="Charis SIL Regular" w:eastAsia="Charis SIL Regular"/>
+          <w:b w:val="0"/>
+          <w:i w:val="0"/>
+          <w:color w:val="0000FF"/>
+          <w:sz w:val="24"/>
+          <w:u w:val="single"/>
+        </w:rPr>
+        <w:hyperlink r:id="rId71" w:history="1">
+          <w:r>
+            <w:rPr>
+              <w:rStyle w:val="Hyperlink"/>
+            </w:rPr>
+            <w:t>Elisof</w:t>
+          </w:r>
+        </w:hyperlink>
+      </w:r>
+      <w:r>
+        <w:rPr>
+          <w:rFonts w:ascii="Charis SIL Regular" w:hAnsi="Charis SIL Regular" w:eastAsia="Charis SIL Regular"/>
+          <w:b w:val="0"/>
+          <w:i w:val="0"/>
+          <w:color w:val="0000FF"/>
+          <w:sz w:val="24"/>
+          <w:u w:val="single"/>
+        </w:rPr>
+        <w:hyperlink r:id="rId71" w:history="1">
+          <w:r>
+            <w:rPr>
+              <w:rStyle w:val="Hyperlink"/>
+            </w:rPr>
+            <w:t>o</w:t>
+          </w:r>
+        </w:hyperlink>
+      </w:r>
+      <w:r>
+        <w:rPr>
+          <w:rFonts w:ascii="Charis SIL Regular" w:hAnsi="Charis SIL Regular" w:eastAsia="Charis SIL Regular"/>
+          <w:b w:val="0"/>
+          <w:i w:val="0"/>
+          <w:color w:val="0000FF"/>
+          <w:sz w:val="24"/>
+          <w:u w:val="single"/>
+        </w:rPr>
+        <w:hyperlink r:id="rId71" w:history="1">
+          <w:r>
+            <w:rPr>
+              <w:rStyle w:val="Hyperlink"/>
+            </w:rPr>
+            <w:t>n</w:t>
+          </w:r>
+        </w:hyperlink>
+      </w:r>
+      <w:r>
+        <w:rPr>
+          <w:rFonts w:ascii="Charis SIL Regular" w:hAnsi="Charis SIL Regular" w:eastAsia="Charis SIL Regular"/>
+          <w:b w:val="0"/>
+          <w:i w:val="0"/>
+          <w:color w:val="0000FF"/>
+          <w:sz w:val="24"/>
+          <w:u w:val="single"/>
+        </w:rPr>
+        <w:t xml:space="preserve"> </w:t>
+      </w:r>
+      <w:r>
+        <w:rPr>
+          <w:rFonts w:ascii="Charis SIL Regular" w:hAnsi="Charis SIL Regular" w:eastAsia="Charis SIL Regular"/>
+          <w:b w:val="0"/>
+          <w:i w:val="0"/>
+          <w:color w:val="0000FF"/>
+          <w:sz w:val="24"/>
+          <w:u w:val="single"/>
+        </w:rPr>
+        <w:hyperlink r:id="rId71" w:history="1">
+          <w:r>
+            <w:rPr>
+              <w:rStyle w:val="Hyperlink"/>
+            </w:rPr>
+            <w:t>Phot</w:t>
+          </w:r>
+        </w:hyperlink>
+      </w:r>
+      <w:r>
+        <w:rPr>
+          <w:rFonts w:ascii="Charis SIL Regular" w:hAnsi="Charis SIL Regular" w:eastAsia="Charis SIL Regular"/>
+          <w:b w:val="0"/>
+          <w:i w:val="0"/>
+          <w:color w:val="0000FF"/>
+          <w:sz w:val="24"/>
+          <w:u w:val="single"/>
+        </w:rPr>
+        <w:hyperlink r:id="rId71" w:history="1">
+          <w:r>
+            <w:rPr>
+              <w:rStyle w:val="Hyperlink"/>
+            </w:rPr>
+            <w:t>ogr</w:t>
+          </w:r>
+        </w:hyperlink>
+      </w:r>
+      <w:r>
+        <w:rPr>
+          <w:rFonts w:ascii="Charis SIL Regular" w:hAnsi="Charis SIL Regular" w:eastAsia="Charis SIL Regular"/>
+          <w:b w:val="0"/>
+          <w:i w:val="0"/>
+          <w:color w:val="0000FF"/>
+          <w:sz w:val="24"/>
+          <w:u w:val="single"/>
+        </w:rPr>
+        <w:hyperlink r:id="rId71" w:history="1">
+          <w:r>
+            <w:rPr>
+              <w:rStyle w:val="Hyperlink"/>
+            </w:rPr>
+            <w:t>a</w:t>
+          </w:r>
+        </w:hyperlink>
+      </w:r>
+      <w:r>
+        <w:rPr>
+          <w:rFonts w:ascii="Charis SIL Regular" w:hAnsi="Charis SIL Regular" w:eastAsia="Charis SIL Regular"/>
+          <w:b w:val="0"/>
+          <w:i w:val="0"/>
+          <w:color w:val="0000FF"/>
+          <w:sz w:val="24"/>
+          <w:u w:val="single"/>
+        </w:rPr>
         <w:hyperlink r:id="rId70" w:history="1">
           <w:r>
             <w:rPr>
               <w:rStyle w:val="Hyperlink"/>
             </w:rPr>
-            <w:t>Eliot</w:t>
+            <w:t>phic</w:t>
           </w:r>
         </w:hyperlink>
       </w:r>
@@ -8632,7 +8886,7 @@
             <w:rPr>
               <w:rStyle w:val="Hyperlink"/>
             </w:rPr>
-            <w:t>Elisof</w:t>
+            <w:t>Arc</w:t>
           </w:r>
         </w:hyperlink>
       </w:r>
@@ -8650,7 +8904,7 @@
             <w:rPr>
               <w:rStyle w:val="Hyperlink"/>
             </w:rPr>
-            <w:t>o</w:t>
+            <w:t>h</w:t>
           </w:r>
         </w:hyperlink>
       </w:r>
@@ -8668,7 +8922,7 @@
             <w:rPr>
               <w:rStyle w:val="Hyperlink"/>
             </w:rPr>
-            <w:t>n</w:t>
+            <w:t>iv</w:t>
           </w:r>
         </w:hyperlink>
       </w:r>
@@ -8681,6 +8935,24 @@
           <w:sz w:val="24"/>
           <w:u w:val="single"/>
         </w:rPr>
+        <w:hyperlink r:id="rId70" w:history="1">
+          <w:r>
+            <w:rPr>
+              <w:rStyle w:val="Hyperlink"/>
+            </w:rPr>
+            <w:t>es,</w:t>
+          </w:r>
+        </w:hyperlink>
+      </w:r>
+      <w:r>
+        <w:rPr>
+          <w:rFonts w:ascii="Charis SIL Regular" w:hAnsi="Charis SIL Regular" w:eastAsia="Charis SIL Regular"/>
+          <w:b w:val="0"/>
+          <w:i w:val="0"/>
+          <w:color w:val="0000FF"/>
+          <w:sz w:val="24"/>
+          <w:u w:val="single"/>
+        </w:rPr>
         <w:t xml:space="preserve"> </w:t>
       </w:r>
       <w:r>
@@ -8692,12 +8964,12 @@
           <w:sz w:val="24"/>
           <w:u w:val="single"/>
         </w:rPr>
-        <w:hyperlink r:id="rId70" w:history="1">
-          <w:r>
-            <w:rPr>
-              <w:rStyle w:val="Hyperlink"/>
-            </w:rPr>
-            <w:t>Phot</w:t>
+        <w:hyperlink r:id="rId71" w:history="1">
+          <w:r>
+            <w:rPr>
+              <w:rStyle w:val="Hyperlink"/>
+            </w:rPr>
+            <w:t>Na</w:t>
           </w:r>
         </w:hyperlink>
       </w:r>
@@ -8710,173 +8982,7 @@
           <w:sz w:val="24"/>
           <w:u w:val="single"/>
         </w:rPr>
-        <w:hyperlink r:id="rId70" w:history="1">
-          <w:r>
-            <w:rPr>
-              <w:rStyle w:val="Hyperlink"/>
-            </w:rPr>
-            <w:t>ogr</w:t>
-          </w:r>
-        </w:hyperlink>
-      </w:r>
-      <w:r>
-        <w:rPr>
-          <w:rFonts w:ascii="Charis SIL Regular" w:hAnsi="Charis SIL Regular" w:eastAsia="Charis SIL Regular"/>
-          <w:b w:val="0"/>
-          <w:i w:val="0"/>
-          <w:color w:val="0000FF"/>
-          <w:sz w:val="24"/>
-          <w:u w:val="single"/>
-        </w:rPr>
-        <w:hyperlink r:id="rId70" w:history="1">
-          <w:r>
-            <w:rPr>
-              <w:rStyle w:val="Hyperlink"/>
-            </w:rPr>
-            <w:t>a</w:t>
-          </w:r>
-        </w:hyperlink>
-      </w:r>
-      <w:r>
-        <w:rPr>
-          <w:rFonts w:ascii="Charis SIL Regular" w:hAnsi="Charis SIL Regular" w:eastAsia="Charis SIL Regular"/>
-          <w:b w:val="0"/>
-          <w:i w:val="0"/>
-          <w:color w:val="0000FF"/>
-          <w:sz w:val="24"/>
-          <w:u w:val="single"/>
-        </w:rPr>
-        <w:hyperlink r:id="rId70" w:history="1">
-          <w:r>
-            <w:rPr>
-              <w:rStyle w:val="Hyperlink"/>
-            </w:rPr>
-            <w:t>phic</w:t>
-          </w:r>
-        </w:hyperlink>
-      </w:r>
-      <w:r>
-        <w:rPr>
-          <w:rFonts w:ascii="Charis SIL Regular" w:hAnsi="Charis SIL Regular" w:eastAsia="Charis SIL Regular"/>
-          <w:b w:val="0"/>
-          <w:i w:val="0"/>
-          <w:color w:val="0000FF"/>
-          <w:sz w:val="24"/>
-          <w:u w:val="single"/>
-        </w:rPr>
-        <w:t xml:space="preserve"> </w:t>
-      </w:r>
-      <w:r>
-        <w:rPr>
-          <w:rFonts w:ascii="Charis SIL Regular" w:hAnsi="Charis SIL Regular" w:eastAsia="Charis SIL Regular"/>
-          <w:b w:val="0"/>
-          <w:i w:val="0"/>
-          <w:color w:val="0000FF"/>
-          <w:sz w:val="24"/>
-          <w:u w:val="single"/>
-        </w:rPr>
-        <w:hyperlink r:id="rId70" w:history="1">
-          <w:r>
-            <w:rPr>
-              <w:rStyle w:val="Hyperlink"/>
-            </w:rPr>
-            <w:t>Arc</w:t>
-          </w:r>
-        </w:hyperlink>
-      </w:r>
-      <w:r>
-        <w:rPr>
-          <w:rFonts w:ascii="Charis SIL Regular" w:hAnsi="Charis SIL Regular" w:eastAsia="Charis SIL Regular"/>
-          <w:b w:val="0"/>
-          <w:i w:val="0"/>
-          <w:color w:val="0000FF"/>
-          <w:sz w:val="24"/>
-          <w:u w:val="single"/>
-        </w:rPr>
-        <w:hyperlink r:id="rId70" w:history="1">
-          <w:r>
-            <w:rPr>
-              <w:rStyle w:val="Hyperlink"/>
-            </w:rPr>
-            <w:t>h</w:t>
-          </w:r>
-        </w:hyperlink>
-      </w:r>
-      <w:r>
-        <w:rPr>
-          <w:rFonts w:ascii="Charis SIL Regular" w:hAnsi="Charis SIL Regular" w:eastAsia="Charis SIL Regular"/>
-          <w:b w:val="0"/>
-          <w:i w:val="0"/>
-          <w:color w:val="0000FF"/>
-          <w:sz w:val="24"/>
-          <w:u w:val="single"/>
-        </w:rPr>
-        <w:hyperlink r:id="rId70" w:history="1">
-          <w:r>
-            <w:rPr>
-              <w:rStyle w:val="Hyperlink"/>
-            </w:rPr>
-            <w:t>iv</w:t>
-          </w:r>
-        </w:hyperlink>
-      </w:r>
-      <w:r>
-        <w:rPr>
-          <w:rFonts w:ascii="Charis SIL Regular" w:hAnsi="Charis SIL Regular" w:eastAsia="Charis SIL Regular"/>
-          <w:b w:val="0"/>
-          <w:i w:val="0"/>
-          <w:color w:val="0000FF"/>
-          <w:sz w:val="24"/>
-          <w:u w:val="single"/>
-        </w:rPr>
-        <w:hyperlink r:id="rId70" w:history="1">
-          <w:r>
-            <w:rPr>
-              <w:rStyle w:val="Hyperlink"/>
-            </w:rPr>
-            <w:t>es,</w:t>
-          </w:r>
-        </w:hyperlink>
-      </w:r>
-      <w:r>
-        <w:rPr>
-          <w:rFonts w:ascii="Charis SIL Regular" w:hAnsi="Charis SIL Regular" w:eastAsia="Charis SIL Regular"/>
-          <w:b w:val="0"/>
-          <w:i w:val="0"/>
-          <w:color w:val="0000FF"/>
-          <w:sz w:val="24"/>
-          <w:u w:val="single"/>
-        </w:rPr>
-        <w:t xml:space="preserve"> </w:t>
-      </w:r>
-      <w:r>
-        <w:rPr>
-          <w:rFonts w:ascii="Charis SIL Regular" w:hAnsi="Charis SIL Regular" w:eastAsia="Charis SIL Regular"/>
-          <w:b w:val="0"/>
-          <w:i w:val="0"/>
-          <w:color w:val="0000FF"/>
-          <w:sz w:val="24"/>
-          <w:u w:val="single"/>
-        </w:rPr>
-        <w:hyperlink r:id="rId70" w:history="1">
-          <w:r>
-            <w:rPr>
-              <w:rStyle w:val="Hyperlink"/>
-            </w:rPr>
-            <w:t>Na</w:t>
-          </w:r>
-        </w:hyperlink>
-      </w:r>
-      <w:r>
-        <w:rPr>
-          <w:rFonts w:ascii="Charis SIL Regular" w:hAnsi="Charis SIL Regular" w:eastAsia="Charis SIL Regular"/>
-          <w:b w:val="0"/>
-          <w:i w:val="0"/>
-          <w:color w:val="0000FF"/>
-          <w:sz w:val="24"/>
-          <w:u w:val="single"/>
-        </w:rPr>
-        <w:hyperlink r:id="rId70" w:history="1">
+        <w:hyperlink r:id="rId71" w:history="1">
           <w:r>
             <w:rPr>
               <w:rStyle w:val="Hyperlink"/>
@@ -9094,14 +9200,71 @@
           <w:i w:val="0"/>
           <w:color w:val="0000FF"/>
           <w:sz w:val="24"/>
+        </w:rPr>
+        <w:t>Ame</w:t>
+      </w:r>
+      <w:r>
+        <w:rPr>
+          <w:rFonts w:ascii="Charis SIL Regular" w:hAnsi="Charis SIL Regular" w:eastAsia="Charis SIL Regular"/>
+          <w:b w:val="0"/>
+          <w:i w:val="0"/>
+          <w:color w:val="0000FF"/>
+          <w:sz w:val="24"/>
           <w:u w:val="single"/>
         </w:rPr>
+        <w:hyperlink r:id="rId72" w:history="1">
+          <w:r>
+            <w:rPr>
+              <w:rStyle w:val="Hyperlink"/>
+            </w:rPr>
+            <w:t>rican</w:t>
+          </w:r>
+        </w:hyperlink>
+      </w:r>
+      <w:r>
+        <w:rPr>
+          <w:rFonts w:ascii="Charis SIL Regular" w:hAnsi="Charis SIL Regular" w:eastAsia="Charis SIL Regular"/>
+          <w:b w:val="0"/>
+          <w:i w:val="0"/>
+          <w:color w:val="0000FF"/>
+          <w:sz w:val="24"/>
+          <w:u w:val="single"/>
+        </w:rPr>
+        <w:t xml:space="preserve"> </w:t>
+      </w:r>
+      <w:r>
+        <w:rPr>
+          <w:rFonts w:ascii="Charis SIL Regular" w:hAnsi="Charis SIL Regular" w:eastAsia="Charis SIL Regular"/>
+          <w:b w:val="0"/>
+          <w:i w:val="0"/>
+          <w:color w:val="0000FF"/>
+          <w:sz w:val="24"/>
+          <w:u w:val="single"/>
+        </w:rPr>
+        <w:hyperlink r:id="rId72" w:history="1">
+          <w:r>
+            <w:rPr>
+              <w:rStyle w:val="Hyperlink"/>
+            </w:rPr>
+            <w:t>Muse</w:t>
+          </w:r>
+        </w:hyperlink>
+      </w:r>
+      <w:r>
+        <w:rPr>
+          <w:rFonts w:ascii="Charis SIL Regular" w:hAnsi="Charis SIL Regular" w:eastAsia="Charis SIL Regular"/>
+          <w:b w:val="0"/>
+          <w:i w:val="0"/>
+          <w:color w:val="0000FF"/>
+          <w:sz w:val="24"/>
+          <w:u w:val="single"/>
+        </w:rPr>
         <w:hyperlink r:id="rId73" w:history="1">
           <w:r>
             <w:rPr>
               <w:rStyle w:val="Hyperlink"/>
             </w:rPr>
-            <w:t>Ame</w:t>
+            <w:t>um</w:t>
           </w:r>
         </w:hyperlink>
       </w:r>
@@ -9114,14 +9277,7 @@
           <w:sz w:val="24"/>
           <w:u w:val="single"/>
         </w:rPr>
-        <w:hyperlink r:id="rId72" w:history="1">
-          <w:r>
-            <w:rPr>
-              <w:rStyle w:val="Hyperlink"/>
-            </w:rPr>
-            <w:t>rican</w:t>
-          </w:r>
-        </w:hyperlink>
+        <w:t xml:space="preserve"> </w:t>
       </w:r>
       <w:r>
         <w:rPr>
@@ -9132,6 +9288,24 @@
           <w:sz w:val="24"/>
           <w:u w:val="single"/>
         </w:rPr>
+        <w:hyperlink r:id="rId73" w:history="1">
+          <w:r>
+            <w:rPr>
+              <w:rStyle w:val="Hyperlink"/>
+            </w:rPr>
+            <w:t>of</w:t>
+          </w:r>
+        </w:hyperlink>
+      </w:r>
+      <w:r>
+        <w:rPr>
+          <w:rFonts w:ascii="Charis SIL Regular" w:hAnsi="Charis SIL Regular" w:eastAsia="Charis SIL Regular"/>
+          <w:b w:val="0"/>
+          <w:i w:val="0"/>
+          <w:color w:val="0000FF"/>
+          <w:sz w:val="24"/>
+          <w:u w:val="single"/>
+        </w:rPr>
         <w:t xml:space="preserve"> </w:t>
       </w:r>
       <w:r>
@@ -9143,12 +9317,12 @@
           <w:sz w:val="24"/>
           <w:u w:val="single"/>
         </w:rPr>
-        <w:hyperlink r:id="rId72" w:history="1">
-          <w:r>
-            <w:rPr>
-              <w:rStyle w:val="Hyperlink"/>
-            </w:rPr>
-            <w:t>Muse</w:t>
+        <w:hyperlink r:id="rId73" w:history="1">
+          <w:r>
+            <w:rPr>
+              <w:rStyle w:val="Hyperlink"/>
+            </w:rPr>
+            <w:t>Natural</w:t>
           </w:r>
         </w:hyperlink>
       </w:r>
@@ -9161,14 +9335,187 @@
           <w:sz w:val="24"/>
           <w:u w:val="single"/>
         </w:rPr>
+        <w:t xml:space="preserve"> </w:t>
+      </w:r>
+      <w:r>
+        <w:rPr>
+          <w:rFonts w:ascii="Charis SIL Regular" w:hAnsi="Charis SIL Regular" w:eastAsia="Charis SIL Regular"/>
+          <w:b w:val="0"/>
+          <w:i w:val="0"/>
+          <w:color w:val="0000FF"/>
+          <w:sz w:val="24"/>
+          <w:u w:val="single"/>
+        </w:rPr>
         <w:hyperlink r:id="rId73" w:history="1">
           <w:r>
             <w:rPr>
               <w:rStyle w:val="Hyperlink"/>
             </w:rPr>
-            <w:t>um</w:t>
-          </w:r>
-        </w:hyperlink>
+            <w:t>History</w:t>
+          </w:r>
+        </w:hyperlink>
+      </w:r>
+      <w:r>
+        <w:rPr>
+          <w:rFonts w:ascii="Charis SIL Regular" w:hAnsi="Charis SIL Regular" w:eastAsia="Charis SIL Regular"/>
+          <w:b w:val="0"/>
+          <w:i w:val="0"/>
+          <w:color w:val="000000"/>
+          <w:sz w:val="24"/>
+        </w:rPr>
+        <w:t xml:space="preserve">. De Franse industriëlen Marcel </w:t>
+      </w:r>
+      <w:r>
+        <w:rPr>
+          <w:rFonts w:ascii="Charis SIL Regular" w:hAnsi="Charis SIL Regular" w:eastAsia="Charis SIL Regular"/>
+          <w:b w:val="0"/>
+          <w:i w:val="0"/>
+          <w:color w:val="000000"/>
+          <w:sz w:val="24"/>
+        </w:rPr>
+        <w:t>Monteux en Marc R</w:t>
+      </w:r>
+      <w:r>
+        <w:rPr>
+          <w:u w:val="single" w:color="0000ff"/>
+          <w:rFonts w:ascii="Charis SIL Regular" w:hAnsi="Charis SIL Regular" w:eastAsia="Charis SIL Regular"/>
+          <w:b w:val="0"/>
+          <w:i w:val="0"/>
+          <w:color w:val="000000"/>
+          <w:sz w:val="24"/>
+        </w:rPr>
+        <w:t>ichard fin</w:t>
+      </w:r>
+      <w:r>
+        <w:rPr>
+          <w:u w:val="single" w:color="0000ff"/>
+          <w:rFonts w:ascii="Charis SIL Regular" w:hAnsi="Charis SIL Regular" w:eastAsia="Charis SIL Regular"/>
+          <w:b w:val="0"/>
+          <w:i w:val="0"/>
+          <w:color w:val="000000"/>
+          <w:sz w:val="24"/>
+        </w:rPr>
+        <w:hyperlink r:id="rId73" w:history="1">
+          <w:r>
+            <w:rPr>
+              <w:rStyle w:val="Hyperlink"/>
+            </w:rPr>
+            <w:t>ancierde</w:t>
+          </w:r>
+        </w:hyperlink>
+      </w:r>
+      <w:r>
+        <w:rPr>
+          <w:u w:val="single" w:color="0000ff"/>
+          <w:rFonts w:ascii="Charis SIL Regular" w:hAnsi="Charis SIL Regular" w:eastAsia="Charis SIL Regular"/>
+          <w:b w:val="0"/>
+          <w:i w:val="0"/>
+          <w:color w:val="000000"/>
+          <w:sz w:val="24"/>
+        </w:rPr>
+        <w:hyperlink r:id="rId73" w:history="1">
+          <w:r>
+            <w:rPr>
+              <w:rStyle w:val="Hyperlink"/>
+            </w:rPr>
+            <w:t>n</w:t>
+          </w:r>
+        </w:hyperlink>
+      </w:r>
+      <w:r>
+        <w:rPr>
+          <w:u w:val="single" w:color="0000ff"/>
+          <w:rFonts w:ascii="Charis SIL Regular" w:hAnsi="Charis SIL Regular" w:eastAsia="Charis SIL Regular"/>
+          <w:b w:val="0"/>
+          <w:i w:val="0"/>
+          <w:color w:val="000000"/>
+          <w:sz w:val="24"/>
+        </w:rPr>
+        <w:hyperlink r:id="rId73" w:history="1">
+          <w:r>
+            <w:rPr>
+              <w:rStyle w:val="Hyperlink"/>
+            </w:rPr>
+            <w:t xml:space="preserve"> i</w:t>
+          </w:r>
+        </w:hyperlink>
+      </w:r>
+      <w:r>
+        <w:rPr>
+          <w:u w:val="single" w:color="0000ff"/>
+          <w:rFonts w:ascii="Charis SIL Regular" w:hAnsi="Charis SIL Regular" w:eastAsia="Charis SIL Regular"/>
+          <w:b w:val="0"/>
+          <w:i w:val="0"/>
+          <w:color w:val="000000"/>
+          <w:sz w:val="24"/>
+        </w:rPr>
+        <w:hyperlink r:id="rId73" w:history="1">
+          <w:r>
+            <w:rPr>
+              <w:rStyle w:val="Hyperlink"/>
+            </w:rPr>
+            <w:t>n</w:t>
+          </w:r>
+        </w:hyperlink>
+      </w:r>
+      <w:r>
+        <w:rPr>
+          <w:u w:val="single" w:color="0000ff"/>
+          <w:rFonts w:ascii="Charis SIL Regular" w:hAnsi="Charis SIL Regular" w:eastAsia="Charis SIL Regular"/>
+          <w:b w:val="0"/>
+          <w:i w:val="0"/>
+          <w:color w:val="000000"/>
+          <w:sz w:val="24"/>
+        </w:rPr>
+        <w:t xml:space="preserve"> 1931 </w:t>
+      </w:r>
+      <w:r>
+        <w:rPr>
+          <w:rFonts w:ascii="Charis SIL Regular" w:hAnsi="Charis SIL Regular" w:eastAsia="Charis SIL Regular"/>
+          <w:b w:val="0"/>
+          <w:i w:val="0"/>
+          <w:color w:val="000000"/>
+          <w:sz w:val="24"/>
+        </w:rPr>
+        <w:t>e</w:t>
+      </w:r>
+      <w:r>
+        <w:rPr>
+          <w:u w:val="single" w:color="0000ff"/>
+          <w:rFonts w:ascii="Charis SIL Regular" w:hAnsi="Charis SIL Regular" w:eastAsia="Charis SIL Regular"/>
+          <w:b w:val="0"/>
+          <w:i w:val="0"/>
+          <w:color w:val="000000"/>
+          <w:sz w:val="24"/>
+        </w:rPr>
+        <w:hyperlink r:id="rId73" w:history="1">
+          <w:r>
+            <w:rPr>
+              <w:rStyle w:val="Hyperlink"/>
+            </w:rPr>
+            <w:t>en mult</w:t>
+          </w:r>
+        </w:hyperlink>
+      </w:r>
+      <w:r>
+        <w:rPr>
+          <w:rFonts w:ascii="Charis SIL Regular" w:hAnsi="Charis SIL Regular" w:eastAsia="Charis SIL Regular"/>
+          <w:b w:val="0"/>
+          <w:i w:val="0"/>
+          <w:color w:val="000000"/>
+          <w:sz w:val="24"/>
+        </w:rPr>
+        <w:t xml:space="preserve">idisciplinaire onderzoeksmissie naar </w:t>
+      </w:r>
+      <w:r>
+        <w:rPr>
+          <w:rFonts w:ascii="Charis SIL Regular" w:hAnsi="Charis SIL Regular" w:eastAsia="Charis SIL Regular"/>
+          <w:b w:val="0"/>
+          <w:i w:val="0"/>
+          <w:color w:val="000000"/>
+          <w:sz w:val="24"/>
+        </w:rPr>
+        <w:t xml:space="preserve">Frans-Guyana, die een </w:t>
       </w:r>
       <w:r>
         <w:rPr>
@@ -9179,7 +9526,55 @@
           <w:sz w:val="24"/>
           <w:u w:val="single"/>
         </w:rPr>
-        <w:t xml:space="preserve"> </w:t>
+        <w:hyperlink r:id="rId74" w:history="1">
+          <w:r>
+            <w:rPr>
+              <w:rStyle w:val="Hyperlink"/>
+            </w:rPr>
+            <w:t>verzameling</w:t>
+          </w:r>
+        </w:hyperlink>
+      </w:r>
+      <w:r>
+        <w:rPr>
+          <w:rFonts w:ascii="Charis SIL Regular" w:hAnsi="Charis SIL Regular" w:eastAsia="Charis SIL Regular"/>
+          <w:b w:val="0"/>
+          <w:i w:val="0"/>
+          <w:color w:val="000000"/>
+          <w:sz w:val="24"/>
+        </w:rPr>
+        <w:t xml:space="preserve"> voorwerpen opleverde die werd geschonken aan het </w:t>
+      </w:r>
+      <w:r>
+        <w:rPr>
+          <w:rFonts w:ascii="Charis SIL Italic" w:hAnsi="Charis SIL Italic" w:eastAsia="Charis SIL Italic"/>
+          <w:b w:val="0"/>
+          <w:i/>
+          <w:color w:val="000000"/>
+          <w:sz w:val="24"/>
+        </w:rPr>
+        <w:t>Musée du Trocadéro</w:t>
+      </w:r>
+      <w:r>
+        <w:rPr>
+          <w:rFonts w:ascii="Charis SIL Regular" w:hAnsi="Charis SIL Regular" w:eastAsia="Charis SIL Regular"/>
+          <w:b w:val="0"/>
+          <w:i w:val="0"/>
+          <w:color w:val="000000"/>
+          <w:sz w:val="24"/>
+        </w:rPr>
+        <w:t>. In</w:t>
+      </w:r>
+      <w:r>
+        <w:rPr>
+          <w:u w:val="single" w:color="0000ff"/>
+          <w:rFonts w:ascii="Charis SIL Regular" w:hAnsi="Charis SIL Regular" w:eastAsia="Charis SIL Regular"/>
+          <w:b w:val="0"/>
+          <w:i w:val="0"/>
+          <w:color w:val="000000"/>
+          <w:sz w:val="24"/>
+        </w:rPr>
+        <w:t xml:space="preserve"> 1934 </w:t>
       </w:r>
       <w:r>
         <w:rPr>
@@ -9190,337 +9585,7 @@
           <w:sz w:val="24"/>
           <w:u w:val="single"/>
         </w:rPr>
-        <w:hyperlink r:id="rId73" w:history="1">
-          <w:r>
-            <w:rPr>
-              <w:rStyle w:val="Hyperlink"/>
-            </w:rPr>
-            <w:t>of</w:t>
-          </w:r>
-        </w:hyperlink>
-      </w:r>
-      <w:r>
-        <w:rPr>
-          <w:rFonts w:ascii="Charis SIL Regular" w:hAnsi="Charis SIL Regular" w:eastAsia="Charis SIL Regular"/>
-          <w:b w:val="0"/>
-          <w:i w:val="0"/>
-          <w:color w:val="0000FF"/>
-          <w:sz w:val="24"/>
-          <w:u w:val="single"/>
-        </w:rPr>
-        <w:t xml:space="preserve"> </w:t>
-      </w:r>
-      <w:r>
-        <w:rPr>
-          <w:rFonts w:ascii="Charis SIL Regular" w:hAnsi="Charis SIL Regular" w:eastAsia="Charis SIL Regular"/>
-          <w:b w:val="0"/>
-          <w:i w:val="0"/>
-          <w:color w:val="0000FF"/>
-          <w:sz w:val="24"/>
-          <w:u w:val="single"/>
-        </w:rPr>
-        <w:hyperlink r:id="rId73" w:history="1">
-          <w:r>
-            <w:rPr>
-              <w:rStyle w:val="Hyperlink"/>
-            </w:rPr>
-            <w:t>Natural</w:t>
-          </w:r>
-        </w:hyperlink>
-      </w:r>
-      <w:r>
-        <w:rPr>
-          <w:rFonts w:ascii="Charis SIL Regular" w:hAnsi="Charis SIL Regular" w:eastAsia="Charis SIL Regular"/>
-          <w:b w:val="0"/>
-          <w:i w:val="0"/>
-          <w:color w:val="0000FF"/>
-          <w:sz w:val="24"/>
-          <w:u w:val="single"/>
-        </w:rPr>
-        <w:t xml:space="preserve"> </w:t>
-      </w:r>
-      <w:r>
-        <w:rPr>
-          <w:rFonts w:ascii="Charis SIL Regular" w:hAnsi="Charis SIL Regular" w:eastAsia="Charis SIL Regular"/>
-          <w:b w:val="0"/>
-          <w:i w:val="0"/>
-          <w:color w:val="0000FF"/>
-          <w:sz w:val="24"/>
-          <w:u w:val="single"/>
-        </w:rPr>
-        <w:hyperlink r:id="rId73" w:history="1">
-          <w:r>
-            <w:rPr>
-              <w:rStyle w:val="Hyperlink"/>
-            </w:rPr>
-            <w:t>History</w:t>
-          </w:r>
-        </w:hyperlink>
-      </w:r>
-      <w:r>
-        <w:rPr>
-          <w:rFonts w:ascii="Charis SIL Regular" w:hAnsi="Charis SIL Regular" w:eastAsia="Charis SIL Regular"/>
-          <w:b w:val="0"/>
-          <w:i w:val="0"/>
-          <w:color w:val="000000"/>
-          <w:sz w:val="24"/>
-        </w:rPr>
-        <w:t xml:space="preserve">. De Franse industriëlen Marcel </w:t>
-      </w:r>
-      <w:r>
-        <w:rPr>
-          <w:rFonts w:ascii="Charis SIL Regular" w:hAnsi="Charis SIL Regular" w:eastAsia="Charis SIL Regular"/>
-          <w:b w:val="0"/>
-          <w:i w:val="0"/>
-          <w:color w:val="000000"/>
-          <w:sz w:val="24"/>
-        </w:rPr>
-        <w:t>Monteux en Marc R</w:t>
-      </w:r>
-      <w:r>
-        <w:rPr>
-          <w:u w:val="single" w:color="0000ff"/>
-          <w:rFonts w:ascii="Charis SIL Regular" w:hAnsi="Charis SIL Regular" w:eastAsia="Charis SIL Regular"/>
-          <w:b w:val="0"/>
-          <w:i w:val="0"/>
-          <w:color w:val="000000"/>
-          <w:sz w:val="24"/>
-        </w:rPr>
-        <w:hyperlink r:id="rId73" w:history="1">
-          <w:r>
-            <w:rPr>
-              <w:rStyle w:val="Hyperlink"/>
-            </w:rPr>
-            <w:t>ichard fi</w:t>
-          </w:r>
-        </w:hyperlink>
-      </w:r>
-      <w:r>
-        <w:rPr>
-          <w:u w:val="single" w:color="0000ff"/>
-          <w:rFonts w:ascii="Charis SIL Regular" w:hAnsi="Charis SIL Regular" w:eastAsia="Charis SIL Regular"/>
-          <w:b w:val="0"/>
-          <w:i w:val="0"/>
-          <w:color w:val="000000"/>
-          <w:sz w:val="24"/>
-        </w:rPr>
-        <w:t>n</w:t>
-      </w:r>
-      <w:r>
-        <w:rPr>
-          <w:u w:val="single" w:color="0000ff"/>
-          <w:rFonts w:ascii="Charis SIL Regular" w:hAnsi="Charis SIL Regular" w:eastAsia="Charis SIL Regular"/>
-          <w:b w:val="0"/>
-          <w:i w:val="0"/>
-          <w:color w:val="000000"/>
-          <w:sz w:val="24"/>
-        </w:rPr>
-        <w:hyperlink r:id="rId73" w:history="1">
-          <w:r>
-            <w:rPr>
-              <w:rStyle w:val="Hyperlink"/>
-            </w:rPr>
-            <w:t>ancierde</w:t>
-          </w:r>
-        </w:hyperlink>
-      </w:r>
-      <w:r>
-        <w:rPr>
-          <w:u w:val="single" w:color="0000ff"/>
-          <w:rFonts w:ascii="Charis SIL Regular" w:hAnsi="Charis SIL Regular" w:eastAsia="Charis SIL Regular"/>
-          <w:b w:val="0"/>
-          <w:i w:val="0"/>
-          <w:color w:val="000000"/>
-          <w:sz w:val="24"/>
-        </w:rPr>
-        <w:hyperlink r:id="rId73" w:history="1">
-          <w:r>
-            <w:rPr>
-              <w:rStyle w:val="Hyperlink"/>
-            </w:rPr>
-            <w:t>n</w:t>
-          </w:r>
-        </w:hyperlink>
-      </w:r>
-      <w:r>
-        <w:rPr>
-          <w:u w:val="single" w:color="0000ff"/>
-          <w:rFonts w:ascii="Charis SIL Regular" w:hAnsi="Charis SIL Regular" w:eastAsia="Charis SIL Regular"/>
-          <w:b w:val="0"/>
-          <w:i w:val="0"/>
-          <w:color w:val="000000"/>
-          <w:sz w:val="24"/>
-        </w:rPr>
-        <w:hyperlink r:id="rId73" w:history="1">
-          <w:r>
-            <w:rPr>
-              <w:rStyle w:val="Hyperlink"/>
-            </w:rPr>
-            <w:t xml:space="preserve"> i</w:t>
-          </w:r>
-        </w:hyperlink>
-      </w:r>
-      <w:r>
-        <w:rPr>
-          <w:u w:val="single" w:color="0000ff"/>
-          <w:rFonts w:ascii="Charis SIL Regular" w:hAnsi="Charis SIL Regular" w:eastAsia="Charis SIL Regular"/>
-          <w:b w:val="0"/>
-          <w:i w:val="0"/>
-          <w:color w:val="000000"/>
-          <w:sz w:val="24"/>
-        </w:rPr>
-        <w:hyperlink r:id="rId73" w:history="1">
-          <w:r>
-            <w:rPr>
-              <w:rStyle w:val="Hyperlink"/>
-            </w:rPr>
-            <w:t>n</w:t>
-          </w:r>
-        </w:hyperlink>
-      </w:r>
-      <w:r>
-        <w:rPr>
-          <w:u w:val="single" w:color="0000ff"/>
-          <w:rFonts w:ascii="Charis SIL Regular" w:hAnsi="Charis SIL Regular" w:eastAsia="Charis SIL Regular"/>
-          <w:b w:val="0"/>
-          <w:i w:val="0"/>
-          <w:color w:val="000000"/>
-          <w:sz w:val="24"/>
-        </w:rPr>
-        <w:hyperlink r:id="rId73" w:history="1">
-          <w:r>
-            <w:rPr>
-              <w:rStyle w:val="Hyperlink"/>
-            </w:rPr>
-            <w:t xml:space="preserve"> 1931 </w:t>
-          </w:r>
-        </w:hyperlink>
-      </w:r>
-      <w:r>
-        <w:rPr>
-          <w:u w:val="single" w:color="0000ff"/>
-          <w:rFonts w:ascii="Charis SIL Regular" w:hAnsi="Charis SIL Regular" w:eastAsia="Charis SIL Regular"/>
-          <w:b w:val="0"/>
-          <w:i w:val="0"/>
-          <w:color w:val="000000"/>
-          <w:sz w:val="24"/>
-        </w:rPr>
-        <w:hyperlink r:id="rId73" w:history="1">
-          <w:r>
-            <w:rPr>
-              <w:rStyle w:val="Hyperlink"/>
-            </w:rPr>
-            <w:t>e</w:t>
-          </w:r>
-        </w:hyperlink>
-      </w:r>
-      <w:r>
-        <w:rPr>
-          <w:u w:val="single" w:color="0000ff"/>
-          <w:rFonts w:ascii="Charis SIL Regular" w:hAnsi="Charis SIL Regular" w:eastAsia="Charis SIL Regular"/>
-          <w:b w:val="0"/>
-          <w:i w:val="0"/>
-          <w:color w:val="000000"/>
-          <w:sz w:val="24"/>
-        </w:rPr>
-        <w:hyperlink r:id="rId73" w:history="1">
-          <w:r>
-            <w:rPr>
-              <w:rStyle w:val="Hyperlink"/>
-            </w:rPr>
-            <w:t>en mul</w:t>
-          </w:r>
-        </w:hyperlink>
-      </w:r>
-      <w:r>
-        <w:rPr>
-          <w:rFonts w:ascii="Charis SIL Regular" w:hAnsi="Charis SIL Regular" w:eastAsia="Charis SIL Regular"/>
-          <w:b w:val="0"/>
-          <w:i w:val="0"/>
-          <w:color w:val="000000"/>
-          <w:sz w:val="24"/>
-        </w:rPr>
-        <w:t xml:space="preserve">tidisciplinaire onderzoeksmissie naar </w:t>
-      </w:r>
-      <w:r>
-        <w:rPr>
-          <w:rFonts w:ascii="Charis SIL Regular" w:hAnsi="Charis SIL Regular" w:eastAsia="Charis SIL Regular"/>
-          <w:b w:val="0"/>
-          <w:i w:val="0"/>
-          <w:color w:val="000000"/>
-          <w:sz w:val="24"/>
-        </w:rPr>
-        <w:t xml:space="preserve">Frans-Guyana, die een </w:t>
-      </w:r>
-      <w:r>
-        <w:rPr>
-          <w:rFonts w:ascii="Charis SIL Regular" w:hAnsi="Charis SIL Regular" w:eastAsia="Charis SIL Regular"/>
-          <w:b w:val="0"/>
-          <w:i w:val="0"/>
-          <w:color w:val="0000FF"/>
-          <w:sz w:val="24"/>
-          <w:u w:val="single"/>
-        </w:rPr>
-        <w:hyperlink r:id="rId74" w:history="1">
-          <w:r>
-            <w:rPr>
-              <w:rStyle w:val="Hyperlink"/>
-            </w:rPr>
-            <w:t>verzameling</w:t>
-          </w:r>
-        </w:hyperlink>
-      </w:r>
-      <w:r>
-        <w:rPr>
-          <w:rFonts w:ascii="Charis SIL Regular" w:hAnsi="Charis SIL Regular" w:eastAsia="Charis SIL Regular"/>
-          <w:b w:val="0"/>
-          <w:i w:val="0"/>
-          <w:color w:val="000000"/>
-          <w:sz w:val="24"/>
-        </w:rPr>
-        <w:t xml:space="preserve"> voorwerpen opleverde die werd geschonken aan het </w:t>
-      </w:r>
-      <w:r>
-        <w:rPr>
-          <w:rFonts w:ascii="Charis SIL Italic" w:hAnsi="Charis SIL Italic" w:eastAsia="Charis SIL Italic"/>
-          <w:b w:val="0"/>
-          <w:i/>
-          <w:color w:val="000000"/>
-          <w:sz w:val="24"/>
-        </w:rPr>
-        <w:t>Musée du Trocadéro</w:t>
-      </w:r>
-      <w:r>
-        <w:rPr>
-          <w:rFonts w:ascii="Charis SIL Regular" w:hAnsi="Charis SIL Regular" w:eastAsia="Charis SIL Regular"/>
-          <w:b w:val="0"/>
-          <w:i w:val="0"/>
-          <w:color w:val="000000"/>
-          <w:sz w:val="24"/>
-        </w:rPr>
-        <w:t>. In</w:t>
-      </w:r>
-      <w:r>
-        <w:rPr>
-          <w:u w:val="single" w:color="0000ff"/>
-          <w:rFonts w:ascii="Charis SIL Regular" w:hAnsi="Charis SIL Regular" w:eastAsia="Charis SIL Regular"/>
-          <w:b w:val="0"/>
-          <w:i w:val="0"/>
-          <w:color w:val="000000"/>
-          <w:sz w:val="24"/>
-        </w:rPr>
-        <w:t xml:space="preserve"> 1934 </w:t>
-      </w:r>
-      <w:r>
-        <w:rPr>
-          <w:rFonts w:ascii="Charis SIL Regular" w:hAnsi="Charis SIL Regular" w:eastAsia="Charis SIL Regular"/>
-          <w:b w:val="0"/>
-          <w:i w:val="0"/>
-          <w:color w:val="0000FF"/>
-          <w:sz w:val="24"/>
-          <w:u w:val="single"/>
-        </w:rPr>
-        <w:hyperlink r:id="rId74" w:history="1">
+        <w:hyperlink r:id="rId75" w:history="1">
           <w:r>
             <w:rPr>
               <w:rStyle w:val="Hyperlink"/>
@@ -11578,7 +11643,6 @@
           <w:i w:val="0"/>
           <w:color w:val="0000FF"/>
           <w:sz w:val="24"/>
-          <w:u w:val="single"/>
         </w:rPr>
         <w:t>s</w:t>
       </w:r>

--- a/EXPORTS/DOCX/published/niveau2/Dutch/Suriname.docx
+++ b/EXPORTS/DOCX/published/niveau2/Dutch/Suriname.docx
@@ -1693,6 +1693,110 @@
       </w:r>
       <w:r>
         <w:rPr>
+          <w:rFonts w:ascii="Charis SIL Regular" w:hAnsi="Charis SIL Regular" w:eastAsia="Charis SIL Regular"/>
+          <w:b w:val="0"/>
+          <w:i w:val="0"/>
+          <w:color w:val="000000"/>
+          <w:sz w:val="24"/>
+        </w:rPr>
+        <w:t xml:space="preserve">was schoonzoon en bewonderaar van </w:t>
+      </w:r>
+      <w:r>
+        <w:rPr>
+          <w:rFonts w:ascii="Charis SIL Regular" w:hAnsi="Charis SIL Regular" w:eastAsia="Charis SIL Regular"/>
+          <w:b w:val="0"/>
+          <w:i w:val="0"/>
+          <w:color w:val="0000FF"/>
+          <w:sz w:val="24"/>
+          <w:u w:val="single"/>
+        </w:rPr>
+        <w:t>G</w:t>
+      </w:r>
+      <w:r>
+        <w:rPr>
+          <w:rFonts w:ascii="Charis SIL Regular" w:hAnsi="Charis SIL Regular" w:eastAsia="Charis SIL Regular"/>
+          <w:b w:val="0"/>
+          <w:i w:val="0"/>
+          <w:color w:val="0000FF"/>
+          <w:sz w:val="24"/>
+          <w:u w:val="single"/>
+        </w:rPr>
+        <w:hyperlink r:id="rId15" w:history="1">
+          <w:r>
+            <w:rPr>
+              <w:rStyle w:val="Hyperlink"/>
+            </w:rPr>
+            <w:t>errit</w:t>
+          </w:r>
+        </w:hyperlink>
+      </w:r>
+      <w:r>
+        <w:rPr>
+          <w:rFonts w:ascii="Charis SIL Regular" w:hAnsi="Charis SIL Regular" w:eastAsia="Charis SIL Regular"/>
+          <w:b w:val="0"/>
+          <w:i w:val="0"/>
+          <w:color w:val="0000FF"/>
+          <w:sz w:val="24"/>
+          <w:u w:val="single"/>
+        </w:rPr>
+        <w:t xml:space="preserve"> </w:t>
+      </w:r>
+      <w:r>
+        <w:rPr>
+          <w:rFonts w:ascii="Charis SIL Regular" w:hAnsi="Charis SIL Regular" w:eastAsia="Charis SIL Regular"/>
+          <w:b w:val="0"/>
+          <w:i w:val="0"/>
+          <w:color w:val="0000FF"/>
+          <w:sz w:val="24"/>
+          <w:u w:val="single"/>
+        </w:rPr>
+        <w:hyperlink r:id="rId15" w:history="1">
+          <w:r>
+            <w:rPr>
+              <w:rStyle w:val="Hyperlink"/>
+            </w:rPr>
+            <w:t>Scho</w:t>
+          </w:r>
+        </w:hyperlink>
+      </w:r>
+      <w:r>
+        <w:rPr>
+          <w:rFonts w:ascii="Charis SIL Regular" w:hAnsi="Charis SIL Regular" w:eastAsia="Charis SIL Regular"/>
+          <w:b w:val="0"/>
+          <w:i w:val="0"/>
+          <w:color w:val="0000FF"/>
+          <w:sz w:val="24"/>
+          <w:u w:val="single"/>
+        </w:rPr>
+        <w:hyperlink r:id="rId17" w:history="1">
+          <w:r>
+            <w:rPr>
+              <w:rStyle w:val="Hyperlink"/>
+            </w:rPr>
+            <w:t>ute</w:t>
+          </w:r>
+        </w:hyperlink>
+      </w:r>
+      <w:r>
+        <w:rPr>
+          <w:rFonts w:ascii="Charis SIL Regular" w:hAnsi="Charis SIL Regular" w:eastAsia="Charis SIL Regular"/>
+          <w:b w:val="0"/>
+          <w:i w:val="0"/>
+          <w:color w:val="0000FF"/>
+          <w:sz w:val="24"/>
+          <w:u w:val="single"/>
+        </w:rPr>
+        <w:hyperlink r:id="rId16" w:history="1">
+          <w:r>
+            <w:rPr>
+              <w:rStyle w:val="Hyperlink"/>
+            </w:rPr>
+            <w:t>n</w:t>
+          </w:r>
+        </w:hyperlink>
+      </w:r>
+      <w:r>
+        <w:rPr>
           <w:u w:val="single" w:color="0000ff"/>
           <w:rFonts w:ascii="Charis SIL Regular" w:hAnsi="Charis SIL Regular" w:eastAsia="Charis SIL Regular"/>
           <w:b w:val="0"/>
@@ -1700,12 +1804,12 @@
           <w:color w:val="000000"/>
           <w:sz w:val="24"/>
         </w:rPr>
-        <w:hyperlink r:id="rId14" w:history="1">
-          <w:r>
-            <w:rPr>
-              <w:rStyle w:val="Hyperlink"/>
-            </w:rPr>
-            <w:t>was sch</w:t>
+        <w:hyperlink r:id="rId16" w:history="1">
+          <w:r>
+            <w:rPr>
+              <w:rStyle w:val="Hyperlink"/>
+            </w:rPr>
+            <w:t xml:space="preserve"> en ver</w:t>
           </w:r>
         </w:hyperlink>
       </w:r>
@@ -1718,12 +1822,12 @@
           <w:color w:val="000000"/>
           <w:sz w:val="24"/>
         </w:rPr>
-        <w:hyperlink r:id="rId14" w:history="1">
-          <w:r>
-            <w:rPr>
-              <w:rStyle w:val="Hyperlink"/>
-            </w:rPr>
-            <w:t>o</w:t>
+        <w:hyperlink r:id="rId16" w:history="1">
+          <w:r>
+            <w:rPr>
+              <w:rStyle w:val="Hyperlink"/>
+            </w:rPr>
+            <w:t>antwoor</w:t>
           </w:r>
         </w:hyperlink>
       </w:r>
@@ -1736,24 +1840,14 @@
           <w:color w:val="000000"/>
           <w:sz w:val="24"/>
         </w:rPr>
-        <w:hyperlink r:id="rId14" w:history="1">
-          <w:r>
-            <w:rPr>
-              <w:rStyle w:val="Hyperlink"/>
-            </w:rPr>
-            <w:t>onzoon en b</w:t>
-          </w:r>
-        </w:hyperlink>
-      </w:r>
-      <w:r>
-        <w:rPr>
-          <w:rFonts w:ascii="Charis SIL Regular" w:hAnsi="Charis SIL Regular" w:eastAsia="Charis SIL Regular"/>
-          <w:b w:val="0"/>
-          <w:i w:val="0"/>
-          <w:color w:val="000000"/>
-          <w:sz w:val="24"/>
-        </w:rPr>
-        <w:t>e</w:t>
+        <w:hyperlink r:id="rId16" w:history="1">
+          <w:r>
+            <w:rPr>
+              <w:rStyle w:val="Hyperlink"/>
+            </w:rPr>
+            <w:t>d</w:t>
+          </w:r>
+        </w:hyperlink>
       </w:r>
       <w:r>
         <w:rPr>
@@ -1764,14 +1858,34 @@
           <w:color w:val="000000"/>
           <w:sz w:val="24"/>
         </w:rPr>
-        <w:hyperlink r:id="rId15" w:history="1">
-          <w:r>
-            <w:rPr>
-              <w:rStyle w:val="Hyperlink"/>
-            </w:rPr>
-            <w:t>wonder</w:t>
-          </w:r>
-        </w:hyperlink>
+        <w:hyperlink r:id="rId16" w:history="1">
+          <w:r>
+            <w:rPr>
+              <w:rStyle w:val="Hyperlink"/>
+            </w:rPr>
+            <w:t>elijk voor</w:t>
+          </w:r>
+        </w:hyperlink>
+      </w:r>
+      <w:r>
+        <w:rPr>
+          <w:rFonts w:ascii="Charis SIL Regular" w:hAnsi="Charis SIL Regular" w:eastAsia="Charis SIL Regular"/>
+          <w:b w:val="0"/>
+          <w:i w:val="0"/>
+          <w:color w:val="000000"/>
+          <w:sz w:val="24"/>
+        </w:rPr>
+        <w:t xml:space="preserve"> de schenking </w:t>
+      </w:r>
+      <w:r>
+        <w:rPr>
+          <w:rFonts w:ascii="Charis SIL Regular" w:hAnsi="Charis SIL Regular" w:eastAsia="Charis SIL Regular"/>
+          <w:b w:val="0"/>
+          <w:i w:val="0"/>
+          <w:color w:val="000000"/>
+          <w:sz w:val="24"/>
+        </w:rPr>
+        <w:t xml:space="preserve">van veel diorama's van Schouten aan </w:t>
       </w:r>
       <w:r>
         <w:rPr>
@@ -1782,12 +1896,12 @@
           <w:color w:val="000000"/>
           <w:sz w:val="24"/>
         </w:rPr>
-        <w:hyperlink r:id="rId15" w:history="1">
-          <w:r>
-            <w:rPr>
-              <w:rStyle w:val="Hyperlink"/>
-            </w:rPr>
-            <w:t>a</w:t>
+        <w:hyperlink r:id="rId17" w:history="1">
+          <w:r>
+            <w:rPr>
+              <w:rStyle w:val="Hyperlink"/>
+            </w:rPr>
+            <w:t>het Ka</w:t>
           </w:r>
         </w:hyperlink>
       </w:r>
@@ -1800,24 +1914,35 @@
           <w:color w:val="000000"/>
           <w:sz w:val="24"/>
         </w:rPr>
-        <w:hyperlink r:id="rId15" w:history="1">
-          <w:r>
-            <w:rPr>
-              <w:rStyle w:val="Hyperlink"/>
-            </w:rPr>
-            <w:t xml:space="preserve">ar van </w:t>
-          </w:r>
-        </w:hyperlink>
-      </w:r>
-      <w:r>
-        <w:rPr>
-          <w:rFonts w:ascii="Charis SIL Regular" w:hAnsi="Charis SIL Regular" w:eastAsia="Charis SIL Regular"/>
-          <w:b w:val="0"/>
-          <w:i w:val="0"/>
-          <w:color w:val="0000FF"/>
-          <w:sz w:val="24"/>
-        </w:rPr>
-        <w:t>G</w:t>
+        <w:hyperlink r:id="rId17" w:history="1">
+          <w:r>
+            <w:rPr>
+              <w:rStyle w:val="Hyperlink"/>
+            </w:rPr>
+            <w:t>binet. Als</w:t>
+          </w:r>
+        </w:hyperlink>
+      </w:r>
+      <w:r>
+        <w:rPr>
+          <w:u w:val="single" w:color="0000ff"/>
+          <w:rFonts w:ascii="Charis SIL Regular" w:hAnsi="Charis SIL Regular" w:eastAsia="Charis SIL Regular"/>
+          <w:b w:val="0"/>
+          <w:i w:val="0"/>
+          <w:color w:val="000000"/>
+          <w:sz w:val="24"/>
+        </w:rPr>
+        <w:t xml:space="preserve"> </w:t>
+      </w:r>
+      <w:r>
+        <w:rPr>
+          <w:rFonts w:ascii="Charis SIL Regular" w:hAnsi="Charis SIL Regular" w:eastAsia="Charis SIL Regular"/>
+          <w:b w:val="0"/>
+          <w:i w:val="0"/>
+          <w:color w:val="000000"/>
+          <w:sz w:val="24"/>
+        </w:rPr>
+        <w:t xml:space="preserve">Zeeuw </w:t>
       </w:r>
       <w:r>
         <w:rPr>
@@ -1828,14 +1953,34 @@
           <w:sz w:val="24"/>
           <w:u w:val="single"/>
         </w:rPr>
-        <w:hyperlink r:id="rId15" w:history="1">
-          <w:r>
-            <w:rPr>
-              <w:rStyle w:val="Hyperlink"/>
-            </w:rPr>
-            <w:t>errit</w:t>
-          </w:r>
-        </w:hyperlink>
+        <w:hyperlink r:id="rId18" w:history="1">
+          <w:r>
+            <w:rPr>
+              <w:rStyle w:val="Hyperlink"/>
+            </w:rPr>
+            <w:t>schonk</w:t>
+          </w:r>
+        </w:hyperlink>
+      </w:r>
+      <w:r>
+        <w:rPr>
+          <w:rFonts w:ascii="Charis SIL Regular" w:hAnsi="Charis SIL Regular" w:eastAsia="Charis SIL Regular"/>
+          <w:b w:val="0"/>
+          <w:i w:val="0"/>
+          <w:color w:val="000000"/>
+          <w:sz w:val="24"/>
+        </w:rPr>
+        <w:t xml:space="preserve"> hij tevens objecten uit </w:t>
+      </w:r>
+      <w:r>
+        <w:rPr>
+          <w:rFonts w:ascii="Charis SIL Regular" w:hAnsi="Charis SIL Regular" w:eastAsia="Charis SIL Regular"/>
+          <w:b w:val="0"/>
+          <w:i w:val="0"/>
+          <w:color w:val="000000"/>
+          <w:sz w:val="24"/>
+        </w:rPr>
+        <w:t xml:space="preserve">Suriname aan het </w:t>
       </w:r>
       <w:r>
         <w:rPr>
@@ -1846,6 +1991,24 @@
           <w:sz w:val="24"/>
           <w:u w:val="single"/>
         </w:rPr>
+        <w:hyperlink r:id="rId19" w:history="1">
+          <w:r>
+            <w:rPr>
+              <w:rStyle w:val="Hyperlink"/>
+            </w:rPr>
+            <w:t>Koninklijk</w:t>
+          </w:r>
+        </w:hyperlink>
+      </w:r>
+      <w:r>
+        <w:rPr>
+          <w:rFonts w:ascii="Charis SIL Regular" w:hAnsi="Charis SIL Regular" w:eastAsia="Charis SIL Regular"/>
+          <w:b w:val="0"/>
+          <w:i w:val="0"/>
+          <w:color w:val="0000FF"/>
+          <w:sz w:val="24"/>
+          <w:u w:val="single"/>
+        </w:rPr>
         <w:t xml:space="preserve"> </w:t>
       </w:r>
       <w:r>
@@ -1857,29 +2020,12 @@
           <w:sz w:val="24"/>
           <w:u w:val="single"/>
         </w:rPr>
-        <w:hyperlink r:id="rId15" w:history="1">
-          <w:r>
-            <w:rPr>
-              <w:rStyle w:val="Hyperlink"/>
-            </w:rPr>
-            <w:t>Scho</w:t>
-          </w:r>
-        </w:hyperlink>
-      </w:r>
-      <w:r>
-        <w:rPr>
-          <w:rFonts w:ascii="Charis SIL Regular" w:hAnsi="Charis SIL Regular" w:eastAsia="Charis SIL Regular"/>
-          <w:b w:val="0"/>
-          <w:i w:val="0"/>
-          <w:color w:val="0000FF"/>
-          <w:sz w:val="24"/>
-        </w:rPr>
-        <w:hyperlink r:id="rId17" w:history="1">
-          <w:r>
-            <w:rPr>
-              <w:rStyle w:val="Hyperlink"/>
-            </w:rPr>
-            <w:t>ute</w:t>
+        <w:hyperlink r:id="rId19" w:history="1">
+          <w:r>
+            <w:rPr>
+              <w:rStyle w:val="Hyperlink"/>
+            </w:rPr>
+            <w:t>Zeeuwsch</w:t>
           </w:r>
         </w:hyperlink>
       </w:r>
@@ -1892,152 +2038,6 @@
           <w:sz w:val="24"/>
           <w:u w:val="single"/>
         </w:rPr>
-        <w:hyperlink r:id="rId16" w:history="1">
-          <w:r>
-            <w:rPr>
-              <w:rStyle w:val="Hyperlink"/>
-            </w:rPr>
-            <w:t>n</w:t>
-          </w:r>
-        </w:hyperlink>
-      </w:r>
-      <w:r>
-        <w:rPr>
-          <w:u w:val="single" w:color="0000ff"/>
-          <w:rFonts w:ascii="Charis SIL Regular" w:hAnsi="Charis SIL Regular" w:eastAsia="Charis SIL Regular"/>
-          <w:b w:val="0"/>
-          <w:i w:val="0"/>
-          <w:color w:val="000000"/>
-          <w:sz w:val="24"/>
-        </w:rPr>
-        <w:hyperlink r:id="rId16" w:history="1">
-          <w:r>
-            <w:rPr>
-              <w:rStyle w:val="Hyperlink"/>
-            </w:rPr>
-            <w:t xml:space="preserve"> en ver</w:t>
-          </w:r>
-        </w:hyperlink>
-      </w:r>
-      <w:r>
-        <w:rPr>
-          <w:u w:val="single" w:color="0000ff"/>
-          <w:rFonts w:ascii="Charis SIL Regular" w:hAnsi="Charis SIL Regular" w:eastAsia="Charis SIL Regular"/>
-          <w:b w:val="0"/>
-          <w:i w:val="0"/>
-          <w:color w:val="000000"/>
-          <w:sz w:val="24"/>
-        </w:rPr>
-        <w:hyperlink r:id="rId16" w:history="1">
-          <w:r>
-            <w:rPr>
-              <w:rStyle w:val="Hyperlink"/>
-            </w:rPr>
-            <w:t>antwoor</w:t>
-          </w:r>
-        </w:hyperlink>
-      </w:r>
-      <w:r>
-        <w:rPr>
-          <w:u w:val="single" w:color="0000ff"/>
-          <w:rFonts w:ascii="Charis SIL Regular" w:hAnsi="Charis SIL Regular" w:eastAsia="Charis SIL Regular"/>
-          <w:b w:val="0"/>
-          <w:i w:val="0"/>
-          <w:color w:val="000000"/>
-          <w:sz w:val="24"/>
-        </w:rPr>
-        <w:hyperlink r:id="rId16" w:history="1">
-          <w:r>
-            <w:rPr>
-              <w:rStyle w:val="Hyperlink"/>
-            </w:rPr>
-            <w:t>d</w:t>
-          </w:r>
-        </w:hyperlink>
-      </w:r>
-      <w:r>
-        <w:rPr>
-          <w:u w:val="single" w:color="0000ff"/>
-          <w:rFonts w:ascii="Charis SIL Regular" w:hAnsi="Charis SIL Regular" w:eastAsia="Charis SIL Regular"/>
-          <w:b w:val="0"/>
-          <w:i w:val="0"/>
-          <w:color w:val="000000"/>
-          <w:sz w:val="24"/>
-        </w:rPr>
-        <w:hyperlink r:id="rId16" w:history="1">
-          <w:r>
-            <w:rPr>
-              <w:rStyle w:val="Hyperlink"/>
-            </w:rPr>
-            <w:t>elijk voor</w:t>
-          </w:r>
-        </w:hyperlink>
-      </w:r>
-      <w:r>
-        <w:rPr>
-          <w:rFonts w:ascii="Charis SIL Regular" w:hAnsi="Charis SIL Regular" w:eastAsia="Charis SIL Regular"/>
-          <w:b w:val="0"/>
-          <w:i w:val="0"/>
-          <w:color w:val="000000"/>
-          <w:sz w:val="24"/>
-        </w:rPr>
-        <w:t xml:space="preserve"> de schenking </w:t>
-      </w:r>
-      <w:r>
-        <w:rPr>
-          <w:rFonts w:ascii="Charis SIL Regular" w:hAnsi="Charis SIL Regular" w:eastAsia="Charis SIL Regular"/>
-          <w:b w:val="0"/>
-          <w:i w:val="0"/>
-          <w:color w:val="000000"/>
-          <w:sz w:val="24"/>
-        </w:rPr>
-        <w:t xml:space="preserve">van veel diorama's van Schouten aan </w:t>
-      </w:r>
-      <w:r>
-        <w:rPr>
-          <w:u w:val="single" w:color="0000ff"/>
-          <w:rFonts w:ascii="Charis SIL Regular" w:hAnsi="Charis SIL Regular" w:eastAsia="Charis SIL Regular"/>
-          <w:b w:val="0"/>
-          <w:i w:val="0"/>
-          <w:color w:val="000000"/>
-          <w:sz w:val="24"/>
-        </w:rPr>
-        <w:hyperlink r:id="rId17" w:history="1">
-          <w:r>
-            <w:rPr>
-              <w:rStyle w:val="Hyperlink"/>
-            </w:rPr>
-            <w:t>het Ka</w:t>
-          </w:r>
-        </w:hyperlink>
-      </w:r>
-      <w:r>
-        <w:rPr>
-          <w:u w:val="single" w:color="0000ff"/>
-          <w:rFonts w:ascii="Charis SIL Regular" w:hAnsi="Charis SIL Regular" w:eastAsia="Charis SIL Regular"/>
-          <w:b w:val="0"/>
-          <w:i w:val="0"/>
-          <w:color w:val="000000"/>
-          <w:sz w:val="24"/>
-        </w:rPr>
-        <w:hyperlink r:id="rId17" w:history="1">
-          <w:r>
-            <w:rPr>
-              <w:rStyle w:val="Hyperlink"/>
-            </w:rPr>
-            <w:t>binet. Als</w:t>
-          </w:r>
-        </w:hyperlink>
-      </w:r>
-      <w:r>
-        <w:rPr>
-          <w:u w:val="single" w:color="0000ff"/>
-          <w:rFonts w:ascii="Charis SIL Regular" w:hAnsi="Charis SIL Regular" w:eastAsia="Charis SIL Regular"/>
-          <w:b w:val="0"/>
-          <w:i w:val="0"/>
-          <w:color w:val="000000"/>
-          <w:sz w:val="24"/>
-        </w:rPr>
         <w:t xml:space="preserve"> </w:t>
       </w:r>
       <w:r>
@@ -2045,48 +2045,18 @@
           <w:rFonts w:ascii="Charis SIL Regular" w:hAnsi="Charis SIL Regular" w:eastAsia="Charis SIL Regular"/>
           <w:b w:val="0"/>
           <w:i w:val="0"/>
-          <w:color w:val="000000"/>
-          <w:sz w:val="24"/>
-        </w:rPr>
-        <w:t xml:space="preserve">Zeeuw </w:t>
-      </w:r>
-      <w:r>
-        <w:rPr>
-          <w:rFonts w:ascii="Charis SIL Regular" w:hAnsi="Charis SIL Regular" w:eastAsia="Charis SIL Regular"/>
-          <w:b w:val="0"/>
-          <w:i w:val="0"/>
           <w:color w:val="0000FF"/>
           <w:sz w:val="24"/>
           <w:u w:val="single"/>
         </w:rPr>
-        <w:hyperlink r:id="rId18" w:history="1">
-          <w:r>
-            <w:rPr>
-              <w:rStyle w:val="Hyperlink"/>
-            </w:rPr>
-            <w:t>schonk</w:t>
-          </w:r>
-        </w:hyperlink>
-      </w:r>
-      <w:r>
-        <w:rPr>
-          <w:rFonts w:ascii="Charis SIL Regular" w:hAnsi="Charis SIL Regular" w:eastAsia="Charis SIL Regular"/>
-          <w:b w:val="0"/>
-          <w:i w:val="0"/>
-          <w:color w:val="000000"/>
-          <w:sz w:val="24"/>
-        </w:rPr>
-        <w:t xml:space="preserve"> hij tevens objecten uit </w:t>
-      </w:r>
-      <w:r>
-        <w:rPr>
-          <w:rFonts w:ascii="Charis SIL Regular" w:hAnsi="Charis SIL Regular" w:eastAsia="Charis SIL Regular"/>
-          <w:b w:val="0"/>
-          <w:i w:val="0"/>
-          <w:color w:val="000000"/>
-          <w:sz w:val="24"/>
-        </w:rPr>
-        <w:t xml:space="preserve">Suriname aan het </w:t>
+        <w:hyperlink r:id="rId19" w:history="1">
+          <w:r>
+            <w:rPr>
+              <w:rStyle w:val="Hyperlink"/>
+            </w:rPr>
+            <w:t>Genootschap</w:t>
+          </w:r>
+        </w:hyperlink>
       </w:r>
       <w:r>
         <w:rPr>
@@ -2097,12 +2067,23 @@
           <w:sz w:val="24"/>
           <w:u w:val="single"/>
         </w:rPr>
+        <w:t xml:space="preserve"> </w:t>
+      </w:r>
+      <w:r>
+        <w:rPr>
+          <w:rFonts w:ascii="Charis SIL Regular" w:hAnsi="Charis SIL Regular" w:eastAsia="Charis SIL Regular"/>
+          <w:b w:val="0"/>
+          <w:i w:val="0"/>
+          <w:color w:val="0000FF"/>
+          <w:sz w:val="24"/>
+          <w:u w:val="single"/>
+        </w:rPr>
         <w:hyperlink r:id="rId19" w:history="1">
           <w:r>
             <w:rPr>
               <w:rStyle w:val="Hyperlink"/>
             </w:rPr>
-            <w:t>Koninklijk</w:t>
+            <w:t>der</w:t>
           </w:r>
         </w:hyperlink>
       </w:r>
@@ -2131,7 +2112,7 @@
             <w:rPr>
               <w:rStyle w:val="Hyperlink"/>
             </w:rPr>
-            <w:t>Zeeuwsch</w:t>
+            <w:t>Wet</w:t>
           </w:r>
         </w:hyperlink>
       </w:r>
@@ -2144,94 +2125,7 @@
           <w:sz w:val="24"/>
           <w:u w:val="single"/>
         </w:rPr>
-        <w:t xml:space="preserve"> </w:t>
-      </w:r>
-      <w:r>
-        <w:rPr>
-          <w:rFonts w:ascii="Charis SIL Regular" w:hAnsi="Charis SIL Regular" w:eastAsia="Charis SIL Regular"/>
-          <w:b w:val="0"/>
-          <w:i w:val="0"/>
-          <w:color w:val="0000FF"/>
-          <w:sz w:val="24"/>
-          <w:u w:val="single"/>
-        </w:rPr>
         <w:hyperlink r:id="rId19" w:history="1">
-          <w:r>
-            <w:rPr>
-              <w:rStyle w:val="Hyperlink"/>
-            </w:rPr>
-            <w:t>Genootschap</w:t>
-          </w:r>
-        </w:hyperlink>
-      </w:r>
-      <w:r>
-        <w:rPr>
-          <w:rFonts w:ascii="Charis SIL Regular" w:hAnsi="Charis SIL Regular" w:eastAsia="Charis SIL Regular"/>
-          <w:b w:val="0"/>
-          <w:i w:val="0"/>
-          <w:color w:val="0000FF"/>
-          <w:sz w:val="24"/>
-          <w:u w:val="single"/>
-        </w:rPr>
-        <w:t xml:space="preserve"> </w:t>
-      </w:r>
-      <w:r>
-        <w:rPr>
-          <w:rFonts w:ascii="Charis SIL Regular" w:hAnsi="Charis SIL Regular" w:eastAsia="Charis SIL Regular"/>
-          <w:b w:val="0"/>
-          <w:i w:val="0"/>
-          <w:color w:val="0000FF"/>
-          <w:sz w:val="24"/>
-          <w:u w:val="single"/>
-        </w:rPr>
-        <w:hyperlink r:id="rId19" w:history="1">
-          <w:r>
-            <w:rPr>
-              <w:rStyle w:val="Hyperlink"/>
-            </w:rPr>
-            <w:t>der</w:t>
-          </w:r>
-        </w:hyperlink>
-      </w:r>
-      <w:r>
-        <w:rPr>
-          <w:rFonts w:ascii="Charis SIL Regular" w:hAnsi="Charis SIL Regular" w:eastAsia="Charis SIL Regular"/>
-          <w:b w:val="0"/>
-          <w:i w:val="0"/>
-          <w:color w:val="0000FF"/>
-          <w:sz w:val="24"/>
-          <w:u w:val="single"/>
-        </w:rPr>
-        <w:t xml:space="preserve"> </w:t>
-      </w:r>
-      <w:r>
-        <w:rPr>
-          <w:rFonts w:ascii="Charis SIL Regular" w:hAnsi="Charis SIL Regular" w:eastAsia="Charis SIL Regular"/>
-          <w:b w:val="0"/>
-          <w:i w:val="0"/>
-          <w:color w:val="0000FF"/>
-          <w:sz w:val="24"/>
-          <w:u w:val="single"/>
-        </w:rPr>
-        <w:hyperlink r:id="rId19" w:history="1">
-          <w:r>
-            <w:rPr>
-              <w:rStyle w:val="Hyperlink"/>
-            </w:rPr>
-            <w:t>Wet</w:t>
-          </w:r>
-        </w:hyperlink>
-      </w:r>
-      <w:r>
-        <w:rPr>
-          <w:rFonts w:ascii="Charis SIL Regular" w:hAnsi="Charis SIL Regular" w:eastAsia="Charis SIL Regular"/>
-          <w:b w:val="0"/>
-          <w:i w:val="0"/>
-          <w:color w:val="0000FF"/>
-          <w:sz w:val="24"/>
-          <w:u w:val="single"/>
-        </w:rPr>
-        <w:hyperlink r:id="rId18" w:history="1">
           <w:r>
             <w:rPr>
               <w:rStyle w:val="Hyperlink"/>
@@ -2627,7 +2521,7 @@
           <w:color w:val="000000"/>
           <w:sz w:val="24"/>
         </w:rPr>
-        <w:t>al vormde de verkoop van etnografica ook een bron van inko</w:t>
+        <w:t>al vormde de verkoop van etnografica ook een bron van inkomsten voor de Evang</w:t>
       </w:r>
       <w:r>
         <w:rPr>
@@ -2643,24 +2537,6 @@
             <w:rPr>
               <w:rStyle w:val="Hyperlink"/>
             </w:rPr>
-            <w:t>msten voor de Evang</w:t>
-          </w:r>
-        </w:hyperlink>
-      </w:r>
-      <w:r>
-        <w:rPr>
-          <w:u w:val="single" w:color="0000ff"/>
-          <w:rFonts w:ascii="Charis SIL Regular" w:hAnsi="Charis SIL Regular" w:eastAsia="Charis SIL Regular"/>
-          <w:b w:val="0"/>
-          <w:i w:val="0"/>
-          <w:color w:val="000000"/>
-          <w:sz w:val="24"/>
-        </w:rPr>
-        <w:hyperlink r:id="rId22" w:history="1">
-          <w:r>
-            <w:rPr>
-              <w:rStyle w:val="Hyperlink"/>
-            </w:rPr>
             <w:t xml:space="preserve">elische </w:t>
           </w:r>
         </w:hyperlink>
@@ -2835,16 +2711,8 @@
           <w:i w:val="0"/>
           <w:color w:val="0000FF"/>
           <w:sz w:val="24"/>
-          <w:u w:val="single"/>
-        </w:rPr>
-        <w:hyperlink r:id="rId23" w:history="1">
-          <w:r>
-            <w:rPr>
-              <w:rStyle w:val="Hyperlink"/>
-            </w:rPr>
-            <w:t>Omniversu</w:t>
-          </w:r>
-        </w:hyperlink>
+        </w:rPr>
+        <w:t>Omniversu</w:t>
       </w:r>
       <w:r>
         <w:rPr>
@@ -3036,6 +2904,16 @@
       </w:r>
       <w:r>
         <w:rPr>
+          <w:rFonts w:ascii="Charis SIL Regular" w:hAnsi="Charis SIL Regular" w:eastAsia="Charis SIL Regular"/>
+          <w:b w:val="0"/>
+          <w:i w:val="0"/>
+          <w:color w:val="000000"/>
+          <w:sz w:val="24"/>
+        </w:rPr>
+        <w:t>smuseum</w:t>
+      </w:r>
+      <w:r>
+        <w:rPr>
           <w:u w:val="single" w:color="0000ff"/>
           <w:rFonts w:ascii="Charis SIL Regular" w:hAnsi="Charis SIL Regular" w:eastAsia="Charis SIL Regular"/>
           <w:b w:val="0"/>
@@ -3048,24 +2926,6 @@
             <w:rPr>
               <w:rStyle w:val="Hyperlink"/>
             </w:rPr>
-            <w:t>smuseum</w:t>
-          </w:r>
-        </w:hyperlink>
-      </w:r>
-      <w:r>
-        <w:rPr>
-          <w:u w:val="single" w:color="0000ff"/>
-          <w:rFonts w:ascii="Charis SIL Regular" w:hAnsi="Charis SIL Regular" w:eastAsia="Charis SIL Regular"/>
-          <w:b w:val="0"/>
-          <w:i w:val="0"/>
-          <w:color w:val="000000"/>
-          <w:sz w:val="24"/>
-        </w:rPr>
-        <w:hyperlink r:id="rId25" w:history="1">
-          <w:r>
-            <w:rPr>
-              <w:rStyle w:val="Hyperlink"/>
-            </w:rPr>
             <w:t xml:space="preserve"> Tilburg</w:t>
           </w:r>
         </w:hyperlink>
@@ -3104,36 +2964,49 @@
             <w:rPr>
               <w:rStyle w:val="Hyperlink"/>
             </w:rPr>
-            <w:t>fil</w:t>
-          </w:r>
-        </w:hyperlink>
-      </w:r>
-      <w:r>
-        <w:rPr>
-          <w:rFonts w:ascii="Charis SIL Regular" w:hAnsi="Charis SIL Regular" w:eastAsia="Charis SIL Regular"/>
-          <w:b w:val="0"/>
-          <w:i w:val="0"/>
-          <w:color w:val="0000FF"/>
-          <w:sz w:val="24"/>
+            <w:t>film</w:t>
+          </w:r>
+        </w:hyperlink>
+      </w:r>
+      <w:r>
+        <w:rPr>
+          <w:rFonts w:ascii="Charis SIL Regular" w:hAnsi="Charis SIL Regular" w:eastAsia="Charis SIL Regular"/>
+          <w:b w:val="0"/>
+          <w:i w:val="0"/>
+          <w:color w:val="0000FF"/>
+          <w:sz w:val="24"/>
+          <w:u w:val="single"/>
+        </w:rPr>
+        <w:t>s</w:t>
+      </w:r>
+      <w:r>
+        <w:rPr>
+          <w:rFonts w:ascii="Charis SIL Regular" w:hAnsi="Charis SIL Regular" w:eastAsia="Charis SIL Regular"/>
+          <w:b w:val="0"/>
+          <w:i w:val="0"/>
+          <w:color w:val="0000FF"/>
+          <w:sz w:val="24"/>
+          <w:u w:val="single"/>
+        </w:rPr>
+        <w:t xml:space="preserve"> </w:t>
+      </w:r>
+      <w:r>
+        <w:rPr>
+          <w:rFonts w:ascii="Charis SIL Regular" w:hAnsi="Charis SIL Regular" w:eastAsia="Charis SIL Regular"/>
+          <w:b w:val="0"/>
+          <w:i w:val="0"/>
+          <w:color w:val="0000FF"/>
+          <w:sz w:val="24"/>
+          <w:u w:val="single"/>
         </w:rPr>
         <w:hyperlink r:id="rId26" w:history="1">
           <w:r>
             <w:rPr>
               <w:rStyle w:val="Hyperlink"/>
             </w:rPr>
-            <w:t>m</w:t>
-          </w:r>
-        </w:hyperlink>
-      </w:r>
-      <w:r>
-        <w:rPr>
-          <w:rFonts w:ascii="Charis SIL Regular" w:hAnsi="Charis SIL Regular" w:eastAsia="Charis SIL Regular"/>
-          <w:b w:val="0"/>
-          <w:i w:val="0"/>
-          <w:color w:val="0000FF"/>
-          <w:sz w:val="24"/>
-        </w:rPr>
-        <w:t>s</w:t>
+            <w:t>en</w:t>
+          </w:r>
+        </w:hyperlink>
       </w:r>
       <w:r>
         <w:rPr>
@@ -3160,38 +3033,19 @@
             <w:rPr>
               <w:rStyle w:val="Hyperlink"/>
             </w:rPr>
-            <w:t>en</w:t>
-          </w:r>
-        </w:hyperlink>
-      </w:r>
-      <w:r>
-        <w:rPr>
-          <w:rFonts w:ascii="Charis SIL Regular" w:hAnsi="Charis SIL Regular" w:eastAsia="Charis SIL Regular"/>
-          <w:b w:val="0"/>
-          <w:i w:val="0"/>
-          <w:color w:val="0000FF"/>
-          <w:sz w:val="24"/>
-          <w:u w:val="single"/>
-        </w:rPr>
-        <w:t xml:space="preserve"> </w:t>
-      </w:r>
-      <w:r>
-        <w:rPr>
-          <w:rFonts w:ascii="Charis SIL Regular" w:hAnsi="Charis SIL Regular" w:eastAsia="Charis SIL Regular"/>
-          <w:b w:val="0"/>
-          <w:i w:val="0"/>
-          <w:color w:val="0000FF"/>
-          <w:sz w:val="24"/>
-          <w:u w:val="single"/>
-        </w:rPr>
-        <w:hyperlink r:id="rId26" w:history="1">
-          <w:r>
-            <w:rPr>
-              <w:rStyle w:val="Hyperlink"/>
-            </w:rPr>
-            <w:t>geluidsbanden</w:t>
-          </w:r>
-        </w:hyperlink>
+            <w:t>geluidsbande</w:t>
+          </w:r>
+        </w:hyperlink>
+      </w:r>
+      <w:r>
+        <w:rPr>
+          <w:rFonts w:ascii="Charis SIL Regular" w:hAnsi="Charis SIL Regular" w:eastAsia="Charis SIL Regular"/>
+          <w:b w:val="0"/>
+          <w:i w:val="0"/>
+          <w:color w:val="0000FF"/>
+          <w:sz w:val="24"/>
+        </w:rPr>
+        <w:t>n</w:t>
       </w:r>
       <w:r>
         <w:rPr>
@@ -3531,14 +3385,35 @@
           <w:i w:val="0"/>
           <w:color w:val="0000FF"/>
           <w:sz w:val="24"/>
+        </w:rPr>
+        <w:t>van</w:t>
+      </w:r>
+      <w:r>
+        <w:rPr>
+          <w:rFonts w:ascii="Charis SIL Regular" w:hAnsi="Charis SIL Regular" w:eastAsia="Charis SIL Regular"/>
+          <w:b w:val="0"/>
+          <w:i w:val="0"/>
+          <w:color w:val="0000FF"/>
+          <w:sz w:val="24"/>
           <w:u w:val="single"/>
         </w:rPr>
+        <w:t xml:space="preserve"> </w:t>
+      </w:r>
+      <w:r>
+        <w:rPr>
+          <w:rFonts w:ascii="Charis SIL Regular" w:hAnsi="Charis SIL Regular" w:eastAsia="Charis SIL Regular"/>
+          <w:b w:val="0"/>
+          <w:i w:val="0"/>
+          <w:color w:val="0000FF"/>
+          <w:sz w:val="24"/>
+          <w:u w:val="single"/>
+        </w:rPr>
         <w:hyperlink r:id="rId30" w:history="1">
           <w:r>
             <w:rPr>
               <w:rStyle w:val="Hyperlink"/>
             </w:rPr>
-            <w:t>van</w:t>
+            <w:t>Sypest</w:t>
           </w:r>
         </w:hyperlink>
       </w:r>
@@ -3551,6 +3426,80 @@
           <w:sz w:val="24"/>
           <w:u w:val="single"/>
         </w:rPr>
+        <w:hyperlink r:id="rId30" w:history="1">
+          <w:r>
+            <w:rPr>
+              <w:rStyle w:val="Hyperlink"/>
+            </w:rPr>
+            <w:t>eyn</w:t>
+          </w:r>
+        </w:hyperlink>
+      </w:r>
+      <w:r>
+        <w:rPr>
+          <w:rFonts w:ascii="Charis SIL Regular" w:hAnsi="Charis SIL Regular" w:eastAsia="Charis SIL Regular"/>
+          <w:b w:val="0"/>
+          <w:i w:val="0"/>
+          <w:color w:val="000000"/>
+          <w:sz w:val="24"/>
+        </w:rPr>
+        <w:t xml:space="preserve"> en </w:t>
+      </w:r>
+      <w:r>
+        <w:rPr>
+          <w:u w:val="single" w:color="0000ff"/>
+          <w:rFonts w:ascii="Charis SIL Regular" w:hAnsi="Charis SIL Regular" w:eastAsia="Charis SIL Regular"/>
+          <w:b w:val="0"/>
+          <w:i w:val="0"/>
+          <w:color w:val="000000"/>
+          <w:sz w:val="24"/>
+        </w:rPr>
+        <w:hyperlink r:id="rId29" w:history="1">
+          <w:r>
+            <w:rPr>
+              <w:rStyle w:val="Hyperlink"/>
+            </w:rPr>
+            <w:t>administ</w:t>
+          </w:r>
+        </w:hyperlink>
+      </w:r>
+      <w:r>
+        <w:rPr>
+          <w:rFonts w:ascii="Charis SIL Regular" w:hAnsi="Charis SIL Regular" w:eastAsia="Charis SIL Regular"/>
+          <w:b w:val="0"/>
+          <w:i w:val="0"/>
+          <w:color w:val="000000"/>
+          <w:sz w:val="24"/>
+        </w:rPr>
+        <w:t xml:space="preserve">rateur der financiën </w:t>
+      </w:r>
+      <w:r>
+        <w:rPr>
+          <w:rFonts w:ascii="Charis SIL Regular" w:hAnsi="Charis SIL Regular" w:eastAsia="Charis SIL Regular"/>
+          <w:b w:val="0"/>
+          <w:i w:val="0"/>
+          <w:color w:val="0000FF"/>
+          <w:sz w:val="24"/>
+          <w:u w:val="single"/>
+        </w:rPr>
+        <w:hyperlink r:id="rId31" w:history="1">
+          <w:r>
+            <w:rPr>
+              <w:rStyle w:val="Hyperlink"/>
+            </w:rPr>
+            <w:t>Assueer</w:t>
+          </w:r>
+        </w:hyperlink>
+      </w:r>
+      <w:r>
+        <w:rPr>
+          <w:rFonts w:ascii="Charis SIL Regular" w:hAnsi="Charis SIL Regular" w:eastAsia="Charis SIL Regular"/>
+          <w:b w:val="0"/>
+          <w:i w:val="0"/>
+          <w:color w:val="0000FF"/>
+          <w:sz w:val="24"/>
+          <w:u w:val="single"/>
+        </w:rPr>
         <w:t xml:space="preserve"> </w:t>
       </w:r>
       <w:r>
@@ -3562,12 +3511,12 @@
           <w:sz w:val="24"/>
           <w:u w:val="single"/>
         </w:rPr>
-        <w:hyperlink r:id="rId28" w:history="1">
-          <w:r>
-            <w:rPr>
-              <w:rStyle w:val="Hyperlink"/>
-            </w:rPr>
-            <w:t>Sypest</w:t>
+        <w:hyperlink r:id="rId31" w:history="1">
+          <w:r>
+            <w:rPr>
+              <w:rStyle w:val="Hyperlink"/>
+            </w:rPr>
+            <w:t>Jacob</w:t>
           </w:r>
         </w:hyperlink>
       </w:r>
@@ -3580,24 +3529,147 @@
           <w:sz w:val="24"/>
           <w:u w:val="single"/>
         </w:rPr>
+        <w:t xml:space="preserve"> </w:t>
+      </w:r>
+      <w:r>
+        <w:rPr>
+          <w:rFonts w:ascii="Charis SIL Regular" w:hAnsi="Charis SIL Regular" w:eastAsia="Charis SIL Regular"/>
+          <w:b w:val="0"/>
+          <w:i w:val="0"/>
+          <w:color w:val="0000FF"/>
+          <w:sz w:val="24"/>
+          <w:u w:val="single"/>
+        </w:rPr>
+        <w:hyperlink r:id="rId31" w:history="1">
+          <w:r>
+            <w:rPr>
+              <w:rStyle w:val="Hyperlink"/>
+            </w:rPr>
+            <w:t>Schimmelpen</w:t>
+          </w:r>
+        </w:hyperlink>
+      </w:r>
+      <w:r>
+        <w:rPr>
+          <w:rFonts w:ascii="Charis SIL Regular" w:hAnsi="Charis SIL Regular" w:eastAsia="Charis SIL Regular"/>
+          <w:b w:val="0"/>
+          <w:i w:val="0"/>
+          <w:color w:val="0000FF"/>
+          <w:sz w:val="24"/>
+          <w:u w:val="single"/>
+        </w:rPr>
         <w:hyperlink r:id="rId30" w:history="1">
           <w:r>
             <w:rPr>
               <w:rStyle w:val="Hyperlink"/>
             </w:rPr>
-            <w:t>eyn</w:t>
-          </w:r>
-        </w:hyperlink>
-      </w:r>
-      <w:r>
-        <w:rPr>
-          <w:rFonts w:ascii="Charis SIL Regular" w:hAnsi="Charis SIL Regular" w:eastAsia="Charis SIL Regular"/>
-          <w:b w:val="0"/>
-          <w:i w:val="0"/>
-          <w:color w:val="000000"/>
-          <w:sz w:val="24"/>
-        </w:rPr>
-        <w:t xml:space="preserve"> en </w:t>
+            <w:t>ninck</w:t>
+          </w:r>
+        </w:hyperlink>
+      </w:r>
+      <w:r>
+        <w:rPr>
+          <w:rFonts w:ascii="Charis SIL Regular" w:hAnsi="Charis SIL Regular" w:eastAsia="Charis SIL Regular"/>
+          <w:b w:val="0"/>
+          <w:i w:val="0"/>
+          <w:color w:val="0000FF"/>
+          <w:sz w:val="24"/>
+          <w:u w:val="single"/>
+        </w:rPr>
+        <w:t xml:space="preserve"> </w:t>
+      </w:r>
+      <w:r>
+        <w:rPr>
+          <w:rFonts w:ascii="Charis SIL Regular" w:hAnsi="Charis SIL Regular" w:eastAsia="Charis SIL Regular"/>
+          <w:b w:val="0"/>
+          <w:i w:val="0"/>
+          <w:color w:val="0000FF"/>
+          <w:sz w:val="24"/>
+          <w:u w:val="single"/>
+        </w:rPr>
+        <w:hyperlink r:id="rId31" w:history="1">
+          <w:r>
+            <w:rPr>
+              <w:rStyle w:val="Hyperlink"/>
+            </w:rPr>
+            <w:t>va</w:t>
+          </w:r>
+        </w:hyperlink>
+      </w:r>
+      <w:r>
+        <w:rPr>
+          <w:rFonts w:ascii="Charis SIL Regular" w:hAnsi="Charis SIL Regular" w:eastAsia="Charis SIL Regular"/>
+          <w:b w:val="0"/>
+          <w:i w:val="0"/>
+          <w:color w:val="0000FF"/>
+          <w:sz w:val="24"/>
+          <w:u w:val="single"/>
+        </w:rPr>
+        <w:hyperlink r:id="rId31" w:history="1">
+          <w:r>
+            <w:rPr>
+              <w:rStyle w:val="Hyperlink"/>
+            </w:rPr>
+            <w:t>n</w:t>
+          </w:r>
+        </w:hyperlink>
+      </w:r>
+      <w:r>
+        <w:rPr>
+          <w:rFonts w:ascii="Charis SIL Regular" w:hAnsi="Charis SIL Regular" w:eastAsia="Charis SIL Regular"/>
+          <w:b w:val="0"/>
+          <w:i w:val="0"/>
+          <w:color w:val="0000FF"/>
+          <w:sz w:val="24"/>
+          <w:u w:val="single"/>
+        </w:rPr>
+        <w:t xml:space="preserve"> </w:t>
+      </w:r>
+      <w:r>
+        <w:rPr>
+          <w:rFonts w:ascii="Charis SIL Regular" w:hAnsi="Charis SIL Regular" w:eastAsia="Charis SIL Regular"/>
+          <w:b w:val="0"/>
+          <w:i w:val="0"/>
+          <w:color w:val="0000FF"/>
+          <w:sz w:val="24"/>
+          <w:u w:val="single"/>
+        </w:rPr>
+        <w:hyperlink r:id="rId31" w:history="1">
+          <w:r>
+            <w:rPr>
+              <w:rStyle w:val="Hyperlink"/>
+            </w:rPr>
+            <w:t>der</w:t>
+          </w:r>
+        </w:hyperlink>
+      </w:r>
+      <w:r>
+        <w:rPr>
+          <w:rFonts w:ascii="Charis SIL Regular" w:hAnsi="Charis SIL Regular" w:eastAsia="Charis SIL Regular"/>
+          <w:b w:val="0"/>
+          <w:i w:val="0"/>
+          <w:color w:val="0000FF"/>
+          <w:sz w:val="24"/>
+          <w:u w:val="single"/>
+        </w:rPr>
+        <w:t xml:space="preserve"> </w:t>
+      </w:r>
+      <w:r>
+        <w:rPr>
+          <w:rFonts w:ascii="Charis SIL Regular" w:hAnsi="Charis SIL Regular" w:eastAsia="Charis SIL Regular"/>
+          <w:b w:val="0"/>
+          <w:i w:val="0"/>
+          <w:color w:val="0000FF"/>
+          <w:sz w:val="24"/>
+        </w:rPr>
+        <w:hyperlink r:id="rId31" w:history="1">
+          <w:r>
+            <w:rPr>
+              <w:rStyle w:val="Hyperlink"/>
+            </w:rPr>
+            <w:t>Oye</w:t>
+          </w:r>
+        </w:hyperlink>
       </w:r>
       <w:r>
         <w:rPr>
@@ -3608,24 +3680,257 @@
           <w:color w:val="000000"/>
           <w:sz w:val="24"/>
         </w:rPr>
-        <w:hyperlink r:id="rId29" w:history="1">
-          <w:r>
-            <w:rPr>
-              <w:rStyle w:val="Hyperlink"/>
-            </w:rPr>
-            <w:t>administ</w:t>
-          </w:r>
-        </w:hyperlink>
-      </w:r>
-      <w:r>
-        <w:rPr>
-          <w:rFonts w:ascii="Charis SIL Regular" w:hAnsi="Charis SIL Regular" w:eastAsia="Charis SIL Regular"/>
-          <w:b w:val="0"/>
-          <w:i w:val="0"/>
-          <w:color w:val="000000"/>
-          <w:sz w:val="24"/>
-        </w:rPr>
-        <w:t xml:space="preserve">rateur der financiën </w:t>
+        <w:hyperlink r:id="rId30" w:history="1">
+          <w:r>
+            <w:rPr>
+              <w:rStyle w:val="Hyperlink"/>
+            </w:rPr>
+            <w:t>.</w:t>
+          </w:r>
+        </w:hyperlink>
+      </w:r>
+      <w:r>
+        <w:rPr>
+          <w:u w:val="single" w:color="0000ff"/>
+          <w:rFonts w:ascii="Charis SIL Regular" w:hAnsi="Charis SIL Regular" w:eastAsia="Charis SIL Regular"/>
+          <w:b w:val="0"/>
+          <w:i w:val="0"/>
+          <w:color w:val="000000"/>
+          <w:sz w:val="24"/>
+        </w:rPr>
+        <w:hyperlink r:id="rId30" w:history="1">
+          <w:r>
+            <w:rPr>
+              <w:rStyle w:val="Hyperlink"/>
+            </w:rPr>
+            <w:t xml:space="preserve"> De</w:t>
+          </w:r>
+        </w:hyperlink>
+      </w:r>
+      <w:r>
+        <w:rPr>
+          <w:u w:val="single" w:color="0000ff"/>
+          <w:rFonts w:ascii="Charis SIL Regular" w:hAnsi="Charis SIL Regular" w:eastAsia="Charis SIL Regular"/>
+          <w:b w:val="0"/>
+          <w:i w:val="0"/>
+          <w:color w:val="000000"/>
+          <w:sz w:val="24"/>
+        </w:rPr>
+        <w:hyperlink r:id="rId30" w:history="1">
+          <w:r>
+            <w:rPr>
+              <w:rStyle w:val="Hyperlink"/>
+            </w:rPr>
+            <w:t>z</w:t>
+          </w:r>
+        </w:hyperlink>
+      </w:r>
+      <w:r>
+        <w:rPr>
+          <w:u w:val="single" w:color="0000ff"/>
+          <w:rFonts w:ascii="Charis SIL Regular" w:hAnsi="Charis SIL Regular" w:eastAsia="Charis SIL Regular"/>
+          <w:b w:val="0"/>
+          <w:i w:val="0"/>
+          <w:color w:val="000000"/>
+          <w:sz w:val="24"/>
+        </w:rPr>
+        <w:hyperlink r:id="rId30" w:history="1">
+          <w:r>
+            <w:rPr>
+              <w:rStyle w:val="Hyperlink"/>
+            </w:rPr>
+            <w:t xml:space="preserve">e werden </w:t>
+          </w:r>
+        </w:hyperlink>
+      </w:r>
+      <w:r>
+        <w:rPr>
+          <w:rFonts w:ascii="Charis SIL Regular" w:hAnsi="Charis SIL Regular" w:eastAsia="Charis SIL Regular"/>
+          <w:b w:val="0"/>
+          <w:i w:val="0"/>
+          <w:color w:val="000000"/>
+          <w:sz w:val="24"/>
+        </w:rPr>
+        <w:t xml:space="preserve">in </w:t>
+      </w:r>
+      <w:r>
+        <w:rPr>
+          <w:rFonts w:ascii="Charis SIL Regular" w:hAnsi="Charis SIL Regular" w:eastAsia="Charis SIL Regular"/>
+          <w:b w:val="0"/>
+          <w:i w:val="0"/>
+          <w:color w:val="000000"/>
+          <w:sz w:val="24"/>
+        </w:rPr>
+        <w:t>respectievelijk 1883 en 1895</w:t>
+      </w:r>
+      <w:r>
+        <w:rPr>
+          <w:u w:val="single" w:color="0000ff"/>
+          <w:rFonts w:ascii="Charis SIL Regular" w:hAnsi="Charis SIL Regular" w:eastAsia="Charis SIL Regular"/>
+          <w:b w:val="0"/>
+          <w:i w:val="0"/>
+          <w:color w:val="000000"/>
+          <w:sz w:val="24"/>
+        </w:rPr>
+        <w:t xml:space="preserve"> </w:t>
+      </w:r>
+      <w:r>
+        <w:rPr>
+          <w:u w:val="single" w:color="0000ff"/>
+          <w:rFonts w:ascii="Charis SIL Regular" w:hAnsi="Charis SIL Regular" w:eastAsia="Charis SIL Regular"/>
+          <w:b w:val="0"/>
+          <w:i w:val="0"/>
+          <w:color w:val="000000"/>
+          <w:sz w:val="24"/>
+        </w:rPr>
+        <w:hyperlink r:id="rId31" w:history="1">
+          <w:r>
+            <w:rPr>
+              <w:rStyle w:val="Hyperlink"/>
+            </w:rPr>
+            <w:t>geschon</w:t>
+          </w:r>
+        </w:hyperlink>
+      </w:r>
+      <w:r>
+        <w:rPr>
+          <w:u w:val="single" w:color="0000ff"/>
+          <w:rFonts w:ascii="Charis SIL Regular" w:hAnsi="Charis SIL Regular" w:eastAsia="Charis SIL Regular"/>
+          <w:b w:val="0"/>
+          <w:i w:val="0"/>
+          <w:color w:val="000000"/>
+          <w:sz w:val="24"/>
+        </w:rPr>
+        <w:hyperlink r:id="rId31" w:history="1">
+          <w:r>
+            <w:rPr>
+              <w:rStyle w:val="Hyperlink"/>
+            </w:rPr>
+            <w:t>ken a</w:t>
+          </w:r>
+        </w:hyperlink>
+      </w:r>
+      <w:r>
+        <w:rPr>
+          <w:u w:val="single" w:color="0000ff"/>
+          <w:rFonts w:ascii="Charis SIL Regular" w:hAnsi="Charis SIL Regular" w:eastAsia="Charis SIL Regular"/>
+          <w:b w:val="0"/>
+          <w:i w:val="0"/>
+          <w:color w:val="000000"/>
+          <w:sz w:val="24"/>
+        </w:rPr>
+        <w:hyperlink r:id="rId31" w:history="1">
+          <w:r>
+            <w:rPr>
+              <w:rStyle w:val="Hyperlink"/>
+            </w:rPr>
+            <w:t>a</w:t>
+          </w:r>
+        </w:hyperlink>
+      </w:r>
+      <w:r>
+        <w:rPr>
+          <w:u w:val="single" w:color="0000ff"/>
+          <w:rFonts w:ascii="Charis SIL Regular" w:hAnsi="Charis SIL Regular" w:eastAsia="Charis SIL Regular"/>
+          <w:b w:val="0"/>
+          <w:i w:val="0"/>
+          <w:color w:val="000000"/>
+          <w:sz w:val="24"/>
+        </w:rPr>
+        <w:t>n het Rijks Ethnogr</w:t>
+      </w:r>
+      <w:r>
+        <w:rPr>
+          <w:u w:val="single" w:color="0000ff"/>
+          <w:rFonts w:ascii="Charis SIL Regular" w:hAnsi="Charis SIL Regular" w:eastAsia="Charis SIL Regular"/>
+          <w:b w:val="0"/>
+          <w:i w:val="0"/>
+          <w:color w:val="000000"/>
+          <w:sz w:val="24"/>
+        </w:rPr>
+        <w:hyperlink r:id="rId31" w:history="1">
+          <w:r>
+            <w:rPr>
+              <w:rStyle w:val="Hyperlink"/>
+            </w:rPr>
+            <w:t>aph</w:t>
+          </w:r>
+        </w:hyperlink>
+      </w:r>
+      <w:r>
+        <w:rPr>
+          <w:u w:val="single" w:color="0000ff"/>
+          <w:rFonts w:ascii="Charis SIL Regular" w:hAnsi="Charis SIL Regular" w:eastAsia="Charis SIL Regular"/>
+          <w:b w:val="0"/>
+          <w:i w:val="0"/>
+          <w:color w:val="000000"/>
+          <w:sz w:val="24"/>
+        </w:rPr>
+        <w:hyperlink r:id="rId31" w:history="1">
+          <w:r>
+            <w:rPr>
+              <w:rStyle w:val="Hyperlink"/>
+            </w:rPr>
+            <w:t>i</w:t>
+          </w:r>
+        </w:hyperlink>
+      </w:r>
+      <w:r>
+        <w:rPr>
+          <w:u w:val="single" w:color="0000ff"/>
+          <w:rFonts w:ascii="Charis SIL Regular" w:hAnsi="Charis SIL Regular" w:eastAsia="Charis SIL Regular"/>
+          <w:b w:val="0"/>
+          <w:i w:val="0"/>
+          <w:color w:val="000000"/>
+          <w:sz w:val="24"/>
+        </w:rPr>
+        <w:hyperlink r:id="rId31" w:history="1">
+          <w:r>
+            <w:rPr>
+              <w:rStyle w:val="Hyperlink"/>
+            </w:rPr>
+            <w:t>sch</w:t>
+          </w:r>
+        </w:hyperlink>
+      </w:r>
+      <w:r>
+        <w:rPr>
+          <w:u w:val="single" w:color="0000ff"/>
+          <w:rFonts w:ascii="Charis SIL Regular" w:hAnsi="Charis SIL Regular" w:eastAsia="Charis SIL Regular"/>
+          <w:b w:val="0"/>
+          <w:i w:val="0"/>
+          <w:color w:val="000000"/>
+          <w:sz w:val="24"/>
+        </w:rPr>
+        <w:t xml:space="preserve"> </w:t>
+      </w:r>
+      <w:r>
+        <w:rPr>
+          <w:u w:val="single" w:color="0000ff"/>
+          <w:rFonts w:ascii="Charis SIL Regular" w:hAnsi="Charis SIL Regular" w:eastAsia="Charis SIL Regular"/>
+          <w:b w:val="0"/>
+          <w:i w:val="0"/>
+          <w:color w:val="000000"/>
+          <w:sz w:val="24"/>
+        </w:rPr>
+        <w:hyperlink r:id="rId31" w:history="1">
+          <w:r>
+            <w:rPr>
+              <w:rStyle w:val="Hyperlink"/>
+            </w:rPr>
+            <w:t>Mus</w:t>
+          </w:r>
+        </w:hyperlink>
+      </w:r>
+      <w:r>
+        <w:rPr>
+          <w:rFonts w:ascii="Charis SIL Regular" w:hAnsi="Charis SIL Regular" w:eastAsia="Charis SIL Regular"/>
+          <w:b w:val="0"/>
+          <w:i w:val="0"/>
+          <w:color w:val="000000"/>
+          <w:sz w:val="24"/>
+        </w:rPr>
+        <w:t xml:space="preserve">eum, het huidige </w:t>
       </w:r>
       <w:r>
         <w:rPr>
@@ -3636,12 +3941,12 @@
           <w:sz w:val="24"/>
           <w:u w:val="single"/>
         </w:rPr>
-        <w:hyperlink r:id="rId31" w:history="1">
-          <w:r>
-            <w:rPr>
-              <w:rStyle w:val="Hyperlink"/>
-            </w:rPr>
-            <w:t>Assueer</w:t>
+        <w:hyperlink r:id="rId32" w:history="1">
+          <w:r>
+            <w:rPr>
+              <w:rStyle w:val="Hyperlink"/>
+            </w:rPr>
+            <w:t>Wereldmuseum</w:t>
           </w:r>
         </w:hyperlink>
       </w:r>
@@ -3665,14 +3970,24 @@
           <w:sz w:val="24"/>
           <w:u w:val="single"/>
         </w:rPr>
-        <w:hyperlink r:id="rId31" w:history="1">
-          <w:r>
-            <w:rPr>
-              <w:rStyle w:val="Hyperlink"/>
-            </w:rPr>
-            <w:t>Jacob</w:t>
-          </w:r>
-        </w:hyperlink>
+        <w:hyperlink r:id="rId32" w:history="1">
+          <w:r>
+            <w:rPr>
+              <w:rStyle w:val="Hyperlink"/>
+            </w:rPr>
+            <w:t>Leiden</w:t>
+          </w:r>
+        </w:hyperlink>
+      </w:r>
+      <w:r>
+        <w:rPr>
+          <w:rFonts w:ascii="Charis SIL Regular" w:hAnsi="Charis SIL Regular" w:eastAsia="Charis SIL Regular"/>
+          <w:b w:val="0"/>
+          <w:i w:val="0"/>
+          <w:color w:val="000000"/>
+          <w:sz w:val="24"/>
+        </w:rPr>
+        <w:t xml:space="preserve">. Ook het </w:t>
       </w:r>
       <w:r>
         <w:rPr>
@@ -3683,6 +3998,35 @@
           <w:sz w:val="24"/>
           <w:u w:val="single"/>
         </w:rPr>
+        <w:hyperlink r:id="rId33" w:history="1">
+          <w:r>
+            <w:rPr>
+              <w:rStyle w:val="Hyperlink"/>
+            </w:rPr>
+            <w:t>Etnografisc</w:t>
+          </w:r>
+        </w:hyperlink>
+      </w:r>
+      <w:r>
+        <w:rPr>
+          <w:rFonts w:ascii="Charis SIL Regular" w:hAnsi="Charis SIL Regular" w:eastAsia="Charis SIL Regular"/>
+          <w:b w:val="0"/>
+          <w:i w:val="0"/>
+          <w:color w:val="0000FF"/>
+          <w:sz w:val="24"/>
+          <w:u w:val="single"/>
+        </w:rPr>
+        <w:t>h</w:t>
+      </w:r>
+      <w:r>
+        <w:rPr>
+          <w:rFonts w:ascii="Charis SIL Regular" w:hAnsi="Charis SIL Regular" w:eastAsia="Charis SIL Regular"/>
+          <w:b w:val="0"/>
+          <w:i w:val="0"/>
+          <w:color w:val="0000FF"/>
+          <w:sz w:val="24"/>
+          <w:u w:val="single"/>
+        </w:rPr>
         <w:t xml:space="preserve"> </w:t>
       </w:r>
       <w:r>
@@ -3694,12 +4038,12 @@
           <w:sz w:val="24"/>
           <w:u w:val="single"/>
         </w:rPr>
-        <w:hyperlink r:id="rId31" w:history="1">
-          <w:r>
-            <w:rPr>
-              <w:rStyle w:val="Hyperlink"/>
-            </w:rPr>
-            <w:t>Schimmelpen</w:t>
+        <w:hyperlink r:id="rId33" w:history="1">
+          <w:r>
+            <w:rPr>
+              <w:rStyle w:val="Hyperlink"/>
+            </w:rPr>
+            <w:t>Museum</w:t>
           </w:r>
         </w:hyperlink>
       </w:r>
@@ -3712,14 +4056,7 @@
           <w:sz w:val="24"/>
           <w:u w:val="single"/>
         </w:rPr>
-        <w:hyperlink r:id="rId30" w:history="1">
-          <w:r>
-            <w:rPr>
-              <w:rStyle w:val="Hyperlink"/>
-            </w:rPr>
-            <w:t>ninck</w:t>
-          </w:r>
-        </w:hyperlink>
+        <w:t xml:space="preserve"> </w:t>
       </w:r>
       <w:r>
         <w:rPr>
@@ -3730,101 +4067,37 @@
           <w:sz w:val="24"/>
           <w:u w:val="single"/>
         </w:rPr>
-        <w:t xml:space="preserve"> </w:t>
-      </w:r>
-      <w:r>
-        <w:rPr>
-          <w:rFonts w:ascii="Charis SIL Regular" w:hAnsi="Charis SIL Regular" w:eastAsia="Charis SIL Regular"/>
-          <w:b w:val="0"/>
-          <w:i w:val="0"/>
-          <w:color w:val="0000FF"/>
-          <w:sz w:val="24"/>
-          <w:u w:val="single"/>
-        </w:rPr>
-        <w:hyperlink r:id="rId30" w:history="1">
-          <w:r>
-            <w:rPr>
-              <w:rStyle w:val="Hyperlink"/>
-            </w:rPr>
-            <w:t>va</w:t>
-          </w:r>
-        </w:hyperlink>
-      </w:r>
-      <w:r>
-        <w:rPr>
-          <w:rFonts w:ascii="Charis SIL Regular" w:hAnsi="Charis SIL Regular" w:eastAsia="Charis SIL Regular"/>
-          <w:b w:val="0"/>
-          <w:i w:val="0"/>
-          <w:color w:val="0000FF"/>
-          <w:sz w:val="24"/>
-          <w:u w:val="single"/>
-        </w:rPr>
-        <w:hyperlink r:id="rId30" w:history="1">
-          <w:r>
-            <w:rPr>
-              <w:rStyle w:val="Hyperlink"/>
-            </w:rPr>
-            <w:t>n</w:t>
-          </w:r>
-        </w:hyperlink>
-      </w:r>
-      <w:r>
-        <w:rPr>
-          <w:rFonts w:ascii="Charis SIL Regular" w:hAnsi="Charis SIL Regular" w:eastAsia="Charis SIL Regular"/>
-          <w:b w:val="0"/>
-          <w:i w:val="0"/>
-          <w:color w:val="0000FF"/>
-          <w:sz w:val="24"/>
-          <w:u w:val="single"/>
-        </w:rPr>
-        <w:t xml:space="preserve"> </w:t>
-      </w:r>
-      <w:r>
-        <w:rPr>
-          <w:rFonts w:ascii="Charis SIL Regular" w:hAnsi="Charis SIL Regular" w:eastAsia="Charis SIL Regular"/>
-          <w:b w:val="0"/>
-          <w:i w:val="0"/>
-          <w:color w:val="0000FF"/>
-          <w:sz w:val="24"/>
-          <w:u w:val="single"/>
-        </w:rPr>
-        <w:hyperlink r:id="rId30" w:history="1">
-          <w:r>
-            <w:rPr>
-              <w:rStyle w:val="Hyperlink"/>
-            </w:rPr>
-            <w:t>der</w:t>
-          </w:r>
-        </w:hyperlink>
-      </w:r>
-      <w:r>
-        <w:rPr>
-          <w:rFonts w:ascii="Charis SIL Regular" w:hAnsi="Charis SIL Regular" w:eastAsia="Charis SIL Regular"/>
-          <w:b w:val="0"/>
-          <w:i w:val="0"/>
-          <w:color w:val="0000FF"/>
-          <w:sz w:val="24"/>
-          <w:u w:val="single"/>
-        </w:rPr>
-        <w:t xml:space="preserve"> </w:t>
-      </w:r>
-      <w:r>
-        <w:rPr>
-          <w:rFonts w:ascii="Charis SIL Regular" w:hAnsi="Charis SIL Regular" w:eastAsia="Charis SIL Regular"/>
-          <w:b w:val="0"/>
-          <w:i w:val="0"/>
-          <w:color w:val="0000FF"/>
-          <w:sz w:val="24"/>
-          <w:u w:val="single"/>
-        </w:rPr>
-        <w:hyperlink r:id="rId30" w:history="1">
-          <w:r>
-            <w:rPr>
-              <w:rStyle w:val="Hyperlink"/>
-            </w:rPr>
-            <w:t>Oye</w:t>
-          </w:r>
-        </w:hyperlink>
+        <w:hyperlink r:id="rId33" w:history="1">
+          <w:r>
+            <w:rPr>
+              <w:rStyle w:val="Hyperlink"/>
+            </w:rPr>
+            <w:t>Arti</w:t>
+          </w:r>
+        </w:hyperlink>
+      </w:r>
+      <w:r>
+        <w:rPr>
+          <w:rFonts w:ascii="Charis SIL Regular" w:hAnsi="Charis SIL Regular" w:eastAsia="Charis SIL Regular"/>
+          <w:b w:val="0"/>
+          <w:i w:val="0"/>
+          <w:color w:val="0000FF"/>
+          <w:sz w:val="24"/>
+        </w:rPr>
+        <w:t>s</w:t>
+      </w:r>
+      <w:r>
+        <w:rPr>
+          <w:rFonts w:ascii="Charis SIL Regular" w:hAnsi="Charis SIL Regular" w:eastAsia="Charis SIL Regular"/>
+          <w:b w:val="0"/>
+          <w:i w:val="0"/>
+          <w:color w:val="000000"/>
+          <w:sz w:val="24"/>
+        </w:rPr>
+        <w:t xml:space="preserve"> bezat een uitgebreide </w:t>
+      </w:r>
+      <w:r>
+        <w:br/>
       </w:r>
       <w:r>
         <w:rPr>
@@ -3835,12 +4108,12 @@
           <w:color w:val="000000"/>
           <w:sz w:val="24"/>
         </w:rPr>
-        <w:hyperlink r:id="rId30" w:history="1">
-          <w:r>
-            <w:rPr>
-              <w:rStyle w:val="Hyperlink"/>
-            </w:rPr>
-            <w:t>.</w:t>
+        <w:hyperlink r:id="rId32" w:history="1">
+          <w:r>
+            <w:rPr>
+              <w:rStyle w:val="Hyperlink"/>
+            </w:rPr>
+            <w:t>Surinamecollec</w:t>
           </w:r>
         </w:hyperlink>
       </w:r>
@@ -3853,12 +4126,12 @@
           <w:color w:val="000000"/>
           <w:sz w:val="24"/>
         </w:rPr>
-        <w:hyperlink r:id="rId30" w:history="1">
-          <w:r>
-            <w:rPr>
-              <w:rStyle w:val="Hyperlink"/>
-            </w:rPr>
-            <w:t xml:space="preserve"> De</w:t>
+        <w:hyperlink r:id="rId32" w:history="1">
+          <w:r>
+            <w:rPr>
+              <w:rStyle w:val="Hyperlink"/>
+            </w:rPr>
+            <w:t>t</w:t>
           </w:r>
         </w:hyperlink>
       </w:r>
@@ -3871,14 +4144,24 @@
           <w:color w:val="000000"/>
           <w:sz w:val="24"/>
         </w:rPr>
-        <w:hyperlink r:id="rId30" w:history="1">
-          <w:r>
-            <w:rPr>
-              <w:rStyle w:val="Hyperlink"/>
-            </w:rPr>
-            <w:t>z</w:t>
-          </w:r>
-        </w:hyperlink>
+        <w:hyperlink r:id="rId32" w:history="1">
+          <w:r>
+            <w:rPr>
+              <w:rStyle w:val="Hyperlink"/>
+            </w:rPr>
+            <w:t>ie, waa</w:t>
+          </w:r>
+        </w:hyperlink>
+      </w:r>
+      <w:r>
+        <w:rPr>
+          <w:rFonts w:ascii="Charis SIL Regular" w:hAnsi="Charis SIL Regular" w:eastAsia="Charis SIL Regular"/>
+          <w:b w:val="0"/>
+          <w:i w:val="0"/>
+          <w:color w:val="000000"/>
+          <w:sz w:val="24"/>
+        </w:rPr>
+        <w:t>ronder ee</w:t>
       </w:r>
       <w:r>
         <w:rPr>
@@ -3889,469 +4172,14 @@
           <w:color w:val="000000"/>
           <w:sz w:val="24"/>
         </w:rPr>
-        <w:hyperlink r:id="rId30" w:history="1">
-          <w:r>
-            <w:rPr>
-              <w:rStyle w:val="Hyperlink"/>
-            </w:rPr>
-            <w:t xml:space="preserve">e werden </w:t>
-          </w:r>
-        </w:hyperlink>
-      </w:r>
-      <w:r>
-        <w:rPr>
-          <w:rFonts w:ascii="Charis SIL Regular" w:hAnsi="Charis SIL Regular" w:eastAsia="Charis SIL Regular"/>
-          <w:b w:val="0"/>
-          <w:i w:val="0"/>
-          <w:color w:val="000000"/>
-          <w:sz w:val="24"/>
-        </w:rPr>
-        <w:t xml:space="preserve">in </w:t>
-      </w:r>
-      <w:r>
-        <w:rPr>
-          <w:rFonts w:ascii="Charis SIL Regular" w:hAnsi="Charis SIL Regular" w:eastAsia="Charis SIL Regular"/>
-          <w:b w:val="0"/>
-          <w:i w:val="0"/>
-          <w:color w:val="000000"/>
-          <w:sz w:val="24"/>
-        </w:rPr>
-        <w:t>respectievelijk 1883 en 1895</w:t>
-      </w:r>
-      <w:r>
-        <w:rPr>
-          <w:u w:val="single" w:color="0000ff"/>
-          <w:rFonts w:ascii="Charis SIL Regular" w:hAnsi="Charis SIL Regular" w:eastAsia="Charis SIL Regular"/>
-          <w:b w:val="0"/>
-          <w:i w:val="0"/>
-          <w:color w:val="000000"/>
-          <w:sz w:val="24"/>
-        </w:rPr>
-        <w:t xml:space="preserve"> </w:t>
-      </w:r>
-      <w:r>
-        <w:rPr>
-          <w:u w:val="single" w:color="0000ff"/>
-          <w:rFonts w:ascii="Charis SIL Regular" w:hAnsi="Charis SIL Regular" w:eastAsia="Charis SIL Regular"/>
-          <w:b w:val="0"/>
-          <w:i w:val="0"/>
-          <w:color w:val="000000"/>
-          <w:sz w:val="24"/>
-        </w:rPr>
-        <w:hyperlink r:id="rId31" w:history="1">
-          <w:r>
-            <w:rPr>
-              <w:rStyle w:val="Hyperlink"/>
-            </w:rPr>
-            <w:t>geschon</w:t>
-          </w:r>
-        </w:hyperlink>
-      </w:r>
-      <w:r>
-        <w:rPr>
-          <w:u w:val="single" w:color="0000ff"/>
-          <w:rFonts w:ascii="Charis SIL Regular" w:hAnsi="Charis SIL Regular" w:eastAsia="Charis SIL Regular"/>
-          <w:b w:val="0"/>
-          <w:i w:val="0"/>
-          <w:color w:val="000000"/>
-          <w:sz w:val="24"/>
-        </w:rPr>
-        <w:hyperlink r:id="rId31" w:history="1">
-          <w:r>
-            <w:rPr>
-              <w:rStyle w:val="Hyperlink"/>
-            </w:rPr>
-            <w:t>ken a</w:t>
-          </w:r>
-        </w:hyperlink>
-      </w:r>
-      <w:r>
-        <w:rPr>
-          <w:u w:val="single" w:color="0000ff"/>
-          <w:rFonts w:ascii="Charis SIL Regular" w:hAnsi="Charis SIL Regular" w:eastAsia="Charis SIL Regular"/>
-          <w:b w:val="0"/>
-          <w:i w:val="0"/>
-          <w:color w:val="000000"/>
-          <w:sz w:val="24"/>
-        </w:rPr>
-        <w:hyperlink r:id="rId31" w:history="1">
-          <w:r>
-            <w:rPr>
-              <w:rStyle w:val="Hyperlink"/>
-            </w:rPr>
-            <w:t>a</w:t>
-          </w:r>
-        </w:hyperlink>
-      </w:r>
-      <w:r>
-        <w:rPr>
-          <w:u w:val="single" w:color="0000ff"/>
-          <w:rFonts w:ascii="Charis SIL Regular" w:hAnsi="Charis SIL Regular" w:eastAsia="Charis SIL Regular"/>
-          <w:b w:val="0"/>
-          <w:i w:val="0"/>
-          <w:color w:val="000000"/>
-          <w:sz w:val="24"/>
-        </w:rPr>
-        <w:hyperlink r:id="rId31" w:history="1">
-          <w:r>
-            <w:rPr>
-              <w:rStyle w:val="Hyperlink"/>
-            </w:rPr>
-            <w:t>n het Rijks Ethnogr</w:t>
-          </w:r>
-        </w:hyperlink>
-      </w:r>
-      <w:r>
-        <w:rPr>
-          <w:u w:val="single" w:color="0000ff"/>
-          <w:rFonts w:ascii="Charis SIL Regular" w:hAnsi="Charis SIL Regular" w:eastAsia="Charis SIL Regular"/>
-          <w:b w:val="0"/>
-          <w:i w:val="0"/>
-          <w:color w:val="000000"/>
-          <w:sz w:val="24"/>
-        </w:rPr>
-        <w:hyperlink r:id="rId31" w:history="1">
-          <w:r>
-            <w:rPr>
-              <w:rStyle w:val="Hyperlink"/>
-            </w:rPr>
-            <w:t>aph</w:t>
-          </w:r>
-        </w:hyperlink>
-      </w:r>
-      <w:r>
-        <w:rPr>
-          <w:u w:val="single" w:color="0000ff"/>
-          <w:rFonts w:ascii="Charis SIL Regular" w:hAnsi="Charis SIL Regular" w:eastAsia="Charis SIL Regular"/>
-          <w:b w:val="0"/>
-          <w:i w:val="0"/>
-          <w:color w:val="000000"/>
-          <w:sz w:val="24"/>
-        </w:rPr>
-        <w:hyperlink r:id="rId31" w:history="1">
-          <w:r>
-            <w:rPr>
-              <w:rStyle w:val="Hyperlink"/>
-            </w:rPr>
-            <w:t>i</w:t>
-          </w:r>
-        </w:hyperlink>
-      </w:r>
-      <w:r>
-        <w:rPr>
-          <w:u w:val="single" w:color="0000ff"/>
-          <w:rFonts w:ascii="Charis SIL Regular" w:hAnsi="Charis SIL Regular" w:eastAsia="Charis SIL Regular"/>
-          <w:b w:val="0"/>
-          <w:i w:val="0"/>
-          <w:color w:val="000000"/>
-          <w:sz w:val="24"/>
-        </w:rPr>
-        <w:hyperlink r:id="rId31" w:history="1">
-          <w:r>
-            <w:rPr>
-              <w:rStyle w:val="Hyperlink"/>
-            </w:rPr>
-            <w:t>sch</w:t>
-          </w:r>
-        </w:hyperlink>
-      </w:r>
-      <w:r>
-        <w:rPr>
-          <w:u w:val="single" w:color="0000ff"/>
-          <w:rFonts w:ascii="Charis SIL Regular" w:hAnsi="Charis SIL Regular" w:eastAsia="Charis SIL Regular"/>
-          <w:b w:val="0"/>
-          <w:i w:val="0"/>
-          <w:color w:val="000000"/>
-          <w:sz w:val="24"/>
-        </w:rPr>
-        <w:t xml:space="preserve"> </w:t>
-      </w:r>
-      <w:r>
-        <w:rPr>
-          <w:u w:val="single" w:color="0000ff"/>
-          <w:rFonts w:ascii="Charis SIL Regular" w:hAnsi="Charis SIL Regular" w:eastAsia="Charis SIL Regular"/>
-          <w:b w:val="0"/>
-          <w:i w:val="0"/>
-          <w:color w:val="000000"/>
-          <w:sz w:val="24"/>
-        </w:rPr>
-        <w:hyperlink r:id="rId31" w:history="1">
-          <w:r>
-            <w:rPr>
-              <w:rStyle w:val="Hyperlink"/>
-            </w:rPr>
-            <w:t>Mus</w:t>
-          </w:r>
-        </w:hyperlink>
-      </w:r>
-      <w:r>
-        <w:rPr>
-          <w:rFonts w:ascii="Charis SIL Regular" w:hAnsi="Charis SIL Regular" w:eastAsia="Charis SIL Regular"/>
-          <w:b w:val="0"/>
-          <w:i w:val="0"/>
-          <w:color w:val="000000"/>
-          <w:sz w:val="24"/>
-        </w:rPr>
-        <w:t xml:space="preserve">eum, het huidige </w:t>
-      </w:r>
-      <w:r>
-        <w:rPr>
-          <w:rFonts w:ascii="Charis SIL Regular" w:hAnsi="Charis SIL Regular" w:eastAsia="Charis SIL Regular"/>
-          <w:b w:val="0"/>
-          <w:i w:val="0"/>
-          <w:color w:val="0000FF"/>
-          <w:sz w:val="24"/>
-          <w:u w:val="single"/>
-        </w:rPr>
-        <w:hyperlink r:id="rId32" w:history="1">
-          <w:r>
-            <w:rPr>
-              <w:rStyle w:val="Hyperlink"/>
-            </w:rPr>
-            <w:t>Wereldmuseum</w:t>
-          </w:r>
-        </w:hyperlink>
-      </w:r>
-      <w:r>
-        <w:rPr>
-          <w:rFonts w:ascii="Charis SIL Regular" w:hAnsi="Charis SIL Regular" w:eastAsia="Charis SIL Regular"/>
-          <w:b w:val="0"/>
-          <w:i w:val="0"/>
-          <w:color w:val="0000FF"/>
-          <w:sz w:val="24"/>
-          <w:u w:val="single"/>
-        </w:rPr>
-        <w:t xml:space="preserve"> </w:t>
-      </w:r>
-      <w:r>
-        <w:rPr>
-          <w:rFonts w:ascii="Charis SIL Regular" w:hAnsi="Charis SIL Regular" w:eastAsia="Charis SIL Regular"/>
-          <w:b w:val="0"/>
-          <w:i w:val="0"/>
-          <w:color w:val="0000FF"/>
-          <w:sz w:val="24"/>
-          <w:u w:val="single"/>
-        </w:rPr>
-        <w:hyperlink r:id="rId32" w:history="1">
-          <w:r>
-            <w:rPr>
-              <w:rStyle w:val="Hyperlink"/>
-            </w:rPr>
-            <w:t>Leiden</w:t>
-          </w:r>
-        </w:hyperlink>
-      </w:r>
-      <w:r>
-        <w:rPr>
-          <w:rFonts w:ascii="Charis SIL Regular" w:hAnsi="Charis SIL Regular" w:eastAsia="Charis SIL Regular"/>
-          <w:b w:val="0"/>
-          <w:i w:val="0"/>
-          <w:color w:val="000000"/>
-          <w:sz w:val="24"/>
-        </w:rPr>
-        <w:t xml:space="preserve">. Ook het </w:t>
-      </w:r>
-      <w:r>
-        <w:rPr>
-          <w:rFonts w:ascii="Charis SIL Regular" w:hAnsi="Charis SIL Regular" w:eastAsia="Charis SIL Regular"/>
-          <w:b w:val="0"/>
-          <w:i w:val="0"/>
-          <w:color w:val="0000FF"/>
-          <w:sz w:val="24"/>
-          <w:u w:val="single"/>
-        </w:rPr>
         <w:hyperlink r:id="rId33" w:history="1">
           <w:r>
             <w:rPr>
               <w:rStyle w:val="Hyperlink"/>
             </w:rPr>
-            <w:t>Etnografis</w:t>
-          </w:r>
-        </w:hyperlink>
-      </w:r>
-      <w:r>
-        <w:rPr>
-          <w:rFonts w:ascii="Charis SIL Regular" w:hAnsi="Charis SIL Regular" w:eastAsia="Charis SIL Regular"/>
-          <w:b w:val="0"/>
-          <w:i w:val="0"/>
-          <w:color w:val="0000FF"/>
-          <w:sz w:val="24"/>
-          <w:u w:val="single"/>
-        </w:rPr>
-        <w:t>c</w:t>
-      </w:r>
-      <w:r>
-        <w:rPr>
-          <w:rFonts w:ascii="Charis SIL Regular" w:hAnsi="Charis SIL Regular" w:eastAsia="Charis SIL Regular"/>
-          <w:b w:val="0"/>
-          <w:i w:val="0"/>
-          <w:color w:val="0000FF"/>
-          <w:sz w:val="24"/>
-        </w:rPr>
-        <w:t>h</w:t>
-      </w:r>
-      <w:r>
-        <w:rPr>
-          <w:rFonts w:ascii="Charis SIL Regular" w:hAnsi="Charis SIL Regular" w:eastAsia="Charis SIL Regular"/>
-          <w:b w:val="0"/>
-          <w:i w:val="0"/>
-          <w:color w:val="0000FF"/>
-          <w:sz w:val="24"/>
-          <w:u w:val="single"/>
-        </w:rPr>
-        <w:t xml:space="preserve"> </w:t>
-      </w:r>
-      <w:r>
-        <w:rPr>
-          <w:rFonts w:ascii="Charis SIL Regular" w:hAnsi="Charis SIL Regular" w:eastAsia="Charis SIL Regular"/>
-          <w:b w:val="0"/>
-          <w:i w:val="0"/>
-          <w:color w:val="0000FF"/>
-          <w:sz w:val="24"/>
-          <w:u w:val="single"/>
-        </w:rPr>
-        <w:hyperlink r:id="rId33" w:history="1">
-          <w:r>
-            <w:rPr>
-              <w:rStyle w:val="Hyperlink"/>
-            </w:rPr>
-            <w:t>Museum</w:t>
-          </w:r>
-        </w:hyperlink>
-      </w:r>
-      <w:r>
-        <w:rPr>
-          <w:rFonts w:ascii="Charis SIL Regular" w:hAnsi="Charis SIL Regular" w:eastAsia="Charis SIL Regular"/>
-          <w:b w:val="0"/>
-          <w:i w:val="0"/>
-          <w:color w:val="0000FF"/>
-          <w:sz w:val="24"/>
-          <w:u w:val="single"/>
-        </w:rPr>
-        <w:t xml:space="preserve"> </w:t>
-      </w:r>
-      <w:r>
-        <w:rPr>
-          <w:rFonts w:ascii="Charis SIL Regular" w:hAnsi="Charis SIL Regular" w:eastAsia="Charis SIL Regular"/>
-          <w:b w:val="0"/>
-          <w:i w:val="0"/>
-          <w:color w:val="0000FF"/>
-          <w:sz w:val="24"/>
-          <w:u w:val="single"/>
-        </w:rPr>
-        <w:hyperlink r:id="rId33" w:history="1">
-          <w:r>
-            <w:rPr>
-              <w:rStyle w:val="Hyperlink"/>
-            </w:rPr>
-            <w:t>Artis</w:t>
-          </w:r>
-        </w:hyperlink>
-      </w:r>
-      <w:r>
-        <w:rPr>
-          <w:rFonts w:ascii="Charis SIL Regular" w:hAnsi="Charis SIL Regular" w:eastAsia="Charis SIL Regular"/>
-          <w:b w:val="0"/>
-          <w:i w:val="0"/>
-          <w:color w:val="000000"/>
-          <w:sz w:val="24"/>
-        </w:rPr>
-        <w:t xml:space="preserve"> bezat een uitgebreide </w:t>
-      </w:r>
-      <w:r>
-        <w:br/>
-      </w:r>
-      <w:r>
-        <w:rPr>
-          <w:u w:val="single" w:color="0000ff"/>
-          <w:rFonts w:ascii="Charis SIL Regular" w:hAnsi="Charis SIL Regular" w:eastAsia="Charis SIL Regular"/>
-          <w:b w:val="0"/>
-          <w:i w:val="0"/>
-          <w:color w:val="000000"/>
-          <w:sz w:val="24"/>
-        </w:rPr>
-        <w:hyperlink r:id="rId32" w:history="1">
-          <w:r>
-            <w:rPr>
-              <w:rStyle w:val="Hyperlink"/>
-            </w:rPr>
-            <w:t>Surinamecollec</w:t>
-          </w:r>
-        </w:hyperlink>
-      </w:r>
-      <w:r>
-        <w:rPr>
-          <w:u w:val="single" w:color="0000ff"/>
-          <w:rFonts w:ascii="Charis SIL Regular" w:hAnsi="Charis SIL Regular" w:eastAsia="Charis SIL Regular"/>
-          <w:b w:val="0"/>
-          <w:i w:val="0"/>
-          <w:color w:val="000000"/>
-          <w:sz w:val="24"/>
-        </w:rPr>
-        <w:hyperlink r:id="rId32" w:history="1">
-          <w:r>
-            <w:rPr>
-              <w:rStyle w:val="Hyperlink"/>
-            </w:rPr>
-            <w:t>t</w:t>
-          </w:r>
-        </w:hyperlink>
-      </w:r>
-      <w:r>
-        <w:rPr>
-          <w:u w:val="single" w:color="0000ff"/>
-          <w:rFonts w:ascii="Charis SIL Regular" w:hAnsi="Charis SIL Regular" w:eastAsia="Charis SIL Regular"/>
-          <w:b w:val="0"/>
-          <w:i w:val="0"/>
-          <w:color w:val="000000"/>
-          <w:sz w:val="24"/>
-        </w:rPr>
-        <w:hyperlink r:id="rId32" w:history="1">
-          <w:r>
-            <w:rPr>
-              <w:rStyle w:val="Hyperlink"/>
-            </w:rPr>
-            <w:t>ie, waa</w:t>
-          </w:r>
-        </w:hyperlink>
-      </w:r>
-      <w:r>
-        <w:rPr>
-          <w:rFonts w:ascii="Charis SIL Regular" w:hAnsi="Charis SIL Regular" w:eastAsia="Charis SIL Regular"/>
-          <w:b w:val="0"/>
-          <w:i w:val="0"/>
-          <w:color w:val="000000"/>
-          <w:sz w:val="24"/>
-        </w:rPr>
-        <w:t>ronder ee</w:t>
-      </w:r>
-      <w:r>
-        <w:rPr>
-          <w:u w:val="single" w:color="0000ff"/>
-          <w:rFonts w:ascii="Charis SIL Regular" w:hAnsi="Charis SIL Regular" w:eastAsia="Charis SIL Regular"/>
-          <w:b w:val="0"/>
-          <w:i w:val="0"/>
-          <w:color w:val="000000"/>
-          <w:sz w:val="24"/>
-        </w:rPr>
-        <w:hyperlink r:id="rId33" w:history="1">
-          <w:r>
-            <w:rPr>
-              <w:rStyle w:val="Hyperlink"/>
-            </w:rPr>
             <w:t xml:space="preserve">n zeldzame </w:t>
           </w:r>
         </w:hyperlink>
-      </w:r>
-      <w:r>
-        <w:rPr>
-          <w:rFonts w:ascii="Charis SIL Italic" w:hAnsi="Charis SIL Italic" w:eastAsia="Charis SIL Italic"/>
-          <w:b w:val="0"/>
-          <w:i/>
-          <w:color w:val="000000"/>
-          <w:sz w:val="24"/>
-        </w:rPr>
-        <w:t>k</w:t>
       </w:r>
       <w:r>
         <w:rPr>
@@ -4362,14 +4190,7 @@
           <w:color w:val="000000"/>
           <w:sz w:val="24"/>
         </w:rPr>
-        <w:hyperlink r:id="rId33" w:history="1">
-          <w:r>
-            <w:rPr>
-              <w:rStyle w:val="Hyperlink"/>
-            </w:rPr>
-            <w:t>wakwaba</w:t>
-          </w:r>
-        </w:hyperlink>
+        <w:t>kwakwaba</w:t>
       </w:r>
       <w:r>
         <w:rPr>
@@ -5300,14 +5121,7 @@
           <w:color w:val="000000"/>
           <w:sz w:val="24"/>
         </w:rPr>
-        <w:hyperlink r:id="rId43" w:history="1">
-          <w:r>
-            <w:rPr>
-              <w:rStyle w:val="Hyperlink"/>
-            </w:rPr>
-            <w:t xml:space="preserve">g </w:t>
-          </w:r>
-        </w:hyperlink>
+        <w:t xml:space="preserve">g </w:t>
       </w:r>
       <w:r>
         <w:rPr>
@@ -6230,7 +6044,7 @@
         <w:autoSpaceDE w:val="0"/>
         <w:widowControl/>
         <w:spacing w:line="288" w:lineRule="exact" w:before="240" w:after="0"/>
-        <w:ind w:left="10" w:right="0" w:firstLine="0"/>
+        <w:ind w:left="10" w:right="144" w:firstLine="0"/>
         <w:jc w:val="left"/>
       </w:pPr>
       <w:r>
@@ -6504,7 +6318,7 @@
           <w:color w:val="000000"/>
           <w:sz w:val="24"/>
         </w:rPr>
-        <w:t xml:space="preserve">Deze collectie bevindt zich vandaag de dag in de serie </w:t>
+        <w:t xml:space="preserve">Ook de bescheiden verzameling etnografische objecten die </w:t>
       </w:r>
       <w:r>
         <w:rPr>
@@ -6520,6 +6334,212 @@
             <w:rPr>
               <w:rStyle w:val="Hyperlink"/>
             </w:rPr>
+            <w:t>Gaspard</w:t>
+          </w:r>
+        </w:hyperlink>
+      </w:r>
+      <w:r>
+        <w:rPr>
+          <w:rFonts w:ascii="Charis SIL Regular" w:hAnsi="Charis SIL Regular" w:eastAsia="Charis SIL Regular"/>
+          <w:b w:val="0"/>
+          <w:i w:val="0"/>
+          <w:color w:val="0000FF"/>
+          <w:sz w:val="24"/>
+          <w:u w:val="single"/>
+        </w:rPr>
+        <w:t xml:space="preserve"> </w:t>
+      </w:r>
+      <w:r>
+        <w:rPr>
+          <w:rFonts w:ascii="Charis SIL Regular" w:hAnsi="Charis SIL Regular" w:eastAsia="Charis SIL Regular"/>
+          <w:b w:val="0"/>
+          <w:i w:val="0"/>
+          <w:color w:val="0000FF"/>
+          <w:sz w:val="24"/>
+          <w:u w:val="single"/>
+        </w:rPr>
+        <w:hyperlink r:id="rId51" w:history="1">
+          <w:r>
+            <w:rPr>
+              <w:rStyle w:val="Hyperlink"/>
+            </w:rPr>
+            <w:t>van</w:t>
+          </w:r>
+        </w:hyperlink>
+      </w:r>
+      <w:r>
+        <w:rPr>
+          <w:rFonts w:ascii="Charis SIL Regular" w:hAnsi="Charis SIL Regular" w:eastAsia="Charis SIL Regular"/>
+          <w:b w:val="0"/>
+          <w:i w:val="0"/>
+          <w:color w:val="0000FF"/>
+          <w:sz w:val="24"/>
+          <w:u w:val="single"/>
+        </w:rPr>
+        <w:t xml:space="preserve"> </w:t>
+      </w:r>
+      <w:r>
+        <w:rPr>
+          <w:rFonts w:ascii="Charis SIL Regular" w:hAnsi="Charis SIL Regular" w:eastAsia="Charis SIL Regular"/>
+          <w:b w:val="0"/>
+          <w:i w:val="0"/>
+          <w:color w:val="0000FF"/>
+          <w:sz w:val="24"/>
+          <w:u w:val="single"/>
+        </w:rPr>
+        <w:hyperlink r:id="rId51" w:history="1">
+          <w:r>
+            <w:rPr>
+              <w:rStyle w:val="Hyperlink"/>
+            </w:rPr>
+            <w:t>Breugel</w:t>
+          </w:r>
+        </w:hyperlink>
+      </w:r>
+      <w:r>
+        <w:rPr>
+          <w:rFonts w:ascii="Charis SIL Regular" w:hAnsi="Charis SIL Regular" w:eastAsia="Charis SIL Regular"/>
+          <w:b w:val="0"/>
+          <w:i w:val="0"/>
+          <w:color w:val="000000"/>
+          <w:sz w:val="24"/>
+        </w:rPr>
+        <w:t xml:space="preserve"> in </w:t>
+      </w:r>
+      <w:r>
+        <w:rPr>
+          <w:rFonts w:ascii="Charis SIL Regular" w:hAnsi="Charis SIL Regular" w:eastAsia="Charis SIL Regular"/>
+          <w:b w:val="0"/>
+          <w:i w:val="0"/>
+          <w:color w:val="000000"/>
+          <w:sz w:val="24"/>
+        </w:rPr>
+        <w:t>1823 had bijeengebracht op plantage Clifford Kocqshoven werd toe</w:t>
+      </w:r>
+      <w:r>
+        <w:rPr>
+          <w:u w:val="single" w:color="0000ff"/>
+          <w:rFonts w:ascii="Charis SIL Regular" w:hAnsi="Charis SIL Regular" w:eastAsia="Charis SIL Regular"/>
+          <w:b w:val="0"/>
+          <w:i w:val="0"/>
+          <w:color w:val="000000"/>
+          <w:sz w:val="24"/>
+        </w:rPr>
+        <w:hyperlink r:id="rId51" w:history="1">
+          <w:r>
+            <w:rPr>
+              <w:rStyle w:val="Hyperlink"/>
+            </w:rPr>
+            <w:t>n tentoo</w:t>
+          </w:r>
+        </w:hyperlink>
+      </w:r>
+      <w:r>
+        <w:rPr>
+          <w:u w:val="single" w:color="0000ff"/>
+          <w:rFonts w:ascii="Charis SIL Regular" w:hAnsi="Charis SIL Regular" w:eastAsia="Charis SIL Regular"/>
+          <w:b w:val="0"/>
+          <w:i w:val="0"/>
+          <w:color w:val="000000"/>
+          <w:sz w:val="24"/>
+        </w:rPr>
+        <w:hyperlink r:id="rId51" w:history="1">
+          <w:r>
+            <w:rPr>
+              <w:rStyle w:val="Hyperlink"/>
+            </w:rPr>
+            <w:t>n</w:t>
+          </w:r>
+        </w:hyperlink>
+      </w:r>
+      <w:r>
+        <w:rPr>
+          <w:u w:val="single" w:color="0000ff"/>
+          <w:rFonts w:ascii="Charis SIL Regular" w:hAnsi="Charis SIL Regular" w:eastAsia="Charis SIL Regular"/>
+          <w:b w:val="0"/>
+          <w:i w:val="0"/>
+          <w:color w:val="000000"/>
+          <w:sz w:val="24"/>
+        </w:rPr>
+        <w:hyperlink r:id="rId51" w:history="1">
+          <w:r>
+            <w:rPr>
+              <w:rStyle w:val="Hyperlink"/>
+            </w:rPr>
+            <w:t>ges</w:t>
+          </w:r>
+        </w:hyperlink>
+      </w:r>
+      <w:r>
+        <w:rPr>
+          <w:u w:val="single" w:color="0000ff"/>
+          <w:rFonts w:ascii="Charis SIL Regular" w:hAnsi="Charis SIL Regular" w:eastAsia="Charis SIL Regular"/>
+          <w:b w:val="0"/>
+          <w:i w:val="0"/>
+          <w:color w:val="000000"/>
+          <w:sz w:val="24"/>
+        </w:rPr>
+        <w:hyperlink r:id="rId51" w:history="1">
+          <w:r>
+            <w:rPr>
+              <w:rStyle w:val="Hyperlink"/>
+            </w:rPr>
+            <w:t>t</w:t>
+          </w:r>
+        </w:hyperlink>
+      </w:r>
+      <w:r>
+        <w:rPr>
+          <w:u w:val="single" w:color="0000ff"/>
+          <w:rFonts w:ascii="Charis SIL Regular" w:hAnsi="Charis SIL Regular" w:eastAsia="Charis SIL Regular"/>
+          <w:b w:val="0"/>
+          <w:i w:val="0"/>
+          <w:color w:val="000000"/>
+          <w:sz w:val="24"/>
+        </w:rPr>
+        <w:hyperlink r:id="rId51" w:history="1">
+          <w:r>
+            <w:rPr>
+              <w:rStyle w:val="Hyperlink"/>
+            </w:rPr>
+            <w:t>eld. Dez</w:t>
+          </w:r>
+        </w:hyperlink>
+      </w:r>
+      <w:r>
+        <w:rPr>
+          <w:rFonts w:ascii="Charis SIL Regular" w:hAnsi="Charis SIL Regular" w:eastAsia="Charis SIL Regular"/>
+          <w:b w:val="0"/>
+          <w:i w:val="0"/>
+          <w:color w:val="000000"/>
+          <w:sz w:val="24"/>
+        </w:rPr>
+        <w:t xml:space="preserve">e </w:t>
+      </w:r>
+      <w:r>
+        <w:rPr>
+          <w:rFonts w:ascii="Charis SIL Regular" w:hAnsi="Charis SIL Regular" w:eastAsia="Charis SIL Regular"/>
+          <w:b w:val="0"/>
+          <w:i w:val="0"/>
+          <w:color w:val="000000"/>
+          <w:sz w:val="24"/>
+        </w:rPr>
+        <w:t xml:space="preserve">collectie bevindt zich vandaag de dag in de serie </w:t>
+      </w:r>
+      <w:r>
+        <w:rPr>
+          <w:rFonts w:ascii="Charis SIL Regular" w:hAnsi="Charis SIL Regular" w:eastAsia="Charis SIL Regular"/>
+          <w:b w:val="0"/>
+          <w:i w:val="0"/>
+          <w:color w:val="0000FF"/>
+          <w:sz w:val="24"/>
+          <w:u w:val="single"/>
+        </w:rPr>
+        <w:hyperlink r:id="rId52" w:history="1">
+          <w:r>
+            <w:rPr>
+              <w:rStyle w:val="Hyperlink"/>
+            </w:rPr>
             <w:t>TM-</w:t>
           </w:r>
         </w:hyperlink>
@@ -6533,7 +6553,7 @@
           <w:sz w:val="24"/>
           <w:u w:val="single"/>
         </w:rPr>
-        <w:hyperlink r:id="rId51" w:history="1">
+        <w:hyperlink r:id="rId52" w:history="1">
           <w:r>
             <w:rPr>
               <w:rStyle w:val="Hyperlink"/>
@@ -6550,17 +6570,7 @@
           <w:color w:val="000000"/>
           <w:sz w:val="24"/>
         </w:rPr>
-        <w:t xml:space="preserve"> van het Wereldmuseum </w:t>
-      </w:r>
-      <w:r>
-        <w:rPr>
-          <w:rFonts w:ascii="Charis SIL Regular" w:hAnsi="Charis SIL Regular" w:eastAsia="Charis SIL Regular"/>
-          <w:b w:val="0"/>
-          <w:i w:val="0"/>
-          <w:color w:val="000000"/>
-          <w:sz w:val="24"/>
-        </w:rPr>
-        <w:t>Amsterdam.</w:t>
+        <w:t xml:space="preserve"> van het Wereldmuseum Amsterdam.</w:t>
       </w:r>
     </w:p>
     <w:p>
@@ -6591,7 +6601,7 @@
           <w:sz w:val="24"/>
           <w:u w:val="single"/>
         </w:rPr>
-        <w:hyperlink r:id="rId52" w:history="1">
+        <w:hyperlink r:id="rId53" w:history="1">
           <w:r>
             <w:rPr>
               <w:rStyle w:val="Hyperlink"/>
@@ -6620,7 +6630,7 @@
           <w:sz w:val="24"/>
           <w:u w:val="single"/>
         </w:rPr>
-        <w:hyperlink r:id="rId52" w:history="1">
+        <w:hyperlink r:id="rId53" w:history="1">
           <w:r>
             <w:rPr>
               <w:rStyle w:val="Hyperlink"/>
@@ -6679,34 +6689,52 @@
           <w:sz w:val="24"/>
           <w:u w:val="single"/>
         </w:rPr>
+        <w:hyperlink r:id="rId54" w:history="1">
+          <w:r>
+            <w:rPr>
+              <w:rStyle w:val="Hyperlink"/>
+            </w:rPr>
+            <w:t>schonk</w:t>
+          </w:r>
+        </w:hyperlink>
+      </w:r>
+      <w:r>
+        <w:rPr>
+          <w:rFonts w:ascii="Charis SIL Regular" w:hAnsi="Charis SIL Regular" w:eastAsia="Charis SIL Regular"/>
+          <w:b w:val="0"/>
+          <w:i w:val="0"/>
+          <w:color w:val="000000"/>
+          <w:sz w:val="24"/>
+        </w:rPr>
+        <w:t xml:space="preserve"> in </w:t>
+      </w:r>
+      <w:r>
+        <w:rPr>
+          <w:rFonts w:ascii="Charis SIL Regular" w:hAnsi="Charis SIL Regular" w:eastAsia="Charis SIL Regular"/>
+          <w:b w:val="0"/>
+          <w:i w:val="0"/>
+          <w:color w:val="000000"/>
+          <w:sz w:val="24"/>
+        </w:rPr>
+        <w:t xml:space="preserve">1901 een </w:t>
+      </w:r>
+      <w:r>
+        <w:rPr>
+          <w:u w:val="single" w:color="0000ff"/>
+          <w:rFonts w:ascii="Charis SIL Regular" w:hAnsi="Charis SIL Regular" w:eastAsia="Charis SIL Regular"/>
+          <w:b w:val="0"/>
+          <w:i w:val="0"/>
+          <w:color w:val="000000"/>
+          <w:sz w:val="24"/>
+        </w:rPr>
         <w:hyperlink r:id="rId53" w:history="1">
           <w:r>
             <w:rPr>
               <w:rStyle w:val="Hyperlink"/>
             </w:rPr>
-            <w:t>schonk</w:t>
-          </w:r>
-        </w:hyperlink>
-      </w:r>
-      <w:r>
-        <w:rPr>
-          <w:rFonts w:ascii="Charis SIL Regular" w:hAnsi="Charis SIL Regular" w:eastAsia="Charis SIL Regular"/>
-          <w:b w:val="0"/>
-          <w:i w:val="0"/>
-          <w:color w:val="000000"/>
-          <w:sz w:val="24"/>
-        </w:rPr>
-        <w:t xml:space="preserve"> in </w:t>
-      </w:r>
-      <w:r>
-        <w:rPr>
-          <w:rFonts w:ascii="Charis SIL Regular" w:hAnsi="Charis SIL Regular" w:eastAsia="Charis SIL Regular"/>
-          <w:b w:val="0"/>
-          <w:i w:val="0"/>
-          <w:color w:val="000000"/>
-          <w:sz w:val="24"/>
-        </w:rPr>
-        <w:t xml:space="preserve">1901 een </w:t>
+            <w:t>omvang</w:t>
+          </w:r>
+        </w:hyperlink>
       </w:r>
       <w:r>
         <w:rPr>
@@ -6717,12 +6745,12 @@
           <w:color w:val="000000"/>
           <w:sz w:val="24"/>
         </w:rPr>
-        <w:hyperlink r:id="rId52" w:history="1">
-          <w:r>
-            <w:rPr>
-              <w:rStyle w:val="Hyperlink"/>
-            </w:rPr>
-            <w:t>omvang</w:t>
+        <w:hyperlink r:id="rId53" w:history="1">
+          <w:r>
+            <w:rPr>
+              <w:rStyle w:val="Hyperlink"/>
+            </w:rPr>
+            <w:t>r</w:t>
           </w:r>
         </w:hyperlink>
       </w:r>
@@ -6735,25 +6763,7 @@
           <w:color w:val="000000"/>
           <w:sz w:val="24"/>
         </w:rPr>
-        <w:hyperlink r:id="rId52" w:history="1">
-          <w:r>
-            <w:rPr>
-              <w:rStyle w:val="Hyperlink"/>
-            </w:rPr>
-            <w:t>r</w:t>
-          </w:r>
-        </w:hyperlink>
-      </w:r>
-      <w:r>
-        <w:rPr>
-          <w:u w:val="single" w:color="0000ff"/>
-          <w:rFonts w:ascii="Charis SIL Regular" w:hAnsi="Charis SIL Regular" w:eastAsia="Charis SIL Regular"/>
-          <w:b w:val="0"/>
-          <w:i w:val="0"/>
-          <w:color w:val="000000"/>
-          <w:sz w:val="24"/>
-        </w:rPr>
-        <w:hyperlink r:id="rId52" w:history="1">
+        <w:hyperlink r:id="rId53" w:history="1">
           <w:r>
             <w:rPr>
               <w:rStyle w:val="Hyperlink"/>
@@ -6791,7 +6801,7 @@
           <w:color w:val="000000"/>
           <w:sz w:val="24"/>
         </w:rPr>
-        <w:hyperlink r:id="rId53" w:history="1">
+        <w:hyperlink r:id="rId54" w:history="1">
           <w:r>
             <w:rPr>
               <w:rStyle w:val="Hyperlink"/>
@@ -6859,7 +6869,7 @@
           <w:sz w:val="24"/>
           <w:u w:val="single"/>
         </w:rPr>
-        <w:hyperlink r:id="rId54" w:history="1">
+        <w:hyperlink r:id="rId55" w:history="1">
           <w:r>
             <w:rPr>
               <w:rStyle w:val="Hyperlink"/>
@@ -6888,7 +6898,7 @@
           <w:sz w:val="24"/>
           <w:u w:val="single"/>
         </w:rPr>
-        <w:hyperlink r:id="rId54" w:history="1">
+        <w:hyperlink r:id="rId55" w:history="1">
           <w:r>
             <w:rPr>
               <w:rStyle w:val="Hyperlink"/>
@@ -6916,24 +6926,42 @@
           <w:sz w:val="24"/>
           <w:u w:val="single"/>
         </w:rPr>
+        <w:hyperlink r:id="rId56" w:history="1">
+          <w:r>
+            <w:rPr>
+              <w:rStyle w:val="Hyperlink"/>
+            </w:rPr>
+            <w:t xml:space="preserve">TM-401 </w:t>
+          </w:r>
+        </w:hyperlink>
+      </w:r>
+      <w:r>
+        <w:rPr>
+          <w:rFonts w:ascii="Charis SIL Regular" w:hAnsi="Charis SIL Regular" w:eastAsia="Charis SIL Regular"/>
+          <w:b w:val="0"/>
+          <w:i w:val="0"/>
+          <w:color w:val="000000"/>
+          <w:sz w:val="24"/>
+        </w:rPr>
+        <w:t>met</w:t>
+      </w:r>
+      <w:r>
+        <w:rPr>
+          <w:u w:val="single" w:color="0000ff"/>
+          <w:rFonts w:ascii="Charis SIL Regular" w:hAnsi="Charis SIL Regular" w:eastAsia="Charis SIL Regular"/>
+          <w:b w:val="0"/>
+          <w:i w:val="0"/>
+          <w:color w:val="000000"/>
+          <w:sz w:val="24"/>
+        </w:rPr>
         <w:hyperlink r:id="rId55" w:history="1">
           <w:r>
             <w:rPr>
               <w:rStyle w:val="Hyperlink"/>
             </w:rPr>
-            <w:t xml:space="preserve">TM-401 </w:t>
-          </w:r>
-        </w:hyperlink>
-      </w:r>
-      <w:r>
-        <w:rPr>
-          <w:rFonts w:ascii="Charis SIL Regular" w:hAnsi="Charis SIL Regular" w:eastAsia="Charis SIL Regular"/>
-          <w:b w:val="0"/>
-          <w:i w:val="0"/>
-          <w:color w:val="000000"/>
-          <w:sz w:val="24"/>
-        </w:rPr>
-        <w:t>met</w:t>
+            <w:t xml:space="preserve"> 86 voorwerpen</w:t>
+          </w:r>
+        </w:hyperlink>
       </w:r>
       <w:r>
         <w:rPr>
@@ -6944,14 +6972,7 @@
           <w:color w:val="000000"/>
           <w:sz w:val="24"/>
         </w:rPr>
-        <w:hyperlink r:id="rId54" w:history="1">
-          <w:r>
-            <w:rPr>
-              <w:rStyle w:val="Hyperlink"/>
-            </w:rPr>
-            <w:t xml:space="preserve"> 86 voorwerpen</w:t>
-          </w:r>
-        </w:hyperlink>
+        <w:t xml:space="preserve"> </w:t>
       </w:r>
       <w:r>
         <w:rPr>
@@ -6962,38 +6983,270 @@
           <w:color w:val="000000"/>
           <w:sz w:val="24"/>
         </w:rPr>
+        <w:hyperlink r:id="rId55" w:history="1">
+          <w:r>
+            <w:rPr>
+              <w:rStyle w:val="Hyperlink"/>
+            </w:rPr>
+            <w:t>op, de expe</w:t>
+          </w:r>
+        </w:hyperlink>
+      </w:r>
+      <w:r>
+        <w:rPr>
+          <w:rFonts w:ascii="Charis SIL Regular" w:hAnsi="Charis SIL Regular" w:eastAsia="Charis SIL Regular"/>
+          <w:b w:val="0"/>
+          <w:i w:val="0"/>
+          <w:color w:val="000000"/>
+          <w:sz w:val="24"/>
+        </w:rPr>
+        <w:t xml:space="preserve">ditie naar de Tapanahony uit 1904 serie </w:t>
+      </w:r>
+      <w:r>
+        <w:rPr>
+          <w:rFonts w:ascii="Charis SIL Regular" w:hAnsi="Charis SIL Regular" w:eastAsia="Charis SIL Regular"/>
+          <w:b w:val="0"/>
+          <w:i w:val="0"/>
+          <w:color w:val="0000FF"/>
+          <w:sz w:val="24"/>
+          <w:u w:val="single"/>
+        </w:rPr>
+        <w:hyperlink r:id="rId57" w:history="1">
+          <w:r>
+            <w:rPr>
+              <w:rStyle w:val="Hyperlink"/>
+            </w:rPr>
+            <w:t>TM-402</w:t>
+          </w:r>
+        </w:hyperlink>
+      </w:r>
+      <w:r>
+        <w:rPr>
+          <w:rFonts w:ascii="Charis SIL Regular" w:hAnsi="Charis SIL Regular" w:eastAsia="Charis SIL Regular"/>
+          <w:b w:val="0"/>
+          <w:i w:val="0"/>
+          <w:color w:val="000000"/>
+          <w:sz w:val="24"/>
+        </w:rPr>
+        <w:t xml:space="preserve"> me</w:t>
+      </w:r>
+      <w:r>
+        <w:rPr>
+          <w:u w:val="single" w:color="0000ff"/>
+          <w:rFonts w:ascii="Charis SIL Regular" w:hAnsi="Charis SIL Regular" w:eastAsia="Charis SIL Regular"/>
+          <w:b w:val="0"/>
+          <w:i w:val="0"/>
+          <w:color w:val="000000"/>
+          <w:sz w:val="24"/>
+        </w:rPr>
+        <w:hyperlink r:id="rId56" w:history="1">
+          <w:r>
+            <w:rPr>
+              <w:rStyle w:val="Hyperlink"/>
+            </w:rPr>
+            <w:t xml:space="preserve">t 493 </w:t>
+          </w:r>
+        </w:hyperlink>
+      </w:r>
+      <w:r>
+        <w:rPr>
+          <w:rFonts w:ascii="Charis SIL Regular" w:hAnsi="Charis SIL Regular" w:eastAsia="Charis SIL Regular"/>
+          <w:b w:val="0"/>
+          <w:i w:val="0"/>
+          <w:color w:val="000000"/>
+          <w:sz w:val="24"/>
+        </w:rPr>
+        <w:t>voorwerpen en de expeditie naar het Toemoek-Hoemakgebergte uit 190</w:t>
+      </w:r>
+      <w:r>
+        <w:rPr>
+          <w:u w:val="single" w:color="0000ff"/>
+          <w:rFonts w:ascii="Charis SIL Regular" w:hAnsi="Charis SIL Regular" w:eastAsia="Charis SIL Regular"/>
+          <w:b w:val="0"/>
+          <w:i w:val="0"/>
+          <w:color w:val="000000"/>
+          <w:sz w:val="24"/>
+        </w:rPr>
+        <w:hyperlink r:id="rId57" w:history="1">
+          <w:r>
+            <w:rPr>
+              <w:rStyle w:val="Hyperlink"/>
+            </w:rPr>
+            <w:t xml:space="preserve">7 serie </w:t>
+          </w:r>
+        </w:hyperlink>
+      </w:r>
+      <w:r>
+        <w:rPr>
+          <w:rFonts w:ascii="Charis SIL Regular" w:hAnsi="Charis SIL Regular" w:eastAsia="Charis SIL Regular"/>
+          <w:b w:val="0"/>
+          <w:i w:val="0"/>
+          <w:color w:val="0000FF"/>
+          <w:sz w:val="24"/>
+          <w:u w:val="single"/>
+        </w:rPr>
+        <w:hyperlink r:id="rId57" w:history="1">
+          <w:r>
+            <w:rPr>
+              <w:rStyle w:val="Hyperlink"/>
+            </w:rPr>
+            <w:t>T</w:t>
+          </w:r>
+        </w:hyperlink>
+      </w:r>
+      <w:r>
+        <w:rPr>
+          <w:rFonts w:ascii="Charis SIL Regular" w:hAnsi="Charis SIL Regular" w:eastAsia="Charis SIL Regular"/>
+          <w:b w:val="0"/>
+          <w:i w:val="0"/>
+          <w:color w:val="0000FF"/>
+          <w:sz w:val="24"/>
+          <w:u w:val="single"/>
+        </w:rPr>
+        <w:hyperlink r:id="rId58" w:history="1">
+          <w:r>
+            <w:rPr>
+              <w:rStyle w:val="Hyperlink"/>
+            </w:rPr>
+            <w:t>M-403</w:t>
+          </w:r>
+        </w:hyperlink>
+      </w:r>
+      <w:r>
+        <w:rPr>
+          <w:rFonts w:ascii="Charis SIL Regular" w:hAnsi="Charis SIL Regular" w:eastAsia="Charis SIL Regular"/>
+          <w:b w:val="0"/>
+          <w:i w:val="0"/>
+          <w:color w:val="000000"/>
+          <w:sz w:val="24"/>
+        </w:rPr>
+        <w:t xml:space="preserve"> met </w:t>
+      </w:r>
+      <w:r>
+        <w:rPr>
+          <w:rFonts w:ascii="Charis SIL Regular" w:hAnsi="Charis SIL Regular" w:eastAsia="Charis SIL Regular"/>
+          <w:b w:val="0"/>
+          <w:i w:val="0"/>
+          <w:color w:val="000000"/>
+          <w:sz w:val="24"/>
+        </w:rPr>
+        <w:t xml:space="preserve">186 voorwerpen. Een </w:t>
+      </w:r>
+      <w:r>
+        <w:rPr>
+          <w:rFonts w:ascii="Charis SIL Regular" w:hAnsi="Charis SIL Regular" w:eastAsia="Charis SIL Regular"/>
+          <w:b w:val="0"/>
+          <w:i w:val="0"/>
+          <w:color w:val="0000FF"/>
+          <w:sz w:val="24"/>
+          <w:u w:val="single"/>
+        </w:rPr>
+        <w:hyperlink r:id="rId59" w:history="1">
+          <w:r>
+            <w:rPr>
+              <w:rStyle w:val="Hyperlink"/>
+            </w:rPr>
+            <w:t>juwelendoos</w:t>
+          </w:r>
+        </w:hyperlink>
+      </w:r>
+      <w:r>
+        <w:rPr>
+          <w:rFonts w:ascii="Charis SIL Regular" w:hAnsi="Charis SIL Regular" w:eastAsia="Charis SIL Regular"/>
+          <w:b w:val="0"/>
+          <w:i w:val="0"/>
+          <w:color w:val="000000"/>
+          <w:sz w:val="24"/>
+        </w:rPr>
+        <w:t xml:space="preserve"> met verwijzingen naar de Gonini-expeditie b</w:t>
+      </w:r>
+      <w:r>
+        <w:rPr>
+          <w:u w:val="single" w:color="0000ff"/>
+          <w:rFonts w:ascii="Charis SIL Regular" w:hAnsi="Charis SIL Regular" w:eastAsia="Charis SIL Regular"/>
+          <w:b w:val="0"/>
+          <w:i w:val="0"/>
+          <w:color w:val="000000"/>
+          <w:sz w:val="24"/>
+        </w:rPr>
+        <w:hyperlink r:id="rId58" w:history="1">
+          <w:r>
+            <w:rPr>
+              <w:rStyle w:val="Hyperlink"/>
+            </w:rPr>
+            <w:t xml:space="preserve">evindt </w:t>
+          </w:r>
+        </w:hyperlink>
+      </w:r>
+      <w:r>
+        <w:rPr>
+          <w:rFonts w:ascii="Charis SIL Regular" w:hAnsi="Charis SIL Regular" w:eastAsia="Charis SIL Regular"/>
+          <w:b w:val="0"/>
+          <w:i w:val="0"/>
+          <w:color w:val="000000"/>
+          <w:sz w:val="24"/>
+        </w:rPr>
+        <w:t xml:space="preserve">zich in </w:t>
+      </w:r>
+      <w:r>
+        <w:rPr>
+          <w:rFonts w:ascii="Charis SIL Regular" w:hAnsi="Charis SIL Regular" w:eastAsia="Charis SIL Regular"/>
+          <w:b w:val="0"/>
+          <w:i w:val="0"/>
+          <w:color w:val="000000"/>
+          <w:sz w:val="24"/>
+        </w:rPr>
+        <w:t xml:space="preserve">de collectie van het </w:t>
+      </w:r>
+      <w:r>
+        <w:rPr>
+          <w:rFonts w:ascii="Charis SIL Regular" w:hAnsi="Charis SIL Regular" w:eastAsia="Charis SIL Regular"/>
+          <w:b w:val="0"/>
+          <w:i w:val="0"/>
+          <w:color w:val="0000FF"/>
+          <w:sz w:val="24"/>
+          <w:u w:val="single"/>
+        </w:rPr>
+        <w:hyperlink r:id="rId60" w:history="1">
+          <w:r>
+            <w:rPr>
+              <w:rStyle w:val="Hyperlink"/>
+            </w:rPr>
+            <w:t>Ri</w:t>
+          </w:r>
+        </w:hyperlink>
+      </w:r>
+      <w:r>
+        <w:rPr>
+          <w:rFonts w:ascii="Charis SIL Regular" w:hAnsi="Charis SIL Regular" w:eastAsia="Charis SIL Regular"/>
+          <w:b w:val="0"/>
+          <w:i w:val="0"/>
+          <w:color w:val="0000FF"/>
+          <w:sz w:val="24"/>
+          <w:u w:val="single"/>
+        </w:rPr>
+        <w:hyperlink r:id="rId59" w:history="1">
+          <w:r>
+            <w:rPr>
+              <w:rStyle w:val="Hyperlink"/>
+            </w:rPr>
+            <w:t>jksmuseum</w:t>
+          </w:r>
+        </w:hyperlink>
+      </w:r>
+      <w:r>
+        <w:rPr>
+          <w:rFonts w:ascii="Charis SIL Regular" w:hAnsi="Charis SIL Regular" w:eastAsia="Charis SIL Regular"/>
+          <w:b w:val="0"/>
+          <w:i w:val="0"/>
+          <w:color w:val="0000FF"/>
+          <w:sz w:val="24"/>
+          <w:u w:val="single"/>
+        </w:rPr>
         <w:t xml:space="preserve"> </w:t>
       </w:r>
       <w:r>
         <w:rPr>
-          <w:u w:val="single" w:color="0000ff"/>
-          <w:rFonts w:ascii="Charis SIL Regular" w:hAnsi="Charis SIL Regular" w:eastAsia="Charis SIL Regular"/>
-          <w:b w:val="0"/>
-          <w:i w:val="0"/>
-          <w:color w:val="000000"/>
-          <w:sz w:val="24"/>
-        </w:rPr>
-        <w:hyperlink r:id="rId54" w:history="1">
-          <w:r>
-            <w:rPr>
-              <w:rStyle w:val="Hyperlink"/>
-            </w:rPr>
-            <w:t>op, de expe</w:t>
-          </w:r>
-        </w:hyperlink>
-      </w:r>
-      <w:r>
-        <w:rPr>
-          <w:rFonts w:ascii="Charis SIL Regular" w:hAnsi="Charis SIL Regular" w:eastAsia="Charis SIL Regular"/>
-          <w:b w:val="0"/>
-          <w:i w:val="0"/>
-          <w:color w:val="000000"/>
-          <w:sz w:val="24"/>
-        </w:rPr>
-        <w:t xml:space="preserve">ditie naar de Tapanahony uit 1904 serie </w:t>
-      </w:r>
-      <w:r>
-        <w:rPr>
           <w:rFonts w:ascii="Charis SIL Regular" w:hAnsi="Charis SIL Regular" w:eastAsia="Charis SIL Regular"/>
           <w:b w:val="0"/>
           <w:i w:val="0"/>
@@ -7001,70 +7254,24 @@
           <w:sz w:val="24"/>
           <w:u w:val="single"/>
         </w:rPr>
-        <w:hyperlink r:id="rId56" w:history="1">
-          <w:r>
-            <w:rPr>
-              <w:rStyle w:val="Hyperlink"/>
-            </w:rPr>
-            <w:t>TM-402</w:t>
-          </w:r>
-        </w:hyperlink>
-      </w:r>
-      <w:r>
-        <w:rPr>
-          <w:rFonts w:ascii="Charis SIL Regular" w:hAnsi="Charis SIL Regular" w:eastAsia="Charis SIL Regular"/>
-          <w:b w:val="0"/>
-          <w:i w:val="0"/>
-          <w:color w:val="000000"/>
-          <w:sz w:val="24"/>
-        </w:rPr>
-        <w:t xml:space="preserve"> me</w:t>
-      </w:r>
-      <w:r>
-        <w:rPr>
-          <w:u w:val="single" w:color="0000ff"/>
-          <w:rFonts w:ascii="Charis SIL Regular" w:hAnsi="Charis SIL Regular" w:eastAsia="Charis SIL Regular"/>
-          <w:b w:val="0"/>
-          <w:i w:val="0"/>
-          <w:color w:val="000000"/>
-          <w:sz w:val="24"/>
-        </w:rPr>
-        <w:hyperlink r:id="rId55" w:history="1">
-          <w:r>
-            <w:rPr>
-              <w:rStyle w:val="Hyperlink"/>
-            </w:rPr>
-            <w:t xml:space="preserve">t 493 </w:t>
-          </w:r>
-        </w:hyperlink>
-      </w:r>
-      <w:r>
-        <w:rPr>
-          <w:rFonts w:ascii="Charis SIL Regular" w:hAnsi="Charis SIL Regular" w:eastAsia="Charis SIL Regular"/>
-          <w:b w:val="0"/>
-          <w:i w:val="0"/>
-          <w:color w:val="000000"/>
-          <w:sz w:val="24"/>
-        </w:rPr>
-        <w:t>voorwerpen en de expeditie naar het Toemoek-Hoemakgebergte uit 190</w:t>
-      </w:r>
-      <w:r>
-        <w:rPr>
-          <w:u w:val="single" w:color="0000ff"/>
-          <w:rFonts w:ascii="Charis SIL Regular" w:hAnsi="Charis SIL Regular" w:eastAsia="Charis SIL Regular"/>
-          <w:b w:val="0"/>
-          <w:i w:val="0"/>
-          <w:color w:val="000000"/>
-          <w:sz w:val="24"/>
-        </w:rPr>
-        <w:hyperlink r:id="rId56" w:history="1">
-          <w:r>
-            <w:rPr>
-              <w:rStyle w:val="Hyperlink"/>
-            </w:rPr>
-            <w:t xml:space="preserve">7 serie </w:t>
-          </w:r>
-        </w:hyperlink>
+        <w:hyperlink r:id="rId60" w:history="1">
+          <w:r>
+            <w:rPr>
+              <w:rStyle w:val="Hyperlink"/>
+            </w:rPr>
+            <w:t>Amsterdam</w:t>
+          </w:r>
+        </w:hyperlink>
+      </w:r>
+      <w:r>
+        <w:rPr>
+          <w:rFonts w:ascii="Charis SIL Regular" w:hAnsi="Charis SIL Regular" w:eastAsia="Charis SIL Regular"/>
+          <w:b w:val="0"/>
+          <w:i w:val="0"/>
+          <w:color w:val="000000"/>
+          <w:sz w:val="24"/>
+        </w:rPr>
+        <w:t xml:space="preserve">. Expeditielid </w:t>
       </w:r>
       <w:r>
         <w:rPr>
@@ -7075,12 +7282,12 @@
           <w:sz w:val="24"/>
           <w:u w:val="single"/>
         </w:rPr>
-        <w:hyperlink r:id="rId56" w:history="1">
-          <w:r>
-            <w:rPr>
-              <w:rStyle w:val="Hyperlink"/>
-            </w:rPr>
-            <w:t>T</w:t>
+        <w:hyperlink r:id="rId61" w:history="1">
+          <w:r>
+            <w:rPr>
+              <w:rStyle w:val="Hyperlink"/>
+            </w:rPr>
+            <w:t>Claudius</w:t>
           </w:r>
         </w:hyperlink>
       </w:r>
@@ -7093,34 +7300,7 @@
           <w:sz w:val="24"/>
           <w:u w:val="single"/>
         </w:rPr>
-        <w:hyperlink r:id="rId57" w:history="1">
-          <w:r>
-            <w:rPr>
-              <w:rStyle w:val="Hyperlink"/>
-            </w:rPr>
-            <w:t>M-403</w:t>
-          </w:r>
-        </w:hyperlink>
-      </w:r>
-      <w:r>
-        <w:rPr>
-          <w:rFonts w:ascii="Charis SIL Regular" w:hAnsi="Charis SIL Regular" w:eastAsia="Charis SIL Regular"/>
-          <w:b w:val="0"/>
-          <w:i w:val="0"/>
-          <w:color w:val="000000"/>
-          <w:sz w:val="24"/>
-        </w:rPr>
-        <w:t xml:space="preserve"> met </w:t>
-      </w:r>
-      <w:r>
-        <w:rPr>
-          <w:rFonts w:ascii="Charis SIL Regular" w:hAnsi="Charis SIL Regular" w:eastAsia="Charis SIL Regular"/>
-          <w:b w:val="0"/>
-          <w:i w:val="0"/>
-          <w:color w:val="000000"/>
-          <w:sz w:val="24"/>
-        </w:rPr>
-        <w:t xml:space="preserve">186 voorwerpen. Een </w:t>
+        <w:t xml:space="preserve"> </w:t>
       </w:r>
       <w:r>
         <w:rPr>
@@ -7131,62 +7311,14 @@
           <w:sz w:val="24"/>
           <w:u w:val="single"/>
         </w:rPr>
-        <w:hyperlink r:id="rId58" w:history="1">
-          <w:r>
-            <w:rPr>
-              <w:rStyle w:val="Hyperlink"/>
-            </w:rPr>
-            <w:t>juwelendoos</w:t>
-          </w:r>
-        </w:hyperlink>
-      </w:r>
-      <w:r>
-        <w:rPr>
-          <w:rFonts w:ascii="Charis SIL Regular" w:hAnsi="Charis SIL Regular" w:eastAsia="Charis SIL Regular"/>
-          <w:b w:val="0"/>
-          <w:i w:val="0"/>
-          <w:color w:val="000000"/>
-          <w:sz w:val="24"/>
-        </w:rPr>
-        <w:t xml:space="preserve"> met verwijzingen naar de Gonini-expeditie b</w:t>
-      </w:r>
-      <w:r>
-        <w:rPr>
-          <w:u w:val="single" w:color="0000ff"/>
-          <w:rFonts w:ascii="Charis SIL Regular" w:hAnsi="Charis SIL Regular" w:eastAsia="Charis SIL Regular"/>
-          <w:b w:val="0"/>
-          <w:i w:val="0"/>
-          <w:color w:val="000000"/>
-          <w:sz w:val="24"/>
-        </w:rPr>
-        <w:hyperlink r:id="rId57" w:history="1">
-          <w:r>
-            <w:rPr>
-              <w:rStyle w:val="Hyperlink"/>
-            </w:rPr>
-            <w:t xml:space="preserve">evindt </w:t>
-          </w:r>
-        </w:hyperlink>
-      </w:r>
-      <w:r>
-        <w:rPr>
-          <w:rFonts w:ascii="Charis SIL Regular" w:hAnsi="Charis SIL Regular" w:eastAsia="Charis SIL Regular"/>
-          <w:b w:val="0"/>
-          <w:i w:val="0"/>
-          <w:color w:val="000000"/>
-          <w:sz w:val="24"/>
-        </w:rPr>
-        <w:t xml:space="preserve">zich in </w:t>
-      </w:r>
-      <w:r>
-        <w:rPr>
-          <w:rFonts w:ascii="Charis SIL Regular" w:hAnsi="Charis SIL Regular" w:eastAsia="Charis SIL Regular"/>
-          <w:b w:val="0"/>
-          <w:i w:val="0"/>
-          <w:color w:val="000000"/>
-          <w:sz w:val="24"/>
-        </w:rPr>
-        <w:t xml:space="preserve">de collectie van het </w:t>
+        <w:hyperlink r:id="rId61" w:history="1">
+          <w:r>
+            <w:rPr>
+              <w:rStyle w:val="Hyperlink"/>
+            </w:rPr>
+            <w:t>de</w:t>
+          </w:r>
+        </w:hyperlink>
       </w:r>
       <w:r>
         <w:rPr>
@@ -7197,14 +7329,7 @@
           <w:sz w:val="24"/>
           <w:u w:val="single"/>
         </w:rPr>
-        <w:hyperlink r:id="rId59" w:history="1">
-          <w:r>
-            <w:rPr>
-              <w:rStyle w:val="Hyperlink"/>
-            </w:rPr>
-            <w:t>Ri</w:t>
-          </w:r>
-        </w:hyperlink>
+        <w:t xml:space="preserve"> </w:t>
       </w:r>
       <w:r>
         <w:rPr>
@@ -7215,122 +7340,7 @@
           <w:sz w:val="24"/>
           <w:u w:val="single"/>
         </w:rPr>
-        <w:hyperlink r:id="rId58" w:history="1">
-          <w:r>
-            <w:rPr>
-              <w:rStyle w:val="Hyperlink"/>
-            </w:rPr>
-            <w:t>jksmuseum</w:t>
-          </w:r>
-        </w:hyperlink>
-      </w:r>
-      <w:r>
-        <w:rPr>
-          <w:rFonts w:ascii="Charis SIL Regular" w:hAnsi="Charis SIL Regular" w:eastAsia="Charis SIL Regular"/>
-          <w:b w:val="0"/>
-          <w:i w:val="0"/>
-          <w:color w:val="0000FF"/>
-          <w:sz w:val="24"/>
-          <w:u w:val="single"/>
-        </w:rPr>
-        <w:t xml:space="preserve"> </w:t>
-      </w:r>
-      <w:r>
-        <w:rPr>
-          <w:rFonts w:ascii="Charis SIL Regular" w:hAnsi="Charis SIL Regular" w:eastAsia="Charis SIL Regular"/>
-          <w:b w:val="0"/>
-          <w:i w:val="0"/>
-          <w:color w:val="0000FF"/>
-          <w:sz w:val="24"/>
-          <w:u w:val="single"/>
-        </w:rPr>
-        <w:hyperlink r:id="rId59" w:history="1">
-          <w:r>
-            <w:rPr>
-              <w:rStyle w:val="Hyperlink"/>
-            </w:rPr>
-            <w:t>Amsterdam</w:t>
-          </w:r>
-        </w:hyperlink>
-      </w:r>
-      <w:r>
-        <w:rPr>
-          <w:rFonts w:ascii="Charis SIL Regular" w:hAnsi="Charis SIL Regular" w:eastAsia="Charis SIL Regular"/>
-          <w:b w:val="0"/>
-          <w:i w:val="0"/>
-          <w:color w:val="000000"/>
-          <w:sz w:val="24"/>
-        </w:rPr>
-        <w:t xml:space="preserve">. Expeditielid </w:t>
-      </w:r>
-      <w:r>
-        <w:rPr>
-          <w:rFonts w:ascii="Charis SIL Regular" w:hAnsi="Charis SIL Regular" w:eastAsia="Charis SIL Regular"/>
-          <w:b w:val="0"/>
-          <w:i w:val="0"/>
-          <w:color w:val="0000FF"/>
-          <w:sz w:val="24"/>
-          <w:u w:val="single"/>
-        </w:rPr>
-        <w:hyperlink r:id="rId60" w:history="1">
-          <w:r>
-            <w:rPr>
-              <w:rStyle w:val="Hyperlink"/>
-            </w:rPr>
-            <w:t>Claudius</w:t>
-          </w:r>
-        </w:hyperlink>
-      </w:r>
-      <w:r>
-        <w:rPr>
-          <w:rFonts w:ascii="Charis SIL Regular" w:hAnsi="Charis SIL Regular" w:eastAsia="Charis SIL Regular"/>
-          <w:b w:val="0"/>
-          <w:i w:val="0"/>
-          <w:color w:val="0000FF"/>
-          <w:sz w:val="24"/>
-          <w:u w:val="single"/>
-        </w:rPr>
-        <w:t xml:space="preserve"> </w:t>
-      </w:r>
-      <w:r>
-        <w:rPr>
-          <w:rFonts w:ascii="Charis SIL Regular" w:hAnsi="Charis SIL Regular" w:eastAsia="Charis SIL Regular"/>
-          <w:b w:val="0"/>
-          <w:i w:val="0"/>
-          <w:color w:val="0000FF"/>
-          <w:sz w:val="24"/>
-          <w:u w:val="single"/>
-        </w:rPr>
-        <w:hyperlink r:id="rId60" w:history="1">
-          <w:r>
-            <w:rPr>
-              <w:rStyle w:val="Hyperlink"/>
-            </w:rPr>
-            <w:t>de</w:t>
-          </w:r>
-        </w:hyperlink>
-      </w:r>
-      <w:r>
-        <w:rPr>
-          <w:rFonts w:ascii="Charis SIL Regular" w:hAnsi="Charis SIL Regular" w:eastAsia="Charis SIL Regular"/>
-          <w:b w:val="0"/>
-          <w:i w:val="0"/>
-          <w:color w:val="0000FF"/>
-          <w:sz w:val="24"/>
-          <w:u w:val="single"/>
-        </w:rPr>
-        <w:t xml:space="preserve"> </w:t>
-      </w:r>
-      <w:r>
-        <w:rPr>
-          <w:rFonts w:ascii="Charis SIL Regular" w:hAnsi="Charis SIL Regular" w:eastAsia="Charis SIL Regular"/>
-          <w:b w:val="0"/>
-          <w:i w:val="0"/>
-          <w:color w:val="0000FF"/>
-          <w:sz w:val="24"/>
-          <w:u w:val="single"/>
-        </w:rPr>
-        <w:hyperlink r:id="rId60" w:history="1">
+        <w:hyperlink r:id="rId61" w:history="1">
           <w:r>
             <w:rPr>
               <w:rStyle w:val="Hyperlink"/>
@@ -7347,167 +7357,7 @@
           <w:color w:val="000000"/>
           <w:sz w:val="24"/>
         </w:rPr>
-        <w:t xml:space="preserve"> droeg in 1904 </w:t>
-      </w:r>
-      <w:r>
-        <w:rPr>
-          <w:rFonts w:ascii="Charis SIL Regular" w:hAnsi="Charis SIL Regular" w:eastAsia="Charis SIL Regular"/>
-          <w:b w:val="0"/>
-          <w:i w:val="0"/>
-          <w:color w:val="000000"/>
-          <w:sz w:val="24"/>
-        </w:rPr>
-        <w:t>een persoonlijke ver</w:t>
-      </w:r>
-      <w:r>
-        <w:rPr>
-          <w:u w:val="single" w:color="0000ff"/>
-          <w:rFonts w:ascii="Charis SIL Regular" w:hAnsi="Charis SIL Regular" w:eastAsia="Charis SIL Regular"/>
-          <w:b w:val="0"/>
-          <w:i w:val="0"/>
-          <w:color w:val="000000"/>
-          <w:sz w:val="24"/>
-        </w:rPr>
-        <w:hyperlink r:id="rId59" w:history="1">
-          <w:r>
-            <w:rPr>
-              <w:rStyle w:val="Hyperlink"/>
-            </w:rPr>
-            <w:t>zameling ove</w:t>
-          </w:r>
-        </w:hyperlink>
-      </w:r>
-      <w:r>
-        <w:rPr>
-          <w:u w:val="single" w:color="0000ff"/>
-          <w:rFonts w:ascii="Charis SIL Regular" w:hAnsi="Charis SIL Regular" w:eastAsia="Charis SIL Regular"/>
-          <w:b w:val="0"/>
-          <w:i w:val="0"/>
-          <w:color w:val="000000"/>
-          <w:sz w:val="24"/>
-        </w:rPr>
-        <w:hyperlink r:id="rId59" w:history="1">
-          <w:r>
-            <w:rPr>
-              <w:rStyle w:val="Hyperlink"/>
-            </w:rPr>
-            <w:t>r</w:t>
-          </w:r>
-        </w:hyperlink>
-      </w:r>
-      <w:r>
-        <w:rPr>
-          <w:u w:val="single" w:color="0000ff"/>
-          <w:rFonts w:ascii="Charis SIL Regular" w:hAnsi="Charis SIL Regular" w:eastAsia="Charis SIL Regular"/>
-          <w:b w:val="0"/>
-          <w:i w:val="0"/>
-          <w:color w:val="000000"/>
-          <w:sz w:val="24"/>
-        </w:rPr>
-        <w:hyperlink r:id="rId59" w:history="1">
-          <w:r>
-            <w:rPr>
-              <w:rStyle w:val="Hyperlink"/>
-            </w:rPr>
-            <w:t xml:space="preserve"> aan het mu</w:t>
-          </w:r>
-        </w:hyperlink>
-      </w:r>
-      <w:r>
-        <w:rPr>
-          <w:rFonts w:ascii="Charis SIL Regular" w:hAnsi="Charis SIL Regular" w:eastAsia="Charis SIL Regular"/>
-          <w:b w:val="0"/>
-          <w:i w:val="0"/>
-          <w:color w:val="000000"/>
-          <w:sz w:val="24"/>
-        </w:rPr>
-        <w:t>seum in Leid</w:t>
-      </w:r>
-      <w:r>
-        <w:rPr>
-          <w:u w:val="single" w:color="0000ff"/>
-          <w:rFonts w:ascii="Charis SIL Regular" w:hAnsi="Charis SIL Regular" w:eastAsia="Charis SIL Regular"/>
-          <w:b w:val="0"/>
-          <w:i w:val="0"/>
-          <w:color w:val="000000"/>
-          <w:sz w:val="24"/>
-        </w:rPr>
-        <w:t>e</w:t>
-      </w:r>
-      <w:r>
-        <w:rPr>
-          <w:u w:val="single" w:color="0000ff"/>
-          <w:rFonts w:ascii="Charis SIL Regular" w:hAnsi="Charis SIL Regular" w:eastAsia="Charis SIL Regular"/>
-          <w:b w:val="0"/>
-          <w:i w:val="0"/>
-          <w:color w:val="000000"/>
-          <w:sz w:val="24"/>
-        </w:rPr>
-        <w:hyperlink r:id="rId60" w:history="1">
-          <w:r>
-            <w:rPr>
-              <w:rStyle w:val="Hyperlink"/>
-            </w:rPr>
-            <w:t xml:space="preserve">n, waar </w:t>
-          </w:r>
-        </w:hyperlink>
-      </w:r>
-      <w:r>
-        <w:rPr>
-          <w:u w:val="single" w:color="0000ff"/>
-          <w:rFonts w:ascii="Charis SIL Regular" w:hAnsi="Charis SIL Regular" w:eastAsia="Charis SIL Regular"/>
-          <w:b w:val="0"/>
-          <w:i w:val="0"/>
-          <w:color w:val="000000"/>
-          <w:sz w:val="24"/>
-        </w:rPr>
-        <w:hyperlink r:id="rId60" w:history="1">
-          <w:r>
-            <w:rPr>
-              <w:rStyle w:val="Hyperlink"/>
-            </w:rPr>
-            <w:t>die</w:t>
-          </w:r>
-        </w:hyperlink>
-      </w:r>
-      <w:r>
-        <w:rPr>
-          <w:u w:val="single" w:color="0000ff"/>
-          <w:rFonts w:ascii="Charis SIL Regular" w:hAnsi="Charis SIL Regular" w:eastAsia="Charis SIL Regular"/>
-          <w:b w:val="0"/>
-          <w:i w:val="0"/>
-          <w:color w:val="000000"/>
-          <w:sz w:val="24"/>
-        </w:rPr>
-        <w:t xml:space="preserve"> </w:t>
-      </w:r>
-      <w:r>
-        <w:rPr>
-          <w:u w:val="single" w:color="0000ff"/>
-          <w:rFonts w:ascii="Charis SIL Regular" w:hAnsi="Charis SIL Regular" w:eastAsia="Charis SIL Regular"/>
-          <w:b w:val="0"/>
-          <w:i w:val="0"/>
-          <w:color w:val="000000"/>
-          <w:sz w:val="24"/>
-        </w:rPr>
-        <w:hyperlink r:id="rId60" w:history="1">
-          <w:r>
-            <w:rPr>
-              <w:rStyle w:val="Hyperlink"/>
-            </w:rPr>
-            <w:t>is opg</w:t>
-          </w:r>
-        </w:hyperlink>
-      </w:r>
-      <w:r>
-        <w:rPr>
-          <w:rFonts w:ascii="Charis SIL Regular" w:hAnsi="Charis SIL Regular" w:eastAsia="Charis SIL Regular"/>
-          <w:b w:val="0"/>
-          <w:i w:val="0"/>
-          <w:color w:val="000000"/>
-          <w:sz w:val="24"/>
-        </w:rPr>
-        <w:t>enomen onder</w:t>
+        <w:t xml:space="preserve"> droeg in 1904</w:t>
       </w:r>
     </w:p>
     <w:p>
@@ -7534,8 +7384,8 @@
         <w:autoSpaceDN w:val="0"/>
         <w:autoSpaceDE w:val="0"/>
         <w:widowControl/>
-        <w:spacing w:line="352" w:lineRule="exact" w:before="0" w:after="0"/>
-        <w:ind w:left="10" w:right="0" w:firstLine="0"/>
+        <w:spacing w:line="288" w:lineRule="exact" w:before="64" w:after="0"/>
+        <w:ind w:left="10" w:right="144" w:firstLine="0"/>
         <w:jc w:val="left"/>
       </w:pPr>
       <w:r>
@@ -7546,6 +7396,16 @@
           <w:color w:val="000000"/>
           <w:sz w:val="24"/>
         </w:rPr>
+        <w:t xml:space="preserve">een persoonlijke verzameling over aan het museum in Leiden, waar die is opgenomen onder </w:t>
+      </w:r>
+      <w:r>
+        <w:rPr>
+          <w:rFonts w:ascii="Charis SIL Regular" w:hAnsi="Charis SIL Regular" w:eastAsia="Charis SIL Regular"/>
+          <w:b w:val="0"/>
+          <w:i w:val="0"/>
+          <w:color w:val="000000"/>
+          <w:sz w:val="24"/>
+        </w:rPr>
         <w:t xml:space="preserve">serienummers </w:t>
       </w:r>
       <w:r>
@@ -7557,7 +7417,7 @@
           <w:sz w:val="24"/>
           <w:u w:val="single"/>
         </w:rPr>
-        <w:hyperlink r:id="rId61" w:history="1">
+        <w:hyperlink r:id="rId62" w:history="1">
           <w:r>
             <w:rPr>
               <w:rStyle w:val="Hyperlink"/>
@@ -7585,7 +7445,7 @@
           <w:sz w:val="24"/>
           <w:u w:val="single"/>
         </w:rPr>
-        <w:hyperlink r:id="rId62" w:history="1">
+        <w:hyperlink r:id="rId63" w:history="1">
           <w:r>
             <w:rPr>
               <w:rStyle w:val="Hyperlink"/>
@@ -7643,7 +7503,7 @@
           <w:sz w:val="24"/>
           <w:u w:val="single"/>
         </w:rPr>
-        <w:hyperlink r:id="rId63" w:history="1">
+        <w:hyperlink r:id="rId64" w:history="1">
           <w:r>
             <w:rPr>
               <w:rStyle w:val="Hyperlink"/>
@@ -7671,34 +7531,62 @@
           <w:sz w:val="24"/>
           <w:u w:val="single"/>
         </w:rPr>
+        <w:hyperlink r:id="rId65" w:history="1">
+          <w:r>
+            <w:rPr>
+              <w:rStyle w:val="Hyperlink"/>
+            </w:rPr>
+            <w:t>RV-2349</w:t>
+          </w:r>
+        </w:hyperlink>
+      </w:r>
+      <w:r>
+        <w:rPr>
+          <w:rFonts w:ascii="Charis SIL Regular" w:hAnsi="Charis SIL Regular" w:eastAsia="Charis SIL Regular"/>
+          <w:b w:val="0"/>
+          <w:i w:val="0"/>
+          <w:color w:val="000000"/>
+          <w:sz w:val="24"/>
+        </w:rPr>
+        <w:t xml:space="preserve"> werden in respectievelijk 1912 en 1937 geschonken aan het </w:t>
+      </w:r>
+      <w:r>
+        <w:rPr>
+          <w:rFonts w:ascii="Charis SIL Regular" w:hAnsi="Charis SIL Regular" w:eastAsia="Charis SIL Regular"/>
+          <w:b w:val="0"/>
+          <w:i w:val="0"/>
+          <w:color w:val="000000"/>
+          <w:sz w:val="24"/>
+        </w:rPr>
+        <w:t>museum i</w:t>
+      </w:r>
+      <w:r>
+        <w:rPr>
+          <w:u w:val="single" w:color="0000ff"/>
+          <w:rFonts w:ascii="Charis SIL Regular" w:hAnsi="Charis SIL Regular" w:eastAsia="Charis SIL Regular"/>
+          <w:b w:val="0"/>
+          <w:i w:val="0"/>
+          <w:color w:val="000000"/>
+          <w:sz w:val="24"/>
+        </w:rPr>
         <w:hyperlink r:id="rId64" w:history="1">
           <w:r>
             <w:rPr>
               <w:rStyle w:val="Hyperlink"/>
             </w:rPr>
-            <w:t>RV-2349</w:t>
-          </w:r>
-        </w:hyperlink>
-      </w:r>
-      <w:r>
-        <w:rPr>
-          <w:rFonts w:ascii="Charis SIL Regular" w:hAnsi="Charis SIL Regular" w:eastAsia="Charis SIL Regular"/>
-          <w:b w:val="0"/>
-          <w:i w:val="0"/>
-          <w:color w:val="000000"/>
-          <w:sz w:val="24"/>
-        </w:rPr>
-        <w:t xml:space="preserve"> werden in respectievelijk 1912 en 1937 geschonken aan het </w:t>
-      </w:r>
-      <w:r>
-        <w:rPr>
-          <w:rFonts w:ascii="Charis SIL Regular" w:hAnsi="Charis SIL Regular" w:eastAsia="Charis SIL Regular"/>
-          <w:b w:val="0"/>
-          <w:i w:val="0"/>
-          <w:color w:val="000000"/>
-          <w:sz w:val="24"/>
-        </w:rPr>
-        <w:t>museum i</w:t>
+            <w:t>n Leiden.</w:t>
+          </w:r>
+        </w:hyperlink>
+      </w:r>
+      <w:r>
+        <w:rPr>
+          <w:rFonts w:ascii="Charis SIL Regular" w:hAnsi="Charis SIL Regular" w:eastAsia="Charis SIL Regular"/>
+          <w:b w:val="0"/>
+          <w:i w:val="0"/>
+          <w:color w:val="000000"/>
+          <w:sz w:val="24"/>
+        </w:rPr>
+        <w:t xml:space="preserve"> Te</w:t>
       </w:r>
       <w:r>
         <w:rPr>
@@ -7709,35 +7597,7 @@
           <w:color w:val="000000"/>
           <w:sz w:val="24"/>
         </w:rPr>
-        <w:hyperlink r:id="rId63" w:history="1">
-          <w:r>
-            <w:rPr>
-              <w:rStyle w:val="Hyperlink"/>
-            </w:rPr>
-            <w:t>n Leiden.</w:t>
-          </w:r>
-        </w:hyperlink>
-      </w:r>
-      <w:r>
-        <w:rPr>
-          <w:rFonts w:ascii="Charis SIL Regular" w:hAnsi="Charis SIL Regular" w:eastAsia="Charis SIL Regular"/>
-          <w:b w:val="0"/>
-          <w:i w:val="0"/>
-          <w:color w:val="000000"/>
-          <w:sz w:val="24"/>
-        </w:rPr>
-        <w:t xml:space="preserve"> Te</w:t>
-      </w:r>
-      <w:r>
-        <w:rPr>
-          <w:u w:val="single" w:color="0000ff"/>
-          <w:rFonts w:ascii="Charis SIL Regular" w:hAnsi="Charis SIL Regular" w:eastAsia="Charis SIL Regular"/>
-          <w:b w:val="0"/>
-          <w:i w:val="0"/>
-          <w:color w:val="000000"/>
-          <w:sz w:val="24"/>
-        </w:rPr>
-        <w:hyperlink r:id="rId64" w:history="1">
+        <w:hyperlink r:id="rId65" w:history="1">
           <w:r>
             <w:rPr>
               <w:rStyle w:val="Hyperlink"/>
@@ -7778,7 +7638,7 @@
           <w:sz w:val="24"/>
           <w:u w:val="single"/>
         </w:rPr>
-        <w:hyperlink r:id="rId65" w:history="1">
+        <w:hyperlink r:id="rId66" w:history="1">
           <w:r>
             <w:rPr>
               <w:rStyle w:val="Hyperlink"/>
@@ -7890,76 +7750,76 @@
           <w:sz w:val="24"/>
           <w:u w:val="single"/>
         </w:rPr>
+        <w:hyperlink r:id="rId67" w:history="1">
+          <w:r>
+            <w:rPr>
+              <w:rStyle w:val="Hyperlink"/>
+            </w:rPr>
+            <w:t>Herm</w:t>
+          </w:r>
+        </w:hyperlink>
+      </w:r>
+      <w:r>
+        <w:rPr>
+          <w:rFonts w:ascii="Charis SIL Regular" w:hAnsi="Charis SIL Regular" w:eastAsia="Charis SIL Regular"/>
+          <w:b w:val="0"/>
+          <w:i w:val="0"/>
+          <w:color w:val="0000FF"/>
+          <w:sz w:val="24"/>
+          <w:u w:val="single"/>
+        </w:rPr>
+        <w:hyperlink r:id="rId67" w:history="1">
+          <w:r>
+            <w:rPr>
+              <w:rStyle w:val="Hyperlink"/>
+            </w:rPr>
+            <w:t xml:space="preserve">an </w:t>
+          </w:r>
+        </w:hyperlink>
+      </w:r>
+      <w:r>
+        <w:rPr>
+          <w:rFonts w:ascii="Charis SIL Regular" w:hAnsi="Charis SIL Regular" w:eastAsia="Charis SIL Regular"/>
+          <w:b w:val="0"/>
+          <w:i w:val="0"/>
+          <w:color w:val="0000FF"/>
+          <w:sz w:val="24"/>
+          <w:u w:val="single"/>
+        </w:rPr>
+        <w:hyperlink r:id="rId67" w:history="1">
+          <w:r>
+            <w:rPr>
+              <w:rStyle w:val="Hyperlink"/>
+            </w:rPr>
+            <w:t>van</w:t>
+          </w:r>
+        </w:hyperlink>
+      </w:r>
+      <w:r>
+        <w:rPr>
+          <w:rFonts w:ascii="Charis SIL Regular" w:hAnsi="Charis SIL Regular" w:eastAsia="Charis SIL Regular"/>
+          <w:b w:val="0"/>
+          <w:i w:val="0"/>
+          <w:color w:val="0000FF"/>
+          <w:sz w:val="24"/>
+          <w:u w:val="single"/>
+        </w:rPr>
+        <w:t xml:space="preserve"> </w:t>
+      </w:r>
+      <w:r>
+        <w:rPr>
+          <w:rFonts w:ascii="Charis SIL Regular" w:hAnsi="Charis SIL Regular" w:eastAsia="Charis SIL Regular"/>
+          <w:b w:val="0"/>
+          <w:i w:val="0"/>
+          <w:color w:val="0000FF"/>
+          <w:sz w:val="24"/>
+          <w:u w:val="single"/>
+        </w:rPr>
         <w:hyperlink r:id="rId24" w:history="1">
           <w:r>
             <w:rPr>
               <w:rStyle w:val="Hyperlink"/>
             </w:rPr>
-            <w:t>Herm</w:t>
-          </w:r>
-        </w:hyperlink>
-      </w:r>
-      <w:r>
-        <w:rPr>
-          <w:rFonts w:ascii="Charis SIL Regular" w:hAnsi="Charis SIL Regular" w:eastAsia="Charis SIL Regular"/>
-          <w:b w:val="0"/>
-          <w:i w:val="0"/>
-          <w:color w:val="0000FF"/>
-          <w:sz w:val="24"/>
-          <w:u w:val="single"/>
-        </w:rPr>
-        <w:hyperlink r:id="rId66" w:history="1">
-          <w:r>
-            <w:rPr>
-              <w:rStyle w:val="Hyperlink"/>
-            </w:rPr>
-            <w:t xml:space="preserve">an </w:t>
-          </w:r>
-        </w:hyperlink>
-      </w:r>
-      <w:r>
-        <w:rPr>
-          <w:rFonts w:ascii="Charis SIL Regular" w:hAnsi="Charis SIL Regular" w:eastAsia="Charis SIL Regular"/>
-          <w:b w:val="0"/>
-          <w:i w:val="0"/>
-          <w:color w:val="0000FF"/>
-          <w:sz w:val="24"/>
-          <w:u w:val="single"/>
-        </w:rPr>
-        <w:hyperlink r:id="rId24" w:history="1">
-          <w:r>
-            <w:rPr>
-              <w:rStyle w:val="Hyperlink"/>
-            </w:rPr>
-            <w:t>van</w:t>
-          </w:r>
-        </w:hyperlink>
-      </w:r>
-      <w:r>
-        <w:rPr>
-          <w:rFonts w:ascii="Charis SIL Regular" w:hAnsi="Charis SIL Regular" w:eastAsia="Charis SIL Regular"/>
-          <w:b w:val="0"/>
-          <w:i w:val="0"/>
-          <w:color w:val="0000FF"/>
-          <w:sz w:val="24"/>
-          <w:u w:val="single"/>
-        </w:rPr>
-        <w:t xml:space="preserve"> </w:t>
-      </w:r>
-      <w:r>
-        <w:rPr>
-          <w:rFonts w:ascii="Charis SIL Regular" w:hAnsi="Charis SIL Regular" w:eastAsia="Charis SIL Regular"/>
-          <w:b w:val="0"/>
-          <w:i w:val="0"/>
-          <w:color w:val="0000FF"/>
-          <w:sz w:val="24"/>
-          <w:u w:val="single"/>
-        </w:rPr>
-        <w:hyperlink r:id="rId24" w:history="1">
-          <w:r>
-            <w:rPr>
-              <w:rStyle w:val="Hyperlink"/>
-            </w:rPr>
             <w:t>Cappelle</w:t>
           </w:r>
         </w:hyperlink>
@@ -7983,7 +7843,7 @@
           <w:color w:val="000000"/>
           <w:sz w:val="24"/>
         </w:rPr>
-        <w:hyperlink r:id="rId66" w:history="1">
+        <w:hyperlink r:id="rId67" w:history="1">
           <w:r>
             <w:rPr>
               <w:rStyle w:val="Hyperlink"/>
@@ -8010,7 +7870,24 @@
           <w:color w:val="000000"/>
           <w:sz w:val="24"/>
         </w:rPr>
-        <w:t xml:space="preserve">Hieronder bevond zich een </w:t>
+        <w:hyperlink r:id="rId67" w:history="1">
+          <w:r>
+            <w:rPr>
+              <w:rStyle w:val="Hyperlink"/>
+            </w:rPr>
+            <w:t>Hie</w:t>
+          </w:r>
+        </w:hyperlink>
+      </w:r>
+      <w:r>
+        <w:rPr>
+          <w:rFonts w:ascii="Charis SIL Regular" w:hAnsi="Charis SIL Regular" w:eastAsia="Charis SIL Regular"/>
+          <w:b w:val="0"/>
+          <w:i w:val="0"/>
+          <w:color w:val="000000"/>
+          <w:sz w:val="24"/>
+        </w:rPr>
+        <w:t xml:space="preserve">ronder bevond zich een </w:t>
       </w:r>
       <w:r>
         <w:rPr>
@@ -8021,7 +7898,7 @@
           <w:sz w:val="24"/>
           <w:u w:val="single"/>
         </w:rPr>
-        <w:hyperlink r:id="rId67" w:history="1">
+        <w:hyperlink r:id="rId68" w:history="1">
           <w:r>
             <w:rPr>
               <w:rStyle w:val="Hyperlink"/>
@@ -8050,7 +7927,7 @@
           <w:sz w:val="24"/>
           <w:u w:val="single"/>
         </w:rPr>
-        <w:hyperlink r:id="rId67" w:history="1">
+        <w:hyperlink r:id="rId68" w:history="1">
           <w:r>
             <w:rPr>
               <w:rStyle w:val="Hyperlink"/>
@@ -8088,7 +7965,7 @@
           <w:color w:val="000000"/>
           <w:sz w:val="24"/>
         </w:rPr>
-        <w:hyperlink r:id="rId67" w:history="1">
+        <w:hyperlink r:id="rId68" w:history="1">
           <w:r>
             <w:rPr>
               <w:rStyle w:val="Hyperlink"/>
@@ -8106,7 +7983,7 @@
           <w:color w:val="000000"/>
           <w:sz w:val="24"/>
         </w:rPr>
-        <w:hyperlink r:id="rId67" w:history="1">
+        <w:hyperlink r:id="rId68" w:history="1">
           <w:r>
             <w:rPr>
               <w:rStyle w:val="Hyperlink"/>
@@ -8124,7 +8001,7 @@
           <w:color w:val="000000"/>
           <w:sz w:val="24"/>
         </w:rPr>
-        <w:hyperlink r:id="rId67" w:history="1">
+        <w:hyperlink r:id="rId68" w:history="1">
           <w:r>
             <w:rPr>
               <w:rStyle w:val="Hyperlink"/>
@@ -8152,7 +8029,7 @@
           <w:sz w:val="24"/>
           <w:u w:val="single"/>
         </w:rPr>
-        <w:hyperlink r:id="rId68" w:history="1">
+        <w:hyperlink r:id="rId69" w:history="1">
           <w:r>
             <w:rPr>
               <w:rStyle w:val="Hyperlink"/>
@@ -8181,7 +8058,7 @@
           <w:sz w:val="24"/>
           <w:u w:val="single"/>
         </w:rPr>
-        <w:hyperlink r:id="rId68" w:history="1">
+        <w:hyperlink r:id="rId69" w:history="1">
           <w:r>
             <w:rPr>
               <w:rStyle w:val="Hyperlink"/>
@@ -8210,7 +8087,7 @@
           <w:sz w:val="24"/>
           <w:u w:val="single"/>
         </w:rPr>
-        <w:hyperlink r:id="rId68" w:history="1">
+        <w:hyperlink r:id="rId69" w:history="1">
           <w:r>
             <w:rPr>
               <w:rStyle w:val="Hyperlink"/>
@@ -8228,7 +8105,7 @@
           <w:sz w:val="24"/>
           <w:u w:val="single"/>
         </w:rPr>
-        <w:hyperlink r:id="rId68" w:history="1">
+        <w:hyperlink r:id="rId69" w:history="1">
           <w:r>
             <w:rPr>
               <w:rStyle w:val="Hyperlink"/>
@@ -8386,7 +8263,7 @@
           <w:sz w:val="24"/>
           <w:u w:val="single"/>
         </w:rPr>
-        <w:hyperlink r:id="rId69" w:history="1">
+        <w:hyperlink r:id="rId70" w:history="1">
           <w:r>
             <w:rPr>
               <w:rStyle w:val="Hyperlink"/>
@@ -8415,7 +8292,7 @@
           <w:sz w:val="24"/>
           <w:u w:val="single"/>
         </w:rPr>
-        <w:hyperlink r:id="rId69" w:history="1">
+        <w:hyperlink r:id="rId70" w:history="1">
           <w:r>
             <w:rPr>
               <w:rStyle w:val="Hyperlink"/>
@@ -8453,7 +8330,7 @@
           <w:color w:val="000000"/>
           <w:sz w:val="24"/>
         </w:rPr>
-        <w:hyperlink r:id="rId69" w:history="1">
+        <w:hyperlink r:id="rId70" w:history="1">
           <w:r>
             <w:rPr>
               <w:rStyle w:val="Hyperlink"/>
@@ -8471,7 +8348,7 @@
           <w:color w:val="000000"/>
           <w:sz w:val="24"/>
         </w:rPr>
-        <w:hyperlink r:id="rId69" w:history="1">
+        <w:hyperlink r:id="rId70" w:history="1">
           <w:r>
             <w:rPr>
               <w:rStyle w:val="Hyperlink"/>
@@ -8502,7 +8379,7 @@
           <w:sz w:val="24"/>
           <w:u w:val="single"/>
         </w:rPr>
-        <w:hyperlink r:id="rId70" w:history="1">
+        <w:hyperlink r:id="rId71" w:history="1">
           <w:r>
             <w:rPr>
               <w:rStyle w:val="Hyperlink"/>
@@ -8531,7 +8408,7 @@
           <w:sz w:val="24"/>
           <w:u w:val="single"/>
         </w:rPr>
-        <w:hyperlink r:id="rId70" w:history="1">
+        <w:hyperlink r:id="rId71" w:history="1">
           <w:r>
             <w:rPr>
               <w:rStyle w:val="Hyperlink"/>
@@ -8560,7 +8437,7 @@
           <w:sz w:val="24"/>
           <w:u w:val="single"/>
         </w:rPr>
-        <w:hyperlink r:id="rId70" w:history="1">
+        <w:hyperlink r:id="rId71" w:history="1">
           <w:r>
             <w:rPr>
               <w:rStyle w:val="Hyperlink"/>
@@ -8589,7 +8466,7 @@
           <w:sz w:val="24"/>
           <w:u w:val="single"/>
         </w:rPr>
-        <w:hyperlink r:id="rId70" w:history="1">
+        <w:hyperlink r:id="rId71" w:history="1">
           <w:r>
             <w:rPr>
               <w:rStyle w:val="Hyperlink"/>
@@ -8618,7 +8495,7 @@
           <w:sz w:val="24"/>
           <w:u w:val="single"/>
         </w:rPr>
-        <w:hyperlink r:id="rId70" w:history="1">
+        <w:hyperlink r:id="rId71" w:history="1">
           <w:r>
             <w:rPr>
               <w:rStyle w:val="Hyperlink"/>
@@ -8647,7 +8524,7 @@
           <w:sz w:val="24"/>
           <w:u w:val="single"/>
         </w:rPr>
-        <w:hyperlink r:id="rId70" w:history="1">
+        <w:hyperlink r:id="rId71" w:history="1">
           <w:r>
             <w:rPr>
               <w:rStyle w:val="Hyperlink"/>
@@ -8676,7 +8553,7 @@
           <w:sz w:val="24"/>
           <w:u w:val="single"/>
         </w:rPr>
-        <w:hyperlink r:id="rId70" w:history="1">
+        <w:hyperlink r:id="rId71" w:history="1">
           <w:r>
             <w:rPr>
               <w:rStyle w:val="Hyperlink"/>
@@ -8852,7 +8729,7 @@
           <w:sz w:val="24"/>
           <w:u w:val="single"/>
         </w:rPr>
-        <w:hyperlink r:id="rId70" w:history="1">
+        <w:hyperlink r:id="rId71" w:history="1">
           <w:r>
             <w:rPr>
               <w:rStyle w:val="Hyperlink"/>
@@ -8881,7 +8758,7 @@
           <w:sz w:val="24"/>
           <w:u w:val="single"/>
         </w:rPr>
-        <w:hyperlink r:id="rId70" w:history="1">
+        <w:hyperlink r:id="rId71" w:history="1">
           <w:r>
             <w:rPr>
               <w:rStyle w:val="Hyperlink"/>
@@ -8899,7 +8776,7 @@
           <w:sz w:val="24"/>
           <w:u w:val="single"/>
         </w:rPr>
-        <w:hyperlink r:id="rId70" w:history="1">
+        <w:hyperlink r:id="rId71" w:history="1">
           <w:r>
             <w:rPr>
               <w:rStyle w:val="Hyperlink"/>
@@ -8917,7 +8794,7 @@
           <w:sz w:val="24"/>
           <w:u w:val="single"/>
         </w:rPr>
-        <w:hyperlink r:id="rId70" w:history="1">
+        <w:hyperlink r:id="rId71" w:history="1">
           <w:r>
             <w:rPr>
               <w:rStyle w:val="Hyperlink"/>
@@ -8935,7 +8812,7 @@
           <w:sz w:val="24"/>
           <w:u w:val="single"/>
         </w:rPr>
-        <w:hyperlink r:id="rId70" w:history="1">
+        <w:hyperlink r:id="rId71" w:history="1">
           <w:r>
             <w:rPr>
               <w:rStyle w:val="Hyperlink"/>
@@ -8964,7 +8841,7 @@
           <w:sz w:val="24"/>
           <w:u w:val="single"/>
         </w:rPr>
-        <w:hyperlink r:id="rId71" w:history="1">
+        <w:hyperlink r:id="rId72" w:history="1">
           <w:r>
             <w:rPr>
               <w:rStyle w:val="Hyperlink"/>
@@ -8982,7 +8859,7 @@
           <w:sz w:val="24"/>
           <w:u w:val="single"/>
         </w:rPr>
-        <w:hyperlink r:id="rId71" w:history="1">
+        <w:hyperlink r:id="rId72" w:history="1">
           <w:r>
             <w:rPr>
               <w:rStyle w:val="Hyperlink"/>
@@ -9011,7 +8888,7 @@
           <w:sz w:val="24"/>
           <w:u w:val="single"/>
         </w:rPr>
-        <w:hyperlink r:id="rId70" w:history="1">
+        <w:hyperlink r:id="rId72" w:history="1">
           <w:r>
             <w:rPr>
               <w:rStyle w:val="Hyperlink"/>
@@ -9029,7 +8906,7 @@
           <w:sz w:val="24"/>
           <w:u w:val="single"/>
         </w:rPr>
-        <w:hyperlink r:id="rId71" w:history="1">
+        <w:hyperlink r:id="rId72" w:history="1">
           <w:r>
             <w:rPr>
               <w:rStyle w:val="Hyperlink"/>
@@ -9058,7 +8935,7 @@
           <w:sz w:val="24"/>
           <w:u w:val="single"/>
         </w:rPr>
-        <w:hyperlink r:id="rId71" w:history="1">
+        <w:hyperlink r:id="rId72" w:history="1">
           <w:r>
             <w:rPr>
               <w:rStyle w:val="Hyperlink"/>
@@ -9087,7 +8964,7 @@
           <w:sz w:val="24"/>
           <w:u w:val="single"/>
         </w:rPr>
-        <w:hyperlink r:id="rId71" w:history="1">
+        <w:hyperlink r:id="rId72" w:history="1">
           <w:r>
             <w:rPr>
               <w:rStyle w:val="Hyperlink"/>
@@ -9116,7 +8993,7 @@
           <w:sz w:val="24"/>
           <w:u w:val="single"/>
         </w:rPr>
-        <w:hyperlink r:id="rId71" w:history="1">
+        <w:hyperlink r:id="rId72" w:history="1">
           <w:r>
             <w:rPr>
               <w:rStyle w:val="Hyperlink"/>
@@ -9164,7 +9041,7 @@
           <w:sz w:val="24"/>
           <w:u w:val="single"/>
         </w:rPr>
-        <w:hyperlink r:id="rId72" w:history="1">
+        <w:hyperlink r:id="rId73" w:history="1">
           <w:r>
             <w:rPr>
               <w:rStyle w:val="Hyperlink"/>
@@ -9200,19 +9077,27 @@
           <w:i w:val="0"/>
           <w:color w:val="0000FF"/>
           <w:sz w:val="24"/>
-        </w:rPr>
-        <w:t>Ame</w:t>
-      </w:r>
-      <w:r>
-        <w:rPr>
-          <w:rFonts w:ascii="Charis SIL Regular" w:hAnsi="Charis SIL Regular" w:eastAsia="Charis SIL Regular"/>
-          <w:b w:val="0"/>
-          <w:i w:val="0"/>
-          <w:color w:val="0000FF"/>
-          <w:sz w:val="24"/>
           <w:u w:val="single"/>
         </w:rPr>
-        <w:hyperlink r:id="rId72" w:history="1">
+        <w:hyperlink r:id="rId74" w:history="1">
+          <w:r>
+            <w:rPr>
+              <w:rStyle w:val="Hyperlink"/>
+            </w:rPr>
+            <w:t>Ame</w:t>
+          </w:r>
+        </w:hyperlink>
+      </w:r>
+      <w:r>
+        <w:rPr>
+          <w:rFonts w:ascii="Charis SIL Regular" w:hAnsi="Charis SIL Regular" w:eastAsia="Charis SIL Regular"/>
+          <w:b w:val="0"/>
+          <w:i w:val="0"/>
+          <w:color w:val="0000FF"/>
+          <w:sz w:val="24"/>
+          <w:u w:val="single"/>
+        </w:rPr>
+        <w:hyperlink r:id="rId73" w:history="1">
           <w:r>
             <w:rPr>
               <w:rStyle w:val="Hyperlink"/>
@@ -9241,7 +9126,7 @@
           <w:sz w:val="24"/>
           <w:u w:val="single"/>
         </w:rPr>
-        <w:hyperlink r:id="rId72" w:history="1">
+        <w:hyperlink r:id="rId73" w:history="1">
           <w:r>
             <w:rPr>
               <w:rStyle w:val="Hyperlink"/>
@@ -9259,7 +9144,7 @@
           <w:sz w:val="24"/>
           <w:u w:val="single"/>
         </w:rPr>
-        <w:hyperlink r:id="rId73" w:history="1">
+        <w:hyperlink r:id="rId74" w:history="1">
           <w:r>
             <w:rPr>
               <w:rStyle w:val="Hyperlink"/>
@@ -9288,7 +9173,7 @@
           <w:sz w:val="24"/>
           <w:u w:val="single"/>
         </w:rPr>
-        <w:hyperlink r:id="rId73" w:history="1">
+        <w:hyperlink r:id="rId74" w:history="1">
           <w:r>
             <w:rPr>
               <w:rStyle w:val="Hyperlink"/>
@@ -9317,7 +9202,7 @@
           <w:sz w:val="24"/>
           <w:u w:val="single"/>
         </w:rPr>
-        <w:hyperlink r:id="rId73" w:history="1">
+        <w:hyperlink r:id="rId74" w:history="1">
           <w:r>
             <w:rPr>
               <w:rStyle w:val="Hyperlink"/>
@@ -9346,7 +9231,7 @@
           <w:sz w:val="24"/>
           <w:u w:val="single"/>
         </w:rPr>
-        <w:hyperlink r:id="rId73" w:history="1">
+        <w:hyperlink r:id="rId74" w:history="1">
           <w:r>
             <w:rPr>
               <w:rStyle w:val="Hyperlink"/>
@@ -9384,7 +9269,31 @@
           <w:color w:val="000000"/>
           <w:sz w:val="24"/>
         </w:rPr>
-        <w:t>ichard fin</w:t>
+        <w:hyperlink r:id="rId74" w:history="1">
+          <w:r>
+            <w:rPr>
+              <w:rStyle w:val="Hyperlink"/>
+            </w:rPr>
+            <w:t>ichard f</w:t>
+          </w:r>
+        </w:hyperlink>
+      </w:r>
+      <w:r>
+        <w:rPr>
+          <w:rFonts w:ascii="Charis SIL Regular" w:hAnsi="Charis SIL Regular" w:eastAsia="Charis SIL Regular"/>
+          <w:b w:val="0"/>
+          <w:i w:val="0"/>
+          <w:color w:val="000000"/>
+          <w:sz w:val="24"/>
+        </w:rPr>
+        <w:hyperlink r:id="rId74" w:history="1">
+          <w:r>
+            <w:rPr>
+              <w:rStyle w:val="Hyperlink"/>
+            </w:rPr>
+            <w:t>i</w:t>
+          </w:r>
+        </w:hyperlink>
       </w:r>
       <w:r>
         <w:rPr>
@@ -9395,7 +9304,18 @@
           <w:color w:val="000000"/>
           <w:sz w:val="24"/>
         </w:rPr>
-        <w:hyperlink r:id="rId73" w:history="1">
+        <w:t>n</w:t>
+      </w:r>
+      <w:r>
+        <w:rPr>
+          <w:u w:val="single" w:color="0000ff"/>
+          <w:rFonts w:ascii="Charis SIL Regular" w:hAnsi="Charis SIL Regular" w:eastAsia="Charis SIL Regular"/>
+          <w:b w:val="0"/>
+          <w:i w:val="0"/>
+          <w:color w:val="000000"/>
+          <w:sz w:val="24"/>
+        </w:rPr>
+        <w:hyperlink r:id="rId74" w:history="1">
           <w:r>
             <w:rPr>
               <w:rStyle w:val="Hyperlink"/>
@@ -9413,7 +9333,7 @@
           <w:color w:val="000000"/>
           <w:sz w:val="24"/>
         </w:rPr>
-        <w:hyperlink r:id="rId73" w:history="1">
+        <w:hyperlink r:id="rId74" w:history="1">
           <w:r>
             <w:rPr>
               <w:rStyle w:val="Hyperlink"/>
@@ -9431,7 +9351,7 @@
           <w:color w:val="000000"/>
           <w:sz w:val="24"/>
         </w:rPr>
-        <w:hyperlink r:id="rId73" w:history="1">
+        <w:hyperlink r:id="rId74" w:history="1">
           <w:r>
             <w:rPr>
               <w:rStyle w:val="Hyperlink"/>
@@ -9449,7 +9369,7 @@
           <w:color w:val="000000"/>
           <w:sz w:val="24"/>
         </w:rPr>
-        <w:hyperlink r:id="rId73" w:history="1">
+        <w:hyperlink r:id="rId74" w:history="1">
           <w:r>
             <w:rPr>
               <w:rStyle w:val="Hyperlink"/>
@@ -9467,17 +9387,14 @@
           <w:color w:val="000000"/>
           <w:sz w:val="24"/>
         </w:rPr>
-        <w:t xml:space="preserve"> 1931 </w:t>
-      </w:r>
-      <w:r>
-        <w:rPr>
-          <w:rFonts w:ascii="Charis SIL Regular" w:hAnsi="Charis SIL Regular" w:eastAsia="Charis SIL Regular"/>
-          <w:b w:val="0"/>
-          <w:i w:val="0"/>
-          <w:color w:val="000000"/>
-          <w:sz w:val="24"/>
-        </w:rPr>
-        <w:t>e</w:t>
+        <w:hyperlink r:id="rId74" w:history="1">
+          <w:r>
+            <w:rPr>
+              <w:rStyle w:val="Hyperlink"/>
+            </w:rPr>
+            <w:t xml:space="preserve"> 1931 </w:t>
+          </w:r>
+        </w:hyperlink>
       </w:r>
       <w:r>
         <w:rPr>
@@ -9488,7 +9405,25 @@
           <w:color w:val="000000"/>
           <w:sz w:val="24"/>
         </w:rPr>
-        <w:hyperlink r:id="rId73" w:history="1">
+        <w:hyperlink r:id="rId74" w:history="1">
+          <w:r>
+            <w:rPr>
+              <w:rStyle w:val="Hyperlink"/>
+            </w:rPr>
+            <w:t>e</w:t>
+          </w:r>
+        </w:hyperlink>
+      </w:r>
+      <w:r>
+        <w:rPr>
+          <w:u w:val="single" w:color="0000ff"/>
+          <w:rFonts w:ascii="Charis SIL Regular" w:hAnsi="Charis SIL Regular" w:eastAsia="Charis SIL Regular"/>
+          <w:b w:val="0"/>
+          <w:i w:val="0"/>
+          <w:color w:val="000000"/>
+          <w:sz w:val="24"/>
+        </w:rPr>
+        <w:hyperlink r:id="rId74" w:history="1">
           <w:r>
             <w:rPr>
               <w:rStyle w:val="Hyperlink"/>
@@ -9526,7 +9461,7 @@
           <w:sz w:val="24"/>
           <w:u w:val="single"/>
         </w:rPr>
-        <w:hyperlink r:id="rId74" w:history="1">
+        <w:hyperlink r:id="rId75" w:history="1">
           <w:r>
             <w:rPr>
               <w:rStyle w:val="Hyperlink"/>
@@ -9574,7 +9509,25 @@
           <w:color w:val="000000"/>
           <w:sz w:val="24"/>
         </w:rPr>
-        <w:t xml:space="preserve"> 1934 </w:t>
+        <w:t xml:space="preserve"> </w:t>
+      </w:r>
+      <w:r>
+        <w:rPr>
+          <w:u w:val="single" w:color="0000ff"/>
+          <w:rFonts w:ascii="Charis SIL Regular" w:hAnsi="Charis SIL Regular" w:eastAsia="Charis SIL Regular"/>
+          <w:b w:val="0"/>
+          <w:i w:val="0"/>
+          <w:color w:val="000000"/>
+          <w:sz w:val="24"/>
+        </w:rPr>
+        <w:hyperlink r:id="rId75" w:history="1">
+          <w:r>
+            <w:rPr>
+              <w:rStyle w:val="Hyperlink"/>
+            </w:rPr>
+            <w:t xml:space="preserve">1934 </w:t>
+          </w:r>
+        </w:hyperlink>
       </w:r>
       <w:r>
         <w:rPr>
@@ -9603,7 +9556,7 @@
           <w:sz w:val="24"/>
           <w:u w:val="single"/>
         </w:rPr>
-        <w:hyperlink r:id="rId75" w:history="1">
+        <w:hyperlink r:id="rId76" w:history="1">
           <w:r>
             <w:rPr>
               <w:rStyle w:val="Hyperlink"/>
@@ -9641,7 +9594,7 @@
           <w:color w:val="000000"/>
           <w:sz w:val="24"/>
         </w:rPr>
-        <w:hyperlink r:id="rId75" w:history="1">
+        <w:hyperlink r:id="rId76" w:history="1">
           <w:r>
             <w:rPr>
               <w:rStyle w:val="Hyperlink"/>
@@ -9785,7 +9738,7 @@
           <w:sz w:val="24"/>
           <w:u w:val="single"/>
         </w:rPr>
-        <w:hyperlink r:id="rId76" w:history="1">
+        <w:hyperlink r:id="rId77" w:history="1">
           <w:r>
             <w:rPr>
               <w:rStyle w:val="Hyperlink"/>
@@ -9813,147 +9766,147 @@
           <w:sz w:val="24"/>
           <w:u w:val="single"/>
         </w:rPr>
+        <w:hyperlink r:id="rId78" w:history="1">
+          <w:r>
+            <w:rPr>
+              <w:rStyle w:val="Hyperlink"/>
+            </w:rPr>
+            <w:t>RV-2363</w:t>
+          </w:r>
+        </w:hyperlink>
+      </w:r>
+      <w:r>
+        <w:rPr>
+          <w:rFonts w:ascii="Charis SIL Regular" w:hAnsi="Charis SIL Regular" w:eastAsia="Charis SIL Regular"/>
+          <w:b w:val="0"/>
+          <w:i w:val="0"/>
+          <w:color w:val="000000"/>
+          <w:sz w:val="24"/>
+        </w:rPr>
+        <w:t xml:space="preserve"> en </w:t>
+      </w:r>
+      <w:r>
+        <w:rPr>
+          <w:rFonts w:ascii="Charis SIL Regular" w:hAnsi="Charis SIL Regular" w:eastAsia="Charis SIL Regular"/>
+          <w:b w:val="0"/>
+          <w:i w:val="0"/>
+          <w:color w:val="0000FF"/>
+          <w:sz w:val="24"/>
+          <w:u w:val="single"/>
+        </w:rPr>
+        <w:hyperlink r:id="rId79" w:history="1">
+          <w:r>
+            <w:rPr>
+              <w:rStyle w:val="Hyperlink"/>
+            </w:rPr>
+            <w:t>RV-2404</w:t>
+          </w:r>
+        </w:hyperlink>
+      </w:r>
+      <w:r>
+        <w:rPr>
+          <w:rFonts w:ascii="Charis SIL Regular" w:hAnsi="Charis SIL Regular" w:eastAsia="Charis SIL Regular"/>
+          <w:b w:val="0"/>
+          <w:i w:val="0"/>
+          <w:color w:val="000000"/>
+          <w:sz w:val="24"/>
+        </w:rPr>
+        <w:t xml:space="preserve">. De Franse etnoloog Paul Sangnier </w:t>
+      </w:r>
+      <w:r>
+        <w:rPr>
+          <w:rFonts w:ascii="Charis SIL Regular" w:hAnsi="Charis SIL Regular" w:eastAsia="Charis SIL Regular"/>
+          <w:b w:val="0"/>
+          <w:i w:val="0"/>
+          <w:color w:val="0000FF"/>
+          <w:sz w:val="24"/>
+          <w:u w:val="single"/>
+        </w:rPr>
+        <w:hyperlink r:id="rId80" w:history="1">
+          <w:r>
+            <w:rPr>
+              <w:rStyle w:val="Hyperlink"/>
+            </w:rPr>
+            <w:t xml:space="preserve">verzamelde </w:t>
+          </w:r>
+        </w:hyperlink>
+      </w:r>
+      <w:r>
+        <w:rPr>
+          <w:rFonts w:ascii="Charis SIL Regular" w:hAnsi="Charis SIL Regular" w:eastAsia="Charis SIL Regular"/>
+          <w:b w:val="0"/>
+          <w:i w:val="0"/>
+          <w:color w:val="000000"/>
+          <w:sz w:val="24"/>
+        </w:rPr>
+        <w:t>eveneens in 19</w:t>
+      </w:r>
+      <w:r>
+        <w:rPr>
+          <w:u w:val="single" w:color="0000ff"/>
+          <w:rFonts w:ascii="Charis SIL Regular" w:hAnsi="Charis SIL Regular" w:eastAsia="Charis SIL Regular"/>
+          <w:b w:val="0"/>
+          <w:i w:val="0"/>
+          <w:color w:val="000000"/>
+          <w:sz w:val="24"/>
+        </w:rPr>
         <w:hyperlink r:id="rId77" w:history="1">
           <w:r>
             <w:rPr>
               <w:rStyle w:val="Hyperlink"/>
             </w:rPr>
-            <w:t>RV-2363</w:t>
-          </w:r>
-        </w:hyperlink>
-      </w:r>
-      <w:r>
-        <w:rPr>
-          <w:rFonts w:ascii="Charis SIL Regular" w:hAnsi="Charis SIL Regular" w:eastAsia="Charis SIL Regular"/>
-          <w:b w:val="0"/>
-          <w:i w:val="0"/>
-          <w:color w:val="000000"/>
-          <w:sz w:val="24"/>
-        </w:rPr>
-        <w:t xml:space="preserve"> en </w:t>
-      </w:r>
-      <w:r>
-        <w:rPr>
-          <w:rFonts w:ascii="Charis SIL Regular" w:hAnsi="Charis SIL Regular" w:eastAsia="Charis SIL Regular"/>
-          <w:b w:val="0"/>
-          <w:i w:val="0"/>
-          <w:color w:val="0000FF"/>
-          <w:sz w:val="24"/>
-          <w:u w:val="single"/>
+            <w:t>38 bij de</w:t>
+          </w:r>
+        </w:hyperlink>
+      </w:r>
+      <w:r>
+        <w:rPr>
+          <w:rFonts w:ascii="Charis SIL Regular" w:hAnsi="Charis SIL Regular" w:eastAsia="Charis SIL Regular"/>
+          <w:b w:val="0"/>
+          <w:i w:val="0"/>
+          <w:color w:val="000000"/>
+          <w:sz w:val="24"/>
+        </w:rPr>
+        <w:t xml:space="preserve"> </w:t>
+      </w:r>
+      <w:r>
+        <w:rPr>
+          <w:u w:val="single" w:color="0000ff"/>
+          <w:rFonts w:ascii="Charis SIL Regular" w:hAnsi="Charis SIL Regular" w:eastAsia="Charis SIL Regular"/>
+          <w:b w:val="0"/>
+          <w:i w:val="0"/>
+          <w:color w:val="000000"/>
+          <w:sz w:val="24"/>
         </w:rPr>
         <w:hyperlink r:id="rId78" w:history="1">
           <w:r>
             <w:rPr>
               <w:rStyle w:val="Hyperlink"/>
             </w:rPr>
-            <w:t>RV-2404</w:t>
-          </w:r>
-        </w:hyperlink>
-      </w:r>
-      <w:r>
-        <w:rPr>
-          <w:rFonts w:ascii="Charis SIL Regular" w:hAnsi="Charis SIL Regular" w:eastAsia="Charis SIL Regular"/>
-          <w:b w:val="0"/>
-          <w:i w:val="0"/>
-          <w:color w:val="000000"/>
-          <w:sz w:val="24"/>
-        </w:rPr>
-        <w:t xml:space="preserve">. De Franse etnoloog Paul Sangnier </w:t>
-      </w:r>
-      <w:r>
-        <w:rPr>
-          <w:rFonts w:ascii="Charis SIL Regular" w:hAnsi="Charis SIL Regular" w:eastAsia="Charis SIL Regular"/>
-          <w:b w:val="0"/>
-          <w:i w:val="0"/>
-          <w:color w:val="0000FF"/>
-          <w:sz w:val="24"/>
-          <w:u w:val="single"/>
+            <w:t xml:space="preserve">Wayana </w:t>
+          </w:r>
+        </w:hyperlink>
+      </w:r>
+      <w:r>
+        <w:rPr>
+          <w:rFonts w:ascii="Charis SIL Regular" w:hAnsi="Charis SIL Regular" w:eastAsia="Charis SIL Regular"/>
+          <w:b w:val="0"/>
+          <w:i w:val="0"/>
+          <w:color w:val="000000"/>
+          <w:sz w:val="24"/>
+        </w:rPr>
+        <w:t>en A</w:t>
+      </w:r>
+      <w:r>
+        <w:rPr>
+          <w:u w:val="single" w:color="0000ff"/>
+          <w:rFonts w:ascii="Charis SIL Regular" w:hAnsi="Charis SIL Regular" w:eastAsia="Charis SIL Regular"/>
+          <w:b w:val="0"/>
+          <w:i w:val="0"/>
+          <w:color w:val="000000"/>
+          <w:sz w:val="24"/>
         </w:rPr>
         <w:hyperlink r:id="rId79" w:history="1">
-          <w:r>
-            <w:rPr>
-              <w:rStyle w:val="Hyperlink"/>
-            </w:rPr>
-            <w:t xml:space="preserve">verzamelde </w:t>
-          </w:r>
-        </w:hyperlink>
-      </w:r>
-      <w:r>
-        <w:rPr>
-          <w:rFonts w:ascii="Charis SIL Regular" w:hAnsi="Charis SIL Regular" w:eastAsia="Charis SIL Regular"/>
-          <w:b w:val="0"/>
-          <w:i w:val="0"/>
-          <w:color w:val="000000"/>
-          <w:sz w:val="24"/>
-        </w:rPr>
-        <w:t>eveneens in 19</w:t>
-      </w:r>
-      <w:r>
-        <w:rPr>
-          <w:u w:val="single" w:color="0000ff"/>
-          <w:rFonts w:ascii="Charis SIL Regular" w:hAnsi="Charis SIL Regular" w:eastAsia="Charis SIL Regular"/>
-          <w:b w:val="0"/>
-          <w:i w:val="0"/>
-          <w:color w:val="000000"/>
-          <w:sz w:val="24"/>
-        </w:rPr>
-        <w:hyperlink r:id="rId76" w:history="1">
-          <w:r>
-            <w:rPr>
-              <w:rStyle w:val="Hyperlink"/>
-            </w:rPr>
-            <w:t>38 bij de</w:t>
-          </w:r>
-        </w:hyperlink>
-      </w:r>
-      <w:r>
-        <w:rPr>
-          <w:rFonts w:ascii="Charis SIL Regular" w:hAnsi="Charis SIL Regular" w:eastAsia="Charis SIL Regular"/>
-          <w:b w:val="0"/>
-          <w:i w:val="0"/>
-          <w:color w:val="000000"/>
-          <w:sz w:val="24"/>
-        </w:rPr>
-        <w:t xml:space="preserve"> </w:t>
-      </w:r>
-      <w:r>
-        <w:rPr>
-          <w:u w:val="single" w:color="0000ff"/>
-          <w:rFonts w:ascii="Charis SIL Regular" w:hAnsi="Charis SIL Regular" w:eastAsia="Charis SIL Regular"/>
-          <w:b w:val="0"/>
-          <w:i w:val="0"/>
-          <w:color w:val="000000"/>
-          <w:sz w:val="24"/>
-        </w:rPr>
-        <w:hyperlink r:id="rId77" w:history="1">
-          <w:r>
-            <w:rPr>
-              <w:rStyle w:val="Hyperlink"/>
-            </w:rPr>
-            <w:t xml:space="preserve">Wayana </w:t>
-          </w:r>
-        </w:hyperlink>
-      </w:r>
-      <w:r>
-        <w:rPr>
-          <w:rFonts w:ascii="Charis SIL Regular" w:hAnsi="Charis SIL Regular" w:eastAsia="Charis SIL Regular"/>
-          <w:b w:val="0"/>
-          <w:i w:val="0"/>
-          <w:color w:val="000000"/>
-          <w:sz w:val="24"/>
-        </w:rPr>
-        <w:t>en A</w:t>
-      </w:r>
-      <w:r>
-        <w:rPr>
-          <w:u w:val="single" w:color="0000ff"/>
-          <w:rFonts w:ascii="Charis SIL Regular" w:hAnsi="Charis SIL Regular" w:eastAsia="Charis SIL Regular"/>
-          <w:b w:val="0"/>
-          <w:i w:val="0"/>
-          <w:color w:val="000000"/>
-          <w:sz w:val="24"/>
-        </w:rPr>
-        <w:hyperlink r:id="rId78" w:history="1">
           <w:r>
             <w:rPr>
               <w:rStyle w:val="Hyperlink"/>
@@ -10004,7 +9957,7 @@
           <w:sz w:val="24"/>
           <w:u w:val="single"/>
         </w:rPr>
-        <w:hyperlink r:id="rId80" w:history="1">
+        <w:hyperlink r:id="rId81" w:history="1">
           <w:r>
             <w:rPr>
               <w:rStyle w:val="Hyperlink"/>
@@ -10033,7 +9986,7 @@
           <w:sz w:val="24"/>
           <w:u w:val="single"/>
         </w:rPr>
-        <w:hyperlink r:id="rId80" w:history="1">
+        <w:hyperlink r:id="rId81" w:history="1">
           <w:r>
             <w:rPr>
               <w:rStyle w:val="Hyperlink"/>
@@ -10062,7 +10015,7 @@
           <w:sz w:val="24"/>
           <w:u w:val="single"/>
         </w:rPr>
-        <w:hyperlink r:id="rId80" w:history="1">
+        <w:hyperlink r:id="rId81" w:history="1">
           <w:r>
             <w:rPr>
               <w:rStyle w:val="Hyperlink"/>
@@ -10100,7 +10053,7 @@
           <w:color w:val="000000"/>
           <w:sz w:val="24"/>
         </w:rPr>
-        <w:hyperlink r:id="rId80" w:history="1">
+        <w:hyperlink r:id="rId81" w:history="1">
           <w:r>
             <w:rPr>
               <w:rStyle w:val="Hyperlink"/>
@@ -10118,7 +10071,7 @@
           <w:color w:val="000000"/>
           <w:sz w:val="24"/>
         </w:rPr>
-        <w:hyperlink r:id="rId80" w:history="1">
+        <w:hyperlink r:id="rId81" w:history="1">
           <w:r>
             <w:rPr>
               <w:rStyle w:val="Hyperlink"/>
@@ -10136,7 +10089,7 @@
           <w:color w:val="000000"/>
           <w:sz w:val="24"/>
         </w:rPr>
-        <w:hyperlink r:id="rId80" w:history="1">
+        <w:hyperlink r:id="rId81" w:history="1">
           <w:r>
             <w:rPr>
               <w:rStyle w:val="Hyperlink"/>
@@ -10177,7 +10130,7 @@
           <w:sz w:val="24"/>
           <w:u w:val="single"/>
         </w:rPr>
-        <w:hyperlink r:id="rId81" w:history="1">
+        <w:hyperlink r:id="rId82" w:history="1">
           <w:r>
             <w:rPr>
               <w:rStyle w:val="Hyperlink"/>
@@ -10285,7 +10238,7 @@
           <w:sz w:val="24"/>
           <w:u w:val="single"/>
         </w:rPr>
-        <w:hyperlink r:id="rId82" w:history="1">
+        <w:hyperlink r:id="rId83" w:history="1">
           <w:r>
             <w:rPr>
               <w:rStyle w:val="Hyperlink"/>
@@ -10302,27 +10255,7 @@
           <w:color w:val="000000"/>
           <w:sz w:val="24"/>
         </w:rPr>
-        <w:t xml:space="preserve"> in het </w:t>
-      </w:r>
-      <w:r>
-        <w:rPr>
-          <w:rFonts w:ascii="Charis SIL Italic" w:hAnsi="Charis SIL Italic" w:eastAsia="Charis SIL Italic"/>
-          <w:b w:val="0"/>
-          <w:i/>
-          <w:color w:val="000000"/>
-          <w:sz w:val="24"/>
-        </w:rPr>
-        <w:t>Musée du Quai Branly – Jacques Chirac</w:t>
-      </w:r>
-      <w:r>
-        <w:rPr>
-          <w:rFonts w:ascii="Charis SIL Regular" w:hAnsi="Charis SIL Regular" w:eastAsia="Charis SIL Regular"/>
-          <w:b w:val="0"/>
-          <w:i w:val="0"/>
-          <w:color w:val="000000"/>
-          <w:sz w:val="24"/>
-        </w:rPr>
-        <w:t>.</w:t>
+        <w:t xml:space="preserve"> in het</w:t>
       </w:r>
     </w:p>
     <w:p>
@@ -10355,6 +10288,36 @@
       </w:pPr>
       <w:r>
         <w:rPr>
+          <w:rFonts w:ascii="Charis SIL Italic" w:hAnsi="Charis SIL Italic" w:eastAsia="Charis SIL Italic"/>
+          <w:b w:val="0"/>
+          <w:i/>
+          <w:color w:val="000000"/>
+          <w:sz w:val="24"/>
+        </w:rPr>
+        <w:t>Musée du Quai Branly – Jacques Chirac</w:t>
+      </w:r>
+      <w:r>
+        <w:rPr>
+          <w:rFonts w:ascii="Charis SIL Regular" w:hAnsi="Charis SIL Regular" w:eastAsia="Charis SIL Regular"/>
+          <w:b w:val="0"/>
+          <w:i w:val="0"/>
+          <w:color w:val="000000"/>
+          <w:sz w:val="24"/>
+        </w:rPr>
+        <w:t>.</w:t>
+      </w:r>
+    </w:p>
+    <w:p>
+      <w:pPr>
+        <w:autoSpaceDN w:val="0"/>
+        <w:autoSpaceDE w:val="0"/>
+        <w:widowControl/>
+        <w:spacing w:line="352" w:lineRule="exact" w:before="176" w:after="0"/>
+        <w:ind w:left="10" w:right="0" w:firstLine="0"/>
+        <w:jc w:val="left"/>
+      </w:pPr>
+      <w:r>
+        <w:rPr>
           <w:rFonts w:ascii="Charis SIL Regular" w:hAnsi="Charis SIL Regular" w:eastAsia="Charis SIL Regular"/>
           <w:b w:val="0"/>
           <w:i w:val="0"/>
@@ -10372,7 +10335,7 @@
           <w:sz w:val="24"/>
           <w:u w:val="single"/>
         </w:rPr>
-        <w:hyperlink r:id="rId83" w:history="1">
+        <w:hyperlink r:id="rId84" w:history="1">
           <w:r>
             <w:rPr>
               <w:rStyle w:val="Hyperlink"/>
@@ -10401,7 +10364,7 @@
           <w:sz w:val="24"/>
           <w:u w:val="single"/>
         </w:rPr>
-        <w:hyperlink r:id="rId83" w:history="1">
+        <w:hyperlink r:id="rId84" w:history="1">
           <w:r>
             <w:rPr>
               <w:rStyle w:val="Hyperlink"/>
@@ -10430,7 +10393,7 @@
           <w:sz w:val="24"/>
           <w:u w:val="single"/>
         </w:rPr>
-        <w:hyperlink r:id="rId83" w:history="1">
+        <w:hyperlink r:id="rId84" w:history="1">
           <w:r>
             <w:rPr>
               <w:rStyle w:val="Hyperlink"/>
@@ -10458,7 +10421,7 @@
           <w:sz w:val="24"/>
           <w:u w:val="single"/>
         </w:rPr>
-        <w:hyperlink r:id="rId83" w:history="1">
+        <w:hyperlink r:id="rId84" w:history="1">
           <w:r>
             <w:rPr>
               <w:rStyle w:val="Hyperlink"/>
@@ -10485,7 +10448,7 @@
           <w:color w:val="000000"/>
           <w:sz w:val="24"/>
         </w:rPr>
-        <w:hyperlink r:id="rId83" w:history="1">
+        <w:hyperlink r:id="rId84" w:history="1">
           <w:r>
             <w:rPr>
               <w:rStyle w:val="Hyperlink"/>
@@ -10502,7 +10465,7 @@
           <w:color w:val="000000"/>
           <w:sz w:val="24"/>
         </w:rPr>
-        <w:hyperlink r:id="rId83" w:history="1">
+        <w:hyperlink r:id="rId84" w:history="1">
           <w:r>
             <w:rPr>
               <w:rStyle w:val="Hyperlink"/>
@@ -10519,7 +10482,7 @@
           <w:color w:val="000000"/>
           <w:sz w:val="24"/>
         </w:rPr>
-        <w:hyperlink r:id="rId83" w:history="1">
+        <w:hyperlink r:id="rId84" w:history="1">
           <w:r>
             <w:rPr>
               <w:rStyle w:val="Hyperlink"/>
@@ -10546,7 +10509,7 @@
           <w:color w:val="000000"/>
           <w:sz w:val="24"/>
         </w:rPr>
-        <w:hyperlink r:id="rId83" w:history="1">
+        <w:hyperlink r:id="rId84" w:history="1">
           <w:r>
             <w:rPr>
               <w:rStyle w:val="Hyperlink"/>
@@ -10563,7 +10526,7 @@
           <w:color w:val="000000"/>
           <w:sz w:val="24"/>
         </w:rPr>
-        <w:hyperlink r:id="rId83" w:history="1">
+        <w:hyperlink r:id="rId84" w:history="1">
           <w:r>
             <w:rPr>
               <w:rStyle w:val="Hyperlink"/>
@@ -10591,7 +10554,7 @@
           <w:color w:val="000000"/>
           <w:sz w:val="24"/>
         </w:rPr>
-        <w:hyperlink r:id="rId83" w:history="1">
+        <w:hyperlink r:id="rId84" w:history="1">
           <w:r>
             <w:rPr>
               <w:rStyle w:val="Hyperlink"/>
@@ -10639,7 +10602,7 @@
           <w:sz w:val="24"/>
           <w:u w:val="single"/>
         </w:rPr>
-        <w:hyperlink r:id="rId84" w:history="1">
+        <w:hyperlink r:id="rId85" w:history="1">
           <w:r>
             <w:rPr>
               <w:rStyle w:val="Hyperlink"/>
@@ -10677,7 +10640,7 @@
           <w:color w:val="000000"/>
           <w:sz w:val="24"/>
         </w:rPr>
-        <w:hyperlink r:id="rId84" w:history="1">
+        <w:hyperlink r:id="rId85" w:history="1">
           <w:r>
             <w:rPr>
               <w:rStyle w:val="Hyperlink"/>
@@ -10839,7 +10802,7 @@
           <w:sz w:val="24"/>
           <w:u w:val="single"/>
         </w:rPr>
-        <w:hyperlink r:id="rId85" w:history="1">
+        <w:hyperlink r:id="rId86" w:history="1">
           <w:r>
             <w:rPr>
               <w:rStyle w:val="Hyperlink"/>
@@ -10877,7 +10840,7 @@
           <w:color w:val="000000"/>
           <w:sz w:val="24"/>
         </w:rPr>
-        <w:hyperlink r:id="rId85" w:history="1">
+        <w:hyperlink r:id="rId86" w:history="1">
           <w:r>
             <w:rPr>
               <w:rStyle w:val="Hyperlink"/>
@@ -10975,7 +10938,7 @@
           <w:sz w:val="24"/>
           <w:u w:val="single"/>
         </w:rPr>
-        <w:hyperlink r:id="rId86" w:history="1">
+        <w:hyperlink r:id="rId87" w:history="1">
           <w:r>
             <w:rPr>
               <w:rStyle w:val="Hyperlink"/>
@@ -11004,7 +10967,7 @@
           <w:sz w:val="24"/>
           <w:u w:val="single"/>
         </w:rPr>
-        <w:hyperlink r:id="rId86" w:history="1">
+        <w:hyperlink r:id="rId87" w:history="1">
           <w:r>
             <w:rPr>
               <w:rStyle w:val="Hyperlink"/>
@@ -11033,7 +10996,7 @@
           <w:sz w:val="24"/>
           <w:u w:val="single"/>
         </w:rPr>
-        <w:hyperlink r:id="rId86" w:history="1">
+        <w:hyperlink r:id="rId87" w:history="1">
           <w:r>
             <w:rPr>
               <w:rStyle w:val="Hyperlink"/>
@@ -11061,7 +11024,7 @@
           <w:color w:val="000000"/>
           <w:sz w:val="24"/>
         </w:rPr>
-        <w:hyperlink r:id="rId86" w:history="1">
+        <w:hyperlink r:id="rId87" w:history="1">
           <w:r>
             <w:rPr>
               <w:rStyle w:val="Hyperlink"/>
@@ -11079,7 +11042,7 @@
           <w:color w:val="000000"/>
           <w:sz w:val="24"/>
         </w:rPr>
-        <w:hyperlink r:id="rId86" w:history="1">
+        <w:hyperlink r:id="rId87" w:history="1">
           <w:r>
             <w:rPr>
               <w:rStyle w:val="Hyperlink"/>
@@ -11097,7 +11060,7 @@
           <w:color w:val="000000"/>
           <w:sz w:val="24"/>
         </w:rPr>
-        <w:hyperlink r:id="rId86" w:history="1">
+        <w:hyperlink r:id="rId87" w:history="1">
           <w:r>
             <w:rPr>
               <w:rStyle w:val="Hyperlink"/>
@@ -11115,7 +11078,7 @@
           <w:color w:val="000000"/>
           <w:sz w:val="24"/>
         </w:rPr>
-        <w:hyperlink r:id="rId86" w:history="1">
+        <w:hyperlink r:id="rId87" w:history="1">
           <w:r>
             <w:rPr>
               <w:rStyle w:val="Hyperlink"/>
@@ -11143,7 +11106,7 @@
           <w:sz w:val="24"/>
           <w:u w:val="single"/>
         </w:rPr>
-        <w:hyperlink r:id="rId87" w:history="1">
+        <w:hyperlink r:id="rId88" w:history="1">
           <w:r>
             <w:rPr>
               <w:rStyle w:val="Hyperlink"/>
@@ -11172,7 +11135,7 @@
           <w:sz w:val="24"/>
           <w:u w:val="single"/>
         </w:rPr>
-        <w:hyperlink r:id="rId87" w:history="1">
+        <w:hyperlink r:id="rId88" w:history="1">
           <w:r>
             <w:rPr>
               <w:rStyle w:val="Hyperlink"/>
@@ -11200,7 +11163,7 @@
           <w:sz w:val="24"/>
           <w:u w:val="single"/>
         </w:rPr>
-        <w:hyperlink r:id="rId88" w:history="1">
+        <w:hyperlink r:id="rId89" w:history="1">
           <w:r>
             <w:rPr>
               <w:rStyle w:val="Hyperlink"/>
@@ -11229,7 +11192,7 @@
           <w:sz w:val="24"/>
           <w:u w:val="single"/>
         </w:rPr>
-        <w:hyperlink r:id="rId88" w:history="1">
+        <w:hyperlink r:id="rId89" w:history="1">
           <w:r>
             <w:rPr>
               <w:rStyle w:val="Hyperlink"/>
@@ -11258,7 +11221,7 @@
           <w:sz w:val="24"/>
           <w:u w:val="single"/>
         </w:rPr>
-        <w:hyperlink r:id="rId88" w:history="1">
+        <w:hyperlink r:id="rId89" w:history="1">
           <w:r>
             <w:rPr>
               <w:rStyle w:val="Hyperlink"/>
@@ -11287,7 +11250,7 @@
           <w:sz w:val="24"/>
           <w:u w:val="single"/>
         </w:rPr>
-        <w:hyperlink r:id="rId88" w:history="1">
+        <w:hyperlink r:id="rId89" w:history="1">
           <w:r>
             <w:rPr>
               <w:rStyle w:val="Hyperlink"/>
@@ -11772,7 +11735,7 @@
         <w:autoSpaceDE w:val="0"/>
         <w:widowControl/>
         <w:spacing w:line="288" w:lineRule="exact" w:before="240" w:after="0"/>
-        <w:ind w:left="810" w:right="720" w:firstLine="0"/>
+        <w:ind w:left="810" w:right="1008" w:firstLine="0"/>
         <w:jc w:val="left"/>
       </w:pPr>
       <w:r>
@@ -11793,44 +11756,14 @@
           <w:color w:val="000000"/>
           <w:sz w:val="24"/>
         </w:rPr>
-        <w:t xml:space="preserve">Verzamelde collectieprofielen Museum Volkenkunde, Leiden. Leiden: Museum </w:t>
-      </w:r>
-      <w:r>
-        <w:rPr>
-          <w:rFonts w:ascii="Charis SIL Italic" w:hAnsi="Charis SIL Italic" w:eastAsia="Charis SIL Italic"/>
-          <w:b w:val="0"/>
-          <w:i/>
-          <w:color w:val="000000"/>
-          <w:sz w:val="24"/>
-        </w:rPr>
-        <w:t>Volkenkunde, 2008.</w:t>
-      </w:r>
-      <w:r>
-        <w:rPr>
-          <w:rFonts w:ascii="Charis SIL Italic" w:hAnsi="Charis SIL Italic" w:eastAsia="Charis SIL Italic"/>
-          <w:b w:val="0"/>
-          <w:i/>
-          <w:color w:val="000000"/>
-          <w:sz w:val="24"/>
-        </w:rPr>
-        <w:t xml:space="preserve">Hoofdstuk over de Midden- en Zuid-Amerikaanse collectie van </w:t>
-      </w:r>
-      <w:r>
-        <w:rPr>
-          <w:rFonts w:ascii="Charis SIL Italic" w:hAnsi="Charis SIL Italic" w:eastAsia="Charis SIL Italic"/>
-          <w:b w:val="0"/>
-          <w:i/>
-          <w:color w:val="000000"/>
-          <w:sz w:val="24"/>
-        </w:rPr>
-        <w:t>het Wereldmuseum Leiden in een publicatie over collectieprofielen.</w:t>
+        <w:t>Verzamelde collectieprofielen Museum Volkenkunde, Leiden. Leiden: Museum</w:t>
       </w:r>
     </w:p>
     <w:p>
       <w:pPr>
         <w:sectPr>
           <w:pgSz w:w="11900" w:h="16840"/>
-          <w:pgMar w:top="324" w:right="1054" w:bottom="388" w:left="950" w:header="720" w:footer="720" w:gutter="0"/>
+          <w:pgMar w:top="324" w:right="1054" w:bottom="412" w:left="950" w:header="720" w:footer="720" w:gutter="0"/>
           <w:cols/>
           <w:docGrid w:linePitch="360"/>
         </w:sectPr>
@@ -11856,6 +11789,46 @@
       </w:pPr>
       <w:r>
         <w:rPr>
+          <w:rFonts w:ascii="Charis SIL Italic" w:hAnsi="Charis SIL Italic" w:eastAsia="Charis SIL Italic"/>
+          <w:b w:val="0"/>
+          <w:i/>
+          <w:color w:val="000000"/>
+          <w:sz w:val="24"/>
+        </w:rPr>
+        <w:t>Volkenkunde, 2008.</w:t>
+      </w:r>
+      <w:r>
+        <w:rPr>
+          <w:rFonts w:ascii="Charis SIL Italic" w:hAnsi="Charis SIL Italic" w:eastAsia="Charis SIL Italic"/>
+          <w:b w:val="0"/>
+          <w:i/>
+          <w:color w:val="000000"/>
+          <w:sz w:val="24"/>
+        </w:rPr>
+        <w:t xml:space="preserve">Hoofdstuk over de Midden- en Zuid-Amerikaanse collectie van </w:t>
+      </w:r>
+      <w:r>
+        <w:rPr>
+          <w:rFonts w:ascii="Charis SIL Italic" w:hAnsi="Charis SIL Italic" w:eastAsia="Charis SIL Italic"/>
+          <w:b w:val="0"/>
+          <w:i/>
+          <w:color w:val="000000"/>
+          <w:sz w:val="24"/>
+        </w:rPr>
+        <w:t>het Wereldmuseum Leiden in een publicatie over collectieprofielen.</w:t>
+      </w:r>
+    </w:p>
+    <w:p>
+      <w:pPr>
+        <w:autoSpaceDN w:val="0"/>
+        <w:autoSpaceDE w:val="0"/>
+        <w:widowControl/>
+        <w:spacing w:line="288" w:lineRule="exact" w:before="240" w:after="0"/>
+        <w:ind w:left="800" w:right="288" w:firstLine="0"/>
+        <w:jc w:val="left"/>
+      </w:pPr>
+      <w:r>
+        <w:rPr>
           <w:rFonts w:ascii="Charis SIL Regular" w:hAnsi="Charis SIL Regular" w:eastAsia="Charis SIL Regular"/>
           <w:b w:val="0"/>
           <w:i w:val="0"/>
@@ -11863,7 +11836,7 @@
           <w:sz w:val="24"/>
           <w:u w:val="single"/>
         </w:rPr>
-        <w:hyperlink r:id="rId89" w:history="1">
+        <w:hyperlink r:id="rId90" w:history="1">
           <w:r>
             <w:rPr>
               <w:rStyle w:val="Hyperlink"/>
@@ -11881,7 +11854,7 @@
           <w:sz w:val="24"/>
           <w:u w:val="single"/>
         </w:rPr>
-        <w:hyperlink r:id="rId89" w:history="1">
+        <w:hyperlink r:id="rId90" w:history="1">
           <w:r>
             <w:rPr>
               <w:rStyle w:val="Hyperlink"/>
@@ -11899,7 +11872,7 @@
           <w:sz w:val="24"/>
           <w:u w:val="single"/>
         </w:rPr>
-        <w:hyperlink r:id="rId89" w:history="1">
+        <w:hyperlink r:id="rId90" w:history="1">
           <w:r>
             <w:rPr>
               <w:rStyle w:val="Hyperlink"/>
@@ -11917,7 +11890,7 @@
           <w:sz w:val="24"/>
           <w:u w:val="single"/>
         </w:rPr>
-        <w:hyperlink r:id="rId89" w:history="1">
+        <w:hyperlink r:id="rId90" w:history="1">
           <w:r>
             <w:rPr>
               <w:rStyle w:val="Hyperlink"/>
@@ -11935,7 +11908,7 @@
           <w:sz w:val="24"/>
           <w:u w:val="single"/>
         </w:rPr>
-        <w:hyperlink r:id="rId89" w:history="1">
+        <w:hyperlink r:id="rId90" w:history="1">
           <w:r>
             <w:rPr>
               <w:rStyle w:val="Hyperlink"/>
@@ -11953,7 +11926,7 @@
           <w:sz w:val="24"/>
           <w:u w:val="single"/>
         </w:rPr>
-        <w:hyperlink r:id="rId89" w:history="1">
+        <w:hyperlink r:id="rId90" w:history="1">
           <w:r>
             <w:rPr>
               <w:rStyle w:val="Hyperlink"/>
@@ -11971,7 +11944,7 @@
           <w:sz w:val="24"/>
           <w:u w:val="single"/>
         </w:rPr>
-        <w:hyperlink r:id="rId89" w:history="1">
+        <w:hyperlink r:id="rId90" w:history="1">
           <w:r>
             <w:rPr>
               <w:rStyle w:val="Hyperlink"/>
@@ -11989,7 +11962,7 @@
           <w:sz w:val="24"/>
           <w:u w:val="single"/>
         </w:rPr>
-        <w:hyperlink r:id="rId89" w:history="1">
+        <w:hyperlink r:id="rId90" w:history="1">
           <w:r>
             <w:rPr>
               <w:rStyle w:val="Hyperlink"/>
@@ -12005,15 +11978,9 @@
           <w:i w:val="0"/>
           <w:color w:val="0000FF"/>
           <w:sz w:val="24"/>
-        </w:rPr>
-        <w:hyperlink r:id="rId89" w:history="1">
-          <w:r>
-            <w:rPr>
-              <w:rStyle w:val="Hyperlink"/>
-            </w:rPr>
-            <w:t>l</w:t>
-          </w:r>
-        </w:hyperlink>
+          <w:u w:val="single"/>
+        </w:rPr>
+        <w:t>l</w:t>
       </w:r>
       <w:r>
         <w:rPr>
@@ -12034,7 +12001,7 @@
           <w:sz w:val="24"/>
           <w:u w:val="single"/>
         </w:rPr>
-        <w:hyperlink r:id="rId89" w:history="1">
+        <w:hyperlink r:id="rId90" w:history="1">
           <w:r>
             <w:rPr>
               <w:rStyle w:val="Hyperlink"/>
@@ -12052,7 +12019,7 @@
           <w:sz w:val="24"/>
           <w:u w:val="single"/>
         </w:rPr>
-        <w:hyperlink r:id="rId89" w:history="1">
+        <w:hyperlink r:id="rId90" w:history="1">
           <w:r>
             <w:rPr>
               <w:rStyle w:val="Hyperlink"/>
@@ -12070,7 +12037,7 @@
           <w:sz w:val="24"/>
           <w:u w:val="single"/>
         </w:rPr>
-        <w:hyperlink r:id="rId89" w:history="1">
+        <w:hyperlink r:id="rId90" w:history="1">
           <w:r>
             <w:rPr>
               <w:rStyle w:val="Hyperlink"/>
@@ -12088,7 +12055,7 @@
           <w:sz w:val="24"/>
           <w:u w:val="single"/>
         </w:rPr>
-        <w:hyperlink r:id="rId89" w:history="1">
+        <w:hyperlink r:id="rId90" w:history="1">
           <w:r>
             <w:rPr>
               <w:rStyle w:val="Hyperlink"/>
@@ -12106,7 +12073,7 @@
           <w:sz w:val="24"/>
           <w:u w:val="single"/>
         </w:rPr>
-        <w:hyperlink r:id="rId89" w:history="1">
+        <w:hyperlink r:id="rId90" w:history="1">
           <w:r>
             <w:rPr>
               <w:rStyle w:val="Hyperlink"/>
@@ -12234,7 +12201,7 @@
           <w:sz w:val="24"/>
           <w:u w:val="single"/>
         </w:rPr>
-        <w:hyperlink r:id="rId90" w:history="1">
+        <w:hyperlink r:id="rId91" w:history="1">
           <w:r>
             <w:rPr>
               <w:rStyle w:val="Hyperlink"/>
@@ -12252,7 +12219,7 @@
           <w:sz w:val="24"/>
           <w:u w:val="single"/>
         </w:rPr>
-        <w:hyperlink r:id="rId90" w:history="1">
+        <w:hyperlink r:id="rId91" w:history="1">
           <w:r>
             <w:rPr>
               <w:rStyle w:val="Hyperlink"/>
@@ -12270,7 +12237,7 @@
           <w:sz w:val="24"/>
           <w:u w:val="single"/>
         </w:rPr>
-        <w:hyperlink r:id="rId90" w:history="1">
+        <w:hyperlink r:id="rId91" w:history="1">
           <w:r>
             <w:rPr>
               <w:rStyle w:val="Hyperlink"/>
@@ -12288,7 +12255,7 @@
           <w:sz w:val="24"/>
           <w:u w:val="single"/>
         </w:rPr>
-        <w:hyperlink r:id="rId90" w:history="1">
+        <w:hyperlink r:id="rId91" w:history="1">
           <w:r>
             <w:rPr>
               <w:rStyle w:val="Hyperlink"/>
@@ -12306,7 +12273,7 @@
           <w:sz w:val="24"/>
           <w:u w:val="single"/>
         </w:rPr>
-        <w:hyperlink r:id="rId90" w:history="1">
+        <w:hyperlink r:id="rId91" w:history="1">
           <w:r>
             <w:rPr>
               <w:rStyle w:val="Hyperlink"/>
@@ -12324,7 +12291,7 @@
           <w:sz w:val="24"/>
           <w:u w:val="single"/>
         </w:rPr>
-        <w:hyperlink r:id="rId90" w:history="1">
+        <w:hyperlink r:id="rId91" w:history="1">
           <w:r>
             <w:rPr>
               <w:rStyle w:val="Hyperlink"/>
@@ -12342,7 +12309,7 @@
           <w:sz w:val="24"/>
           <w:u w:val="single"/>
         </w:rPr>
-        <w:hyperlink r:id="rId90" w:history="1">
+        <w:hyperlink r:id="rId91" w:history="1">
           <w:r>
             <w:rPr>
               <w:rStyle w:val="Hyperlink"/>
@@ -12360,7 +12327,7 @@
           <w:sz w:val="24"/>
           <w:u w:val="single"/>
         </w:rPr>
-        <w:hyperlink r:id="rId90" w:history="1">
+        <w:hyperlink r:id="rId91" w:history="1">
           <w:r>
             <w:rPr>
               <w:rStyle w:val="Hyperlink"/>
@@ -12388,7 +12355,7 @@
           <w:sz w:val="24"/>
           <w:u w:val="single"/>
         </w:rPr>
-        <w:hyperlink r:id="rId90" w:history="1">
+        <w:hyperlink r:id="rId91" w:history="1">
           <w:r>
             <w:rPr>
               <w:rStyle w:val="Hyperlink"/>
@@ -12417,7 +12384,7 @@
           <w:sz w:val="24"/>
           <w:u w:val="single"/>
         </w:rPr>
-        <w:hyperlink r:id="rId90" w:history="1">
+        <w:hyperlink r:id="rId91" w:history="1">
           <w:r>
             <w:rPr>
               <w:rStyle w:val="Hyperlink"/>
@@ -12435,7 +12402,7 @@
           <w:sz w:val="24"/>
           <w:u w:val="single"/>
         </w:rPr>
-        <w:hyperlink r:id="rId90" w:history="1">
+        <w:hyperlink r:id="rId91" w:history="1">
           <w:r>
             <w:rPr>
               <w:rStyle w:val="Hyperlink"/>
@@ -12533,7 +12500,7 @@
           <w:sz w:val="24"/>
           <w:u w:val="single"/>
         </w:rPr>
-        <w:hyperlink r:id="rId91" w:history="1">
+        <w:hyperlink r:id="rId92" w:history="1">
           <w:r>
             <w:rPr>
               <w:rStyle w:val="Hyperlink"/>
@@ -12551,7 +12518,7 @@
           <w:sz w:val="24"/>
           <w:u w:val="single"/>
         </w:rPr>
-        <w:hyperlink r:id="rId91" w:history="1">
+        <w:hyperlink r:id="rId92" w:history="1">
           <w:r>
             <w:rPr>
               <w:rStyle w:val="Hyperlink"/>
@@ -12569,7 +12536,7 @@
           <w:sz w:val="24"/>
           <w:u w:val="single"/>
         </w:rPr>
-        <w:hyperlink r:id="rId91" w:history="1">
+        <w:hyperlink r:id="rId92" w:history="1">
           <w:r>
             <w:rPr>
               <w:rStyle w:val="Hyperlink"/>
@@ -12597,7 +12564,7 @@
           <w:sz w:val="24"/>
           <w:u w:val="single"/>
         </w:rPr>
-        <w:hyperlink r:id="rId92" w:history="1">
+        <w:hyperlink r:id="rId93" w:history="1">
           <w:r>
             <w:rPr>
               <w:rStyle w:val="Hyperlink"/>
@@ -12626,7 +12593,7 @@
           <w:sz w:val="24"/>
           <w:u w:val="single"/>
         </w:rPr>
-        <w:hyperlink r:id="rId92" w:history="1">
+        <w:hyperlink r:id="rId93" w:history="1">
           <w:r>
             <w:rPr>
               <w:rStyle w:val="Hyperlink"/>
@@ -12747,7 +12714,7 @@
           <w:sz w:val="24"/>
           <w:u w:val="single"/>
         </w:rPr>
-        <w:hyperlink r:id="rId93" w:history="1">
+        <w:hyperlink r:id="rId94" w:history="1">
           <w:r>
             <w:rPr>
               <w:rStyle w:val="Hyperlink"/>
@@ -12765,7 +12732,7 @@
           <w:sz w:val="24"/>
           <w:u w:val="single"/>
         </w:rPr>
-        <w:hyperlink r:id="rId93" w:history="1">
+        <w:hyperlink r:id="rId94" w:history="1">
           <w:r>
             <w:rPr>
               <w:rStyle w:val="Hyperlink"/>
@@ -12783,7 +12750,7 @@
           <w:sz w:val="24"/>
           <w:u w:val="single"/>
         </w:rPr>
-        <w:hyperlink r:id="rId93" w:history="1">
+        <w:hyperlink r:id="rId94" w:history="1">
           <w:r>
             <w:rPr>
               <w:rStyle w:val="Hyperlink"/>
@@ -12801,7 +12768,7 @@
           <w:sz w:val="24"/>
           <w:u w:val="single"/>
         </w:rPr>
-        <w:hyperlink r:id="rId93" w:history="1">
+        <w:hyperlink r:id="rId94" w:history="1">
           <w:r>
             <w:rPr>
               <w:rStyle w:val="Hyperlink"/>
@@ -12829,7 +12796,7 @@
           <w:sz w:val="24"/>
           <w:u w:val="single"/>
         </w:rPr>
-        <w:hyperlink r:id="rId93" w:history="1">
+        <w:hyperlink r:id="rId94" w:history="1">
           <w:r>
             <w:rPr>
               <w:rStyle w:val="Hyperlink"/>
@@ -12847,7 +12814,7 @@
           <w:sz w:val="24"/>
           <w:u w:val="single"/>
         </w:rPr>
-        <w:hyperlink r:id="rId93" w:history="1">
+        <w:hyperlink r:id="rId94" w:history="1">
           <w:r>
             <w:rPr>
               <w:rStyle w:val="Hyperlink"/>
@@ -12876,7 +12843,7 @@
           <w:sz w:val="24"/>
           <w:u w:val="single"/>
         </w:rPr>
-        <w:hyperlink r:id="rId93" w:history="1">
+        <w:hyperlink r:id="rId95" w:history="1">
           <w:r>
             <w:rPr>
               <w:rStyle w:val="Hyperlink"/>
@@ -12903,7 +12870,7 @@
           <w:color w:val="000000"/>
           <w:sz w:val="24"/>
         </w:rPr>
-        <w:t>Wetenschappelijk artikel:</w:t>
+        <w:t>Hoofdstuk in een boek:</w:t>
       </w:r>
     </w:p>
     <w:p>
@@ -12923,7 +12890,7 @@
           <w:color w:val="000000"/>
           <w:sz w:val="24"/>
         </w:rPr>
-        <w:t xml:space="preserve">Price, R. en S. Price ‘John Gabriel Stedman's collection of 18th-century artifacts </w:t>
+        <w:t xml:space="preserve">Legêne, S. From brooms to obeah and back: Fetish conversion and border crossings </w:t>
       </w:r>
       <w:r>
         <w:rPr>
@@ -12933,7 +12900,7 @@
           <w:color w:val="000000"/>
           <w:sz w:val="24"/>
         </w:rPr>
-        <w:t xml:space="preserve">from Suriname’, New West Indian Guide / Nieuwe West-Indische Gids, 53(1) </w:t>
+        <w:t xml:space="preserve">in nineteenth-century Suriname, in: P. Spyer (ed) Border Fetishisms. Material </w:t>
       </w:r>
       <w:r>
         <w:rPr>
@@ -12943,7 +12910,7 @@
           <w:color w:val="000000"/>
           <w:sz w:val="24"/>
         </w:rPr>
-        <w:t>(1979), 121-140.</w:t>
+        <w:t>Objects in Unstable Spaces. New York/London: Routlege, 1998.</w:t>
       </w:r>
       <w:r>
         <w:rPr>
@@ -12953,7 +12920,7 @@
           <w:color w:val="000000"/>
           <w:sz w:val="24"/>
         </w:rPr>
-        <w:t xml:space="preserve">Wetenschappelijk artikel over objecten uit de collectie van het </w:t>
+        <w:t xml:space="preserve">Artikel over de </w:t>
       </w:r>
       <w:r>
         <w:rPr>
@@ -12963,7 +12930,7 @@
           <w:color w:val="000000"/>
           <w:sz w:val="24"/>
         </w:rPr>
-        <w:t xml:space="preserve">voormalige Koninklijk Kabinet van Zeldzaamheden die mogelijk afkomstig zijn van </w:t>
+        <w:t xml:space="preserve">verzameling voorwerpen die Gaspard van Breugel in 1823 op plantage Clifford </w:t>
       </w:r>
       <w:r>
         <w:rPr>
@@ -12973,7 +12940,17 @@
           <w:color w:val="000000"/>
           <w:sz w:val="24"/>
         </w:rPr>
-        <w:t>John Gabriel Stedman.</w:t>
+        <w:t xml:space="preserve">Kocqshoven bijeenbracht en die in 1873 aan het Koloniaal Museum in Haarlem </w:t>
+      </w:r>
+      <w:r>
+        <w:rPr>
+          <w:rFonts w:ascii="Charis SIL Italic" w:hAnsi="Charis SIL Italic" w:eastAsia="Charis SIL Italic"/>
+          <w:b w:val="0"/>
+          <w:i/>
+          <w:color w:val="000000"/>
+          <w:sz w:val="24"/>
+        </w:rPr>
+        <w:t>werd geschonken.</w:t>
       </w:r>
     </w:p>
     <w:p>
@@ -12994,7 +12971,7 @@
           <w:sz w:val="24"/>
           <w:u w:val="single"/>
         </w:rPr>
-        <w:hyperlink r:id="rId94" w:history="1">
+        <w:hyperlink r:id="rId96" w:history="1">
           <w:r>
             <w:rPr>
               <w:rStyle w:val="Hyperlink"/>
@@ -13012,12 +12989,169 @@
           <w:sz w:val="24"/>
           <w:u w:val="single"/>
         </w:rPr>
-        <w:hyperlink r:id="rId94" w:history="1">
-          <w:r>
-            <w:rPr>
-              <w:rStyle w:val="Hyperlink"/>
-            </w:rPr>
-            <w:t>doi.org/10.1163/22134360-90002148</w:t>
+        <w:hyperlink r:id="rId96" w:history="1">
+          <w:r>
+            <w:rPr>
+              <w:rStyle w:val="Hyperlink"/>
+            </w:rPr>
+            <w:t>books.google.nl/</w:t>
+          </w:r>
+        </w:hyperlink>
+      </w:r>
+      <w:r>
+        <w:rPr>
+          <w:rFonts w:ascii="Charis SIL Regular" w:hAnsi="Charis SIL Regular" w:eastAsia="Charis SIL Regular"/>
+          <w:b w:val="0"/>
+          <w:i w:val="0"/>
+          <w:color w:val="0000FF"/>
+          <w:sz w:val="24"/>
+          <w:u w:val="single"/>
+        </w:rPr>
+        <w:hyperlink r:id="rId96" w:history="1">
+          <w:r>
+            <w:rPr>
+              <w:rStyle w:val="Hyperlink"/>
+            </w:rPr>
+            <w:t>books?</w:t>
+          </w:r>
+        </w:hyperlink>
+      </w:r>
+    </w:p>
+    <w:p>
+      <w:pPr>
+        <w:autoSpaceDN w:val="0"/>
+        <w:autoSpaceDE w:val="0"/>
+        <w:widowControl/>
+        <w:spacing w:line="288" w:lineRule="exact" w:before="64" w:after="0"/>
+        <w:ind w:left="800" w:right="432" w:firstLine="0"/>
+        <w:jc w:val="left"/>
+      </w:pPr>
+      <w:r>
+        <w:rPr>
+          <w:rFonts w:ascii="Charis SIL Regular" w:hAnsi="Charis SIL Regular" w:eastAsia="Charis SIL Regular"/>
+          <w:b w:val="0"/>
+          <w:i w:val="0"/>
+          <w:color w:val="0000FF"/>
+          <w:sz w:val="24"/>
+          <w:u w:val="single"/>
+        </w:rPr>
+        <w:hyperlink r:id="rId96" w:history="1">
+          <w:r>
+            <w:rPr>
+              <w:rStyle w:val="Hyperlink"/>
+            </w:rPr>
+            <w:t>id=z4R</w:t>
+          </w:r>
+        </w:hyperlink>
+      </w:r>
+      <w:r>
+        <w:rPr>
+          <w:rFonts w:ascii="Charis SIL Regular" w:hAnsi="Charis SIL Regular" w:eastAsia="Charis SIL Regular"/>
+          <w:b w:val="0"/>
+          <w:i w:val="0"/>
+          <w:color w:val="0000FF"/>
+          <w:sz w:val="24"/>
+          <w:u w:val="single"/>
+        </w:rPr>
+        <w:hyperlink r:id="rId96" w:history="1">
+          <w:r>
+            <w:rPr>
+              <w:rStyle w:val="Hyperlink"/>
+            </w:rPr>
+            <w:t>rZYLTNagC&amp;lpg</w:t>
+          </w:r>
+        </w:hyperlink>
+      </w:r>
+      <w:r>
+        <w:rPr>
+          <w:rFonts w:ascii="Charis SIL Regular" w:hAnsi="Charis SIL Regular" w:eastAsia="Charis SIL Regular"/>
+          <w:b w:val="0"/>
+          <w:i w:val="0"/>
+          <w:color w:val="0000FF"/>
+          <w:sz w:val="24"/>
+          <w:u w:val="single"/>
+        </w:rPr>
+        <w:hyperlink r:id="rId96" w:history="1">
+          <w:r>
+            <w:rPr>
+              <w:rStyle w:val="Hyperlink"/>
+            </w:rPr>
+            <w:t>=PP1&amp;</w:t>
+          </w:r>
+        </w:hyperlink>
+      </w:r>
+      <w:r>
+        <w:rPr>
+          <w:rFonts w:ascii="Charis SIL Regular" w:hAnsi="Charis SIL Regular" w:eastAsia="Charis SIL Regular"/>
+          <w:b w:val="0"/>
+          <w:i w:val="0"/>
+          <w:color w:val="0000FF"/>
+          <w:sz w:val="24"/>
+          <w:u w:val="single"/>
+        </w:rPr>
+        <w:hyperlink r:id="rId96" w:history="1">
+          <w:r>
+            <w:rPr>
+              <w:rStyle w:val="Hyperlink"/>
+            </w:rPr>
+            <w:t>hl=ms&amp;pg=PA35#v=onepage&amp;q&amp;f=false</w:t>
+          </w:r>
+        </w:hyperlink>
+      </w:r>
+      <w:r>
+        <w:rPr>
+          <w:rFonts w:ascii="Charis SIL Regular" w:hAnsi="Charis SIL Regular" w:eastAsia="Charis SIL Regular"/>
+          <w:b w:val="0"/>
+          <w:i w:val="0"/>
+          <w:color w:val="000000"/>
+          <w:sz w:val="24"/>
+        </w:rPr>
+        <w:t xml:space="preserve">, </w:t>
+      </w:r>
+      <w:r>
+        <w:rPr>
+          <w:rFonts w:ascii="Charis SIL Regular" w:hAnsi="Charis SIL Regular" w:eastAsia="Charis SIL Regular"/>
+          <w:b w:val="0"/>
+          <w:i w:val="0"/>
+          <w:color w:val="0000FF"/>
+          <w:sz w:val="24"/>
+          <w:u w:val="single"/>
+        </w:rPr>
+        <w:hyperlink r:id="rId96" w:history="1">
+          <w:r>
+            <w:rPr>
+              <w:rStyle w:val="Hyperlink"/>
+            </w:rPr>
+            <w:t>ISBN</w:t>
+          </w:r>
+        </w:hyperlink>
+      </w:r>
+      <w:r>
+        <w:rPr>
+          <w:rFonts w:ascii="Charis SIL Regular" w:hAnsi="Charis SIL Regular" w:eastAsia="Charis SIL Regular"/>
+          <w:b w:val="0"/>
+          <w:i w:val="0"/>
+          <w:color w:val="0000FF"/>
+          <w:sz w:val="24"/>
+          <w:u w:val="single"/>
+        </w:rPr>
+        <w:t xml:space="preserve"> </w:t>
+      </w:r>
+      <w:r>
+        <w:rPr>
+          <w:rFonts w:ascii="Charis SIL Regular" w:hAnsi="Charis SIL Regular" w:eastAsia="Charis SIL Regular"/>
+          <w:b w:val="0"/>
+          <w:i w:val="0"/>
+          <w:color w:val="0000FF"/>
+          <w:sz w:val="24"/>
+          <w:u w:val="single"/>
+        </w:rPr>
+        <w:hyperlink r:id="rId96" w:history="1">
+          <w:r>
+            <w:rPr>
+              <w:rStyle w:val="Hyperlink"/>
+            </w:rPr>
+            <w:t>978-0-415-91856-5</w:t>
           </w:r>
         </w:hyperlink>
       </w:r>
@@ -13039,134 +13173,7 @@
           <w:color w:val="000000"/>
           <w:sz w:val="24"/>
         </w:rPr>
-        <w:t>Boek:</w:t>
-      </w:r>
-    </w:p>
-    <w:p>
-      <w:pPr>
-        <w:autoSpaceDN w:val="0"/>
-        <w:autoSpaceDE w:val="0"/>
-        <w:widowControl/>
-        <w:spacing w:line="288" w:lineRule="exact" w:before="240" w:after="0"/>
-        <w:ind w:left="800" w:right="576" w:firstLine="0"/>
-        <w:jc w:val="left"/>
-      </w:pPr>
-      <w:r>
-        <w:rPr>
-          <w:rFonts w:ascii="Charis SIL Italic" w:hAnsi="Charis SIL Italic" w:eastAsia="Charis SIL Italic"/>
-          <w:b w:val="0"/>
-          <w:i/>
-          <w:color w:val="000000"/>
-          <w:sz w:val="24"/>
-        </w:rPr>
-        <w:t xml:space="preserve">Price, R. en S. Price. Afro-American arts of the Suriname rain forest. Berkeley: </w:t>
-      </w:r>
-      <w:r>
-        <w:rPr>
-          <w:rFonts w:ascii="Charis SIL Italic" w:hAnsi="Charis SIL Italic" w:eastAsia="Charis SIL Italic"/>
-          <w:b w:val="0"/>
-          <w:i/>
-          <w:color w:val="000000"/>
-          <w:sz w:val="24"/>
-        </w:rPr>
-        <w:t>University of California Press, 1980.</w:t>
-      </w:r>
-      <w:r>
-        <w:rPr>
-          <w:rFonts w:ascii="Charis SIL Italic" w:hAnsi="Charis SIL Italic" w:eastAsia="Charis SIL Italic"/>
-          <w:b w:val="0"/>
-          <w:i/>
-          <w:color w:val="000000"/>
-          <w:sz w:val="24"/>
-        </w:rPr>
-        <w:t xml:space="preserve">Catalogus van een in 1980 geopende </w:t>
-      </w:r>
-      <w:r>
-        <w:rPr>
-          <w:rFonts w:ascii="Charis SIL Italic" w:hAnsi="Charis SIL Italic" w:eastAsia="Charis SIL Italic"/>
-          <w:b w:val="0"/>
-          <w:i/>
-          <w:color w:val="000000"/>
-          <w:sz w:val="24"/>
-        </w:rPr>
-        <w:t>tentoonstelling over marronkunst in Los Angeles, Dallas, Baltimore en New York.</w:t>
-      </w:r>
-    </w:p>
-    <w:p>
-      <w:pPr>
-        <w:autoSpaceDN w:val="0"/>
-        <w:autoSpaceDE w:val="0"/>
-        <w:widowControl/>
-        <w:spacing w:line="352" w:lineRule="exact" w:before="176" w:after="0"/>
-        <w:ind w:left="800" w:right="0" w:firstLine="0"/>
-        <w:jc w:val="left"/>
-      </w:pPr>
-      <w:r>
-        <w:rPr>
-          <w:rFonts w:ascii="Charis SIL Regular" w:hAnsi="Charis SIL Regular" w:eastAsia="Charis SIL Regular"/>
-          <w:b w:val="0"/>
-          <w:i w:val="0"/>
-          <w:color w:val="0000FF"/>
-          <w:sz w:val="24"/>
-          <w:u w:val="single"/>
-        </w:rPr>
-        <w:hyperlink r:id="rId95" w:history="1">
-          <w:r>
-            <w:rPr>
-              <w:rStyle w:val="Hyperlink"/>
-            </w:rPr>
-            <w:t>ISBN</w:t>
-          </w:r>
-        </w:hyperlink>
-      </w:r>
-      <w:r>
-        <w:rPr>
-          <w:rFonts w:ascii="Charis SIL Regular" w:hAnsi="Charis SIL Regular" w:eastAsia="Charis SIL Regular"/>
-          <w:b w:val="0"/>
-          <w:i w:val="0"/>
-          <w:color w:val="0000FF"/>
-          <w:sz w:val="24"/>
-          <w:u w:val="single"/>
-        </w:rPr>
-        <w:t xml:space="preserve"> </w:t>
-      </w:r>
-      <w:r>
-        <w:rPr>
-          <w:rFonts w:ascii="Charis SIL Regular" w:hAnsi="Charis SIL Regular" w:eastAsia="Charis SIL Regular"/>
-          <w:b w:val="0"/>
-          <w:i w:val="0"/>
-          <w:color w:val="0000FF"/>
-          <w:sz w:val="24"/>
-          <w:u w:val="single"/>
-        </w:rPr>
-        <w:hyperlink r:id="rId95" w:history="1">
-          <w:r>
-            <w:rPr>
-              <w:rStyle w:val="Hyperlink"/>
-            </w:rPr>
-            <w:t>978-0-520-04412-8</w:t>
-          </w:r>
-        </w:hyperlink>
-      </w:r>
-    </w:p>
-    <w:p>
-      <w:pPr>
-        <w:autoSpaceDN w:val="0"/>
-        <w:autoSpaceDE w:val="0"/>
-        <w:widowControl/>
-        <w:spacing w:line="352" w:lineRule="exact" w:before="176" w:after="0"/>
-        <w:ind w:left="0" w:right="0" w:firstLine="0"/>
-        <w:jc w:val="left"/>
-      </w:pPr>
-      <w:r>
-        <w:rPr>
-          <w:rFonts w:ascii="Charis SIL Regular" w:hAnsi="Charis SIL Regular" w:eastAsia="Charis SIL Regular"/>
-          <w:b w:val="0"/>
-          <w:i w:val="0"/>
-          <w:color w:val="000000"/>
-          <w:sz w:val="24"/>
-        </w:rPr>
-        <w:t>Boek:</w:t>
+        <w:t>Wetenschappelijk artikel:</w:t>
       </w:r>
     </w:p>
     <w:p>
@@ -13186,7 +13193,7 @@
           <w:color w:val="000000"/>
           <w:sz w:val="24"/>
         </w:rPr>
-        <w:t xml:space="preserve">Price, R. en S. Price. De kunst van de marrons: culturele vitaliteit in de Afrikaanse </w:t>
+        <w:t xml:space="preserve">Price, R. en S. Price ‘John Gabriel Stedman's collection of 18th-century artifacts </w:t>
       </w:r>
       <w:r>
         <w:rPr>
@@ -13196,7 +13203,7 @@
           <w:color w:val="000000"/>
           <w:sz w:val="24"/>
         </w:rPr>
-        <w:t>diaspora. Amsterdam: KIT, 2000.</w:t>
+        <w:t xml:space="preserve">from Suriname’, New West Indian Guide / Nieuwe West-Indische Gids, 53(1) </w:t>
       </w:r>
       <w:r>
         <w:rPr>
@@ -13206,14 +13213,34 @@
           <w:color w:val="000000"/>
           <w:sz w:val="24"/>
         </w:rPr>
-        <w:t>Boek over kunst van de marrons.</w:t>
+        <w:t>(1979), 121-140.</w:t>
+      </w:r>
+      <w:r>
+        <w:rPr>
+          <w:rFonts w:ascii="Charis SIL Italic" w:hAnsi="Charis SIL Italic" w:eastAsia="Charis SIL Italic"/>
+          <w:b w:val="0"/>
+          <w:i/>
+          <w:color w:val="000000"/>
+          <w:sz w:val="24"/>
+        </w:rPr>
+        <w:t xml:space="preserve">Wetenschappelijk artikel over objecten uit de collectie van het </w:t>
+      </w:r>
+      <w:r>
+        <w:rPr>
+          <w:rFonts w:ascii="Charis SIL Italic" w:hAnsi="Charis SIL Italic" w:eastAsia="Charis SIL Italic"/>
+          <w:b w:val="0"/>
+          <w:i/>
+          <w:color w:val="000000"/>
+          <w:sz w:val="24"/>
+        </w:rPr>
+        <w:t>voormalige Koninklijk Kabinet van Zeldzaamheden die mogelijk afkomstig zijn van</w:t>
       </w:r>
     </w:p>
     <w:p>
       <w:pPr>
         <w:sectPr>
           <w:pgSz w:w="11900" w:h="16840"/>
-          <w:pgMar w:top="324" w:right="1440" w:bottom="552" w:left="960" w:header="720" w:footer="720" w:gutter="0"/>
+          <w:pgMar w:top="324" w:right="1440" w:bottom="504" w:left="960" w:header="720" w:footer="720" w:gutter="0"/>
           <w:cols/>
           <w:docGrid w:linePitch="360"/>
         </w:sectPr>
@@ -13239,139 +13266,214 @@
       </w:pPr>
       <w:r>
         <w:rPr>
-          <w:rFonts w:ascii="Charis SIL Regular" w:hAnsi="Charis SIL Regular" w:eastAsia="Charis SIL Regular"/>
-          <w:b w:val="0"/>
-          <w:i w:val="0"/>
-          <w:color w:val="0000FF"/>
-          <w:sz w:val="24"/>
-          <w:u w:val="single"/>
-        </w:rPr>
-        <w:hyperlink r:id="rId96" w:history="1">
-          <w:r>
-            <w:rPr>
-              <w:rStyle w:val="Hyperlink"/>
-            </w:rPr>
-            <w:t>WorldCat</w:t>
-          </w:r>
-        </w:hyperlink>
-      </w:r>
-      <w:r>
-        <w:rPr>
-          <w:rFonts w:ascii="Charis SIL Regular" w:hAnsi="Charis SIL Regular" w:eastAsia="Charis SIL Regular"/>
-          <w:b w:val="0"/>
-          <w:i w:val="0"/>
-          <w:color w:val="0000FF"/>
-          <w:sz w:val="24"/>
-          <w:u w:val="single"/>
-        </w:rPr>
-        <w:t xml:space="preserve"> </w:t>
-      </w:r>
-      <w:r>
-        <w:rPr>
-          <w:rFonts w:ascii="Charis SIL Regular" w:hAnsi="Charis SIL Regular" w:eastAsia="Charis SIL Regular"/>
-          <w:b w:val="0"/>
-          <w:i w:val="0"/>
-          <w:color w:val="0000FF"/>
-          <w:sz w:val="24"/>
-          <w:u w:val="single"/>
-        </w:rPr>
-        <w:hyperlink r:id="rId96" w:history="1">
-          <w:r>
-            <w:rPr>
-              <w:rStyle w:val="Hyperlink"/>
-            </w:rPr>
-            <w:t>67392522</w:t>
-          </w:r>
-        </w:hyperlink>
-      </w:r>
-      <w:r>
-        <w:rPr>
-          <w:rFonts w:ascii="Charis SIL Regular" w:hAnsi="Charis SIL Regular" w:eastAsia="Charis SIL Regular"/>
-          <w:b w:val="0"/>
-          <w:i w:val="0"/>
-          <w:color w:val="000000"/>
-          <w:sz w:val="24"/>
-        </w:rPr>
-        <w:t xml:space="preserve">, </w:t>
-      </w:r>
-      <w:r>
-        <w:rPr>
-          <w:rFonts w:ascii="Charis SIL Regular" w:hAnsi="Charis SIL Regular" w:eastAsia="Charis SIL Regular"/>
-          <w:b w:val="0"/>
-          <w:i w:val="0"/>
-          <w:color w:val="0000FF"/>
-          <w:sz w:val="24"/>
-          <w:u w:val="single"/>
-        </w:rPr>
-        <w:hyperlink r:id="rId97" w:history="1">
-          <w:r>
-            <w:rPr>
-              <w:rStyle w:val="Hyperlink"/>
-            </w:rPr>
-            <w:t>ISBN</w:t>
-          </w:r>
-        </w:hyperlink>
-      </w:r>
-      <w:r>
-        <w:rPr>
-          <w:rFonts w:ascii="Charis SIL Regular" w:hAnsi="Charis SIL Regular" w:eastAsia="Charis SIL Regular"/>
-          <w:b w:val="0"/>
-          <w:i w:val="0"/>
-          <w:color w:val="0000FF"/>
-          <w:sz w:val="24"/>
-          <w:u w:val="single"/>
-        </w:rPr>
-        <w:t xml:space="preserve"> </w:t>
-      </w:r>
-      <w:r>
-        <w:rPr>
-          <w:rFonts w:ascii="Charis SIL Regular" w:hAnsi="Charis SIL Regular" w:eastAsia="Charis SIL Regular"/>
-          <w:b w:val="0"/>
-          <w:i w:val="0"/>
-          <w:color w:val="0000FF"/>
-          <w:sz w:val="24"/>
-          <w:u w:val="single"/>
-        </w:rPr>
-        <w:hyperlink r:id="rId97" w:history="1">
-          <w:r>
-            <w:rPr>
-              <w:rStyle w:val="Hyperlink"/>
-            </w:rPr>
-            <w:t>9789068322972</w:t>
-          </w:r>
-        </w:hyperlink>
+          <w:rFonts w:ascii="Charis SIL Italic" w:hAnsi="Charis SIL Italic" w:eastAsia="Charis SIL Italic"/>
+          <w:b w:val="0"/>
+          <w:i/>
+          <w:color w:val="000000"/>
+          <w:sz w:val="24"/>
+        </w:rPr>
+        <w:t>John Gabriel Stedman.</w:t>
       </w:r>
     </w:p>
     <w:p>
       <w:pPr>
         <w:autoSpaceDN w:val="0"/>
+        <w:tabs>
+          <w:tab w:pos="800" w:val="left"/>
+        </w:tabs>
         <w:autoSpaceDE w:val="0"/>
         <w:widowControl/>
-        <w:spacing w:line="352" w:lineRule="exact" w:before="176" w:after="0"/>
-        <w:ind w:left="0" w:right="0" w:firstLine="0"/>
+        <w:spacing w:line="408" w:lineRule="exact" w:before="120" w:after="0"/>
+        <w:ind w:left="0" w:right="576" w:firstLine="0"/>
         <w:jc w:val="left"/>
       </w:pPr>
       <w:r>
-        <w:rPr>
-          <w:rFonts w:ascii="Charis SIL Regular" w:hAnsi="Charis SIL Regular" w:eastAsia="Charis SIL Regular"/>
-          <w:b w:val="0"/>
-          <w:i w:val="0"/>
-          <w:color w:val="000000"/>
-          <w:sz w:val="24"/>
-        </w:rPr>
-        <w:t>Wetenschappelijk artikel:</w:t>
+        <w:tab/>
+      </w:r>
+      <w:r>
+        <w:rPr>
+          <w:rFonts w:ascii="Charis SIL Regular" w:hAnsi="Charis SIL Regular" w:eastAsia="Charis SIL Regular"/>
+          <w:b w:val="0"/>
+          <w:i w:val="0"/>
+          <w:color w:val="0000FF"/>
+          <w:sz w:val="24"/>
+          <w:u w:val="single"/>
+        </w:rPr>
+        <w:hyperlink r:id="rId97" w:history="1">
+          <w:r>
+            <w:rPr>
+              <w:rStyle w:val="Hyperlink"/>
+            </w:rPr>
+            <w:t>https://</w:t>
+          </w:r>
+        </w:hyperlink>
+      </w:r>
+      <w:r>
+        <w:rPr>
+          <w:rFonts w:ascii="Charis SIL Regular" w:hAnsi="Charis SIL Regular" w:eastAsia="Charis SIL Regular"/>
+          <w:b w:val="0"/>
+          <w:i w:val="0"/>
+          <w:color w:val="0000FF"/>
+          <w:sz w:val="24"/>
+          <w:u w:val="single"/>
+        </w:rPr>
+        <w:hyperlink r:id="rId97" w:history="1">
+          <w:r>
+            <w:rPr>
+              <w:rStyle w:val="Hyperlink"/>
+            </w:rPr>
+            <w:t xml:space="preserve">doi.org/10.1163/22134360-90002148 </w:t>
+          </w:r>
+        </w:hyperlink>
+      </w:r>
+      <w:r>
+        <w:br/>
+      </w:r>
+      <w:r>
+        <w:rPr>
+          <w:rFonts w:ascii="Charis SIL Regular" w:hAnsi="Charis SIL Regular" w:eastAsia="Charis SIL Regular"/>
+          <w:b w:val="0"/>
+          <w:i w:val="0"/>
+          <w:color w:val="000000"/>
+          <w:sz w:val="24"/>
+        </w:rPr>
+        <w:t xml:space="preserve">Boek: </w:t>
+      </w:r>
+      <w:r>
+        <w:br/>
+      </w:r>
+      <w:r>
+        <w:tab/>
+      </w:r>
+      <w:r>
+        <w:rPr>
+          <w:rFonts w:ascii="Charis SIL Italic" w:hAnsi="Charis SIL Italic" w:eastAsia="Charis SIL Italic"/>
+          <w:b w:val="0"/>
+          <w:i/>
+          <w:color w:val="000000"/>
+          <w:sz w:val="24"/>
+        </w:rPr>
+        <w:t xml:space="preserve">Price, R. en S. Price. Afro-American arts of the Suriname rain forest. Berkeley: </w:t>
+      </w:r>
+      <w:r>
+        <w:tab/>
+      </w:r>
+      <w:r>
+        <w:rPr>
+          <w:rFonts w:ascii="Charis SIL Italic" w:hAnsi="Charis SIL Italic" w:eastAsia="Charis SIL Italic"/>
+          <w:b w:val="0"/>
+          <w:i/>
+          <w:color w:val="000000"/>
+          <w:sz w:val="24"/>
+        </w:rPr>
+        <w:t>University of California Press, 1980.</w:t>
+      </w:r>
+      <w:r>
+        <w:rPr>
+          <w:rFonts w:ascii="Charis SIL Italic" w:hAnsi="Charis SIL Italic" w:eastAsia="Charis SIL Italic"/>
+          <w:b w:val="0"/>
+          <w:i/>
+          <w:color w:val="000000"/>
+          <w:sz w:val="24"/>
+        </w:rPr>
+        <w:t xml:space="preserve">Catalogus van een in 1980 geopende </w:t>
+      </w:r>
+      <w:r>
+        <w:tab/>
+      </w:r>
+      <w:r>
+        <w:rPr>
+          <w:rFonts w:ascii="Charis SIL Italic" w:hAnsi="Charis SIL Italic" w:eastAsia="Charis SIL Italic"/>
+          <w:b w:val="0"/>
+          <w:i/>
+          <w:color w:val="000000"/>
+          <w:sz w:val="24"/>
+        </w:rPr>
+        <w:t>tentoonstelling over marronkunst in Los Angeles, Dallas, Baltimore en New York.</w:t>
       </w:r>
     </w:p>
     <w:p>
       <w:pPr>
         <w:autoSpaceDN w:val="0"/>
+        <w:tabs>
+          <w:tab w:pos="800" w:val="left"/>
+        </w:tabs>
         <w:autoSpaceDE w:val="0"/>
         <w:widowControl/>
-        <w:spacing w:line="288" w:lineRule="exact" w:before="240" w:after="0"/>
-        <w:ind w:left="800" w:right="288" w:firstLine="0"/>
+        <w:spacing w:line="448" w:lineRule="exact" w:before="80" w:after="0"/>
+        <w:ind w:left="0" w:right="432" w:firstLine="0"/>
         <w:jc w:val="left"/>
       </w:pPr>
       <w:r>
+        <w:tab/>
+      </w:r>
+      <w:r>
+        <w:rPr>
+          <w:rFonts w:ascii="Charis SIL Regular" w:hAnsi="Charis SIL Regular" w:eastAsia="Charis SIL Regular"/>
+          <w:b w:val="0"/>
+          <w:i w:val="0"/>
+          <w:color w:val="0000FF"/>
+          <w:sz w:val="24"/>
+          <w:u w:val="single"/>
+        </w:rPr>
+        <w:hyperlink r:id="rId98" w:history="1">
+          <w:r>
+            <w:rPr>
+              <w:rStyle w:val="Hyperlink"/>
+            </w:rPr>
+            <w:t>ISBN</w:t>
+          </w:r>
+        </w:hyperlink>
+      </w:r>
+      <w:r>
+        <w:rPr>
+          <w:rFonts w:ascii="Charis SIL Regular" w:hAnsi="Charis SIL Regular" w:eastAsia="Charis SIL Regular"/>
+          <w:b w:val="0"/>
+          <w:i w:val="0"/>
+          <w:color w:val="0000FF"/>
+          <w:sz w:val="24"/>
+          <w:u w:val="single"/>
+        </w:rPr>
+        <w:t xml:space="preserve"> </w:t>
+      </w:r>
+      <w:r>
+        <w:rPr>
+          <w:rFonts w:ascii="Charis SIL Regular" w:hAnsi="Charis SIL Regular" w:eastAsia="Charis SIL Regular"/>
+          <w:b w:val="0"/>
+          <w:i w:val="0"/>
+          <w:color w:val="0000FF"/>
+          <w:sz w:val="24"/>
+          <w:u w:val="single"/>
+        </w:rPr>
+        <w:hyperlink r:id="rId98" w:history="1">
+          <w:r>
+            <w:rPr>
+              <w:rStyle w:val="Hyperlink"/>
+            </w:rPr>
+            <w:t xml:space="preserve">978-0-520-04412-8 </w:t>
+          </w:r>
+        </w:hyperlink>
+      </w:r>
+      <w:r>
+        <w:br/>
+      </w:r>
+      <w:r>
+        <w:rPr>
+          <w:rFonts w:ascii="Charis SIL Regular" w:hAnsi="Charis SIL Regular" w:eastAsia="Charis SIL Regular"/>
+          <w:b w:val="0"/>
+          <w:i w:val="0"/>
+          <w:color w:val="000000"/>
+          <w:sz w:val="24"/>
+        </w:rPr>
+        <w:t xml:space="preserve">Boek: </w:t>
+      </w:r>
+      <w:r>
+        <w:br/>
+      </w:r>
+      <w:r>
+        <w:tab/>
+      </w:r>
+      <w:r>
         <w:rPr>
           <w:rFonts w:ascii="Charis SIL Italic" w:hAnsi="Charis SIL Italic" w:eastAsia="Charis SIL Italic"/>
           <w:b w:val="0"/>
@@ -13379,7 +13481,10 @@
           <w:color w:val="000000"/>
           <w:sz w:val="24"/>
         </w:rPr>
-        <w:t xml:space="preserve">Ruiter, I. de, T. van Andel, M. Françozo, C.F. Caromano ‘Surinamese Maroon and </w:t>
+        <w:t xml:space="preserve">Price, R. en S. Price. De kunst van de marrons: culturele vitaliteit in de Afrikaanse </w:t>
+      </w:r>
+      <w:r>
+        <w:tab/>
       </w:r>
       <w:r>
         <w:rPr>
@@ -13389,7 +13494,7 @@
           <w:color w:val="000000"/>
           <w:sz w:val="24"/>
         </w:rPr>
-        <w:t xml:space="preserve">Indigenous Knowledge in the Creation of Natural and Ethnographic Collections </w:t>
+        <w:t>diaspora. Amsterdam: KIT, 2000.</w:t>
       </w:r>
       <w:r>
         <w:rPr>
@@ -13399,59 +13504,25 @@
           <w:color w:val="000000"/>
           <w:sz w:val="24"/>
         </w:rPr>
-        <w:t xml:space="preserve">Housed in The Netherlands’, New West Indian Guide / Nieuwe West-Indische Gids, </w:t>
-      </w:r>
-      <w:r>
-        <w:rPr>
-          <w:rFonts w:ascii="Charis SIL Italic" w:hAnsi="Charis SIL Italic" w:eastAsia="Charis SIL Italic"/>
-          <w:b w:val="0"/>
-          <w:i/>
-          <w:color w:val="000000"/>
-          <w:sz w:val="24"/>
-        </w:rPr>
-        <w:t>99(3-4) (2025), 287-324.</w:t>
-      </w:r>
-      <w:r>
-        <w:rPr>
-          <w:rFonts w:ascii="Charis SIL Italic" w:hAnsi="Charis SIL Italic" w:eastAsia="Charis SIL Italic"/>
-          <w:b w:val="0"/>
-          <w:i/>
-          <w:color w:val="000000"/>
-          <w:sz w:val="24"/>
-        </w:rPr>
-        <w:t xml:space="preserve">Wetenschappelijk artikel over de bijdrage van marrons </w:t>
-      </w:r>
-      <w:r>
-        <w:rPr>
-          <w:rFonts w:ascii="Charis SIL Italic" w:hAnsi="Charis SIL Italic" w:eastAsia="Charis SIL Italic"/>
-          <w:b w:val="0"/>
-          <w:i/>
-          <w:color w:val="000000"/>
-          <w:sz w:val="24"/>
-        </w:rPr>
-        <w:t xml:space="preserve">en inheemsen aan de samenstelling van natuurhistorische en etnografische collecties </w:t>
-      </w:r>
-      <w:r>
-        <w:rPr>
-          <w:rFonts w:ascii="Charis SIL Italic" w:hAnsi="Charis SIL Italic" w:eastAsia="Charis SIL Italic"/>
-          <w:b w:val="0"/>
-          <w:i/>
-          <w:color w:val="000000"/>
-          <w:sz w:val="24"/>
-        </w:rPr>
-        <w:t>in Nederland.</w:t>
+        <w:t>Boek over kunst van de marrons.</w:t>
       </w:r>
     </w:p>
     <w:p>
       <w:pPr>
         <w:autoSpaceDN w:val="0"/>
+        <w:tabs>
+          <w:tab w:pos="800" w:val="left"/>
+        </w:tabs>
         <w:autoSpaceDE w:val="0"/>
         <w:widowControl/>
-        <w:spacing w:line="352" w:lineRule="exact" w:before="176" w:after="0"/>
-        <w:ind w:left="800" w:right="0" w:firstLine="0"/>
+        <w:spacing w:line="356" w:lineRule="exact" w:before="172" w:after="0"/>
+        <w:ind w:left="0" w:right="288" w:firstLine="0"/>
         <w:jc w:val="left"/>
       </w:pPr>
       <w:r>
+        <w:tab/>
+      </w:r>
+      <w:r>
         <w:rPr>
           <w:rFonts w:ascii="Charis SIL Regular" w:hAnsi="Charis SIL Regular" w:eastAsia="Charis SIL Regular"/>
           <w:b w:val="0"/>
@@ -13460,12 +13531,12 @@
           <w:sz w:val="24"/>
           <w:u w:val="single"/>
         </w:rPr>
-        <w:hyperlink r:id="rId98" w:history="1">
-          <w:r>
-            <w:rPr>
-              <w:rStyle w:val="Hyperlink"/>
-            </w:rPr>
-            <w:t>https://</w:t>
+        <w:hyperlink r:id="rId99" w:history="1">
+          <w:r>
+            <w:rPr>
+              <w:rStyle w:val="Hyperlink"/>
+            </w:rPr>
+            <w:t>WorldCat</w:t>
           </w:r>
         </w:hyperlink>
       </w:r>
@@ -13478,14 +13549,7 @@
           <w:sz w:val="24"/>
           <w:u w:val="single"/>
         </w:rPr>
-        <w:hyperlink r:id="rId98" w:history="1">
-          <w:r>
-            <w:rPr>
-              <w:rStyle w:val="Hyperlink"/>
-            </w:rPr>
-            <w:t>doi.org/10.1163/22134360-</w:t>
-          </w:r>
-        </w:hyperlink>
+        <w:t xml:space="preserve"> </w:t>
       </w:r>
       <w:r>
         <w:rPr>
@@ -13496,46 +13560,425 @@
           <w:sz w:val="24"/>
           <w:u w:val="single"/>
         </w:rPr>
-        <w:hyperlink r:id="rId98" w:history="1">
-          <w:r>
-            <w:rPr>
-              <w:rStyle w:val="Hyperlink"/>
-            </w:rPr>
-            <w:t>bja10038</w:t>
-          </w:r>
-        </w:hyperlink>
+        <w:hyperlink r:id="rId99" w:history="1">
+          <w:r>
+            <w:rPr>
+              <w:rStyle w:val="Hyperlink"/>
+            </w:rPr>
+            <w:t>67392522</w:t>
+          </w:r>
+        </w:hyperlink>
+      </w:r>
+      <w:r>
+        <w:rPr>
+          <w:rFonts w:ascii="Charis SIL Regular" w:hAnsi="Charis SIL Regular" w:eastAsia="Charis SIL Regular"/>
+          <w:b w:val="0"/>
+          <w:i w:val="0"/>
+          <w:color w:val="000000"/>
+          <w:sz w:val="24"/>
+        </w:rPr>
+        <w:t xml:space="preserve">, </w:t>
+      </w:r>
+      <w:r>
+        <w:rPr>
+          <w:rFonts w:ascii="Charis SIL Regular" w:hAnsi="Charis SIL Regular" w:eastAsia="Charis SIL Regular"/>
+          <w:b w:val="0"/>
+          <w:i w:val="0"/>
+          <w:color w:val="0000FF"/>
+          <w:sz w:val="24"/>
+          <w:u w:val="single"/>
+        </w:rPr>
+        <w:hyperlink r:id="rId100" w:history="1">
+          <w:r>
+            <w:rPr>
+              <w:rStyle w:val="Hyperlink"/>
+            </w:rPr>
+            <w:t>ISBN</w:t>
+          </w:r>
+        </w:hyperlink>
+      </w:r>
+      <w:r>
+        <w:rPr>
+          <w:rFonts w:ascii="Charis SIL Regular" w:hAnsi="Charis SIL Regular" w:eastAsia="Charis SIL Regular"/>
+          <w:b w:val="0"/>
+          <w:i w:val="0"/>
+          <w:color w:val="0000FF"/>
+          <w:sz w:val="24"/>
+          <w:u w:val="single"/>
+        </w:rPr>
+        <w:t xml:space="preserve"> </w:t>
+      </w:r>
+      <w:r>
+        <w:rPr>
+          <w:rFonts w:ascii="Charis SIL Regular" w:hAnsi="Charis SIL Regular" w:eastAsia="Charis SIL Regular"/>
+          <w:b w:val="0"/>
+          <w:i w:val="0"/>
+          <w:color w:val="0000FF"/>
+          <w:sz w:val="24"/>
+          <w:u w:val="single"/>
+        </w:rPr>
+        <w:hyperlink r:id="rId100" w:history="1">
+          <w:r>
+            <w:rPr>
+              <w:rStyle w:val="Hyperlink"/>
+            </w:rPr>
+            <w:t xml:space="preserve">9789068322972 </w:t>
+          </w:r>
+        </w:hyperlink>
+      </w:r>
+      <w:r>
+        <w:br/>
+      </w:r>
+      <w:r>
+        <w:rPr>
+          <w:rFonts w:ascii="Charis SIL Regular" w:hAnsi="Charis SIL Regular" w:eastAsia="Charis SIL Regular"/>
+          <w:b w:val="0"/>
+          <w:i w:val="0"/>
+          <w:color w:val="000000"/>
+          <w:sz w:val="24"/>
+        </w:rPr>
+        <w:t xml:space="preserve">Wetenschappelijk artikel: </w:t>
+      </w:r>
+      <w:r>
+        <w:br/>
+      </w:r>
+      <w:r>
+        <w:tab/>
+      </w:r>
+      <w:r>
+        <w:rPr>
+          <w:rFonts w:ascii="Charis SIL Italic" w:hAnsi="Charis SIL Italic" w:eastAsia="Charis SIL Italic"/>
+          <w:b w:val="0"/>
+          <w:i/>
+          <w:color w:val="000000"/>
+          <w:sz w:val="24"/>
+        </w:rPr>
+        <w:t xml:space="preserve">Ruiter, I. de, T. van Andel, M. Françozo, C.F. Caromano ‘Surinamese Maroon and </w:t>
+      </w:r>
+      <w:r>
+        <w:tab/>
+      </w:r>
+      <w:r>
+        <w:rPr>
+          <w:rFonts w:ascii="Charis SIL Italic" w:hAnsi="Charis SIL Italic" w:eastAsia="Charis SIL Italic"/>
+          <w:b w:val="0"/>
+          <w:i/>
+          <w:color w:val="000000"/>
+          <w:sz w:val="24"/>
+        </w:rPr>
+        <w:t xml:space="preserve">Indigenous Knowledge in the Creation of Natural and Ethnographic Collections </w:t>
+      </w:r>
+      <w:r>
+        <w:tab/>
+      </w:r>
+      <w:r>
+        <w:rPr>
+          <w:rFonts w:ascii="Charis SIL Italic" w:hAnsi="Charis SIL Italic" w:eastAsia="Charis SIL Italic"/>
+          <w:b w:val="0"/>
+          <w:i/>
+          <w:color w:val="000000"/>
+          <w:sz w:val="24"/>
+        </w:rPr>
+        <w:t xml:space="preserve">Housed in The Netherlands’, New West Indian Guide / Nieuwe West-Indische Gids, </w:t>
+      </w:r>
+      <w:r>
+        <w:tab/>
+      </w:r>
+      <w:r>
+        <w:rPr>
+          <w:rFonts w:ascii="Charis SIL Italic" w:hAnsi="Charis SIL Italic" w:eastAsia="Charis SIL Italic"/>
+          <w:b w:val="0"/>
+          <w:i/>
+          <w:color w:val="000000"/>
+          <w:sz w:val="24"/>
+        </w:rPr>
+        <w:t>99(3-4) (2025), 287-324.</w:t>
+      </w:r>
+      <w:r>
+        <w:rPr>
+          <w:rFonts w:ascii="Charis SIL Italic" w:hAnsi="Charis SIL Italic" w:eastAsia="Charis SIL Italic"/>
+          <w:b w:val="0"/>
+          <w:i/>
+          <w:color w:val="000000"/>
+          <w:sz w:val="24"/>
+        </w:rPr>
+        <w:t xml:space="preserve">Wetenschappelijk artikel over de bijdrage van marrons </w:t>
+      </w:r>
+      <w:r>
+        <w:tab/>
+      </w:r>
+      <w:r>
+        <w:rPr>
+          <w:rFonts w:ascii="Charis SIL Italic" w:hAnsi="Charis SIL Italic" w:eastAsia="Charis SIL Italic"/>
+          <w:b w:val="0"/>
+          <w:i/>
+          <w:color w:val="000000"/>
+          <w:sz w:val="24"/>
+        </w:rPr>
+        <w:t xml:space="preserve">en inheemsen aan de samenstelling van natuurhistorische en etnografische collecties </w:t>
+      </w:r>
+      <w:r>
+        <w:tab/>
+      </w:r>
+      <w:r>
+        <w:rPr>
+          <w:rFonts w:ascii="Charis SIL Italic" w:hAnsi="Charis SIL Italic" w:eastAsia="Charis SIL Italic"/>
+          <w:b w:val="0"/>
+          <w:i/>
+          <w:color w:val="000000"/>
+          <w:sz w:val="24"/>
+        </w:rPr>
+        <w:t>in Nederland.</w:t>
       </w:r>
     </w:p>
     <w:p>
       <w:pPr>
         <w:autoSpaceDN w:val="0"/>
+        <w:tabs>
+          <w:tab w:pos="800" w:val="left"/>
+        </w:tabs>
         <w:autoSpaceDE w:val="0"/>
         <w:widowControl/>
-        <w:spacing w:line="352" w:lineRule="exact" w:before="176" w:after="0"/>
-        <w:ind w:left="0" w:right="0" w:firstLine="0"/>
+        <w:spacing w:line="356" w:lineRule="exact" w:before="172" w:after="0"/>
+        <w:ind w:left="0" w:right="288" w:firstLine="0"/>
         <w:jc w:val="left"/>
       </w:pPr>
       <w:r>
-        <w:rPr>
-          <w:rFonts w:ascii="Charis SIL Regular" w:hAnsi="Charis SIL Regular" w:eastAsia="Charis SIL Regular"/>
-          <w:b w:val="0"/>
-          <w:i w:val="0"/>
-          <w:color w:val="000000"/>
-          <w:sz w:val="24"/>
-        </w:rPr>
-        <w:t>Wetenschappelijk artikel:</w:t>
+        <w:tab/>
+      </w:r>
+      <w:r>
+        <w:rPr>
+          <w:rFonts w:ascii="Charis SIL Regular" w:hAnsi="Charis SIL Regular" w:eastAsia="Charis SIL Regular"/>
+          <w:b w:val="0"/>
+          <w:i w:val="0"/>
+          <w:color w:val="0000FF"/>
+          <w:sz w:val="24"/>
+          <w:u w:val="single"/>
+        </w:rPr>
+        <w:hyperlink r:id="rId101" w:history="1">
+          <w:r>
+            <w:rPr>
+              <w:rStyle w:val="Hyperlink"/>
+            </w:rPr>
+            <w:t>https://</w:t>
+          </w:r>
+        </w:hyperlink>
+      </w:r>
+      <w:r>
+        <w:rPr>
+          <w:rFonts w:ascii="Charis SIL Regular" w:hAnsi="Charis SIL Regular" w:eastAsia="Charis SIL Regular"/>
+          <w:b w:val="0"/>
+          <w:i w:val="0"/>
+          <w:color w:val="0000FF"/>
+          <w:sz w:val="24"/>
+          <w:u w:val="single"/>
+        </w:rPr>
+        <w:hyperlink r:id="rId101" w:history="1">
+          <w:r>
+            <w:rPr>
+              <w:rStyle w:val="Hyperlink"/>
+            </w:rPr>
+            <w:t>doi.org/10.1163/22134360-</w:t>
+          </w:r>
+        </w:hyperlink>
+      </w:r>
+      <w:r>
+        <w:rPr>
+          <w:rFonts w:ascii="Charis SIL Regular" w:hAnsi="Charis SIL Regular" w:eastAsia="Charis SIL Regular"/>
+          <w:b w:val="0"/>
+          <w:i w:val="0"/>
+          <w:color w:val="0000FF"/>
+          <w:sz w:val="24"/>
+          <w:u w:val="single"/>
+        </w:rPr>
+        <w:hyperlink r:id="rId101" w:history="1">
+          <w:r>
+            <w:rPr>
+              <w:rStyle w:val="Hyperlink"/>
+            </w:rPr>
+            <w:t xml:space="preserve">bja10038 </w:t>
+          </w:r>
+        </w:hyperlink>
+      </w:r>
+      <w:r>
+        <w:br/>
+      </w:r>
+      <w:r>
+        <w:rPr>
+          <w:rFonts w:ascii="Charis SIL Regular" w:hAnsi="Charis SIL Regular" w:eastAsia="Charis SIL Regular"/>
+          <w:b w:val="0"/>
+          <w:i w:val="0"/>
+          <w:color w:val="000000"/>
+          <w:sz w:val="24"/>
+        </w:rPr>
+        <w:t xml:space="preserve">Wetenschappelijk artikel: </w:t>
+      </w:r>
+      <w:r>
+        <w:br/>
+      </w:r>
+      <w:r>
+        <w:tab/>
+      </w:r>
+      <w:r>
+        <w:rPr>
+          <w:rFonts w:ascii="Charis SIL Italic" w:hAnsi="Charis SIL Italic" w:eastAsia="Charis SIL Italic"/>
+          <w:b w:val="0"/>
+          <w:i/>
+          <w:color w:val="000000"/>
+          <w:sz w:val="24"/>
+        </w:rPr>
+        <w:t xml:space="preserve">Ruiter, I. de, C.F. Caromano ‘Looking Beyond Knives, Buttons and Beaded Aprons: </w:t>
+      </w:r>
+      <w:r>
+        <w:tab/>
+      </w:r>
+      <w:r>
+        <w:rPr>
+          <w:rFonts w:ascii="Charis SIL Italic" w:hAnsi="Charis SIL Italic" w:eastAsia="Charis SIL Italic"/>
+          <w:b w:val="0"/>
+          <w:i/>
+          <w:color w:val="000000"/>
+          <w:sz w:val="24"/>
+        </w:rPr>
+        <w:t xml:space="preserve">Indigenous and Maroon Agency in Colonial Collecting Practices and the </w:t>
+      </w:r>
+      <w:r>
+        <w:br/>
+      </w:r>
+      <w:r>
+        <w:tab/>
+      </w:r>
+      <w:r>
+        <w:rPr>
+          <w:rFonts w:ascii="Charis SIL Italic" w:hAnsi="Charis SIL Italic" w:eastAsia="Charis SIL Italic"/>
+          <w:b w:val="0"/>
+          <w:i/>
+          <w:color w:val="000000"/>
+          <w:sz w:val="24"/>
+        </w:rPr>
+        <w:t xml:space="preserve">Provenance of Ten Surinamese Objects in The Netherlands’, Museum International, </w:t>
+      </w:r>
+      <w:r>
+        <w:tab/>
+      </w:r>
+      <w:r>
+        <w:rPr>
+          <w:rFonts w:ascii="Charis SIL Italic" w:hAnsi="Charis SIL Italic" w:eastAsia="Charis SIL Italic"/>
+          <w:b w:val="0"/>
+          <w:i/>
+          <w:color w:val="000000"/>
+          <w:sz w:val="24"/>
+        </w:rPr>
+        <w:t>78(1-2) (2026), 110-123.</w:t>
+      </w:r>
+      <w:r>
+        <w:rPr>
+          <w:rFonts w:ascii="Charis SIL Italic" w:hAnsi="Charis SIL Italic" w:eastAsia="Charis SIL Italic"/>
+          <w:b w:val="0"/>
+          <w:i/>
+          <w:color w:val="000000"/>
+          <w:sz w:val="24"/>
+        </w:rPr>
+        <w:t xml:space="preserve">Wetenschappelijk artikel over de agency van marrons </w:t>
+      </w:r>
+      <w:r>
+        <w:tab/>
+      </w:r>
+      <w:r>
+        <w:rPr>
+          <w:rFonts w:ascii="Charis SIL Italic" w:hAnsi="Charis SIL Italic" w:eastAsia="Charis SIL Italic"/>
+          <w:b w:val="0"/>
+          <w:i/>
+          <w:color w:val="000000"/>
+          <w:sz w:val="24"/>
+        </w:rPr>
+        <w:t xml:space="preserve">en inheemsen bij de verzameling van tien objecten die zich bevinden in collecties in </w:t>
+      </w:r>
+      <w:r>
+        <w:tab/>
+      </w:r>
+      <w:r>
+        <w:rPr>
+          <w:rFonts w:ascii="Charis SIL Italic" w:hAnsi="Charis SIL Italic" w:eastAsia="Charis SIL Italic"/>
+          <w:b w:val="0"/>
+          <w:i/>
+          <w:color w:val="000000"/>
+          <w:sz w:val="24"/>
+        </w:rPr>
+        <w:t>Nederland.</w:t>
       </w:r>
     </w:p>
     <w:p>
       <w:pPr>
         <w:autoSpaceDN w:val="0"/>
+        <w:tabs>
+          <w:tab w:pos="800" w:val="left"/>
+        </w:tabs>
         <w:autoSpaceDE w:val="0"/>
         <w:widowControl/>
-        <w:spacing w:line="288" w:lineRule="exact" w:before="240" w:after="0"/>
-        <w:ind w:left="800" w:right="288" w:firstLine="0"/>
+        <w:spacing w:line="408" w:lineRule="exact" w:before="120" w:after="0"/>
+        <w:ind w:left="0" w:right="576" w:firstLine="0"/>
         <w:jc w:val="left"/>
       </w:pPr>
       <w:r>
+        <w:tab/>
+      </w:r>
+      <w:r>
+        <w:rPr>
+          <w:rFonts w:ascii="Charis SIL Regular" w:hAnsi="Charis SIL Regular" w:eastAsia="Charis SIL Regular"/>
+          <w:b w:val="0"/>
+          <w:i w:val="0"/>
+          <w:color w:val="0000FF"/>
+          <w:sz w:val="24"/>
+          <w:u w:val="single"/>
+        </w:rPr>
+        <w:hyperlink r:id="rId102" w:history="1">
+          <w:r>
+            <w:rPr>
+              <w:rStyle w:val="Hyperlink"/>
+            </w:rPr>
+            <w:t>https://</w:t>
+          </w:r>
+        </w:hyperlink>
+      </w:r>
+      <w:r>
+        <w:rPr>
+          <w:rFonts w:ascii="Charis SIL Regular" w:hAnsi="Charis SIL Regular" w:eastAsia="Charis SIL Regular"/>
+          <w:b w:val="0"/>
+          <w:i w:val="0"/>
+          <w:color w:val="0000FF"/>
+          <w:sz w:val="24"/>
+          <w:u w:val="single"/>
+        </w:rPr>
+        <w:hyperlink r:id="rId102" w:history="1">
+          <w:r>
+            <w:rPr>
+              <w:rStyle w:val="Hyperlink"/>
+            </w:rPr>
+            <w:t xml:space="preserve">doi.org/10.1080/13500775.2026.2683276 </w:t>
+          </w:r>
+        </w:hyperlink>
+      </w:r>
+      <w:r>
+        <w:br/>
+      </w:r>
+      <w:r>
+        <w:rPr>
+          <w:rFonts w:ascii="Charis SIL Regular" w:hAnsi="Charis SIL Regular" w:eastAsia="Charis SIL Regular"/>
+          <w:b w:val="0"/>
+          <w:i w:val="0"/>
+          <w:color w:val="000000"/>
+          <w:sz w:val="24"/>
+        </w:rPr>
+        <w:t xml:space="preserve">Boek: </w:t>
+      </w:r>
+      <w:r>
+        <w:br/>
+      </w:r>
+      <w:r>
+        <w:tab/>
+      </w:r>
+      <w:r>
         <w:rPr>
           <w:rFonts w:ascii="Charis SIL Italic" w:hAnsi="Charis SIL Italic" w:eastAsia="Charis SIL Italic"/>
           <w:b w:val="0"/>
@@ -13543,7 +13986,10 @@
           <w:color w:val="000000"/>
           <w:sz w:val="24"/>
         </w:rPr>
-        <w:t xml:space="preserve">Ruiter, I. de, C.F. Caromano ‘Looking Beyond Knives, Buttons and Beaded Aprons: </w:t>
+        <w:t xml:space="preserve">Sint Nicolaas, Eveline. Ketens en banden: Suriname en Nederland sinds 1600. </w:t>
+      </w:r>
+      <w:r>
+        <w:tab/>
       </w:r>
       <w:r>
         <w:rPr>
@@ -13553,10 +13999,7 @@
           <w:color w:val="000000"/>
           <w:sz w:val="24"/>
         </w:rPr>
-        <w:t xml:space="preserve">Indigenous and Maroon Agency in Colonial Collecting Practices and the </w:t>
-      </w:r>
-      <w:r>
-        <w:br/>
+        <w:t>Nijmegen: Vantilt, 2018.</w:t>
       </w:r>
       <w:r>
         <w:rPr>
@@ -13566,7 +14009,10 @@
           <w:color w:val="000000"/>
           <w:sz w:val="24"/>
         </w:rPr>
-        <w:t xml:space="preserve">Provenance of Ten Surinamese Objects in The Netherlands’, Museum International, </w:t>
+        <w:t xml:space="preserve">Publicatie over objecten uit Suriname in de collectie van </w:t>
+      </w:r>
+      <w:r>
+        <w:tab/>
       </w:r>
       <w:r>
         <w:rPr>
@@ -13576,49 +14022,25 @@
           <w:color w:val="000000"/>
           <w:sz w:val="24"/>
         </w:rPr>
-        <w:t>78(1-2) (2026), 110-123.</w:t>
-      </w:r>
-      <w:r>
-        <w:rPr>
-          <w:rFonts w:ascii="Charis SIL Italic" w:hAnsi="Charis SIL Italic" w:eastAsia="Charis SIL Italic"/>
-          <w:b w:val="0"/>
-          <w:i/>
-          <w:color w:val="000000"/>
-          <w:sz w:val="24"/>
-        </w:rPr>
-        <w:t xml:space="preserve">Wetenschappelijk artikel over de agency van marrons </w:t>
-      </w:r>
-      <w:r>
-        <w:rPr>
-          <w:rFonts w:ascii="Charis SIL Italic" w:hAnsi="Charis SIL Italic" w:eastAsia="Charis SIL Italic"/>
-          <w:b w:val="0"/>
-          <w:i/>
-          <w:color w:val="000000"/>
-          <w:sz w:val="24"/>
-        </w:rPr>
-        <w:t xml:space="preserve">en inheemsen bij de verzameling van tien objecten die zich bevinden in collecties in </w:t>
-      </w:r>
-      <w:r>
-        <w:rPr>
-          <w:rFonts w:ascii="Charis SIL Italic" w:hAnsi="Charis SIL Italic" w:eastAsia="Charis SIL Italic"/>
-          <w:b w:val="0"/>
-          <w:i/>
-          <w:color w:val="000000"/>
-          <w:sz w:val="24"/>
-        </w:rPr>
-        <w:t>Nederland.</w:t>
+        <w:t>het Rijksmuseum.</w:t>
       </w:r>
     </w:p>
     <w:p>
       <w:pPr>
         <w:autoSpaceDN w:val="0"/>
+        <w:tabs>
+          <w:tab w:pos="800" w:val="left"/>
+        </w:tabs>
         <w:autoSpaceDE w:val="0"/>
         <w:widowControl/>
-        <w:spacing w:line="352" w:lineRule="exact" w:before="176" w:after="0"/>
-        <w:ind w:left="800" w:right="0" w:firstLine="0"/>
+        <w:spacing w:line="528" w:lineRule="exact" w:before="0" w:after="0"/>
+        <w:ind w:left="0" w:right="864" w:firstLine="0"/>
         <w:jc w:val="left"/>
       </w:pPr>
       <w:r>
+        <w:tab/>
+      </w:r>
+      <w:r>
         <w:rPr>
           <w:rFonts w:ascii="Charis SIL Regular" w:hAnsi="Charis SIL Regular" w:eastAsia="Charis SIL Regular"/>
           <w:b w:val="0"/>
@@ -13627,12 +14049,12 @@
           <w:sz w:val="24"/>
           <w:u w:val="single"/>
         </w:rPr>
-        <w:hyperlink r:id="rId99" w:history="1">
-          <w:r>
-            <w:rPr>
-              <w:rStyle w:val="Hyperlink"/>
-            </w:rPr>
-            <w:t>https://</w:t>
+        <w:hyperlink r:id="rId103" w:history="1">
+          <w:r>
+            <w:rPr>
+              <w:rStyle w:val="Hyperlink"/>
+            </w:rPr>
+            <w:t>WorldCat</w:t>
           </w:r>
         </w:hyperlink>
       </w:r>
@@ -13645,95 +14067,8 @@
           <w:sz w:val="24"/>
           <w:u w:val="single"/>
         </w:rPr>
-        <w:hyperlink r:id="rId99" w:history="1">
-          <w:r>
-            <w:rPr>
-              <w:rStyle w:val="Hyperlink"/>
-            </w:rPr>
-            <w:t>doi.org/10.1080/13500775.2026.2683276</w:t>
-          </w:r>
-        </w:hyperlink>
-      </w:r>
-    </w:p>
-    <w:p>
-      <w:pPr>
-        <w:autoSpaceDN w:val="0"/>
-        <w:autoSpaceDE w:val="0"/>
-        <w:widowControl/>
-        <w:spacing w:line="352" w:lineRule="exact" w:before="176" w:after="0"/>
-        <w:ind w:left="0" w:right="0" w:firstLine="0"/>
-        <w:jc w:val="left"/>
-      </w:pPr>
-      <w:r>
-        <w:rPr>
-          <w:rFonts w:ascii="Charis SIL Regular" w:hAnsi="Charis SIL Regular" w:eastAsia="Charis SIL Regular"/>
-          <w:b w:val="0"/>
-          <w:i w:val="0"/>
-          <w:color w:val="000000"/>
-          <w:sz w:val="24"/>
-        </w:rPr>
-        <w:t>Boek:</w:t>
-      </w:r>
-    </w:p>
-    <w:p>
-      <w:pPr>
-        <w:autoSpaceDN w:val="0"/>
-        <w:autoSpaceDE w:val="0"/>
-        <w:widowControl/>
-        <w:spacing w:line="288" w:lineRule="exact" w:before="240" w:after="0"/>
-        <w:ind w:left="800" w:right="576" w:firstLine="0"/>
-        <w:jc w:val="left"/>
-      </w:pPr>
-      <w:r>
-        <w:rPr>
-          <w:rFonts w:ascii="Charis SIL Italic" w:hAnsi="Charis SIL Italic" w:eastAsia="Charis SIL Italic"/>
-          <w:b w:val="0"/>
-          <w:i/>
-          <w:color w:val="000000"/>
-          <w:sz w:val="24"/>
-        </w:rPr>
-        <w:t xml:space="preserve">Sint Nicolaas, Eveline. Ketens en banden: Suriname en Nederland sinds 1600. </w:t>
-      </w:r>
-      <w:r>
-        <w:rPr>
-          <w:rFonts w:ascii="Charis SIL Italic" w:hAnsi="Charis SIL Italic" w:eastAsia="Charis SIL Italic"/>
-          <w:b w:val="0"/>
-          <w:i/>
-          <w:color w:val="000000"/>
-          <w:sz w:val="24"/>
-        </w:rPr>
-        <w:t>Nijmegen: Vantilt, 2018.</w:t>
-      </w:r>
-      <w:r>
-        <w:rPr>
-          <w:rFonts w:ascii="Charis SIL Italic" w:hAnsi="Charis SIL Italic" w:eastAsia="Charis SIL Italic"/>
-          <w:b w:val="0"/>
-          <w:i/>
-          <w:color w:val="000000"/>
-          <w:sz w:val="24"/>
-        </w:rPr>
-        <w:t xml:space="preserve">Publicatie over objecten uit Suriname in de collectie van </w:t>
-      </w:r>
-      <w:r>
-        <w:rPr>
-          <w:rFonts w:ascii="Charis SIL Italic" w:hAnsi="Charis SIL Italic" w:eastAsia="Charis SIL Italic"/>
-          <w:b w:val="0"/>
-          <w:i/>
-          <w:color w:val="000000"/>
-          <w:sz w:val="24"/>
-        </w:rPr>
-        <w:t>het Rijksmuseum.</w:t>
-      </w:r>
-    </w:p>
-    <w:p>
-      <w:pPr>
-        <w:autoSpaceDN w:val="0"/>
-        <w:autoSpaceDE w:val="0"/>
-        <w:widowControl/>
-        <w:spacing w:line="352" w:lineRule="exact" w:before="176" w:after="0"/>
-        <w:ind w:left="800" w:right="0" w:firstLine="0"/>
-        <w:jc w:val="left"/>
-      </w:pPr>
+        <w:t xml:space="preserve"> </w:t>
+      </w:r>
       <w:r>
         <w:rPr>
           <w:rFonts w:ascii="Charis SIL Regular" w:hAnsi="Charis SIL Regular" w:eastAsia="Charis SIL Regular"/>
@@ -13743,14 +14078,24 @@
           <w:sz w:val="24"/>
           <w:u w:val="single"/>
         </w:rPr>
-        <w:hyperlink r:id="rId100" w:history="1">
-          <w:r>
-            <w:rPr>
-              <w:rStyle w:val="Hyperlink"/>
-            </w:rPr>
-            <w:t>WorldCat</w:t>
-          </w:r>
-        </w:hyperlink>
+        <w:hyperlink r:id="rId103" w:history="1">
+          <w:r>
+            <w:rPr>
+              <w:rStyle w:val="Hyperlink"/>
+            </w:rPr>
+            <w:t>1038514699</w:t>
+          </w:r>
+        </w:hyperlink>
+      </w:r>
+      <w:r>
+        <w:rPr>
+          <w:rFonts w:ascii="Charis SIL Regular" w:hAnsi="Charis SIL Regular" w:eastAsia="Charis SIL Regular"/>
+          <w:b w:val="0"/>
+          <w:i w:val="0"/>
+          <w:color w:val="000000"/>
+          <w:sz w:val="24"/>
+        </w:rPr>
+        <w:t xml:space="preserve">, </w:t>
       </w:r>
       <w:r>
         <w:rPr>
@@ -13761,6 +14106,24 @@
           <w:sz w:val="24"/>
           <w:u w:val="single"/>
         </w:rPr>
+        <w:hyperlink r:id="rId104" w:history="1">
+          <w:r>
+            <w:rPr>
+              <w:rStyle w:val="Hyperlink"/>
+            </w:rPr>
+            <w:t>ISBN</w:t>
+          </w:r>
+        </w:hyperlink>
+      </w:r>
+      <w:r>
+        <w:rPr>
+          <w:rFonts w:ascii="Charis SIL Regular" w:hAnsi="Charis SIL Regular" w:eastAsia="Charis SIL Regular"/>
+          <w:b w:val="0"/>
+          <w:i w:val="0"/>
+          <w:color w:val="0000FF"/>
+          <w:sz w:val="24"/>
+          <w:u w:val="single"/>
+        </w:rPr>
         <w:t xml:space="preserve"> </w:t>
       </w:r>
       <w:r>
@@ -13772,102 +14135,34 @@
           <w:sz w:val="24"/>
           <w:u w:val="single"/>
         </w:rPr>
-        <w:hyperlink r:id="rId100" w:history="1">
-          <w:r>
-            <w:rPr>
-              <w:rStyle w:val="Hyperlink"/>
-            </w:rPr>
-            <w:t>1038514699</w:t>
-          </w:r>
-        </w:hyperlink>
-      </w:r>
-      <w:r>
-        <w:rPr>
-          <w:rFonts w:ascii="Charis SIL Regular" w:hAnsi="Charis SIL Regular" w:eastAsia="Charis SIL Regular"/>
-          <w:b w:val="0"/>
-          <w:i w:val="0"/>
-          <w:color w:val="000000"/>
-          <w:sz w:val="24"/>
-        </w:rPr>
-        <w:t xml:space="preserve">, </w:t>
-      </w:r>
-      <w:r>
-        <w:rPr>
-          <w:rFonts w:ascii="Charis SIL Regular" w:hAnsi="Charis SIL Regular" w:eastAsia="Charis SIL Regular"/>
-          <w:b w:val="0"/>
-          <w:i w:val="0"/>
-          <w:color w:val="0000FF"/>
-          <w:sz w:val="24"/>
-          <w:u w:val="single"/>
-        </w:rPr>
-        <w:hyperlink r:id="rId101" w:history="1">
-          <w:r>
-            <w:rPr>
-              <w:rStyle w:val="Hyperlink"/>
-            </w:rPr>
-            <w:t>ISBN</w:t>
-          </w:r>
-        </w:hyperlink>
-      </w:r>
-      <w:r>
-        <w:rPr>
-          <w:rFonts w:ascii="Charis SIL Regular" w:hAnsi="Charis SIL Regular" w:eastAsia="Charis SIL Regular"/>
-          <w:b w:val="0"/>
-          <w:i w:val="0"/>
-          <w:color w:val="0000FF"/>
-          <w:sz w:val="24"/>
-          <w:u w:val="single"/>
-        </w:rPr>
-        <w:t xml:space="preserve"> </w:t>
-      </w:r>
-      <w:r>
-        <w:rPr>
-          <w:rFonts w:ascii="Charis SIL Regular" w:hAnsi="Charis SIL Regular" w:eastAsia="Charis SIL Regular"/>
-          <w:b w:val="0"/>
-          <w:i w:val="0"/>
-          <w:color w:val="0000FF"/>
-          <w:sz w:val="24"/>
-          <w:u w:val="single"/>
-        </w:rPr>
-        <w:hyperlink r:id="rId101" w:history="1">
-          <w:r>
-            <w:rPr>
-              <w:rStyle w:val="Hyperlink"/>
-            </w:rPr>
-            <w:t>9789460043499</w:t>
-          </w:r>
-        </w:hyperlink>
-      </w:r>
-    </w:p>
-    <w:p>
-      <w:pPr>
-        <w:autoSpaceDN w:val="0"/>
-        <w:autoSpaceDE w:val="0"/>
-        <w:widowControl/>
-        <w:spacing w:line="352" w:lineRule="exact" w:before="176" w:after="0"/>
-        <w:ind w:left="0" w:right="0" w:firstLine="0"/>
-        <w:jc w:val="left"/>
-      </w:pPr>
-      <w:r>
-        <w:rPr>
-          <w:rFonts w:ascii="Charis SIL Regular" w:hAnsi="Charis SIL Regular" w:eastAsia="Charis SIL Regular"/>
-          <w:b w:val="0"/>
-          <w:i w:val="0"/>
-          <w:color w:val="000000"/>
-          <w:sz w:val="24"/>
-        </w:rPr>
-        <w:t>Wetenschappelijk artikel:</w:t>
-      </w:r>
-    </w:p>
-    <w:p>
-      <w:pPr>
-        <w:autoSpaceDN w:val="0"/>
-        <w:autoSpaceDE w:val="0"/>
-        <w:widowControl/>
-        <w:spacing w:line="352" w:lineRule="exact" w:before="176" w:after="0"/>
-        <w:ind w:left="800" w:right="0" w:firstLine="0"/>
-        <w:jc w:val="left"/>
-      </w:pPr>
+        <w:hyperlink r:id="rId104" w:history="1">
+          <w:r>
+            <w:rPr>
+              <w:rStyle w:val="Hyperlink"/>
+            </w:rPr>
+            <w:t xml:space="preserve">9789460043499 </w:t>
+          </w:r>
+        </w:hyperlink>
+      </w:r>
+      <w:r>
+        <w:br/>
+      </w:r>
+      <w:r>
+        <w:rPr>
+          <w:rFonts w:ascii="Charis SIL Regular" w:hAnsi="Charis SIL Regular" w:eastAsia="Charis SIL Regular"/>
+          <w:b w:val="0"/>
+          <w:i w:val="0"/>
+          <w:color w:val="000000"/>
+          <w:sz w:val="24"/>
+        </w:rPr>
+        <w:t xml:space="preserve">Wetenschappelijk artikel: </w:t>
+      </w:r>
+      <w:r>
+        <w:br/>
+      </w:r>
+      <w:r>
+        <w:tab/>
+      </w:r>
       <w:r>
         <w:rPr>
           <w:rFonts w:ascii="Charis SIL Italic" w:hAnsi="Charis SIL Italic" w:eastAsia="Charis SIL Italic"/>
@@ -13931,339 +14226,9 @@
     </w:p>
     <w:p>
       <w:pPr>
-        <w:autoSpaceDN w:val="0"/>
-        <w:autoSpaceDE w:val="0"/>
-        <w:widowControl/>
-        <w:spacing w:line="352" w:lineRule="exact" w:before="176" w:after="0"/>
-        <w:ind w:left="800" w:right="0" w:firstLine="0"/>
-        <w:jc w:val="left"/>
-      </w:pPr>
-      <w:r>
-        <w:rPr>
-          <w:rFonts w:ascii="Charis SIL Regular" w:hAnsi="Charis SIL Regular" w:eastAsia="Charis SIL Regular"/>
-          <w:b w:val="0"/>
-          <w:i w:val="0"/>
-          <w:color w:val="0000FF"/>
-          <w:sz w:val="24"/>
-        </w:rPr>
-        <w:hyperlink r:id="rId102" w:history="1">
-          <w:r>
-            <w:rPr>
-              <w:rStyle w:val="Hyperlink"/>
-            </w:rPr>
-            <w:t>https://</w:t>
-          </w:r>
-        </w:hyperlink>
-      </w:r>
-      <w:r>
-        <w:rPr>
-          <w:rFonts w:ascii="Charis SIL Regular" w:hAnsi="Charis SIL Regular" w:eastAsia="Charis SIL Regular"/>
-          <w:b w:val="0"/>
-          <w:i w:val="0"/>
-          <w:color w:val="0000FF"/>
-          <w:sz w:val="24"/>
-        </w:rPr>
-        <w:hyperlink r:id="rId102" w:history="1">
-          <w:r>
-            <w:rPr>
-              <w:rStyle w:val="Hyperlink"/>
-            </w:rPr>
-            <w:t>www.dbnl.org/</w:t>
-          </w:r>
-        </w:hyperlink>
-      </w:r>
-      <w:r>
-        <w:rPr>
-          <w:rFonts w:ascii="Charis SIL Regular" w:hAnsi="Charis SIL Regular" w:eastAsia="Charis SIL Regular"/>
-          <w:b w:val="0"/>
-          <w:i w:val="0"/>
-          <w:color w:val="0000FF"/>
-          <w:sz w:val="24"/>
-        </w:rPr>
-        <w:hyperlink r:id="rId102" w:history="1">
-          <w:r>
-            <w:rPr>
-              <w:rStyle w:val="Hyperlink"/>
-            </w:rPr>
-            <w:t>tekst/</w:t>
-          </w:r>
-        </w:hyperlink>
-      </w:r>
-      <w:r>
-        <w:rPr>
-          <w:rFonts w:ascii="Charis SIL Regular" w:hAnsi="Charis SIL Regular" w:eastAsia="Charis SIL Regular"/>
-          <w:b w:val="0"/>
-          <w:i w:val="0"/>
-          <w:color w:val="0000FF"/>
-          <w:sz w:val="24"/>
-        </w:rPr>
-        <w:hyperlink r:id="rId102" w:history="1">
-          <w:r>
-            <w:rPr>
-              <w:rStyle w:val="Hyperlink"/>
-            </w:rPr>
-            <w:t>_oso001201601_01/</w:t>
-          </w:r>
-        </w:hyperlink>
-      </w:r>
-      <w:r>
-        <w:rPr>
-          <w:rFonts w:ascii="Charis SIL Regular" w:hAnsi="Charis SIL Regular" w:eastAsia="Charis SIL Regular"/>
-          <w:b w:val="0"/>
-          <w:i w:val="0"/>
-          <w:color w:val="0000FF"/>
-          <w:sz w:val="24"/>
-        </w:rPr>
-        <w:hyperlink r:id="rId102" w:history="1">
-          <w:r>
-            <w:rPr>
-              <w:rStyle w:val="Hyperlink"/>
-            </w:rPr>
-            <w:t>_oso001201601_01_0003.php</w:t>
-          </w:r>
-        </w:hyperlink>
-      </w:r>
-    </w:p>
-    <w:p>
-      <w:pPr>
-        <w:autoSpaceDN w:val="0"/>
-        <w:autoSpaceDE w:val="0"/>
-        <w:widowControl/>
-        <w:spacing w:line="352" w:lineRule="exact" w:before="176" w:after="0"/>
-        <w:ind w:left="0" w:right="0" w:firstLine="0"/>
-        <w:jc w:val="left"/>
-      </w:pPr>
-      <w:r>
-        <w:rPr>
-          <w:rFonts w:ascii="Charis SIL Regular" w:hAnsi="Charis SIL Regular" w:eastAsia="Charis SIL Regular"/>
-          <w:b w:val="0"/>
-          <w:i w:val="0"/>
-          <w:color w:val="000000"/>
-          <w:sz w:val="24"/>
-        </w:rPr>
-        <w:t>Wetenschappelijk artikel:</w:t>
-      </w:r>
-    </w:p>
-    <w:p>
-      <w:pPr>
-        <w:autoSpaceDN w:val="0"/>
-        <w:autoSpaceDE w:val="0"/>
-        <w:widowControl/>
-        <w:spacing w:line="288" w:lineRule="exact" w:before="240" w:after="0"/>
-        <w:ind w:left="800" w:right="288" w:firstLine="0"/>
-        <w:jc w:val="left"/>
-      </w:pPr>
-      <w:r>
-        <w:rPr>
-          <w:rFonts w:ascii="Charis SIL Italic" w:hAnsi="Charis SIL Italic" w:eastAsia="Charis SIL Italic"/>
-          <w:b w:val="0"/>
-          <w:i/>
-          <w:color w:val="000000"/>
-          <w:sz w:val="24"/>
-        </w:rPr>
-        <w:t xml:space="preserve">Vruggink, H. en B. Paasman ‘Overzicht van Suriname-collecties I’, OSO. Tijdschrift </w:t>
-      </w:r>
-      <w:r>
-        <w:rPr>
-          <w:rFonts w:ascii="Charis SIL Italic" w:hAnsi="Charis SIL Italic" w:eastAsia="Charis SIL Italic"/>
-          <w:b w:val="0"/>
-          <w:i/>
-          <w:color w:val="000000"/>
-          <w:sz w:val="24"/>
-        </w:rPr>
-        <w:t xml:space="preserve">voor Surinaamse Taalkunde, Letterkunde en Geschiedenis, 7(1) (1988), 189-244. </w:t>
-      </w:r>
-      <w:r>
-        <w:rPr>
-          <w:rFonts w:ascii="Charis SIL Italic" w:hAnsi="Charis SIL Italic" w:eastAsia="Charis SIL Italic"/>
-          <w:b w:val="0"/>
-          <w:i/>
-          <w:color w:val="000000"/>
-          <w:sz w:val="24"/>
-        </w:rPr>
-        <w:t xml:space="preserve">Eerste deel van een overzicht van Surinamecollecties in Nederland, verschenen in </w:t>
-      </w:r>
-      <w:r>
-        <w:rPr>
-          <w:rFonts w:ascii="Charis SIL Italic" w:hAnsi="Charis SIL Italic" w:eastAsia="Charis SIL Italic"/>
-          <w:b w:val="0"/>
-          <w:i/>
-          <w:color w:val="000000"/>
-          <w:sz w:val="24"/>
-        </w:rPr>
-        <w:t>het tijdschrift OSO in 1988.</w:t>
-      </w:r>
-    </w:p>
-    <w:p>
-      <w:pPr>
-        <w:autoSpaceDN w:val="0"/>
-        <w:autoSpaceDE w:val="0"/>
-        <w:widowControl/>
-        <w:spacing w:line="352" w:lineRule="exact" w:before="176" w:after="0"/>
-        <w:ind w:left="800" w:right="0" w:firstLine="0"/>
-        <w:jc w:val="left"/>
-      </w:pPr>
-      <w:r>
-        <w:rPr>
-          <w:rFonts w:ascii="Charis SIL Regular" w:hAnsi="Charis SIL Regular" w:eastAsia="Charis SIL Regular"/>
-          <w:b w:val="0"/>
-          <w:i w:val="0"/>
-          <w:color w:val="0000FF"/>
-          <w:sz w:val="24"/>
-        </w:rPr>
-        <w:hyperlink r:id="rId103" w:history="1">
-          <w:r>
-            <w:rPr>
-              <w:rStyle w:val="Hyperlink"/>
-            </w:rPr>
-            <w:t>https://</w:t>
-          </w:r>
-        </w:hyperlink>
-      </w:r>
-      <w:r>
-        <w:rPr>
-          <w:rFonts w:ascii="Charis SIL Regular" w:hAnsi="Charis SIL Regular" w:eastAsia="Charis SIL Regular"/>
-          <w:b w:val="0"/>
-          <w:i w:val="0"/>
-          <w:color w:val="0000FF"/>
-          <w:sz w:val="24"/>
-        </w:rPr>
-        <w:hyperlink r:id="rId103" w:history="1">
-          <w:r>
-            <w:rPr>
-              <w:rStyle w:val="Hyperlink"/>
-            </w:rPr>
-            <w:t>www.dbnl.org/</w:t>
-          </w:r>
-        </w:hyperlink>
-      </w:r>
-      <w:r>
-        <w:rPr>
-          <w:rFonts w:ascii="Charis SIL Regular" w:hAnsi="Charis SIL Regular" w:eastAsia="Charis SIL Regular"/>
-          <w:b w:val="0"/>
-          <w:i w:val="0"/>
-          <w:color w:val="0000FF"/>
-          <w:sz w:val="24"/>
-        </w:rPr>
-        <w:hyperlink r:id="rId103" w:history="1">
-          <w:r>
-            <w:rPr>
-              <w:rStyle w:val="Hyperlink"/>
-            </w:rPr>
-            <w:t>tekst/</w:t>
-          </w:r>
-        </w:hyperlink>
-      </w:r>
-      <w:r>
-        <w:rPr>
-          <w:rFonts w:ascii="Charis SIL Regular" w:hAnsi="Charis SIL Regular" w:eastAsia="Charis SIL Regular"/>
-          <w:b w:val="0"/>
-          <w:i w:val="0"/>
-          <w:color w:val="0000FF"/>
-          <w:sz w:val="24"/>
-        </w:rPr>
-        <w:hyperlink r:id="rId103" w:history="1">
-          <w:r>
-            <w:rPr>
-              <w:rStyle w:val="Hyperlink"/>
-            </w:rPr>
-            <w:t>_oso001198801_01/</w:t>
-          </w:r>
-        </w:hyperlink>
-      </w:r>
-      <w:r>
-        <w:rPr>
-          <w:rFonts w:ascii="Charis SIL Regular" w:hAnsi="Charis SIL Regular" w:eastAsia="Charis SIL Regular"/>
-          <w:b w:val="0"/>
-          <w:i w:val="0"/>
-          <w:color w:val="0000FF"/>
-          <w:sz w:val="24"/>
-        </w:rPr>
-        <w:hyperlink r:id="rId103" w:history="1">
-          <w:r>
-            <w:rPr>
-              <w:rStyle w:val="Hyperlink"/>
-            </w:rPr>
-            <w:t>_oso001198801_01_0020.php</w:t>
-          </w:r>
-        </w:hyperlink>
-      </w:r>
-    </w:p>
-    <w:p>
-      <w:pPr>
-        <w:autoSpaceDN w:val="0"/>
-        <w:autoSpaceDE w:val="0"/>
-        <w:widowControl/>
-        <w:spacing w:line="352" w:lineRule="exact" w:before="176" w:after="0"/>
-        <w:ind w:left="0" w:right="0" w:firstLine="0"/>
-        <w:jc w:val="left"/>
-      </w:pPr>
-      <w:r>
-        <w:rPr>
-          <w:rFonts w:ascii="Charis SIL Regular" w:hAnsi="Charis SIL Regular" w:eastAsia="Charis SIL Regular"/>
-          <w:b w:val="0"/>
-          <w:i w:val="0"/>
-          <w:color w:val="000000"/>
-          <w:sz w:val="24"/>
-        </w:rPr>
-        <w:t>Wetenschappelijk artikel:</w:t>
-      </w:r>
-    </w:p>
-    <w:p>
-      <w:pPr>
-        <w:autoSpaceDN w:val="0"/>
-        <w:autoSpaceDE w:val="0"/>
-        <w:widowControl/>
-        <w:spacing w:line="288" w:lineRule="exact" w:before="240" w:after="0"/>
-        <w:ind w:left="800" w:right="288" w:firstLine="0"/>
-        <w:jc w:val="left"/>
-      </w:pPr>
-      <w:r>
-        <w:rPr>
-          <w:rFonts w:ascii="Charis SIL Italic" w:hAnsi="Charis SIL Italic" w:eastAsia="Charis SIL Italic"/>
-          <w:b w:val="0"/>
-          <w:i/>
-          <w:color w:val="000000"/>
-          <w:sz w:val="24"/>
-        </w:rPr>
-        <w:t xml:space="preserve">Vruggink, H. en B. Paasman ‘Overzicht van Suriname-collecties II’, OSO. Tijdschrift </w:t>
-      </w:r>
-      <w:r>
-        <w:rPr>
-          <w:rFonts w:ascii="Charis SIL Italic" w:hAnsi="Charis SIL Italic" w:eastAsia="Charis SIL Italic"/>
-          <w:b w:val="0"/>
-          <w:i/>
-          <w:color w:val="000000"/>
-          <w:sz w:val="24"/>
-        </w:rPr>
-        <w:t xml:space="preserve">voor Surinaamse Taalkunde, Letterkunde en Geschiedenis, 8(1) (1989), 77-96. </w:t>
-      </w:r>
-      <w:r>
-        <w:rPr>
-          <w:rFonts w:ascii="Charis SIL Italic" w:hAnsi="Charis SIL Italic" w:eastAsia="Charis SIL Italic"/>
-          <w:b w:val="0"/>
-          <w:i/>
-          <w:color w:val="000000"/>
-          <w:sz w:val="24"/>
-        </w:rPr>
-        <w:t xml:space="preserve">Tweede deel van een overzicht van Surinamecollecties in Nederland, verschenen in </w:t>
-      </w:r>
-      <w:r>
-        <w:rPr>
-          <w:rFonts w:ascii="Charis SIL Italic" w:hAnsi="Charis SIL Italic" w:eastAsia="Charis SIL Italic"/>
-          <w:b w:val="0"/>
-          <w:i/>
-          <w:color w:val="000000"/>
-          <w:sz w:val="24"/>
-        </w:rPr>
-        <w:t>het tijdschrift OSO in 1989.</w:t>
-      </w:r>
-    </w:p>
-    <w:p>
-      <w:pPr>
         <w:sectPr>
           <w:pgSz w:w="11900" w:h="16840"/>
-          <w:pgMar w:top="324" w:right="1440" w:bottom="408" w:left="960" w:header="720" w:footer="720" w:gutter="0"/>
+          <w:pgMar w:top="324" w:right="1440" w:bottom="576" w:left="960" w:header="720" w:footer="720" w:gutter="0"/>
           <w:cols/>
           <w:docGrid w:linePitch="360"/>
         </w:sectPr>
@@ -14295,7 +14260,7 @@
           <w:color w:val="0000FF"/>
           <w:sz w:val="24"/>
         </w:rPr>
-        <w:hyperlink r:id="rId104" w:history="1">
+        <w:hyperlink r:id="rId105" w:history="1">
           <w:r>
             <w:rPr>
               <w:rStyle w:val="Hyperlink"/>
@@ -14312,7 +14277,7 @@
           <w:color w:val="0000FF"/>
           <w:sz w:val="24"/>
         </w:rPr>
-        <w:hyperlink r:id="rId104" w:history="1">
+        <w:hyperlink r:id="rId105" w:history="1">
           <w:r>
             <w:rPr>
               <w:rStyle w:val="Hyperlink"/>
@@ -14329,7 +14294,7 @@
           <w:color w:val="0000FF"/>
           <w:sz w:val="24"/>
         </w:rPr>
-        <w:hyperlink r:id="rId104" w:history="1">
+        <w:hyperlink r:id="rId105" w:history="1">
           <w:r>
             <w:rPr>
               <w:rStyle w:val="Hyperlink"/>
@@ -14346,29 +14311,29 @@
           <w:color w:val="0000FF"/>
           <w:sz w:val="24"/>
         </w:rPr>
-        <w:hyperlink r:id="rId104" w:history="1">
-          <w:r>
-            <w:rPr>
-              <w:rStyle w:val="Hyperlink"/>
-            </w:rPr>
-            <w:t>_oso001198901_01/</w:t>
-          </w:r>
-        </w:hyperlink>
-      </w:r>
-      <w:r>
-        <w:rPr>
-          <w:rFonts w:ascii="Charis SIL Regular" w:hAnsi="Charis SIL Regular" w:eastAsia="Charis SIL Regular"/>
-          <w:b w:val="0"/>
-          <w:i w:val="0"/>
-          <w:color w:val="0000FF"/>
-          <w:sz w:val="24"/>
-        </w:rPr>
-        <w:hyperlink r:id="rId104" w:history="1">
-          <w:r>
-            <w:rPr>
-              <w:rStyle w:val="Hyperlink"/>
-            </w:rPr>
-            <w:t>_oso001198901_01_0010.php</w:t>
+        <w:hyperlink r:id="rId105" w:history="1">
+          <w:r>
+            <w:rPr>
+              <w:rStyle w:val="Hyperlink"/>
+            </w:rPr>
+            <w:t>_oso001201601_01/</w:t>
+          </w:r>
+        </w:hyperlink>
+      </w:r>
+      <w:r>
+        <w:rPr>
+          <w:rFonts w:ascii="Charis SIL Regular" w:hAnsi="Charis SIL Regular" w:eastAsia="Charis SIL Regular"/>
+          <w:b w:val="0"/>
+          <w:i w:val="0"/>
+          <w:color w:val="0000FF"/>
+          <w:sz w:val="24"/>
+        </w:rPr>
+        <w:hyperlink r:id="rId105" w:history="1">
+          <w:r>
+            <w:rPr>
+              <w:rStyle w:val="Hyperlink"/>
+            </w:rPr>
+            <w:t>_oso001201601_01_0003.php</w:t>
           </w:r>
         </w:hyperlink>
       </w:r>
@@ -14398,6 +14363,336 @@
         <w:autoSpaceDN w:val="0"/>
         <w:autoSpaceDE w:val="0"/>
         <w:widowControl/>
+        <w:spacing w:line="288" w:lineRule="exact" w:before="240" w:after="0"/>
+        <w:ind w:left="800" w:right="864" w:firstLine="0"/>
+        <w:jc w:val="left"/>
+      </w:pPr>
+      <w:r>
+        <w:rPr>
+          <w:rFonts w:ascii="Charis SIL Italic" w:hAnsi="Charis SIL Italic" w:eastAsia="Charis SIL Italic"/>
+          <w:b w:val="0"/>
+          <w:i/>
+          <w:color w:val="000000"/>
+          <w:sz w:val="24"/>
+        </w:rPr>
+        <w:t xml:space="preserve">Vruggink, H. en B. Paasman ‘Overzicht van Suriname-collecties I’, OSO. Tijdschrift </w:t>
+      </w:r>
+      <w:r>
+        <w:rPr>
+          <w:rFonts w:ascii="Charis SIL Italic" w:hAnsi="Charis SIL Italic" w:eastAsia="Charis SIL Italic"/>
+          <w:b w:val="0"/>
+          <w:i/>
+          <w:color w:val="000000"/>
+          <w:sz w:val="24"/>
+        </w:rPr>
+        <w:t xml:space="preserve">voor Surinaamse Taalkunde, Letterkunde en Geschiedenis, 7(1) (1988), 189-244. </w:t>
+      </w:r>
+      <w:r>
+        <w:rPr>
+          <w:rFonts w:ascii="Charis SIL Italic" w:hAnsi="Charis SIL Italic" w:eastAsia="Charis SIL Italic"/>
+          <w:b w:val="0"/>
+          <w:i/>
+          <w:color w:val="000000"/>
+          <w:sz w:val="24"/>
+        </w:rPr>
+        <w:t xml:space="preserve">Eerste deel van een overzicht van Surinamecollecties in Nederland, verschenen in </w:t>
+      </w:r>
+      <w:r>
+        <w:rPr>
+          <w:rFonts w:ascii="Charis SIL Italic" w:hAnsi="Charis SIL Italic" w:eastAsia="Charis SIL Italic"/>
+          <w:b w:val="0"/>
+          <w:i/>
+          <w:color w:val="000000"/>
+          <w:sz w:val="24"/>
+        </w:rPr>
+        <w:t>het tijdschrift OSO in 1988.</w:t>
+      </w:r>
+    </w:p>
+    <w:p>
+      <w:pPr>
+        <w:autoSpaceDN w:val="0"/>
+        <w:autoSpaceDE w:val="0"/>
+        <w:widowControl/>
+        <w:spacing w:line="352" w:lineRule="exact" w:before="176" w:after="0"/>
+        <w:ind w:left="800" w:right="0" w:firstLine="0"/>
+        <w:jc w:val="left"/>
+      </w:pPr>
+      <w:r>
+        <w:rPr>
+          <w:rFonts w:ascii="Charis SIL Regular" w:hAnsi="Charis SIL Regular" w:eastAsia="Charis SIL Regular"/>
+          <w:b w:val="0"/>
+          <w:i w:val="0"/>
+          <w:color w:val="0000FF"/>
+          <w:sz w:val="24"/>
+        </w:rPr>
+        <w:hyperlink r:id="rId106" w:history="1">
+          <w:r>
+            <w:rPr>
+              <w:rStyle w:val="Hyperlink"/>
+            </w:rPr>
+            <w:t>https://</w:t>
+          </w:r>
+        </w:hyperlink>
+      </w:r>
+      <w:r>
+        <w:rPr>
+          <w:rFonts w:ascii="Charis SIL Regular" w:hAnsi="Charis SIL Regular" w:eastAsia="Charis SIL Regular"/>
+          <w:b w:val="0"/>
+          <w:i w:val="0"/>
+          <w:color w:val="0000FF"/>
+          <w:sz w:val="24"/>
+        </w:rPr>
+        <w:hyperlink r:id="rId106" w:history="1">
+          <w:r>
+            <w:rPr>
+              <w:rStyle w:val="Hyperlink"/>
+            </w:rPr>
+            <w:t>www.dbnl.org/</w:t>
+          </w:r>
+        </w:hyperlink>
+      </w:r>
+      <w:r>
+        <w:rPr>
+          <w:rFonts w:ascii="Charis SIL Regular" w:hAnsi="Charis SIL Regular" w:eastAsia="Charis SIL Regular"/>
+          <w:b w:val="0"/>
+          <w:i w:val="0"/>
+          <w:color w:val="0000FF"/>
+          <w:sz w:val="24"/>
+        </w:rPr>
+        <w:hyperlink r:id="rId106" w:history="1">
+          <w:r>
+            <w:rPr>
+              <w:rStyle w:val="Hyperlink"/>
+            </w:rPr>
+            <w:t>tekst/</w:t>
+          </w:r>
+        </w:hyperlink>
+      </w:r>
+      <w:r>
+        <w:rPr>
+          <w:rFonts w:ascii="Charis SIL Regular" w:hAnsi="Charis SIL Regular" w:eastAsia="Charis SIL Regular"/>
+          <w:b w:val="0"/>
+          <w:i w:val="0"/>
+          <w:color w:val="0000FF"/>
+          <w:sz w:val="24"/>
+        </w:rPr>
+        <w:hyperlink r:id="rId106" w:history="1">
+          <w:r>
+            <w:rPr>
+              <w:rStyle w:val="Hyperlink"/>
+            </w:rPr>
+            <w:t>_oso001198801_01/</w:t>
+          </w:r>
+        </w:hyperlink>
+      </w:r>
+      <w:r>
+        <w:rPr>
+          <w:rFonts w:ascii="Charis SIL Regular" w:hAnsi="Charis SIL Regular" w:eastAsia="Charis SIL Regular"/>
+          <w:b w:val="0"/>
+          <w:i w:val="0"/>
+          <w:color w:val="0000FF"/>
+          <w:sz w:val="24"/>
+        </w:rPr>
+        <w:hyperlink r:id="rId106" w:history="1">
+          <w:r>
+            <w:rPr>
+              <w:rStyle w:val="Hyperlink"/>
+            </w:rPr>
+            <w:t>_oso001198801_01_0020.php</w:t>
+          </w:r>
+        </w:hyperlink>
+      </w:r>
+    </w:p>
+    <w:p>
+      <w:pPr>
+        <w:autoSpaceDN w:val="0"/>
+        <w:autoSpaceDE w:val="0"/>
+        <w:widowControl/>
+        <w:spacing w:line="352" w:lineRule="exact" w:before="176" w:after="0"/>
+        <w:ind w:left="0" w:right="0" w:firstLine="0"/>
+        <w:jc w:val="left"/>
+      </w:pPr>
+      <w:r>
+        <w:rPr>
+          <w:rFonts w:ascii="Charis SIL Regular" w:hAnsi="Charis SIL Regular" w:eastAsia="Charis SIL Regular"/>
+          <w:b w:val="0"/>
+          <w:i w:val="0"/>
+          <w:color w:val="000000"/>
+          <w:sz w:val="24"/>
+        </w:rPr>
+        <w:t>Wetenschappelijk artikel:</w:t>
+      </w:r>
+    </w:p>
+    <w:p>
+      <w:pPr>
+        <w:autoSpaceDN w:val="0"/>
+        <w:autoSpaceDE w:val="0"/>
+        <w:widowControl/>
+        <w:spacing w:line="288" w:lineRule="exact" w:before="240" w:after="0"/>
+        <w:ind w:left="800" w:right="720" w:firstLine="0"/>
+        <w:jc w:val="left"/>
+      </w:pPr>
+      <w:r>
+        <w:rPr>
+          <w:rFonts w:ascii="Charis SIL Italic" w:hAnsi="Charis SIL Italic" w:eastAsia="Charis SIL Italic"/>
+          <w:b w:val="0"/>
+          <w:i/>
+          <w:color w:val="000000"/>
+          <w:sz w:val="24"/>
+        </w:rPr>
+        <w:t xml:space="preserve">Vruggink, H. en B. Paasman ‘Overzicht van Suriname-collecties II’, OSO. Tijdschrift </w:t>
+      </w:r>
+      <w:r>
+        <w:rPr>
+          <w:rFonts w:ascii="Charis SIL Italic" w:hAnsi="Charis SIL Italic" w:eastAsia="Charis SIL Italic"/>
+          <w:b w:val="0"/>
+          <w:i/>
+          <w:color w:val="000000"/>
+          <w:sz w:val="24"/>
+        </w:rPr>
+        <w:t xml:space="preserve">voor Surinaamse Taalkunde, Letterkunde en Geschiedenis, 8(1) (1989), 77-96. </w:t>
+      </w:r>
+      <w:r>
+        <w:rPr>
+          <w:rFonts w:ascii="Charis SIL Italic" w:hAnsi="Charis SIL Italic" w:eastAsia="Charis SIL Italic"/>
+          <w:b w:val="0"/>
+          <w:i/>
+          <w:color w:val="000000"/>
+          <w:sz w:val="24"/>
+        </w:rPr>
+        <w:t xml:space="preserve">Tweede deel van een overzicht van Surinamecollecties in Nederland, verschenen in </w:t>
+      </w:r>
+      <w:r>
+        <w:rPr>
+          <w:rFonts w:ascii="Charis SIL Italic" w:hAnsi="Charis SIL Italic" w:eastAsia="Charis SIL Italic"/>
+          <w:b w:val="0"/>
+          <w:i/>
+          <w:color w:val="000000"/>
+          <w:sz w:val="24"/>
+        </w:rPr>
+        <w:t>het tijdschrift OSO in 1989.</w:t>
+      </w:r>
+    </w:p>
+    <w:p>
+      <w:pPr>
+        <w:autoSpaceDN w:val="0"/>
+        <w:autoSpaceDE w:val="0"/>
+        <w:widowControl/>
+        <w:spacing w:line="352" w:lineRule="exact" w:before="176" w:after="0"/>
+        <w:ind w:left="800" w:right="0" w:firstLine="0"/>
+        <w:jc w:val="left"/>
+      </w:pPr>
+      <w:r>
+        <w:rPr>
+          <w:rFonts w:ascii="Charis SIL Regular" w:hAnsi="Charis SIL Regular" w:eastAsia="Charis SIL Regular"/>
+          <w:b w:val="0"/>
+          <w:i w:val="0"/>
+          <w:color w:val="0000FF"/>
+          <w:sz w:val="24"/>
+        </w:rPr>
+        <w:hyperlink r:id="rId107" w:history="1">
+          <w:r>
+            <w:rPr>
+              <w:rStyle w:val="Hyperlink"/>
+            </w:rPr>
+            <w:t>https://</w:t>
+          </w:r>
+        </w:hyperlink>
+      </w:r>
+      <w:r>
+        <w:rPr>
+          <w:rFonts w:ascii="Charis SIL Regular" w:hAnsi="Charis SIL Regular" w:eastAsia="Charis SIL Regular"/>
+          <w:b w:val="0"/>
+          <w:i w:val="0"/>
+          <w:color w:val="0000FF"/>
+          <w:sz w:val="24"/>
+        </w:rPr>
+        <w:hyperlink r:id="rId107" w:history="1">
+          <w:r>
+            <w:rPr>
+              <w:rStyle w:val="Hyperlink"/>
+            </w:rPr>
+            <w:t>www.dbnl.org/</w:t>
+          </w:r>
+        </w:hyperlink>
+      </w:r>
+      <w:r>
+        <w:rPr>
+          <w:rFonts w:ascii="Charis SIL Regular" w:hAnsi="Charis SIL Regular" w:eastAsia="Charis SIL Regular"/>
+          <w:b w:val="0"/>
+          <w:i w:val="0"/>
+          <w:color w:val="0000FF"/>
+          <w:sz w:val="24"/>
+        </w:rPr>
+        <w:hyperlink r:id="rId107" w:history="1">
+          <w:r>
+            <w:rPr>
+              <w:rStyle w:val="Hyperlink"/>
+            </w:rPr>
+            <w:t>tekst/</w:t>
+          </w:r>
+        </w:hyperlink>
+      </w:r>
+      <w:r>
+        <w:rPr>
+          <w:rFonts w:ascii="Charis SIL Regular" w:hAnsi="Charis SIL Regular" w:eastAsia="Charis SIL Regular"/>
+          <w:b w:val="0"/>
+          <w:i w:val="0"/>
+          <w:color w:val="0000FF"/>
+          <w:sz w:val="24"/>
+        </w:rPr>
+        <w:hyperlink r:id="rId107" w:history="1">
+          <w:r>
+            <w:rPr>
+              <w:rStyle w:val="Hyperlink"/>
+            </w:rPr>
+            <w:t>_oso001198901_01/</w:t>
+          </w:r>
+        </w:hyperlink>
+      </w:r>
+      <w:r>
+        <w:rPr>
+          <w:rFonts w:ascii="Charis SIL Regular" w:hAnsi="Charis SIL Regular" w:eastAsia="Charis SIL Regular"/>
+          <w:b w:val="0"/>
+          <w:i w:val="0"/>
+          <w:color w:val="0000FF"/>
+          <w:sz w:val="24"/>
+        </w:rPr>
+        <w:hyperlink r:id="rId107" w:history="1">
+          <w:r>
+            <w:rPr>
+              <w:rStyle w:val="Hyperlink"/>
+            </w:rPr>
+            <w:t>_oso001198901_01_0010.php</w:t>
+          </w:r>
+        </w:hyperlink>
+      </w:r>
+    </w:p>
+    <w:p>
+      <w:pPr>
+        <w:autoSpaceDN w:val="0"/>
+        <w:autoSpaceDE w:val="0"/>
+        <w:widowControl/>
+        <w:spacing w:line="352" w:lineRule="exact" w:before="176" w:after="0"/>
+        <w:ind w:left="0" w:right="0" w:firstLine="0"/>
+        <w:jc w:val="left"/>
+      </w:pPr>
+      <w:r>
+        <w:rPr>
+          <w:rFonts w:ascii="Charis SIL Regular" w:hAnsi="Charis SIL Regular" w:eastAsia="Charis SIL Regular"/>
+          <w:b w:val="0"/>
+          <w:i w:val="0"/>
+          <w:color w:val="000000"/>
+          <w:sz w:val="24"/>
+        </w:rPr>
+        <w:t>Wetenschappelijk artikel:</w:t>
+      </w:r>
+    </w:p>
+    <w:p>
+      <w:pPr>
+        <w:autoSpaceDN w:val="0"/>
+        <w:autoSpaceDE w:val="0"/>
+        <w:widowControl/>
         <w:spacing w:line="352" w:lineRule="exact" w:before="176" w:after="0"/>
         <w:ind w:left="800" w:right="0" w:firstLine="0"/>
         <w:jc w:val="left"/>
@@ -14480,7 +14775,7 @@
           <w:color w:val="0000FF"/>
           <w:sz w:val="24"/>
         </w:rPr>
-        <w:hyperlink r:id="rId105" w:history="1">
+        <w:hyperlink r:id="rId108" w:history="1">
           <w:r>
             <w:rPr>
               <w:rStyle w:val="Hyperlink"/>
@@ -14497,7 +14792,7 @@
           <w:color w:val="0000FF"/>
           <w:sz w:val="24"/>
         </w:rPr>
-        <w:hyperlink r:id="rId105" w:history="1">
+        <w:hyperlink r:id="rId108" w:history="1">
           <w:r>
             <w:rPr>
               <w:rStyle w:val="Hyperlink"/>
@@ -14514,7 +14809,7 @@
           <w:color w:val="0000FF"/>
           <w:sz w:val="24"/>
         </w:rPr>
-        <w:hyperlink r:id="rId105" w:history="1">
+        <w:hyperlink r:id="rId108" w:history="1">
           <w:r>
             <w:rPr>
               <w:rStyle w:val="Hyperlink"/>
@@ -14531,7 +14826,7 @@
           <w:color w:val="0000FF"/>
           <w:sz w:val="24"/>
         </w:rPr>
-        <w:hyperlink r:id="rId105" w:history="1">
+        <w:hyperlink r:id="rId108" w:history="1">
           <w:r>
             <w:rPr>
               <w:rStyle w:val="Hyperlink"/>
@@ -14548,7 +14843,7 @@
           <w:color w:val="0000FF"/>
           <w:sz w:val="24"/>
         </w:rPr>
-        <w:hyperlink r:id="rId105" w:history="1">
+        <w:hyperlink r:id="rId108" w:history="1">
           <w:r>
             <w:rPr>
               <w:rStyle w:val="Hyperlink"/>
@@ -14666,7 +14961,7 @@
           <w:sz w:val="24"/>
           <w:u w:val="single"/>
         </w:rPr>
-        <w:hyperlink r:id="rId106" w:history="1">
+        <w:hyperlink r:id="rId109" w:history="1">
           <w:r>
             <w:rPr>
               <w:rStyle w:val="Hyperlink"/>
@@ -14695,7 +14990,7 @@
           <w:sz w:val="24"/>
           <w:u w:val="single"/>
         </w:rPr>
-        <w:hyperlink r:id="rId106" w:history="1">
+        <w:hyperlink r:id="rId109" w:history="1">
           <w:r>
             <w:rPr>
               <w:rStyle w:val="Hyperlink"/>
@@ -14792,7 +15087,7 @@
           <w:color w:val="0000FF"/>
           <w:sz w:val="24"/>
         </w:rPr>
-        <w:hyperlink r:id="rId107" w:history="1">
+        <w:hyperlink r:id="rId110" w:history="1">
           <w:r>
             <w:rPr>
               <w:rStyle w:val="Hyperlink"/>
@@ -14809,7 +15104,7 @@
           <w:color w:val="0000FF"/>
           <w:sz w:val="24"/>
         </w:rPr>
-        <w:hyperlink r:id="rId107" w:history="1">
+        <w:hyperlink r:id="rId110" w:history="1">
           <w:r>
             <w:rPr>
               <w:rStyle w:val="Hyperlink"/>
@@ -14826,7 +15121,7 @@
           <w:color w:val="0000FF"/>
           <w:sz w:val="24"/>
         </w:rPr>
-        <w:hyperlink r:id="rId107" w:history="1">
+        <w:hyperlink r:id="rId110" w:history="1">
           <w:r>
             <w:rPr>
               <w:rStyle w:val="Hyperlink"/>
@@ -14843,7 +15138,7 @@
           <w:color w:val="0000FF"/>
           <w:sz w:val="24"/>
         </w:rPr>
-        <w:hyperlink r:id="rId107" w:history="1">
+        <w:hyperlink r:id="rId110" w:history="1">
           <w:r>
             <w:rPr>
               <w:rStyle w:val="Hyperlink"/>
@@ -14860,7 +15155,7 @@
           <w:color w:val="0000FF"/>
           <w:sz w:val="24"/>
         </w:rPr>
-        <w:hyperlink r:id="rId107" w:history="1">
+        <w:hyperlink r:id="rId110" w:history="1">
           <w:r>
             <w:rPr>
               <w:rStyle w:val="Hyperlink"/>
@@ -14877,7 +15172,7 @@
           <w:color w:val="0000FF"/>
           <w:sz w:val="24"/>
         </w:rPr>
-        <w:hyperlink r:id="rId107" w:history="1">
+        <w:hyperlink r:id="rId110" w:history="1">
           <w:r>
             <w:rPr>
               <w:rStyle w:val="Hyperlink"/>
@@ -14894,7 +15189,7 @@
           <w:color w:val="0000FF"/>
           <w:sz w:val="24"/>
         </w:rPr>
-        <w:hyperlink r:id="rId107" w:history="1">
+        <w:hyperlink r:id="rId110" w:history="1">
           <w:r>
             <w:rPr>
               <w:rStyle w:val="Hyperlink"/>
@@ -14912,176 +15207,7 @@
           <w:sz w:val="24"/>
           <w:u w:val="single"/>
         </w:rPr>
-        <w:hyperlink r:id="rId107" w:history="1">
-          <w:r>
-            <w:rPr>
-              <w:rStyle w:val="Hyperlink"/>
-            </w:rPr>
-            <w:t>inventa</w:t>
-          </w:r>
-        </w:hyperlink>
-      </w:r>
-      <w:r>
-        <w:rPr>
-          <w:rFonts w:ascii="Charis SIL Regular" w:hAnsi="Charis SIL Regular" w:eastAsia="Charis SIL Regular"/>
-          <w:b w:val="0"/>
-          <w:i w:val="0"/>
-          <w:color w:val="0000FF"/>
-          <w:sz w:val="24"/>
-          <w:u w:val="single"/>
-        </w:rPr>
-        <w:hyperlink r:id="rId107" w:history="1">
-          <w:r>
-            <w:rPr>
-              <w:rStyle w:val="Hyperlink"/>
-            </w:rPr>
-            <w:t>risti</w:t>
-          </w:r>
-        </w:hyperlink>
-      </w:r>
-      <w:r>
-        <w:rPr>
-          <w:rFonts w:ascii="Charis SIL Regular" w:hAnsi="Charis SIL Regular" w:eastAsia="Charis SIL Regular"/>
-          <w:b w:val="0"/>
-          <w:i w:val="0"/>
-          <w:color w:val="0000FF"/>
-          <w:sz w:val="24"/>
-          <w:u w:val="single"/>
-        </w:rPr>
-        <w:hyperlink r:id="rId107" w:history="1">
-          <w:r>
-            <w:rPr>
-              <w:rStyle w:val="Hyperlink"/>
-            </w:rPr>
-            <w:t>e-</w:t>
-          </w:r>
-        </w:hyperlink>
-      </w:r>
-      <w:r>
-        <w:rPr>
-          <w:rFonts w:ascii="Charis SIL Regular" w:hAnsi="Charis SIL Regular" w:eastAsia="Charis SIL Regular"/>
-          <w:b w:val="0"/>
-          <w:i w:val="0"/>
-          <w:color w:val="0000FF"/>
-          <w:sz w:val="24"/>
-          <w:u w:val="single"/>
-        </w:rPr>
-        <w:hyperlink r:id="rId107" w:history="1">
-          <w:r>
-            <w:rPr>
-              <w:rStyle w:val="Hyperlink"/>
-            </w:rPr>
-            <w:t>objecten-</w:t>
-          </w:r>
-        </w:hyperlink>
-      </w:r>
-      <w:r>
-        <w:rPr>
-          <w:rFonts w:ascii="Charis SIL Regular" w:hAnsi="Charis SIL Regular" w:eastAsia="Charis SIL Regular"/>
-          <w:b w:val="0"/>
-          <w:i w:val="0"/>
-          <w:color w:val="0000FF"/>
-          <w:sz w:val="24"/>
-          <w:u w:val="single"/>
-        </w:rPr>
-        <w:hyperlink r:id="rId107" w:history="1">
-          <w:r>
-            <w:rPr>
-              <w:rStyle w:val="Hyperlink"/>
-            </w:rPr>
-            <w:t>Suriname_Consor</w:t>
-          </w:r>
-        </w:hyperlink>
-      </w:r>
-      <w:r>
-        <w:rPr>
-          <w:rFonts w:ascii="Charis SIL Regular" w:hAnsi="Charis SIL Regular" w:eastAsia="Charis SIL Regular"/>
-          <w:b w:val="0"/>
-          <w:i w:val="0"/>
-          <w:color w:val="0000FF"/>
-          <w:sz w:val="24"/>
-          <w:u w:val="single"/>
-        </w:rPr>
-        <w:hyperlink r:id="rId107" w:history="1">
-          <w:r>
-            <w:rPr>
-              <w:rStyle w:val="Hyperlink"/>
-            </w:rPr>
-            <w:t>tiu</w:t>
-          </w:r>
-        </w:hyperlink>
-      </w:r>
-      <w:r>
-        <w:rPr>
-          <w:rFonts w:ascii="Charis SIL Regular" w:hAnsi="Charis SIL Regular" w:eastAsia="Charis SIL Regular"/>
-          <w:b w:val="0"/>
-          <w:i w:val="0"/>
-          <w:color w:val="0000FF"/>
-          <w:sz w:val="24"/>
-          <w:u w:val="single"/>
-        </w:rPr>
-        <w:hyperlink r:id="rId107" w:history="1">
-          <w:r>
-            <w:rPr>
-              <w:rStyle w:val="Hyperlink"/>
-            </w:rPr>
-            <w:t>m-</w:t>
-          </w:r>
-        </w:hyperlink>
-      </w:r>
-      <w:r>
-        <w:rPr>
-          <w:rFonts w:ascii="Charis SIL Regular" w:hAnsi="Charis SIL Regular" w:eastAsia="Charis SIL Regular"/>
-          <w:b w:val="0"/>
-          <w:i w:val="0"/>
-          <w:color w:val="0000FF"/>
-          <w:sz w:val="24"/>
-          <w:u w:val="single"/>
-        </w:rPr>
-        <w:hyperlink r:id="rId107" w:history="1">
-          <w:r>
-            <w:rPr>
-              <w:rStyle w:val="Hyperlink"/>
-            </w:rPr>
-            <w:t>Koloni</w:t>
-          </w:r>
-        </w:hyperlink>
-      </w:r>
-      <w:r>
-        <w:rPr>
-          <w:rFonts w:ascii="Charis SIL Regular" w:hAnsi="Charis SIL Regular" w:eastAsia="Charis SIL Regular"/>
-          <w:b w:val="0"/>
-          <w:i w:val="0"/>
-          <w:color w:val="0000FF"/>
-          <w:sz w:val="24"/>
-          <w:u w:val="single"/>
-        </w:rPr>
-        <w:hyperlink r:id="rId107" w:history="1">
-          <w:r>
-            <w:rPr>
-              <w:rStyle w:val="Hyperlink"/>
-            </w:rPr>
-            <w:t>ale-</w:t>
-          </w:r>
-        </w:hyperlink>
-      </w:r>
-      <w:r>
-        <w:rPr>
-          <w:rFonts w:ascii="Charis SIL Regular" w:hAnsi="Charis SIL Regular" w:eastAsia="Charis SIL Regular"/>
-          <w:b w:val="0"/>
-          <w:i w:val="0"/>
-          <w:color w:val="0000FF"/>
-          <w:sz w:val="24"/>
-          <w:u w:val="single"/>
-        </w:rPr>
-        <w:hyperlink r:id="rId107" w:history="1">
-          <w:r>
-            <w:rPr>
-              <w:rStyle w:val="Hyperlink"/>
-            </w:rPr>
-            <w:t>Collecties-2.pdf</w:t>
-          </w:r>
-        </w:hyperlink>
+        <w:t>inventaristie-objecten-Suriname_Consortium-Koloniale-Collecties-2.pdf</w:t>
       </w:r>
     </w:p>
     <w:p>
@@ -15089,7 +15215,7 @@
         <w:autoSpaceDN w:val="0"/>
         <w:autoSpaceDE w:val="0"/>
         <w:widowControl/>
-        <w:spacing w:line="538" w:lineRule="exact" w:before="458" w:after="0"/>
+        <w:spacing w:line="540" w:lineRule="exact" w:before="458" w:after="0"/>
         <w:ind w:left="0" w:right="0" w:firstLine="0"/>
         <w:jc w:val="left"/>
       </w:pPr>
@@ -15109,7 +15235,7 @@
         <w:autoSpaceDN w:val="0"/>
         <w:autoSpaceDE w:val="0"/>
         <w:widowControl/>
-        <w:spacing w:line="352" w:lineRule="exact" w:before="230" w:after="0"/>
+        <w:spacing w:line="352" w:lineRule="exact" w:before="228" w:after="0"/>
         <w:ind w:left="0" w:right="0" w:firstLine="0"/>
         <w:jc w:val="left"/>
       </w:pPr>
@@ -15159,7 +15285,7 @@
     </w:p>
     <w:sectPr>
       <w:pgSz w:w="11900" w:h="16840"/>
-      <w:pgMar w:top="324" w:right="940" w:bottom="1440" w:left="960" w:header="720" w:footer="720" w:gutter="0"/>
+      <w:pgMar w:top="324" w:right="940" w:bottom="460" w:left="960" w:header="720" w:footer="720" w:gutter="0"/>
       <w:cols/>
       <w:docGrid w:linePitch="360"/>
     </w:sectPr>

--- a/EXPORTS/DOCX/published/niveau2/Dutch/Suriname.docx
+++ b/EXPORTS/DOCX/published/niveau2/Dutch/Suriname.docx
@@ -881,6 +881,7 @@
       </w:r>
       <w:r>
         <w:rPr>
+          <w:u w:val="single" w:color="0000ff"/>
           <w:rFonts w:ascii="Charis SIL Regular" w:hAnsi="Charis SIL Regular" w:eastAsia="Charis SIL Regular"/>
           <w:b w:val="0"/>
           <w:i w:val="0"/>
@@ -891,24 +892,13 @@
       </w:r>
       <w:r>
         <w:rPr>
-          <w:u w:val="single" w:color="0000ff"/>
-          <w:rFonts w:ascii="Charis SIL Regular" w:hAnsi="Charis SIL Regular" w:eastAsia="Charis SIL Regular"/>
-          <w:b w:val="0"/>
-          <w:i w:val="0"/>
-          <w:color w:val="000000"/>
-          <w:sz w:val="24"/>
-        </w:rPr>
-        <w:t>s</w:t>
-      </w:r>
-      <w:r>
-        <w:rPr>
-          <w:rFonts w:ascii="Charis SIL Regular" w:hAnsi="Charis SIL Regular" w:eastAsia="Charis SIL Regular"/>
-          <w:b w:val="0"/>
-          <w:i w:val="0"/>
-          <w:color w:val="000000"/>
-          <w:sz w:val="24"/>
-        </w:rPr>
-        <w:t xml:space="preserve">che voorwerpen opgenomen. Van Stedman is </w:t>
+          <w:rFonts w:ascii="Charis SIL Regular" w:hAnsi="Charis SIL Regular" w:eastAsia="Charis SIL Regular"/>
+          <w:b w:val="0"/>
+          <w:i w:val="0"/>
+          <w:color w:val="000000"/>
+          <w:sz w:val="24"/>
+        </w:rPr>
+        <w:t xml:space="preserve">sche voorwerpen opgenomen. Van Stedman is </w:t>
       </w:r>
       <w:r>
         <w:rPr>
@@ -1693,13 +1683,121 @@
       </w:r>
       <w:r>
         <w:rPr>
-          <w:rFonts w:ascii="Charis SIL Regular" w:hAnsi="Charis SIL Regular" w:eastAsia="Charis SIL Regular"/>
-          <w:b w:val="0"/>
-          <w:i w:val="0"/>
-          <w:color w:val="000000"/>
-          <w:sz w:val="24"/>
-        </w:rPr>
-        <w:t xml:space="preserve">was schoonzoon en bewonderaar van </w:t>
+          <w:u w:val="single" w:color="0000ff"/>
+          <w:rFonts w:ascii="Charis SIL Regular" w:hAnsi="Charis SIL Regular" w:eastAsia="Charis SIL Regular"/>
+          <w:b w:val="0"/>
+          <w:i w:val="0"/>
+          <w:color w:val="000000"/>
+          <w:sz w:val="24"/>
+        </w:rPr>
+        <w:hyperlink r:id="rId14" w:history="1">
+          <w:r>
+            <w:rPr>
+              <w:rStyle w:val="Hyperlink"/>
+            </w:rPr>
+            <w:t>was sch</w:t>
+          </w:r>
+        </w:hyperlink>
+      </w:r>
+      <w:r>
+        <w:rPr>
+          <w:u w:val="single" w:color="0000ff"/>
+          <w:rFonts w:ascii="Charis SIL Regular" w:hAnsi="Charis SIL Regular" w:eastAsia="Charis SIL Regular"/>
+          <w:b w:val="0"/>
+          <w:i w:val="0"/>
+          <w:color w:val="000000"/>
+          <w:sz w:val="24"/>
+        </w:rPr>
+        <w:hyperlink r:id="rId14" w:history="1">
+          <w:r>
+            <w:rPr>
+              <w:rStyle w:val="Hyperlink"/>
+            </w:rPr>
+            <w:t>o</w:t>
+          </w:r>
+        </w:hyperlink>
+      </w:r>
+      <w:r>
+        <w:rPr>
+          <w:u w:val="single" w:color="0000ff"/>
+          <w:rFonts w:ascii="Charis SIL Regular" w:hAnsi="Charis SIL Regular" w:eastAsia="Charis SIL Regular"/>
+          <w:b w:val="0"/>
+          <w:i w:val="0"/>
+          <w:color w:val="000000"/>
+          <w:sz w:val="24"/>
+        </w:rPr>
+        <w:hyperlink r:id="rId14" w:history="1">
+          <w:r>
+            <w:rPr>
+              <w:rStyle w:val="Hyperlink"/>
+            </w:rPr>
+            <w:t>onzoon en b</w:t>
+          </w:r>
+        </w:hyperlink>
+      </w:r>
+      <w:r>
+        <w:rPr>
+          <w:rFonts w:ascii="Charis SIL Regular" w:hAnsi="Charis SIL Regular" w:eastAsia="Charis SIL Regular"/>
+          <w:b w:val="0"/>
+          <w:i w:val="0"/>
+          <w:color w:val="000000"/>
+          <w:sz w:val="24"/>
+        </w:rPr>
+        <w:t>e</w:t>
+      </w:r>
+      <w:r>
+        <w:rPr>
+          <w:u w:val="single" w:color="0000ff"/>
+          <w:rFonts w:ascii="Charis SIL Regular" w:hAnsi="Charis SIL Regular" w:eastAsia="Charis SIL Regular"/>
+          <w:b w:val="0"/>
+          <w:i w:val="0"/>
+          <w:color w:val="000000"/>
+          <w:sz w:val="24"/>
+        </w:rPr>
+        <w:hyperlink r:id="rId15" w:history="1">
+          <w:r>
+            <w:rPr>
+              <w:rStyle w:val="Hyperlink"/>
+            </w:rPr>
+            <w:t>wonder</w:t>
+          </w:r>
+        </w:hyperlink>
+      </w:r>
+      <w:r>
+        <w:rPr>
+          <w:u w:val="single" w:color="0000ff"/>
+          <w:rFonts w:ascii="Charis SIL Regular" w:hAnsi="Charis SIL Regular" w:eastAsia="Charis SIL Regular"/>
+          <w:b w:val="0"/>
+          <w:i w:val="0"/>
+          <w:color w:val="000000"/>
+          <w:sz w:val="24"/>
+        </w:rPr>
+        <w:hyperlink r:id="rId15" w:history="1">
+          <w:r>
+            <w:rPr>
+              <w:rStyle w:val="Hyperlink"/>
+            </w:rPr>
+            <w:t>a</w:t>
+          </w:r>
+        </w:hyperlink>
+      </w:r>
+      <w:r>
+        <w:rPr>
+          <w:u w:val="single" w:color="0000ff"/>
+          <w:rFonts w:ascii="Charis SIL Regular" w:hAnsi="Charis SIL Regular" w:eastAsia="Charis SIL Regular"/>
+          <w:b w:val="0"/>
+          <w:i w:val="0"/>
+          <w:color w:val="000000"/>
+          <w:sz w:val="24"/>
+        </w:rPr>
+        <w:hyperlink r:id="rId15" w:history="1">
+          <w:r>
+            <w:rPr>
+              <w:rStyle w:val="Hyperlink"/>
+            </w:rPr>
+            <w:t xml:space="preserve">ar van </w:t>
+          </w:r>
+        </w:hyperlink>
       </w:r>
       <w:r>
         <w:rPr>
@@ -1786,12 +1884,40 @@
           <w:sz w:val="24"/>
           <w:u w:val="single"/>
         </w:rPr>
+        <w:hyperlink r:id="rId17" w:history="1">
+          <w:r>
+            <w:rPr>
+              <w:rStyle w:val="Hyperlink"/>
+            </w:rPr>
+            <w:t>n</w:t>
+          </w:r>
+        </w:hyperlink>
+      </w:r>
+      <w:r>
+        <w:rPr>
+          <w:rFonts w:ascii="Charis SIL Regular" w:hAnsi="Charis SIL Regular" w:eastAsia="Charis SIL Regular"/>
+          <w:b w:val="0"/>
+          <w:i w:val="0"/>
+          <w:color w:val="000000"/>
+          <w:sz w:val="24"/>
+        </w:rPr>
+        <w:t xml:space="preserve"> en ver</w:t>
+      </w:r>
+      <w:r>
+        <w:rPr>
+          <w:u w:val="single" w:color="0000ff"/>
+          <w:rFonts w:ascii="Charis SIL Regular" w:hAnsi="Charis SIL Regular" w:eastAsia="Charis SIL Regular"/>
+          <w:b w:val="0"/>
+          <w:i w:val="0"/>
+          <w:color w:val="000000"/>
+          <w:sz w:val="24"/>
+        </w:rPr>
         <w:hyperlink r:id="rId16" w:history="1">
           <w:r>
             <w:rPr>
               <w:rStyle w:val="Hyperlink"/>
             </w:rPr>
-            <w:t>n</w:t>
+            <w:t>antwoor</w:t>
           </w:r>
         </w:hyperlink>
       </w:r>
@@ -1809,7 +1935,7 @@
             <w:rPr>
               <w:rStyle w:val="Hyperlink"/>
             </w:rPr>
-            <w:t xml:space="preserve"> en ver</w:t>
+            <w:t>d</w:t>
           </w:r>
         </w:hyperlink>
       </w:r>
@@ -1827,42 +1953,6 @@
             <w:rPr>
               <w:rStyle w:val="Hyperlink"/>
             </w:rPr>
-            <w:t>antwoor</w:t>
-          </w:r>
-        </w:hyperlink>
-      </w:r>
-      <w:r>
-        <w:rPr>
-          <w:u w:val="single" w:color="0000ff"/>
-          <w:rFonts w:ascii="Charis SIL Regular" w:hAnsi="Charis SIL Regular" w:eastAsia="Charis SIL Regular"/>
-          <w:b w:val="0"/>
-          <w:i w:val="0"/>
-          <w:color w:val="000000"/>
-          <w:sz w:val="24"/>
-        </w:rPr>
-        <w:hyperlink r:id="rId16" w:history="1">
-          <w:r>
-            <w:rPr>
-              <w:rStyle w:val="Hyperlink"/>
-            </w:rPr>
-            <w:t>d</w:t>
-          </w:r>
-        </w:hyperlink>
-      </w:r>
-      <w:r>
-        <w:rPr>
-          <w:u w:val="single" w:color="0000ff"/>
-          <w:rFonts w:ascii="Charis SIL Regular" w:hAnsi="Charis SIL Regular" w:eastAsia="Charis SIL Regular"/>
-          <w:b w:val="0"/>
-          <w:i w:val="0"/>
-          <w:color w:val="000000"/>
-          <w:sz w:val="24"/>
-        </w:rPr>
-        <w:hyperlink r:id="rId16" w:history="1">
-          <w:r>
-            <w:rPr>
-              <w:rStyle w:val="Hyperlink"/>
-            </w:rPr>
             <w:t>elijk voor</w:t>
           </w:r>
         </w:hyperlink>
@@ -1885,25 +1975,7 @@
           <w:color w:val="000000"/>
           <w:sz w:val="24"/>
         </w:rPr>
-        <w:t xml:space="preserve">van veel diorama's van Schouten aan </w:t>
-      </w:r>
-      <w:r>
-        <w:rPr>
-          <w:u w:val="single" w:color="0000ff"/>
-          <w:rFonts w:ascii="Charis SIL Regular" w:hAnsi="Charis SIL Regular" w:eastAsia="Charis SIL Regular"/>
-          <w:b w:val="0"/>
-          <w:i w:val="0"/>
-          <w:color w:val="000000"/>
-          <w:sz w:val="24"/>
-        </w:rPr>
-        <w:hyperlink r:id="rId17" w:history="1">
-          <w:r>
-            <w:rPr>
-              <w:rStyle w:val="Hyperlink"/>
-            </w:rPr>
-            <w:t>het Ka</w:t>
-          </w:r>
-        </w:hyperlink>
+        <w:t>van veel diorama's van Schouten aan het Ka</w:t>
       </w:r>
       <w:r>
         <w:rPr>
@@ -2521,7 +2593,7 @@
           <w:color w:val="000000"/>
           <w:sz w:val="24"/>
         </w:rPr>
-        <w:t>al vormde de verkoop van etnografica ook een bron van inkomsten voor de Evang</w:t>
+        <w:t>al vormde de verkoop van etnografica ook een bron van inko</w:t>
       </w:r>
       <w:r>
         <w:rPr>
@@ -2537,6 +2609,24 @@
             <w:rPr>
               <w:rStyle w:val="Hyperlink"/>
             </w:rPr>
+            <w:t>msten voor de Evang</w:t>
+          </w:r>
+        </w:hyperlink>
+      </w:r>
+      <w:r>
+        <w:rPr>
+          <w:u w:val="single" w:color="0000ff"/>
+          <w:rFonts w:ascii="Charis SIL Regular" w:hAnsi="Charis SIL Regular" w:eastAsia="Charis SIL Regular"/>
+          <w:b w:val="0"/>
+          <w:i w:val="0"/>
+          <w:color w:val="000000"/>
+          <w:sz w:val="24"/>
+        </w:rPr>
+        <w:hyperlink r:id="rId22" w:history="1">
+          <w:r>
+            <w:rPr>
+              <w:rStyle w:val="Hyperlink"/>
+            </w:rPr>
             <w:t xml:space="preserve">elische </w:t>
           </w:r>
         </w:hyperlink>
@@ -2711,8 +2801,16 @@
           <w:i w:val="0"/>
           <w:color w:val="0000FF"/>
           <w:sz w:val="24"/>
-        </w:rPr>
-        <w:t>Omniversu</w:t>
+          <w:u w:val="single"/>
+        </w:rPr>
+        <w:hyperlink r:id="rId23" w:history="1">
+          <w:r>
+            <w:rPr>
+              <w:rStyle w:val="Hyperlink"/>
+            </w:rPr>
+            <w:t>Omniversu</w:t>
+          </w:r>
+        </w:hyperlink>
       </w:r>
       <w:r>
         <w:rPr>
@@ -2904,16 +3002,6 @@
       </w:r>
       <w:r>
         <w:rPr>
-          <w:rFonts w:ascii="Charis SIL Regular" w:hAnsi="Charis SIL Regular" w:eastAsia="Charis SIL Regular"/>
-          <w:b w:val="0"/>
-          <w:i w:val="0"/>
-          <w:color w:val="000000"/>
-          <w:sz w:val="24"/>
-        </w:rPr>
-        <w:t>smuseum</w:t>
-      </w:r>
-      <w:r>
-        <w:rPr>
           <w:u w:val="single" w:color="0000ff"/>
           <w:rFonts w:ascii="Charis SIL Regular" w:hAnsi="Charis SIL Regular" w:eastAsia="Charis SIL Regular"/>
           <w:b w:val="0"/>
@@ -2926,6 +3014,24 @@
             <w:rPr>
               <w:rStyle w:val="Hyperlink"/>
             </w:rPr>
+            <w:t>smuseum</w:t>
+          </w:r>
+        </w:hyperlink>
+      </w:r>
+      <w:r>
+        <w:rPr>
+          <w:u w:val="single" w:color="0000ff"/>
+          <w:rFonts w:ascii="Charis SIL Regular" w:hAnsi="Charis SIL Regular" w:eastAsia="Charis SIL Regular"/>
+          <w:b w:val="0"/>
+          <w:i w:val="0"/>
+          <w:color w:val="000000"/>
+          <w:sz w:val="24"/>
+        </w:rPr>
+        <w:hyperlink r:id="rId25" w:history="1">
+          <w:r>
+            <w:rPr>
+              <w:rStyle w:val="Hyperlink"/>
+            </w:rPr>
             <w:t xml:space="preserve"> Tilburg</w:t>
           </w:r>
         </w:hyperlink>
@@ -2964,9 +3070,36 @@
             <w:rPr>
               <w:rStyle w:val="Hyperlink"/>
             </w:rPr>
-            <w:t>film</w:t>
-          </w:r>
-        </w:hyperlink>
+            <w:t>fil</w:t>
+          </w:r>
+        </w:hyperlink>
+      </w:r>
+      <w:r>
+        <w:rPr>
+          <w:rFonts w:ascii="Charis SIL Regular" w:hAnsi="Charis SIL Regular" w:eastAsia="Charis SIL Regular"/>
+          <w:b w:val="0"/>
+          <w:i w:val="0"/>
+          <w:color w:val="0000FF"/>
+          <w:sz w:val="24"/>
+        </w:rPr>
+        <w:hyperlink r:id="rId26" w:history="1">
+          <w:r>
+            <w:rPr>
+              <w:rStyle w:val="Hyperlink"/>
+            </w:rPr>
+            <w:t>m</w:t>
+          </w:r>
+        </w:hyperlink>
+      </w:r>
+      <w:r>
+        <w:rPr>
+          <w:rFonts w:ascii="Charis SIL Regular" w:hAnsi="Charis SIL Regular" w:eastAsia="Charis SIL Regular"/>
+          <w:b w:val="0"/>
+          <w:i w:val="0"/>
+          <w:color w:val="0000FF"/>
+          <w:sz w:val="24"/>
+        </w:rPr>
+        <w:t>s</w:t>
       </w:r>
       <w:r>
         <w:rPr>
@@ -2977,7 +3110,7 @@
           <w:sz w:val="24"/>
           <w:u w:val="single"/>
         </w:rPr>
-        <w:t>s</w:t>
+        <w:t xml:space="preserve"> </w:t>
       </w:r>
       <w:r>
         <w:rPr>
@@ -2988,6 +3121,24 @@
           <w:sz w:val="24"/>
           <w:u w:val="single"/>
         </w:rPr>
+        <w:hyperlink r:id="rId26" w:history="1">
+          <w:r>
+            <w:rPr>
+              <w:rStyle w:val="Hyperlink"/>
+            </w:rPr>
+            <w:t>en</w:t>
+          </w:r>
+        </w:hyperlink>
+      </w:r>
+      <w:r>
+        <w:rPr>
+          <w:rFonts w:ascii="Charis SIL Regular" w:hAnsi="Charis SIL Regular" w:eastAsia="Charis SIL Regular"/>
+          <w:b w:val="0"/>
+          <w:i w:val="0"/>
+          <w:color w:val="0000FF"/>
+          <w:sz w:val="24"/>
+          <w:u w:val="single"/>
+        </w:rPr>
         <w:t xml:space="preserve"> </w:t>
       </w:r>
       <w:r>
@@ -3004,48 +3155,9 @@
             <w:rPr>
               <w:rStyle w:val="Hyperlink"/>
             </w:rPr>
-            <w:t>en</w:t>
-          </w:r>
-        </w:hyperlink>
-      </w:r>
-      <w:r>
-        <w:rPr>
-          <w:rFonts w:ascii="Charis SIL Regular" w:hAnsi="Charis SIL Regular" w:eastAsia="Charis SIL Regular"/>
-          <w:b w:val="0"/>
-          <w:i w:val="0"/>
-          <w:color w:val="0000FF"/>
-          <w:sz w:val="24"/>
-          <w:u w:val="single"/>
-        </w:rPr>
-        <w:t xml:space="preserve"> </w:t>
-      </w:r>
-      <w:r>
-        <w:rPr>
-          <w:rFonts w:ascii="Charis SIL Regular" w:hAnsi="Charis SIL Regular" w:eastAsia="Charis SIL Regular"/>
-          <w:b w:val="0"/>
-          <w:i w:val="0"/>
-          <w:color w:val="0000FF"/>
-          <w:sz w:val="24"/>
-          <w:u w:val="single"/>
-        </w:rPr>
-        <w:hyperlink r:id="rId26" w:history="1">
-          <w:r>
-            <w:rPr>
-              <w:rStyle w:val="Hyperlink"/>
-            </w:rPr>
-            <w:t>geluidsbande</w:t>
-          </w:r>
-        </w:hyperlink>
-      </w:r>
-      <w:r>
-        <w:rPr>
-          <w:rFonts w:ascii="Charis SIL Regular" w:hAnsi="Charis SIL Regular" w:eastAsia="Charis SIL Regular"/>
-          <w:b w:val="0"/>
-          <w:i w:val="0"/>
-          <w:color w:val="0000FF"/>
-          <w:sz w:val="24"/>
-        </w:rPr>
-        <w:t>n</w:t>
+            <w:t>geluidsbanden</w:t>
+          </w:r>
+        </w:hyperlink>
       </w:r>
       <w:r>
         <w:rPr>
@@ -3385,18 +3497,26 @@
           <w:i w:val="0"/>
           <w:color w:val="0000FF"/>
           <w:sz w:val="24"/>
-        </w:rPr>
-        <w:t>van</w:t>
-      </w:r>
-      <w:r>
-        <w:rPr>
-          <w:rFonts w:ascii="Charis SIL Regular" w:hAnsi="Charis SIL Regular" w:eastAsia="Charis SIL Regular"/>
-          <w:b w:val="0"/>
-          <w:i w:val="0"/>
-          <w:color w:val="0000FF"/>
-          <w:sz w:val="24"/>
           <w:u w:val="single"/>
         </w:rPr>
+        <w:hyperlink r:id="rId30" w:history="1">
+          <w:r>
+            <w:rPr>
+              <w:rStyle w:val="Hyperlink"/>
+            </w:rPr>
+            <w:t>van</w:t>
+          </w:r>
+        </w:hyperlink>
+      </w:r>
+      <w:r>
+        <w:rPr>
+          <w:rFonts w:ascii="Charis SIL Regular" w:hAnsi="Charis SIL Regular" w:eastAsia="Charis SIL Regular"/>
+          <w:b w:val="0"/>
+          <w:i w:val="0"/>
+          <w:color w:val="0000FF"/>
+          <w:sz w:val="24"/>
+          <w:u w:val="single"/>
+        </w:rPr>
         <w:t xml:space="preserve"> </w:t>
       </w:r>
       <w:r>
@@ -3408,14 +3528,70 @@
           <w:sz w:val="24"/>
           <w:u w:val="single"/>
         </w:rPr>
+        <w:hyperlink r:id="rId28" w:history="1">
+          <w:r>
+            <w:rPr>
+              <w:rStyle w:val="Hyperlink"/>
+            </w:rPr>
+            <w:t>Sypest</w:t>
+          </w:r>
+        </w:hyperlink>
+      </w:r>
+      <w:r>
+        <w:rPr>
+          <w:rFonts w:ascii="Charis SIL Regular" w:hAnsi="Charis SIL Regular" w:eastAsia="Charis SIL Regular"/>
+          <w:b w:val="0"/>
+          <w:i w:val="0"/>
+          <w:color w:val="0000FF"/>
+          <w:sz w:val="24"/>
+          <w:u w:val="single"/>
+        </w:rPr>
         <w:hyperlink r:id="rId30" w:history="1">
           <w:r>
             <w:rPr>
               <w:rStyle w:val="Hyperlink"/>
             </w:rPr>
-            <w:t>Sypest</w:t>
-          </w:r>
-        </w:hyperlink>
+            <w:t>eyn</w:t>
+          </w:r>
+        </w:hyperlink>
+      </w:r>
+      <w:r>
+        <w:rPr>
+          <w:rFonts w:ascii="Charis SIL Regular" w:hAnsi="Charis SIL Regular" w:eastAsia="Charis SIL Regular"/>
+          <w:b w:val="0"/>
+          <w:i w:val="0"/>
+          <w:color w:val="000000"/>
+          <w:sz w:val="24"/>
+        </w:rPr>
+        <w:t xml:space="preserve"> en </w:t>
+      </w:r>
+      <w:r>
+        <w:rPr>
+          <w:u w:val="single" w:color="0000ff"/>
+          <w:rFonts w:ascii="Charis SIL Regular" w:hAnsi="Charis SIL Regular" w:eastAsia="Charis SIL Regular"/>
+          <w:b w:val="0"/>
+          <w:i w:val="0"/>
+          <w:color w:val="000000"/>
+          <w:sz w:val="24"/>
+        </w:rPr>
+        <w:hyperlink r:id="rId29" w:history="1">
+          <w:r>
+            <w:rPr>
+              <w:rStyle w:val="Hyperlink"/>
+            </w:rPr>
+            <w:t>administ</w:t>
+          </w:r>
+        </w:hyperlink>
+      </w:r>
+      <w:r>
+        <w:rPr>
+          <w:rFonts w:ascii="Charis SIL Regular" w:hAnsi="Charis SIL Regular" w:eastAsia="Charis SIL Regular"/>
+          <w:b w:val="0"/>
+          <w:i w:val="0"/>
+          <w:color w:val="000000"/>
+          <w:sz w:val="24"/>
+        </w:rPr>
+        <w:t xml:space="preserve">rateur der financiën </w:t>
       </w:r>
       <w:r>
         <w:rPr>
@@ -3426,24 +3602,195 @@
           <w:sz w:val="24"/>
           <w:u w:val="single"/>
         </w:rPr>
+        <w:hyperlink r:id="rId31" w:history="1">
+          <w:r>
+            <w:rPr>
+              <w:rStyle w:val="Hyperlink"/>
+            </w:rPr>
+            <w:t>Assueer</w:t>
+          </w:r>
+        </w:hyperlink>
+      </w:r>
+      <w:r>
+        <w:rPr>
+          <w:rFonts w:ascii="Charis SIL Regular" w:hAnsi="Charis SIL Regular" w:eastAsia="Charis SIL Regular"/>
+          <w:b w:val="0"/>
+          <w:i w:val="0"/>
+          <w:color w:val="0000FF"/>
+          <w:sz w:val="24"/>
+          <w:u w:val="single"/>
+        </w:rPr>
+        <w:t xml:space="preserve"> </w:t>
+      </w:r>
+      <w:r>
+        <w:rPr>
+          <w:rFonts w:ascii="Charis SIL Regular" w:hAnsi="Charis SIL Regular" w:eastAsia="Charis SIL Regular"/>
+          <w:b w:val="0"/>
+          <w:i w:val="0"/>
+          <w:color w:val="0000FF"/>
+          <w:sz w:val="24"/>
+          <w:u w:val="single"/>
+        </w:rPr>
+        <w:hyperlink r:id="rId31" w:history="1">
+          <w:r>
+            <w:rPr>
+              <w:rStyle w:val="Hyperlink"/>
+            </w:rPr>
+            <w:t>Jacob</w:t>
+          </w:r>
+        </w:hyperlink>
+      </w:r>
+      <w:r>
+        <w:rPr>
+          <w:rFonts w:ascii="Charis SIL Regular" w:hAnsi="Charis SIL Regular" w:eastAsia="Charis SIL Regular"/>
+          <w:b w:val="0"/>
+          <w:i w:val="0"/>
+          <w:color w:val="0000FF"/>
+          <w:sz w:val="24"/>
+          <w:u w:val="single"/>
+        </w:rPr>
+        <w:t xml:space="preserve"> </w:t>
+      </w:r>
+      <w:r>
+        <w:rPr>
+          <w:rFonts w:ascii="Charis SIL Regular" w:hAnsi="Charis SIL Regular" w:eastAsia="Charis SIL Regular"/>
+          <w:b w:val="0"/>
+          <w:i w:val="0"/>
+          <w:color w:val="0000FF"/>
+          <w:sz w:val="24"/>
+          <w:u w:val="single"/>
+        </w:rPr>
+        <w:hyperlink r:id="rId31" w:history="1">
+          <w:r>
+            <w:rPr>
+              <w:rStyle w:val="Hyperlink"/>
+            </w:rPr>
+            <w:t>Schimmelpen</w:t>
+          </w:r>
+        </w:hyperlink>
+      </w:r>
+      <w:r>
+        <w:rPr>
+          <w:rFonts w:ascii="Charis SIL Regular" w:hAnsi="Charis SIL Regular" w:eastAsia="Charis SIL Regular"/>
+          <w:b w:val="0"/>
+          <w:i w:val="0"/>
+          <w:color w:val="0000FF"/>
+          <w:sz w:val="24"/>
+          <w:u w:val="single"/>
+        </w:rPr>
         <w:hyperlink r:id="rId30" w:history="1">
           <w:r>
             <w:rPr>
               <w:rStyle w:val="Hyperlink"/>
             </w:rPr>
-            <w:t>eyn</w:t>
-          </w:r>
-        </w:hyperlink>
-      </w:r>
-      <w:r>
-        <w:rPr>
-          <w:rFonts w:ascii="Charis SIL Regular" w:hAnsi="Charis SIL Regular" w:eastAsia="Charis SIL Regular"/>
-          <w:b w:val="0"/>
-          <w:i w:val="0"/>
-          <w:color w:val="000000"/>
-          <w:sz w:val="24"/>
-        </w:rPr>
-        <w:t xml:space="preserve"> en </w:t>
+            <w:t>ninck</w:t>
+          </w:r>
+        </w:hyperlink>
+      </w:r>
+      <w:r>
+        <w:rPr>
+          <w:rFonts w:ascii="Charis SIL Regular" w:hAnsi="Charis SIL Regular" w:eastAsia="Charis SIL Regular"/>
+          <w:b w:val="0"/>
+          <w:i w:val="0"/>
+          <w:color w:val="0000FF"/>
+          <w:sz w:val="24"/>
+          <w:u w:val="single"/>
+        </w:rPr>
+        <w:t xml:space="preserve"> </w:t>
+      </w:r>
+      <w:r>
+        <w:rPr>
+          <w:rFonts w:ascii="Charis SIL Regular" w:hAnsi="Charis SIL Regular" w:eastAsia="Charis SIL Regular"/>
+          <w:b w:val="0"/>
+          <w:i w:val="0"/>
+          <w:color w:val="0000FF"/>
+          <w:sz w:val="24"/>
+          <w:u w:val="single"/>
+        </w:rPr>
+        <w:hyperlink r:id="rId30" w:history="1">
+          <w:r>
+            <w:rPr>
+              <w:rStyle w:val="Hyperlink"/>
+            </w:rPr>
+            <w:t>va</w:t>
+          </w:r>
+        </w:hyperlink>
+      </w:r>
+      <w:r>
+        <w:rPr>
+          <w:rFonts w:ascii="Charis SIL Regular" w:hAnsi="Charis SIL Regular" w:eastAsia="Charis SIL Regular"/>
+          <w:b w:val="0"/>
+          <w:i w:val="0"/>
+          <w:color w:val="0000FF"/>
+          <w:sz w:val="24"/>
+          <w:u w:val="single"/>
+        </w:rPr>
+        <w:hyperlink r:id="rId30" w:history="1">
+          <w:r>
+            <w:rPr>
+              <w:rStyle w:val="Hyperlink"/>
+            </w:rPr>
+            <w:t>n</w:t>
+          </w:r>
+        </w:hyperlink>
+      </w:r>
+      <w:r>
+        <w:rPr>
+          <w:rFonts w:ascii="Charis SIL Regular" w:hAnsi="Charis SIL Regular" w:eastAsia="Charis SIL Regular"/>
+          <w:b w:val="0"/>
+          <w:i w:val="0"/>
+          <w:color w:val="0000FF"/>
+          <w:sz w:val="24"/>
+          <w:u w:val="single"/>
+        </w:rPr>
+        <w:t xml:space="preserve"> </w:t>
+      </w:r>
+      <w:r>
+        <w:rPr>
+          <w:rFonts w:ascii="Charis SIL Regular" w:hAnsi="Charis SIL Regular" w:eastAsia="Charis SIL Regular"/>
+          <w:b w:val="0"/>
+          <w:i w:val="0"/>
+          <w:color w:val="0000FF"/>
+          <w:sz w:val="24"/>
+          <w:u w:val="single"/>
+        </w:rPr>
+        <w:hyperlink r:id="rId30" w:history="1">
+          <w:r>
+            <w:rPr>
+              <w:rStyle w:val="Hyperlink"/>
+            </w:rPr>
+            <w:t>der</w:t>
+          </w:r>
+        </w:hyperlink>
+      </w:r>
+      <w:r>
+        <w:rPr>
+          <w:rFonts w:ascii="Charis SIL Regular" w:hAnsi="Charis SIL Regular" w:eastAsia="Charis SIL Regular"/>
+          <w:b w:val="0"/>
+          <w:i w:val="0"/>
+          <w:color w:val="0000FF"/>
+          <w:sz w:val="24"/>
+          <w:u w:val="single"/>
+        </w:rPr>
+        <w:t xml:space="preserve"> </w:t>
+      </w:r>
+      <w:r>
+        <w:rPr>
+          <w:rFonts w:ascii="Charis SIL Regular" w:hAnsi="Charis SIL Regular" w:eastAsia="Charis SIL Regular"/>
+          <w:b w:val="0"/>
+          <w:i w:val="0"/>
+          <w:color w:val="0000FF"/>
+          <w:sz w:val="24"/>
+          <w:u w:val="single"/>
+        </w:rPr>
+        <w:hyperlink r:id="rId31" w:history="1">
+          <w:r>
+            <w:rPr>
+              <w:rStyle w:val="Hyperlink"/>
+            </w:rPr>
+            <w:t>Oye</w:t>
+          </w:r>
+        </w:hyperlink>
       </w:r>
       <w:r>
         <w:rPr>
@@ -3454,24 +3801,264 @@
           <w:color w:val="000000"/>
           <w:sz w:val="24"/>
         </w:rPr>
-        <w:hyperlink r:id="rId29" w:history="1">
-          <w:r>
-            <w:rPr>
-              <w:rStyle w:val="Hyperlink"/>
-            </w:rPr>
-            <w:t>administ</w:t>
-          </w:r>
-        </w:hyperlink>
-      </w:r>
-      <w:r>
-        <w:rPr>
-          <w:rFonts w:ascii="Charis SIL Regular" w:hAnsi="Charis SIL Regular" w:eastAsia="Charis SIL Regular"/>
-          <w:b w:val="0"/>
-          <w:i w:val="0"/>
-          <w:color w:val="000000"/>
-          <w:sz w:val="24"/>
-        </w:rPr>
-        <w:t xml:space="preserve">rateur der financiën </w:t>
+        <w:hyperlink r:id="rId30" w:history="1">
+          <w:r>
+            <w:rPr>
+              <w:rStyle w:val="Hyperlink"/>
+            </w:rPr>
+            <w:t>.</w:t>
+          </w:r>
+        </w:hyperlink>
+      </w:r>
+      <w:r>
+        <w:rPr>
+          <w:u w:val="single" w:color="0000ff"/>
+          <w:rFonts w:ascii="Charis SIL Regular" w:hAnsi="Charis SIL Regular" w:eastAsia="Charis SIL Regular"/>
+          <w:b w:val="0"/>
+          <w:i w:val="0"/>
+          <w:color w:val="000000"/>
+          <w:sz w:val="24"/>
+        </w:rPr>
+        <w:hyperlink r:id="rId30" w:history="1">
+          <w:r>
+            <w:rPr>
+              <w:rStyle w:val="Hyperlink"/>
+            </w:rPr>
+            <w:t xml:space="preserve"> De</w:t>
+          </w:r>
+        </w:hyperlink>
+      </w:r>
+      <w:r>
+        <w:rPr>
+          <w:u w:val="single" w:color="0000ff"/>
+          <w:rFonts w:ascii="Charis SIL Regular" w:hAnsi="Charis SIL Regular" w:eastAsia="Charis SIL Regular"/>
+          <w:b w:val="0"/>
+          <w:i w:val="0"/>
+          <w:color w:val="000000"/>
+          <w:sz w:val="24"/>
+        </w:rPr>
+        <w:hyperlink r:id="rId30" w:history="1">
+          <w:r>
+            <w:rPr>
+              <w:rStyle w:val="Hyperlink"/>
+            </w:rPr>
+            <w:t>z</w:t>
+          </w:r>
+        </w:hyperlink>
+      </w:r>
+      <w:r>
+        <w:rPr>
+          <w:u w:val="single" w:color="0000ff"/>
+          <w:rFonts w:ascii="Charis SIL Regular" w:hAnsi="Charis SIL Regular" w:eastAsia="Charis SIL Regular"/>
+          <w:b w:val="0"/>
+          <w:i w:val="0"/>
+          <w:color w:val="000000"/>
+          <w:sz w:val="24"/>
+        </w:rPr>
+        <w:hyperlink r:id="rId30" w:history="1">
+          <w:r>
+            <w:rPr>
+              <w:rStyle w:val="Hyperlink"/>
+            </w:rPr>
+            <w:t xml:space="preserve">e werden </w:t>
+          </w:r>
+        </w:hyperlink>
+      </w:r>
+      <w:r>
+        <w:rPr>
+          <w:rFonts w:ascii="Charis SIL Regular" w:hAnsi="Charis SIL Regular" w:eastAsia="Charis SIL Regular"/>
+          <w:b w:val="0"/>
+          <w:i w:val="0"/>
+          <w:color w:val="000000"/>
+          <w:sz w:val="24"/>
+        </w:rPr>
+        <w:t xml:space="preserve">in </w:t>
+      </w:r>
+      <w:r>
+        <w:rPr>
+          <w:rFonts w:ascii="Charis SIL Regular" w:hAnsi="Charis SIL Regular" w:eastAsia="Charis SIL Regular"/>
+          <w:b w:val="0"/>
+          <w:i w:val="0"/>
+          <w:color w:val="000000"/>
+          <w:sz w:val="24"/>
+        </w:rPr>
+        <w:t>respectievelijk 1883 en 1895</w:t>
+      </w:r>
+      <w:r>
+        <w:rPr>
+          <w:u w:val="single" w:color="0000ff"/>
+          <w:rFonts w:ascii="Charis SIL Regular" w:hAnsi="Charis SIL Regular" w:eastAsia="Charis SIL Regular"/>
+          <w:b w:val="0"/>
+          <w:i w:val="0"/>
+          <w:color w:val="000000"/>
+          <w:sz w:val="24"/>
+        </w:rPr>
+        <w:t xml:space="preserve"> </w:t>
+      </w:r>
+      <w:r>
+        <w:rPr>
+          <w:u w:val="single" w:color="0000ff"/>
+          <w:rFonts w:ascii="Charis SIL Regular" w:hAnsi="Charis SIL Regular" w:eastAsia="Charis SIL Regular"/>
+          <w:b w:val="0"/>
+          <w:i w:val="0"/>
+          <w:color w:val="000000"/>
+          <w:sz w:val="24"/>
+        </w:rPr>
+        <w:hyperlink r:id="rId31" w:history="1">
+          <w:r>
+            <w:rPr>
+              <w:rStyle w:val="Hyperlink"/>
+            </w:rPr>
+            <w:t>geschon</w:t>
+          </w:r>
+        </w:hyperlink>
+      </w:r>
+      <w:r>
+        <w:rPr>
+          <w:u w:val="single" w:color="0000ff"/>
+          <w:rFonts w:ascii="Charis SIL Regular" w:hAnsi="Charis SIL Regular" w:eastAsia="Charis SIL Regular"/>
+          <w:b w:val="0"/>
+          <w:i w:val="0"/>
+          <w:color w:val="000000"/>
+          <w:sz w:val="24"/>
+        </w:rPr>
+        <w:hyperlink r:id="rId31" w:history="1">
+          <w:r>
+            <w:rPr>
+              <w:rStyle w:val="Hyperlink"/>
+            </w:rPr>
+            <w:t>ken a</w:t>
+          </w:r>
+        </w:hyperlink>
+      </w:r>
+      <w:r>
+        <w:rPr>
+          <w:u w:val="single" w:color="0000ff"/>
+          <w:rFonts w:ascii="Charis SIL Regular" w:hAnsi="Charis SIL Regular" w:eastAsia="Charis SIL Regular"/>
+          <w:b w:val="0"/>
+          <w:i w:val="0"/>
+          <w:color w:val="000000"/>
+          <w:sz w:val="24"/>
+        </w:rPr>
+        <w:hyperlink r:id="rId31" w:history="1">
+          <w:r>
+            <w:rPr>
+              <w:rStyle w:val="Hyperlink"/>
+            </w:rPr>
+            <w:t>a</w:t>
+          </w:r>
+        </w:hyperlink>
+      </w:r>
+      <w:r>
+        <w:rPr>
+          <w:u w:val="single" w:color="0000ff"/>
+          <w:rFonts w:ascii="Charis SIL Regular" w:hAnsi="Charis SIL Regular" w:eastAsia="Charis SIL Regular"/>
+          <w:b w:val="0"/>
+          <w:i w:val="0"/>
+          <w:color w:val="000000"/>
+          <w:sz w:val="24"/>
+        </w:rPr>
+        <w:hyperlink r:id="rId31" w:history="1">
+          <w:r>
+            <w:rPr>
+              <w:rStyle w:val="Hyperlink"/>
+            </w:rPr>
+            <w:t>n het Rijks Ethnogr</w:t>
+          </w:r>
+        </w:hyperlink>
+      </w:r>
+      <w:r>
+        <w:rPr>
+          <w:u w:val="single" w:color="0000ff"/>
+          <w:rFonts w:ascii="Charis SIL Regular" w:hAnsi="Charis SIL Regular" w:eastAsia="Charis SIL Regular"/>
+          <w:b w:val="0"/>
+          <w:i w:val="0"/>
+          <w:color w:val="000000"/>
+          <w:sz w:val="24"/>
+        </w:rPr>
+        <w:hyperlink r:id="rId31" w:history="1">
+          <w:r>
+            <w:rPr>
+              <w:rStyle w:val="Hyperlink"/>
+            </w:rPr>
+            <w:t>aph</w:t>
+          </w:r>
+        </w:hyperlink>
+      </w:r>
+      <w:r>
+        <w:rPr>
+          <w:u w:val="single" w:color="0000ff"/>
+          <w:rFonts w:ascii="Charis SIL Regular" w:hAnsi="Charis SIL Regular" w:eastAsia="Charis SIL Regular"/>
+          <w:b w:val="0"/>
+          <w:i w:val="0"/>
+          <w:color w:val="000000"/>
+          <w:sz w:val="24"/>
+        </w:rPr>
+        <w:hyperlink r:id="rId31" w:history="1">
+          <w:r>
+            <w:rPr>
+              <w:rStyle w:val="Hyperlink"/>
+            </w:rPr>
+            <w:t>i</w:t>
+          </w:r>
+        </w:hyperlink>
+      </w:r>
+      <w:r>
+        <w:rPr>
+          <w:u w:val="single" w:color="0000ff"/>
+          <w:rFonts w:ascii="Charis SIL Regular" w:hAnsi="Charis SIL Regular" w:eastAsia="Charis SIL Regular"/>
+          <w:b w:val="0"/>
+          <w:i w:val="0"/>
+          <w:color w:val="000000"/>
+          <w:sz w:val="24"/>
+        </w:rPr>
+        <w:hyperlink r:id="rId31" w:history="1">
+          <w:r>
+            <w:rPr>
+              <w:rStyle w:val="Hyperlink"/>
+            </w:rPr>
+            <w:t>sch</w:t>
+          </w:r>
+        </w:hyperlink>
+      </w:r>
+      <w:r>
+        <w:rPr>
+          <w:u w:val="single" w:color="0000ff"/>
+          <w:rFonts w:ascii="Charis SIL Regular" w:hAnsi="Charis SIL Regular" w:eastAsia="Charis SIL Regular"/>
+          <w:b w:val="0"/>
+          <w:i w:val="0"/>
+          <w:color w:val="000000"/>
+          <w:sz w:val="24"/>
+        </w:rPr>
+        <w:t xml:space="preserve"> </w:t>
+      </w:r>
+      <w:r>
+        <w:rPr>
+          <w:u w:val="single" w:color="0000ff"/>
+          <w:rFonts w:ascii="Charis SIL Regular" w:hAnsi="Charis SIL Regular" w:eastAsia="Charis SIL Regular"/>
+          <w:b w:val="0"/>
+          <w:i w:val="0"/>
+          <w:color w:val="000000"/>
+          <w:sz w:val="24"/>
+        </w:rPr>
+        <w:hyperlink r:id="rId31" w:history="1">
+          <w:r>
+            <w:rPr>
+              <w:rStyle w:val="Hyperlink"/>
+            </w:rPr>
+            <w:t>Mus</w:t>
+          </w:r>
+        </w:hyperlink>
+      </w:r>
+      <w:r>
+        <w:rPr>
+          <w:rFonts w:ascii="Charis SIL Regular" w:hAnsi="Charis SIL Regular" w:eastAsia="Charis SIL Regular"/>
+          <w:b w:val="0"/>
+          <w:i w:val="0"/>
+          <w:color w:val="000000"/>
+          <w:sz w:val="24"/>
+        </w:rPr>
+        <w:t xml:space="preserve">eum, het huidige </w:t>
       </w:r>
       <w:r>
         <w:rPr>
@@ -3482,12 +4069,12 @@
           <w:sz w:val="24"/>
           <w:u w:val="single"/>
         </w:rPr>
-        <w:hyperlink r:id="rId31" w:history="1">
-          <w:r>
-            <w:rPr>
-              <w:rStyle w:val="Hyperlink"/>
-            </w:rPr>
-            <w:t>Assueer</w:t>
+        <w:hyperlink r:id="rId32" w:history="1">
+          <w:r>
+            <w:rPr>
+              <w:rStyle w:val="Hyperlink"/>
+            </w:rPr>
+            <w:t>Wereldmuseum</w:t>
           </w:r>
         </w:hyperlink>
       </w:r>
@@ -3511,14 +4098,24 @@
           <w:sz w:val="24"/>
           <w:u w:val="single"/>
         </w:rPr>
-        <w:hyperlink r:id="rId31" w:history="1">
-          <w:r>
-            <w:rPr>
-              <w:rStyle w:val="Hyperlink"/>
-            </w:rPr>
-            <w:t>Jacob</w:t>
-          </w:r>
-        </w:hyperlink>
+        <w:hyperlink r:id="rId32" w:history="1">
+          <w:r>
+            <w:rPr>
+              <w:rStyle w:val="Hyperlink"/>
+            </w:rPr>
+            <w:t>Leiden</w:t>
+          </w:r>
+        </w:hyperlink>
+      </w:r>
+      <w:r>
+        <w:rPr>
+          <w:rFonts w:ascii="Charis SIL Regular" w:hAnsi="Charis SIL Regular" w:eastAsia="Charis SIL Regular"/>
+          <w:b w:val="0"/>
+          <w:i w:val="0"/>
+          <w:color w:val="000000"/>
+          <w:sz w:val="24"/>
+        </w:rPr>
+        <w:t xml:space="preserve">. Ook het </w:t>
       </w:r>
       <w:r>
         <w:rPr>
@@ -3529,6 +4126,51 @@
           <w:sz w:val="24"/>
           <w:u w:val="single"/>
         </w:rPr>
+        <w:hyperlink r:id="rId33" w:history="1">
+          <w:r>
+            <w:rPr>
+              <w:rStyle w:val="Hyperlink"/>
+            </w:rPr>
+            <w:t>Etnografis</w:t>
+          </w:r>
+        </w:hyperlink>
+      </w:r>
+      <w:r>
+        <w:rPr>
+          <w:rFonts w:ascii="Charis SIL Regular" w:hAnsi="Charis SIL Regular" w:eastAsia="Charis SIL Regular"/>
+          <w:b w:val="0"/>
+          <w:i w:val="0"/>
+          <w:color w:val="0000FF"/>
+          <w:sz w:val="24"/>
+        </w:rPr>
+        <w:hyperlink r:id="rId33" w:history="1">
+          <w:r>
+            <w:rPr>
+              <w:rStyle w:val="Hyperlink"/>
+            </w:rPr>
+            <w:t>c</w:t>
+          </w:r>
+        </w:hyperlink>
+      </w:r>
+      <w:r>
+        <w:rPr>
+          <w:rFonts w:ascii="Charis SIL Regular" w:hAnsi="Charis SIL Regular" w:eastAsia="Charis SIL Regular"/>
+          <w:b w:val="0"/>
+          <w:i w:val="0"/>
+          <w:color w:val="0000FF"/>
+          <w:sz w:val="24"/>
+        </w:rPr>
+        <w:t>h</w:t>
+      </w:r>
+      <w:r>
+        <w:rPr>
+          <w:rFonts w:ascii="Charis SIL Regular" w:hAnsi="Charis SIL Regular" w:eastAsia="Charis SIL Regular"/>
+          <w:b w:val="0"/>
+          <w:i w:val="0"/>
+          <w:color w:val="0000FF"/>
+          <w:sz w:val="24"/>
+          <w:u w:val="single"/>
+        </w:rPr>
         <w:t xml:space="preserve"> </w:t>
       </w:r>
       <w:r>
@@ -3540,12 +4182,12 @@
           <w:sz w:val="24"/>
           <w:u w:val="single"/>
         </w:rPr>
-        <w:hyperlink r:id="rId31" w:history="1">
-          <w:r>
-            <w:rPr>
-              <w:rStyle w:val="Hyperlink"/>
-            </w:rPr>
-            <w:t>Schimmelpen</w:t>
+        <w:hyperlink r:id="rId33" w:history="1">
+          <w:r>
+            <w:rPr>
+              <w:rStyle w:val="Hyperlink"/>
+            </w:rPr>
+            <w:t>Museum</w:t>
           </w:r>
         </w:hyperlink>
       </w:r>
@@ -3558,14 +4200,7 @@
           <w:sz w:val="24"/>
           <w:u w:val="single"/>
         </w:rPr>
-        <w:hyperlink r:id="rId30" w:history="1">
-          <w:r>
-            <w:rPr>
-              <w:rStyle w:val="Hyperlink"/>
-            </w:rPr>
-            <w:t>ninck</w:t>
-          </w:r>
-        </w:hyperlink>
+        <w:t xml:space="preserve"> </w:t>
       </w:r>
       <w:r>
         <w:rPr>
@@ -3576,515 +4211,14 @@
           <w:sz w:val="24"/>
           <w:u w:val="single"/>
         </w:rPr>
-        <w:t xml:space="preserve"> </w:t>
-      </w:r>
-      <w:r>
-        <w:rPr>
-          <w:rFonts w:ascii="Charis SIL Regular" w:hAnsi="Charis SIL Regular" w:eastAsia="Charis SIL Regular"/>
-          <w:b w:val="0"/>
-          <w:i w:val="0"/>
-          <w:color w:val="0000FF"/>
-          <w:sz w:val="24"/>
-          <w:u w:val="single"/>
-        </w:rPr>
-        <w:hyperlink r:id="rId31" w:history="1">
-          <w:r>
-            <w:rPr>
-              <w:rStyle w:val="Hyperlink"/>
-            </w:rPr>
-            <w:t>va</w:t>
-          </w:r>
-        </w:hyperlink>
-      </w:r>
-      <w:r>
-        <w:rPr>
-          <w:rFonts w:ascii="Charis SIL Regular" w:hAnsi="Charis SIL Regular" w:eastAsia="Charis SIL Regular"/>
-          <w:b w:val="0"/>
-          <w:i w:val="0"/>
-          <w:color w:val="0000FF"/>
-          <w:sz w:val="24"/>
-          <w:u w:val="single"/>
-        </w:rPr>
-        <w:hyperlink r:id="rId31" w:history="1">
-          <w:r>
-            <w:rPr>
-              <w:rStyle w:val="Hyperlink"/>
-            </w:rPr>
-            <w:t>n</w:t>
-          </w:r>
-        </w:hyperlink>
-      </w:r>
-      <w:r>
-        <w:rPr>
-          <w:rFonts w:ascii="Charis SIL Regular" w:hAnsi="Charis SIL Regular" w:eastAsia="Charis SIL Regular"/>
-          <w:b w:val="0"/>
-          <w:i w:val="0"/>
-          <w:color w:val="0000FF"/>
-          <w:sz w:val="24"/>
-          <w:u w:val="single"/>
-        </w:rPr>
-        <w:t xml:space="preserve"> </w:t>
-      </w:r>
-      <w:r>
-        <w:rPr>
-          <w:rFonts w:ascii="Charis SIL Regular" w:hAnsi="Charis SIL Regular" w:eastAsia="Charis SIL Regular"/>
-          <w:b w:val="0"/>
-          <w:i w:val="0"/>
-          <w:color w:val="0000FF"/>
-          <w:sz w:val="24"/>
-          <w:u w:val="single"/>
-        </w:rPr>
-        <w:hyperlink r:id="rId31" w:history="1">
-          <w:r>
-            <w:rPr>
-              <w:rStyle w:val="Hyperlink"/>
-            </w:rPr>
-            <w:t>der</w:t>
-          </w:r>
-        </w:hyperlink>
-      </w:r>
-      <w:r>
-        <w:rPr>
-          <w:rFonts w:ascii="Charis SIL Regular" w:hAnsi="Charis SIL Regular" w:eastAsia="Charis SIL Regular"/>
-          <w:b w:val="0"/>
-          <w:i w:val="0"/>
-          <w:color w:val="0000FF"/>
-          <w:sz w:val="24"/>
-          <w:u w:val="single"/>
-        </w:rPr>
-        <w:t xml:space="preserve"> </w:t>
-      </w:r>
-      <w:r>
-        <w:rPr>
-          <w:rFonts w:ascii="Charis SIL Regular" w:hAnsi="Charis SIL Regular" w:eastAsia="Charis SIL Regular"/>
-          <w:b w:val="0"/>
-          <w:i w:val="0"/>
-          <w:color w:val="0000FF"/>
-          <w:sz w:val="24"/>
-        </w:rPr>
-        <w:hyperlink r:id="rId31" w:history="1">
-          <w:r>
-            <w:rPr>
-              <w:rStyle w:val="Hyperlink"/>
-            </w:rPr>
-            <w:t>Oye</w:t>
-          </w:r>
-        </w:hyperlink>
-      </w:r>
-      <w:r>
-        <w:rPr>
-          <w:u w:val="single" w:color="0000ff"/>
-          <w:rFonts w:ascii="Charis SIL Regular" w:hAnsi="Charis SIL Regular" w:eastAsia="Charis SIL Regular"/>
-          <w:b w:val="0"/>
-          <w:i w:val="0"/>
-          <w:color w:val="000000"/>
-          <w:sz w:val="24"/>
-        </w:rPr>
-        <w:hyperlink r:id="rId30" w:history="1">
-          <w:r>
-            <w:rPr>
-              <w:rStyle w:val="Hyperlink"/>
-            </w:rPr>
-            <w:t>.</w:t>
-          </w:r>
-        </w:hyperlink>
-      </w:r>
-      <w:r>
-        <w:rPr>
-          <w:u w:val="single" w:color="0000ff"/>
-          <w:rFonts w:ascii="Charis SIL Regular" w:hAnsi="Charis SIL Regular" w:eastAsia="Charis SIL Regular"/>
-          <w:b w:val="0"/>
-          <w:i w:val="0"/>
-          <w:color w:val="000000"/>
-          <w:sz w:val="24"/>
-        </w:rPr>
-        <w:hyperlink r:id="rId30" w:history="1">
-          <w:r>
-            <w:rPr>
-              <w:rStyle w:val="Hyperlink"/>
-            </w:rPr>
-            <w:t xml:space="preserve"> De</w:t>
-          </w:r>
-        </w:hyperlink>
-      </w:r>
-      <w:r>
-        <w:rPr>
-          <w:u w:val="single" w:color="0000ff"/>
-          <w:rFonts w:ascii="Charis SIL Regular" w:hAnsi="Charis SIL Regular" w:eastAsia="Charis SIL Regular"/>
-          <w:b w:val="0"/>
-          <w:i w:val="0"/>
-          <w:color w:val="000000"/>
-          <w:sz w:val="24"/>
-        </w:rPr>
-        <w:hyperlink r:id="rId30" w:history="1">
-          <w:r>
-            <w:rPr>
-              <w:rStyle w:val="Hyperlink"/>
-            </w:rPr>
-            <w:t>z</w:t>
-          </w:r>
-        </w:hyperlink>
-      </w:r>
-      <w:r>
-        <w:rPr>
-          <w:u w:val="single" w:color="0000ff"/>
-          <w:rFonts w:ascii="Charis SIL Regular" w:hAnsi="Charis SIL Regular" w:eastAsia="Charis SIL Regular"/>
-          <w:b w:val="0"/>
-          <w:i w:val="0"/>
-          <w:color w:val="000000"/>
-          <w:sz w:val="24"/>
-        </w:rPr>
-        <w:hyperlink r:id="rId30" w:history="1">
-          <w:r>
-            <w:rPr>
-              <w:rStyle w:val="Hyperlink"/>
-            </w:rPr>
-            <w:t xml:space="preserve">e werden </w:t>
-          </w:r>
-        </w:hyperlink>
-      </w:r>
-      <w:r>
-        <w:rPr>
-          <w:rFonts w:ascii="Charis SIL Regular" w:hAnsi="Charis SIL Regular" w:eastAsia="Charis SIL Regular"/>
-          <w:b w:val="0"/>
-          <w:i w:val="0"/>
-          <w:color w:val="000000"/>
-          <w:sz w:val="24"/>
-        </w:rPr>
-        <w:t xml:space="preserve">in </w:t>
-      </w:r>
-      <w:r>
-        <w:rPr>
-          <w:rFonts w:ascii="Charis SIL Regular" w:hAnsi="Charis SIL Regular" w:eastAsia="Charis SIL Regular"/>
-          <w:b w:val="0"/>
-          <w:i w:val="0"/>
-          <w:color w:val="000000"/>
-          <w:sz w:val="24"/>
-        </w:rPr>
-        <w:t>respectievelijk 1883 en 1895</w:t>
-      </w:r>
-      <w:r>
-        <w:rPr>
-          <w:u w:val="single" w:color="0000ff"/>
-          <w:rFonts w:ascii="Charis SIL Regular" w:hAnsi="Charis SIL Regular" w:eastAsia="Charis SIL Regular"/>
-          <w:b w:val="0"/>
-          <w:i w:val="0"/>
-          <w:color w:val="000000"/>
-          <w:sz w:val="24"/>
-        </w:rPr>
-        <w:t xml:space="preserve"> </w:t>
-      </w:r>
-      <w:r>
-        <w:rPr>
-          <w:u w:val="single" w:color="0000ff"/>
-          <w:rFonts w:ascii="Charis SIL Regular" w:hAnsi="Charis SIL Regular" w:eastAsia="Charis SIL Regular"/>
-          <w:b w:val="0"/>
-          <w:i w:val="0"/>
-          <w:color w:val="000000"/>
-          <w:sz w:val="24"/>
-        </w:rPr>
-        <w:hyperlink r:id="rId31" w:history="1">
-          <w:r>
-            <w:rPr>
-              <w:rStyle w:val="Hyperlink"/>
-            </w:rPr>
-            <w:t>geschon</w:t>
-          </w:r>
-        </w:hyperlink>
-      </w:r>
-      <w:r>
-        <w:rPr>
-          <w:u w:val="single" w:color="0000ff"/>
-          <w:rFonts w:ascii="Charis SIL Regular" w:hAnsi="Charis SIL Regular" w:eastAsia="Charis SIL Regular"/>
-          <w:b w:val="0"/>
-          <w:i w:val="0"/>
-          <w:color w:val="000000"/>
-          <w:sz w:val="24"/>
-        </w:rPr>
-        <w:hyperlink r:id="rId31" w:history="1">
-          <w:r>
-            <w:rPr>
-              <w:rStyle w:val="Hyperlink"/>
-            </w:rPr>
-            <w:t>ken a</w:t>
-          </w:r>
-        </w:hyperlink>
-      </w:r>
-      <w:r>
-        <w:rPr>
-          <w:u w:val="single" w:color="0000ff"/>
-          <w:rFonts w:ascii="Charis SIL Regular" w:hAnsi="Charis SIL Regular" w:eastAsia="Charis SIL Regular"/>
-          <w:b w:val="0"/>
-          <w:i w:val="0"/>
-          <w:color w:val="000000"/>
-          <w:sz w:val="24"/>
-        </w:rPr>
-        <w:hyperlink r:id="rId31" w:history="1">
-          <w:r>
-            <w:rPr>
-              <w:rStyle w:val="Hyperlink"/>
-            </w:rPr>
-            <w:t>a</w:t>
-          </w:r>
-        </w:hyperlink>
-      </w:r>
-      <w:r>
-        <w:rPr>
-          <w:u w:val="single" w:color="0000ff"/>
-          <w:rFonts w:ascii="Charis SIL Regular" w:hAnsi="Charis SIL Regular" w:eastAsia="Charis SIL Regular"/>
-          <w:b w:val="0"/>
-          <w:i w:val="0"/>
-          <w:color w:val="000000"/>
-          <w:sz w:val="24"/>
-        </w:rPr>
-        <w:t>n het Rijks Ethnogr</w:t>
-      </w:r>
-      <w:r>
-        <w:rPr>
-          <w:u w:val="single" w:color="0000ff"/>
-          <w:rFonts w:ascii="Charis SIL Regular" w:hAnsi="Charis SIL Regular" w:eastAsia="Charis SIL Regular"/>
-          <w:b w:val="0"/>
-          <w:i w:val="0"/>
-          <w:color w:val="000000"/>
-          <w:sz w:val="24"/>
-        </w:rPr>
-        <w:hyperlink r:id="rId31" w:history="1">
-          <w:r>
-            <w:rPr>
-              <w:rStyle w:val="Hyperlink"/>
-            </w:rPr>
-            <w:t>aph</w:t>
-          </w:r>
-        </w:hyperlink>
-      </w:r>
-      <w:r>
-        <w:rPr>
-          <w:u w:val="single" w:color="0000ff"/>
-          <w:rFonts w:ascii="Charis SIL Regular" w:hAnsi="Charis SIL Regular" w:eastAsia="Charis SIL Regular"/>
-          <w:b w:val="0"/>
-          <w:i w:val="0"/>
-          <w:color w:val="000000"/>
-          <w:sz w:val="24"/>
-        </w:rPr>
-        <w:hyperlink r:id="rId31" w:history="1">
-          <w:r>
-            <w:rPr>
-              <w:rStyle w:val="Hyperlink"/>
-            </w:rPr>
-            <w:t>i</w:t>
-          </w:r>
-        </w:hyperlink>
-      </w:r>
-      <w:r>
-        <w:rPr>
-          <w:u w:val="single" w:color="0000ff"/>
-          <w:rFonts w:ascii="Charis SIL Regular" w:hAnsi="Charis SIL Regular" w:eastAsia="Charis SIL Regular"/>
-          <w:b w:val="0"/>
-          <w:i w:val="0"/>
-          <w:color w:val="000000"/>
-          <w:sz w:val="24"/>
-        </w:rPr>
-        <w:hyperlink r:id="rId31" w:history="1">
-          <w:r>
-            <w:rPr>
-              <w:rStyle w:val="Hyperlink"/>
-            </w:rPr>
-            <w:t>sch</w:t>
-          </w:r>
-        </w:hyperlink>
-      </w:r>
-      <w:r>
-        <w:rPr>
-          <w:u w:val="single" w:color="0000ff"/>
-          <w:rFonts w:ascii="Charis SIL Regular" w:hAnsi="Charis SIL Regular" w:eastAsia="Charis SIL Regular"/>
-          <w:b w:val="0"/>
-          <w:i w:val="0"/>
-          <w:color w:val="000000"/>
-          <w:sz w:val="24"/>
-        </w:rPr>
-        <w:t xml:space="preserve"> </w:t>
-      </w:r>
-      <w:r>
-        <w:rPr>
-          <w:u w:val="single" w:color="0000ff"/>
-          <w:rFonts w:ascii="Charis SIL Regular" w:hAnsi="Charis SIL Regular" w:eastAsia="Charis SIL Regular"/>
-          <w:b w:val="0"/>
-          <w:i w:val="0"/>
-          <w:color w:val="000000"/>
-          <w:sz w:val="24"/>
-        </w:rPr>
-        <w:hyperlink r:id="rId31" w:history="1">
-          <w:r>
-            <w:rPr>
-              <w:rStyle w:val="Hyperlink"/>
-            </w:rPr>
-            <w:t>Mus</w:t>
-          </w:r>
-        </w:hyperlink>
-      </w:r>
-      <w:r>
-        <w:rPr>
-          <w:rFonts w:ascii="Charis SIL Regular" w:hAnsi="Charis SIL Regular" w:eastAsia="Charis SIL Regular"/>
-          <w:b w:val="0"/>
-          <w:i w:val="0"/>
-          <w:color w:val="000000"/>
-          <w:sz w:val="24"/>
-        </w:rPr>
-        <w:t xml:space="preserve">eum, het huidige </w:t>
-      </w:r>
-      <w:r>
-        <w:rPr>
-          <w:rFonts w:ascii="Charis SIL Regular" w:hAnsi="Charis SIL Regular" w:eastAsia="Charis SIL Regular"/>
-          <w:b w:val="0"/>
-          <w:i w:val="0"/>
-          <w:color w:val="0000FF"/>
-          <w:sz w:val="24"/>
-          <w:u w:val="single"/>
-        </w:rPr>
-        <w:hyperlink r:id="rId32" w:history="1">
-          <w:r>
-            <w:rPr>
-              <w:rStyle w:val="Hyperlink"/>
-            </w:rPr>
-            <w:t>Wereldmuseum</w:t>
-          </w:r>
-        </w:hyperlink>
-      </w:r>
-      <w:r>
-        <w:rPr>
-          <w:rFonts w:ascii="Charis SIL Regular" w:hAnsi="Charis SIL Regular" w:eastAsia="Charis SIL Regular"/>
-          <w:b w:val="0"/>
-          <w:i w:val="0"/>
-          <w:color w:val="0000FF"/>
-          <w:sz w:val="24"/>
-          <w:u w:val="single"/>
-        </w:rPr>
-        <w:t xml:space="preserve"> </w:t>
-      </w:r>
-      <w:r>
-        <w:rPr>
-          <w:rFonts w:ascii="Charis SIL Regular" w:hAnsi="Charis SIL Regular" w:eastAsia="Charis SIL Regular"/>
-          <w:b w:val="0"/>
-          <w:i w:val="0"/>
-          <w:color w:val="0000FF"/>
-          <w:sz w:val="24"/>
-          <w:u w:val="single"/>
-        </w:rPr>
-        <w:hyperlink r:id="rId32" w:history="1">
-          <w:r>
-            <w:rPr>
-              <w:rStyle w:val="Hyperlink"/>
-            </w:rPr>
-            <w:t>Leiden</w:t>
-          </w:r>
-        </w:hyperlink>
-      </w:r>
-      <w:r>
-        <w:rPr>
-          <w:rFonts w:ascii="Charis SIL Regular" w:hAnsi="Charis SIL Regular" w:eastAsia="Charis SIL Regular"/>
-          <w:b w:val="0"/>
-          <w:i w:val="0"/>
-          <w:color w:val="000000"/>
-          <w:sz w:val="24"/>
-        </w:rPr>
-        <w:t xml:space="preserve">. Ook het </w:t>
-      </w:r>
-      <w:r>
-        <w:rPr>
-          <w:rFonts w:ascii="Charis SIL Regular" w:hAnsi="Charis SIL Regular" w:eastAsia="Charis SIL Regular"/>
-          <w:b w:val="0"/>
-          <w:i w:val="0"/>
-          <w:color w:val="0000FF"/>
-          <w:sz w:val="24"/>
-          <w:u w:val="single"/>
-        </w:rPr>
         <w:hyperlink r:id="rId33" w:history="1">
           <w:r>
             <w:rPr>
               <w:rStyle w:val="Hyperlink"/>
             </w:rPr>
-            <w:t>Etnografisc</w:t>
-          </w:r>
-        </w:hyperlink>
-      </w:r>
-      <w:r>
-        <w:rPr>
-          <w:rFonts w:ascii="Charis SIL Regular" w:hAnsi="Charis SIL Regular" w:eastAsia="Charis SIL Regular"/>
-          <w:b w:val="0"/>
-          <w:i w:val="0"/>
-          <w:color w:val="0000FF"/>
-          <w:sz w:val="24"/>
-          <w:u w:val="single"/>
-        </w:rPr>
-        <w:t>h</w:t>
-      </w:r>
-      <w:r>
-        <w:rPr>
-          <w:rFonts w:ascii="Charis SIL Regular" w:hAnsi="Charis SIL Regular" w:eastAsia="Charis SIL Regular"/>
-          <w:b w:val="0"/>
-          <w:i w:val="0"/>
-          <w:color w:val="0000FF"/>
-          <w:sz w:val="24"/>
-          <w:u w:val="single"/>
-        </w:rPr>
-        <w:t xml:space="preserve"> </w:t>
-      </w:r>
-      <w:r>
-        <w:rPr>
-          <w:rFonts w:ascii="Charis SIL Regular" w:hAnsi="Charis SIL Regular" w:eastAsia="Charis SIL Regular"/>
-          <w:b w:val="0"/>
-          <w:i w:val="0"/>
-          <w:color w:val="0000FF"/>
-          <w:sz w:val="24"/>
-          <w:u w:val="single"/>
-        </w:rPr>
-        <w:hyperlink r:id="rId33" w:history="1">
-          <w:r>
-            <w:rPr>
-              <w:rStyle w:val="Hyperlink"/>
-            </w:rPr>
-            <w:t>Museum</w:t>
-          </w:r>
-        </w:hyperlink>
-      </w:r>
-      <w:r>
-        <w:rPr>
-          <w:rFonts w:ascii="Charis SIL Regular" w:hAnsi="Charis SIL Regular" w:eastAsia="Charis SIL Regular"/>
-          <w:b w:val="0"/>
-          <w:i w:val="0"/>
-          <w:color w:val="0000FF"/>
-          <w:sz w:val="24"/>
-          <w:u w:val="single"/>
-        </w:rPr>
-        <w:t xml:space="preserve"> </w:t>
-      </w:r>
-      <w:r>
-        <w:rPr>
-          <w:rFonts w:ascii="Charis SIL Regular" w:hAnsi="Charis SIL Regular" w:eastAsia="Charis SIL Regular"/>
-          <w:b w:val="0"/>
-          <w:i w:val="0"/>
-          <w:color w:val="0000FF"/>
-          <w:sz w:val="24"/>
-          <w:u w:val="single"/>
-        </w:rPr>
-        <w:hyperlink r:id="rId33" w:history="1">
-          <w:r>
-            <w:rPr>
-              <w:rStyle w:val="Hyperlink"/>
-            </w:rPr>
-            <w:t>Arti</w:t>
-          </w:r>
-        </w:hyperlink>
-      </w:r>
-      <w:r>
-        <w:rPr>
-          <w:rFonts w:ascii="Charis SIL Regular" w:hAnsi="Charis SIL Regular" w:eastAsia="Charis SIL Regular"/>
-          <w:b w:val="0"/>
-          <w:i w:val="0"/>
-          <w:color w:val="0000FF"/>
-          <w:sz w:val="24"/>
-        </w:rPr>
-        <w:t>s</w:t>
+            <w:t>Artis</w:t>
+          </w:r>
+        </w:hyperlink>
       </w:r>
       <w:r>
         <w:rPr>
@@ -4190,7 +4324,32 @@
           <w:color w:val="000000"/>
           <w:sz w:val="24"/>
         </w:rPr>
-        <w:t>kwakwaba</w:t>
+        <w:hyperlink r:id="rId33" w:history="1">
+          <w:r>
+            <w:rPr>
+              <w:rStyle w:val="Hyperlink"/>
+            </w:rPr>
+            <w:t>k</w:t>
+          </w:r>
+        </w:hyperlink>
+      </w:r>
+      <w:r>
+        <w:rPr>
+          <w:u w:val="single" w:color="0000ff"/>
+          <w:rFonts w:ascii="Charis SIL Italic" w:hAnsi="Charis SIL Italic" w:eastAsia="Charis SIL Italic"/>
+          <w:b w:val="0"/>
+          <w:i/>
+          <w:color w:val="000000"/>
+          <w:sz w:val="24"/>
+        </w:rPr>
+        <w:hyperlink r:id="rId33" w:history="1">
+          <w:r>
+            <w:rPr>
+              <w:rStyle w:val="Hyperlink"/>
+            </w:rPr>
+            <w:t>wakwaba</w:t>
+          </w:r>
+        </w:hyperlink>
       </w:r>
       <w:r>
         <w:rPr>
@@ -5121,7 +5280,14 @@
           <w:color w:val="000000"/>
           <w:sz w:val="24"/>
         </w:rPr>
-        <w:t xml:space="preserve">g </w:t>
+        <w:hyperlink r:id="rId43" w:history="1">
+          <w:r>
+            <w:rPr>
+              <w:rStyle w:val="Hyperlink"/>
+            </w:rPr>
+            <w:t xml:space="preserve">g </w:t>
+          </w:r>
+        </w:hyperlink>
       </w:r>
       <w:r>
         <w:rPr>
@@ -6524,7 +6690,7 @@
           <w:color w:val="000000"/>
           <w:sz w:val="24"/>
         </w:rPr>
-        <w:t xml:space="preserve">collectie bevindt zich vandaag de dag in de serie </w:t>
+        <w:t xml:space="preserve">collecties bevinden zich vandaag de dag in de serie </w:t>
       </w:r>
       <w:r>
         <w:rPr>
@@ -6570,7 +6736,20 @@
           <w:color w:val="000000"/>
           <w:sz w:val="24"/>
         </w:rPr>
-        <w:t xml:space="preserve"> van het Wereldmuseum Amsterdam.</w:t>
+        <w:t xml:space="preserve"> van het Wereldmuseum </w:t>
+      </w:r>
+      <w:r>
+        <w:br/>
+      </w:r>
+      <w:r>
+        <w:rPr>
+          <w:rFonts w:ascii="Charis SIL Regular" w:hAnsi="Charis SIL Regular" w:eastAsia="Charis SIL Regular"/>
+          <w:b w:val="0"/>
+          <w:i w:val="0"/>
+          <w:color w:val="000000"/>
+          <w:sz w:val="24"/>
+        </w:rPr>
+        <w:t>Amsterdam.</w:t>
       </w:r>
     </w:p>
     <w:p>
@@ -7085,7 +7264,7 @@
           <w:sz w:val="24"/>
           <w:u w:val="single"/>
         </w:rPr>
-        <w:hyperlink r:id="rId57" w:history="1">
+        <w:hyperlink r:id="rId58" w:history="1">
           <w:r>
             <w:rPr>
               <w:rStyle w:val="Hyperlink"/>
@@ -7186,178 +7365,7 @@
           <w:color w:val="000000"/>
           <w:sz w:val="24"/>
         </w:rPr>
-        <w:t xml:space="preserve">zich in </w:t>
-      </w:r>
-      <w:r>
-        <w:rPr>
-          <w:rFonts w:ascii="Charis SIL Regular" w:hAnsi="Charis SIL Regular" w:eastAsia="Charis SIL Regular"/>
-          <w:b w:val="0"/>
-          <w:i w:val="0"/>
-          <w:color w:val="000000"/>
-          <w:sz w:val="24"/>
-        </w:rPr>
-        <w:t xml:space="preserve">de collectie van het </w:t>
-      </w:r>
-      <w:r>
-        <w:rPr>
-          <w:rFonts w:ascii="Charis SIL Regular" w:hAnsi="Charis SIL Regular" w:eastAsia="Charis SIL Regular"/>
-          <w:b w:val="0"/>
-          <w:i w:val="0"/>
-          <w:color w:val="0000FF"/>
-          <w:sz w:val="24"/>
-          <w:u w:val="single"/>
-        </w:rPr>
-        <w:hyperlink r:id="rId60" w:history="1">
-          <w:r>
-            <w:rPr>
-              <w:rStyle w:val="Hyperlink"/>
-            </w:rPr>
-            <w:t>Ri</w:t>
-          </w:r>
-        </w:hyperlink>
-      </w:r>
-      <w:r>
-        <w:rPr>
-          <w:rFonts w:ascii="Charis SIL Regular" w:hAnsi="Charis SIL Regular" w:eastAsia="Charis SIL Regular"/>
-          <w:b w:val="0"/>
-          <w:i w:val="0"/>
-          <w:color w:val="0000FF"/>
-          <w:sz w:val="24"/>
-          <w:u w:val="single"/>
-        </w:rPr>
-        <w:hyperlink r:id="rId59" w:history="1">
-          <w:r>
-            <w:rPr>
-              <w:rStyle w:val="Hyperlink"/>
-            </w:rPr>
-            <w:t>jksmuseum</w:t>
-          </w:r>
-        </w:hyperlink>
-      </w:r>
-      <w:r>
-        <w:rPr>
-          <w:rFonts w:ascii="Charis SIL Regular" w:hAnsi="Charis SIL Regular" w:eastAsia="Charis SIL Regular"/>
-          <w:b w:val="0"/>
-          <w:i w:val="0"/>
-          <w:color w:val="0000FF"/>
-          <w:sz w:val="24"/>
-          <w:u w:val="single"/>
-        </w:rPr>
-        <w:t xml:space="preserve"> </w:t>
-      </w:r>
-      <w:r>
-        <w:rPr>
-          <w:rFonts w:ascii="Charis SIL Regular" w:hAnsi="Charis SIL Regular" w:eastAsia="Charis SIL Regular"/>
-          <w:b w:val="0"/>
-          <w:i w:val="0"/>
-          <w:color w:val="0000FF"/>
-          <w:sz w:val="24"/>
-          <w:u w:val="single"/>
-        </w:rPr>
-        <w:hyperlink r:id="rId60" w:history="1">
-          <w:r>
-            <w:rPr>
-              <w:rStyle w:val="Hyperlink"/>
-            </w:rPr>
-            <w:t>Amsterdam</w:t>
-          </w:r>
-        </w:hyperlink>
-      </w:r>
-      <w:r>
-        <w:rPr>
-          <w:rFonts w:ascii="Charis SIL Regular" w:hAnsi="Charis SIL Regular" w:eastAsia="Charis SIL Regular"/>
-          <w:b w:val="0"/>
-          <w:i w:val="0"/>
-          <w:color w:val="000000"/>
-          <w:sz w:val="24"/>
-        </w:rPr>
-        <w:t xml:space="preserve">. Expeditielid </w:t>
-      </w:r>
-      <w:r>
-        <w:rPr>
-          <w:rFonts w:ascii="Charis SIL Regular" w:hAnsi="Charis SIL Regular" w:eastAsia="Charis SIL Regular"/>
-          <w:b w:val="0"/>
-          <w:i w:val="0"/>
-          <w:color w:val="0000FF"/>
-          <w:sz w:val="24"/>
-          <w:u w:val="single"/>
-        </w:rPr>
-        <w:hyperlink r:id="rId61" w:history="1">
-          <w:r>
-            <w:rPr>
-              <w:rStyle w:val="Hyperlink"/>
-            </w:rPr>
-            <w:t>Claudius</w:t>
-          </w:r>
-        </w:hyperlink>
-      </w:r>
-      <w:r>
-        <w:rPr>
-          <w:rFonts w:ascii="Charis SIL Regular" w:hAnsi="Charis SIL Regular" w:eastAsia="Charis SIL Regular"/>
-          <w:b w:val="0"/>
-          <w:i w:val="0"/>
-          <w:color w:val="0000FF"/>
-          <w:sz w:val="24"/>
-          <w:u w:val="single"/>
-        </w:rPr>
-        <w:t xml:space="preserve"> </w:t>
-      </w:r>
-      <w:r>
-        <w:rPr>
-          <w:rFonts w:ascii="Charis SIL Regular" w:hAnsi="Charis SIL Regular" w:eastAsia="Charis SIL Regular"/>
-          <w:b w:val="0"/>
-          <w:i w:val="0"/>
-          <w:color w:val="0000FF"/>
-          <w:sz w:val="24"/>
-          <w:u w:val="single"/>
-        </w:rPr>
-        <w:hyperlink r:id="rId61" w:history="1">
-          <w:r>
-            <w:rPr>
-              <w:rStyle w:val="Hyperlink"/>
-            </w:rPr>
-            <w:t>de</w:t>
-          </w:r>
-        </w:hyperlink>
-      </w:r>
-      <w:r>
-        <w:rPr>
-          <w:rFonts w:ascii="Charis SIL Regular" w:hAnsi="Charis SIL Regular" w:eastAsia="Charis SIL Regular"/>
-          <w:b w:val="0"/>
-          <w:i w:val="0"/>
-          <w:color w:val="0000FF"/>
-          <w:sz w:val="24"/>
-          <w:u w:val="single"/>
-        </w:rPr>
-        <w:t xml:space="preserve"> </w:t>
-      </w:r>
-      <w:r>
-        <w:rPr>
-          <w:rFonts w:ascii="Charis SIL Regular" w:hAnsi="Charis SIL Regular" w:eastAsia="Charis SIL Regular"/>
-          <w:b w:val="0"/>
-          <w:i w:val="0"/>
-          <w:color w:val="0000FF"/>
-          <w:sz w:val="24"/>
-          <w:u w:val="single"/>
-        </w:rPr>
-        <w:hyperlink r:id="rId61" w:history="1">
-          <w:r>
-            <w:rPr>
-              <w:rStyle w:val="Hyperlink"/>
-            </w:rPr>
-            <w:t>Goeje</w:t>
-          </w:r>
-        </w:hyperlink>
-      </w:r>
-      <w:r>
-        <w:rPr>
-          <w:rFonts w:ascii="Charis SIL Regular" w:hAnsi="Charis SIL Regular" w:eastAsia="Charis SIL Regular"/>
-          <w:b w:val="0"/>
-          <w:i w:val="0"/>
-          <w:color w:val="000000"/>
-          <w:sz w:val="24"/>
-        </w:rPr>
-        <w:t xml:space="preserve"> droeg in 1904</w:t>
+        <w:t>zich in</w:t>
       </w:r>
     </w:p>
     <w:p>
@@ -7385,8 +7393,8 @@
         <w:autoSpaceDE w:val="0"/>
         <w:widowControl/>
         <w:spacing w:line="288" w:lineRule="exact" w:before="64" w:after="0"/>
-        <w:ind w:left="10" w:right="144" w:firstLine="0"/>
-        <w:jc w:val="left"/>
+        <w:ind w:left="10" w:right="202" w:firstLine="0"/>
+        <w:jc w:val="both"/>
       </w:pPr>
       <w:r>
         <w:rPr>
@@ -7396,7 +7404,310 @@
           <w:color w:val="000000"/>
           <w:sz w:val="24"/>
         </w:rPr>
-        <w:t xml:space="preserve">een persoonlijke verzameling over aan het museum in Leiden, waar die is opgenomen onder </w:t>
+        <w:t xml:space="preserve">de collectie van het </w:t>
+      </w:r>
+      <w:r>
+        <w:rPr>
+          <w:rFonts w:ascii="Charis SIL Regular" w:hAnsi="Charis SIL Regular" w:eastAsia="Charis SIL Regular"/>
+          <w:b w:val="0"/>
+          <w:i w:val="0"/>
+          <w:color w:val="0000FF"/>
+          <w:sz w:val="24"/>
+          <w:u w:val="single"/>
+        </w:rPr>
+        <w:hyperlink r:id="rId60" w:history="1">
+          <w:r>
+            <w:rPr>
+              <w:rStyle w:val="Hyperlink"/>
+            </w:rPr>
+            <w:t>Rijksmuseum</w:t>
+          </w:r>
+        </w:hyperlink>
+      </w:r>
+      <w:r>
+        <w:rPr>
+          <w:rFonts w:ascii="Charis SIL Regular" w:hAnsi="Charis SIL Regular" w:eastAsia="Charis SIL Regular"/>
+          <w:b w:val="0"/>
+          <w:i w:val="0"/>
+          <w:color w:val="0000FF"/>
+          <w:sz w:val="24"/>
+          <w:u w:val="single"/>
+        </w:rPr>
+        <w:t xml:space="preserve"> </w:t>
+      </w:r>
+      <w:r>
+        <w:rPr>
+          <w:rFonts w:ascii="Charis SIL Regular" w:hAnsi="Charis SIL Regular" w:eastAsia="Charis SIL Regular"/>
+          <w:b w:val="0"/>
+          <w:i w:val="0"/>
+          <w:color w:val="0000FF"/>
+          <w:sz w:val="24"/>
+          <w:u w:val="single"/>
+        </w:rPr>
+        <w:hyperlink r:id="rId60" w:history="1">
+          <w:r>
+            <w:rPr>
+              <w:rStyle w:val="Hyperlink"/>
+            </w:rPr>
+            <w:t>Amsterdam</w:t>
+          </w:r>
+        </w:hyperlink>
+      </w:r>
+      <w:r>
+        <w:rPr>
+          <w:rFonts w:ascii="Charis SIL Regular" w:hAnsi="Charis SIL Regular" w:eastAsia="Charis SIL Regular"/>
+          <w:b w:val="0"/>
+          <w:i w:val="0"/>
+          <w:color w:val="000000"/>
+          <w:sz w:val="24"/>
+        </w:rPr>
+        <w:t xml:space="preserve">. Expeditielid </w:t>
+      </w:r>
+      <w:r>
+        <w:rPr>
+          <w:rFonts w:ascii="Charis SIL Regular" w:hAnsi="Charis SIL Regular" w:eastAsia="Charis SIL Regular"/>
+          <w:b w:val="0"/>
+          <w:i w:val="0"/>
+          <w:color w:val="0000FF"/>
+          <w:sz w:val="24"/>
+          <w:u w:val="single"/>
+        </w:rPr>
+        <w:hyperlink r:id="rId61" w:history="1">
+          <w:r>
+            <w:rPr>
+              <w:rStyle w:val="Hyperlink"/>
+            </w:rPr>
+            <w:t>Claudius</w:t>
+          </w:r>
+        </w:hyperlink>
+      </w:r>
+      <w:r>
+        <w:rPr>
+          <w:rFonts w:ascii="Charis SIL Regular" w:hAnsi="Charis SIL Regular" w:eastAsia="Charis SIL Regular"/>
+          <w:b w:val="0"/>
+          <w:i w:val="0"/>
+          <w:color w:val="0000FF"/>
+          <w:sz w:val="24"/>
+          <w:u w:val="single"/>
+        </w:rPr>
+        <w:t xml:space="preserve"> </w:t>
+      </w:r>
+      <w:r>
+        <w:rPr>
+          <w:rFonts w:ascii="Charis SIL Regular" w:hAnsi="Charis SIL Regular" w:eastAsia="Charis SIL Regular"/>
+          <w:b w:val="0"/>
+          <w:i w:val="0"/>
+          <w:color w:val="0000FF"/>
+          <w:sz w:val="24"/>
+          <w:u w:val="single"/>
+        </w:rPr>
+        <w:hyperlink r:id="rId61" w:history="1">
+          <w:r>
+            <w:rPr>
+              <w:rStyle w:val="Hyperlink"/>
+            </w:rPr>
+            <w:t>de</w:t>
+          </w:r>
+        </w:hyperlink>
+      </w:r>
+      <w:r>
+        <w:rPr>
+          <w:rFonts w:ascii="Charis SIL Regular" w:hAnsi="Charis SIL Regular" w:eastAsia="Charis SIL Regular"/>
+          <w:b w:val="0"/>
+          <w:i w:val="0"/>
+          <w:color w:val="0000FF"/>
+          <w:sz w:val="24"/>
+          <w:u w:val="single"/>
+        </w:rPr>
+        <w:t xml:space="preserve"> </w:t>
+      </w:r>
+      <w:r>
+        <w:rPr>
+          <w:rFonts w:ascii="Charis SIL Regular" w:hAnsi="Charis SIL Regular" w:eastAsia="Charis SIL Regular"/>
+          <w:b w:val="0"/>
+          <w:i w:val="0"/>
+          <w:color w:val="0000FF"/>
+          <w:sz w:val="24"/>
+          <w:u w:val="single"/>
+        </w:rPr>
+        <w:hyperlink r:id="rId61" w:history="1">
+          <w:r>
+            <w:rPr>
+              <w:rStyle w:val="Hyperlink"/>
+            </w:rPr>
+            <w:t>Goeje</w:t>
+          </w:r>
+        </w:hyperlink>
+      </w:r>
+      <w:r>
+        <w:rPr>
+          <w:rFonts w:ascii="Charis SIL Regular" w:hAnsi="Charis SIL Regular" w:eastAsia="Charis SIL Regular"/>
+          <w:b w:val="0"/>
+          <w:i w:val="0"/>
+          <w:color w:val="000000"/>
+          <w:sz w:val="24"/>
+        </w:rPr>
+        <w:t xml:space="preserve"> droeg in 1904 </w:t>
+      </w:r>
+      <w:r>
+        <w:rPr>
+          <w:rFonts w:ascii="Charis SIL Regular" w:hAnsi="Charis SIL Regular" w:eastAsia="Charis SIL Regular"/>
+          <w:b w:val="0"/>
+          <w:i w:val="0"/>
+          <w:color w:val="000000"/>
+          <w:sz w:val="24"/>
+        </w:rPr>
+        <w:t>een persoonlijke ver</w:t>
+      </w:r>
+      <w:r>
+        <w:rPr>
+          <w:u w:val="single" w:color="0000ff"/>
+          <w:rFonts w:ascii="Charis SIL Regular" w:hAnsi="Charis SIL Regular" w:eastAsia="Charis SIL Regular"/>
+          <w:b w:val="0"/>
+          <w:i w:val="0"/>
+          <w:color w:val="000000"/>
+          <w:sz w:val="24"/>
+        </w:rPr>
+        <w:hyperlink r:id="rId60" w:history="1">
+          <w:r>
+            <w:rPr>
+              <w:rStyle w:val="Hyperlink"/>
+            </w:rPr>
+            <w:t>zameling ove</w:t>
+          </w:r>
+        </w:hyperlink>
+      </w:r>
+      <w:r>
+        <w:rPr>
+          <w:u w:val="single" w:color="0000ff"/>
+          <w:rFonts w:ascii="Charis SIL Regular" w:hAnsi="Charis SIL Regular" w:eastAsia="Charis SIL Regular"/>
+          <w:b w:val="0"/>
+          <w:i w:val="0"/>
+          <w:color w:val="000000"/>
+          <w:sz w:val="24"/>
+        </w:rPr>
+        <w:hyperlink r:id="rId60" w:history="1">
+          <w:r>
+            <w:rPr>
+              <w:rStyle w:val="Hyperlink"/>
+            </w:rPr>
+            <w:t>r</w:t>
+          </w:r>
+        </w:hyperlink>
+      </w:r>
+      <w:r>
+        <w:rPr>
+          <w:u w:val="single" w:color="0000ff"/>
+          <w:rFonts w:ascii="Charis SIL Regular" w:hAnsi="Charis SIL Regular" w:eastAsia="Charis SIL Regular"/>
+          <w:b w:val="0"/>
+          <w:i w:val="0"/>
+          <w:color w:val="000000"/>
+          <w:sz w:val="24"/>
+        </w:rPr>
+        <w:hyperlink r:id="rId60" w:history="1">
+          <w:r>
+            <w:rPr>
+              <w:rStyle w:val="Hyperlink"/>
+            </w:rPr>
+            <w:t xml:space="preserve"> aan het mu</w:t>
+          </w:r>
+        </w:hyperlink>
+      </w:r>
+      <w:r>
+        <w:rPr>
+          <w:rFonts w:ascii="Charis SIL Regular" w:hAnsi="Charis SIL Regular" w:eastAsia="Charis SIL Regular"/>
+          <w:b w:val="0"/>
+          <w:i w:val="0"/>
+          <w:color w:val="000000"/>
+          <w:sz w:val="24"/>
+        </w:rPr>
+        <w:t>seum in Leid</w:t>
+      </w:r>
+      <w:r>
+        <w:rPr>
+          <w:u w:val="single" w:color="0000ff"/>
+          <w:rFonts w:ascii="Charis SIL Regular" w:hAnsi="Charis SIL Regular" w:eastAsia="Charis SIL Regular"/>
+          <w:b w:val="0"/>
+          <w:i w:val="0"/>
+          <w:color w:val="000000"/>
+          <w:sz w:val="24"/>
+        </w:rPr>
+        <w:t>e</w:t>
+      </w:r>
+      <w:r>
+        <w:rPr>
+          <w:u w:val="single" w:color="0000ff"/>
+          <w:rFonts w:ascii="Charis SIL Regular" w:hAnsi="Charis SIL Regular" w:eastAsia="Charis SIL Regular"/>
+          <w:b w:val="0"/>
+          <w:i w:val="0"/>
+          <w:color w:val="000000"/>
+          <w:sz w:val="24"/>
+        </w:rPr>
+        <w:hyperlink r:id="rId61" w:history="1">
+          <w:r>
+            <w:rPr>
+              <w:rStyle w:val="Hyperlink"/>
+            </w:rPr>
+            <w:t xml:space="preserve">n, waar </w:t>
+          </w:r>
+        </w:hyperlink>
+      </w:r>
+      <w:r>
+        <w:rPr>
+          <w:u w:val="single" w:color="0000ff"/>
+          <w:rFonts w:ascii="Charis SIL Regular" w:hAnsi="Charis SIL Regular" w:eastAsia="Charis SIL Regular"/>
+          <w:b w:val="0"/>
+          <w:i w:val="0"/>
+          <w:color w:val="000000"/>
+          <w:sz w:val="24"/>
+        </w:rPr>
+        <w:hyperlink r:id="rId61" w:history="1">
+          <w:r>
+            <w:rPr>
+              <w:rStyle w:val="Hyperlink"/>
+            </w:rPr>
+            <w:t>die</w:t>
+          </w:r>
+        </w:hyperlink>
+      </w:r>
+      <w:r>
+        <w:rPr>
+          <w:u w:val="single" w:color="0000ff"/>
+          <w:rFonts w:ascii="Charis SIL Regular" w:hAnsi="Charis SIL Regular" w:eastAsia="Charis SIL Regular"/>
+          <w:b w:val="0"/>
+          <w:i w:val="0"/>
+          <w:color w:val="000000"/>
+          <w:sz w:val="24"/>
+        </w:rPr>
+        <w:t xml:space="preserve"> </w:t>
+      </w:r>
+      <w:r>
+        <w:rPr>
+          <w:u w:val="single" w:color="0000ff"/>
+          <w:rFonts w:ascii="Charis SIL Regular" w:hAnsi="Charis SIL Regular" w:eastAsia="Charis SIL Regular"/>
+          <w:b w:val="0"/>
+          <w:i w:val="0"/>
+          <w:color w:val="000000"/>
+          <w:sz w:val="24"/>
+        </w:rPr>
+        <w:hyperlink r:id="rId61" w:history="1">
+          <w:r>
+            <w:rPr>
+              <w:rStyle w:val="Hyperlink"/>
+            </w:rPr>
+            <w:t>is opg</w:t>
+          </w:r>
+        </w:hyperlink>
+      </w:r>
+      <w:r>
+        <w:rPr>
+          <w:rFonts w:ascii="Charis SIL Regular" w:hAnsi="Charis SIL Regular" w:eastAsia="Charis SIL Regular"/>
+          <w:b w:val="0"/>
+          <w:i w:val="0"/>
+          <w:color w:val="000000"/>
+          <w:sz w:val="24"/>
+        </w:rPr>
+        <w:t xml:space="preserve">enomen onder </w:t>
       </w:r>
       <w:r>
         <w:rPr>
@@ -7750,12 +8061,30 @@
           <w:sz w:val="24"/>
           <w:u w:val="single"/>
         </w:rPr>
+        <w:hyperlink r:id="rId24" w:history="1">
+          <w:r>
+            <w:rPr>
+              <w:rStyle w:val="Hyperlink"/>
+            </w:rPr>
+            <w:t>Herm</w:t>
+          </w:r>
+        </w:hyperlink>
+      </w:r>
+      <w:r>
+        <w:rPr>
+          <w:rFonts w:ascii="Charis SIL Regular" w:hAnsi="Charis SIL Regular" w:eastAsia="Charis SIL Regular"/>
+          <w:b w:val="0"/>
+          <w:i w:val="0"/>
+          <w:color w:val="0000FF"/>
+          <w:sz w:val="24"/>
+          <w:u w:val="single"/>
+        </w:rPr>
         <w:hyperlink r:id="rId67" w:history="1">
           <w:r>
             <w:rPr>
               <w:rStyle w:val="Hyperlink"/>
             </w:rPr>
-            <w:t>Herm</w:t>
+            <w:t xml:space="preserve">an </w:t>
           </w:r>
         </w:hyperlink>
       </w:r>
@@ -7768,54 +8097,36 @@
           <w:sz w:val="24"/>
           <w:u w:val="single"/>
         </w:rPr>
+        <w:hyperlink r:id="rId24" w:history="1">
+          <w:r>
+            <w:rPr>
+              <w:rStyle w:val="Hyperlink"/>
+            </w:rPr>
+            <w:t>van</w:t>
+          </w:r>
+        </w:hyperlink>
+      </w:r>
+      <w:r>
+        <w:rPr>
+          <w:rFonts w:ascii="Charis SIL Regular" w:hAnsi="Charis SIL Regular" w:eastAsia="Charis SIL Regular"/>
+          <w:b w:val="0"/>
+          <w:i w:val="0"/>
+          <w:color w:val="0000FF"/>
+          <w:sz w:val="24"/>
+          <w:u w:val="single"/>
+        </w:rPr>
+        <w:t xml:space="preserve"> </w:t>
+      </w:r>
+      <w:r>
+        <w:rPr>
+          <w:rFonts w:ascii="Charis SIL Regular" w:hAnsi="Charis SIL Regular" w:eastAsia="Charis SIL Regular"/>
+          <w:b w:val="0"/>
+          <w:i w:val="0"/>
+          <w:color w:val="0000FF"/>
+          <w:sz w:val="24"/>
+          <w:u w:val="single"/>
+        </w:rPr>
         <w:hyperlink r:id="rId67" w:history="1">
-          <w:r>
-            <w:rPr>
-              <w:rStyle w:val="Hyperlink"/>
-            </w:rPr>
-            <w:t xml:space="preserve">an </w:t>
-          </w:r>
-        </w:hyperlink>
-      </w:r>
-      <w:r>
-        <w:rPr>
-          <w:rFonts w:ascii="Charis SIL Regular" w:hAnsi="Charis SIL Regular" w:eastAsia="Charis SIL Regular"/>
-          <w:b w:val="0"/>
-          <w:i w:val="0"/>
-          <w:color w:val="0000FF"/>
-          <w:sz w:val="24"/>
-          <w:u w:val="single"/>
-        </w:rPr>
-        <w:hyperlink r:id="rId67" w:history="1">
-          <w:r>
-            <w:rPr>
-              <w:rStyle w:val="Hyperlink"/>
-            </w:rPr>
-            <w:t>van</w:t>
-          </w:r>
-        </w:hyperlink>
-      </w:r>
-      <w:r>
-        <w:rPr>
-          <w:rFonts w:ascii="Charis SIL Regular" w:hAnsi="Charis SIL Regular" w:eastAsia="Charis SIL Regular"/>
-          <w:b w:val="0"/>
-          <w:i w:val="0"/>
-          <w:color w:val="0000FF"/>
-          <w:sz w:val="24"/>
-          <w:u w:val="single"/>
-        </w:rPr>
-        <w:t xml:space="preserve"> </w:t>
-      </w:r>
-      <w:r>
-        <w:rPr>
-          <w:rFonts w:ascii="Charis SIL Regular" w:hAnsi="Charis SIL Regular" w:eastAsia="Charis SIL Regular"/>
-          <w:b w:val="0"/>
-          <w:i w:val="0"/>
-          <w:color w:val="0000FF"/>
-          <w:sz w:val="24"/>
-          <w:u w:val="single"/>
-        </w:rPr>
-        <w:hyperlink r:id="rId24" w:history="1">
           <w:r>
             <w:rPr>
               <w:rStyle w:val="Hyperlink"/>
@@ -7887,7 +8198,41 @@
           <w:color w:val="000000"/>
           <w:sz w:val="24"/>
         </w:rPr>
-        <w:t xml:space="preserve">ronder bevond zich een </w:t>
+        <w:hyperlink r:id="rId67" w:history="1">
+          <w:r>
+            <w:rPr>
+              <w:rStyle w:val="Hyperlink"/>
+            </w:rPr>
+            <w:t>r</w:t>
+          </w:r>
+        </w:hyperlink>
+      </w:r>
+      <w:r>
+        <w:rPr>
+          <w:rFonts w:ascii="Charis SIL Regular" w:hAnsi="Charis SIL Regular" w:eastAsia="Charis SIL Regular"/>
+          <w:b w:val="0"/>
+          <w:i w:val="0"/>
+          <w:color w:val="000000"/>
+          <w:sz w:val="24"/>
+        </w:rPr>
+        <w:hyperlink r:id="rId67" w:history="1">
+          <w:r>
+            <w:rPr>
+              <w:rStyle w:val="Hyperlink"/>
+            </w:rPr>
+            <w:t>onder be</w:t>
+          </w:r>
+        </w:hyperlink>
+      </w:r>
+      <w:r>
+        <w:rPr>
+          <w:rFonts w:ascii="Charis SIL Regular" w:hAnsi="Charis SIL Regular" w:eastAsia="Charis SIL Regular"/>
+          <w:b w:val="0"/>
+          <w:i w:val="0"/>
+          <w:color w:val="000000"/>
+          <w:sz w:val="24"/>
+        </w:rPr>
+        <w:t xml:space="preserve">vond zich een </w:t>
       </w:r>
       <w:r>
         <w:rPr>
@@ -8610,12 +8955,77 @@
           <w:sz w:val="24"/>
           <w:u w:val="single"/>
         </w:rPr>
+        <w:hyperlink r:id="rId72" w:history="1">
+          <w:r>
+            <w:rPr>
+              <w:rStyle w:val="Hyperlink"/>
+            </w:rPr>
+            <w:t>Elisof</w:t>
+          </w:r>
+        </w:hyperlink>
+      </w:r>
+      <w:r>
+        <w:rPr>
+          <w:rFonts w:ascii="Charis SIL Regular" w:hAnsi="Charis SIL Regular" w:eastAsia="Charis SIL Regular"/>
+          <w:b w:val="0"/>
+          <w:i w:val="0"/>
+          <w:color w:val="0000FF"/>
+          <w:sz w:val="24"/>
+          <w:u w:val="single"/>
+        </w:rPr>
+        <w:hyperlink r:id="rId72" w:history="1">
+          <w:r>
+            <w:rPr>
+              <w:rStyle w:val="Hyperlink"/>
+            </w:rPr>
+            <w:t>o</w:t>
+          </w:r>
+        </w:hyperlink>
+      </w:r>
+      <w:r>
+        <w:rPr>
+          <w:rFonts w:ascii="Charis SIL Regular" w:hAnsi="Charis SIL Regular" w:eastAsia="Charis SIL Regular"/>
+          <w:b w:val="0"/>
+          <w:i w:val="0"/>
+          <w:color w:val="0000FF"/>
+          <w:sz w:val="24"/>
+          <w:u w:val="single"/>
+        </w:rPr>
+        <w:hyperlink r:id="rId72" w:history="1">
+          <w:r>
+            <w:rPr>
+              <w:rStyle w:val="Hyperlink"/>
+            </w:rPr>
+            <w:t>n</w:t>
+          </w:r>
+        </w:hyperlink>
+      </w:r>
+      <w:r>
+        <w:rPr>
+          <w:rFonts w:ascii="Charis SIL Regular" w:hAnsi="Charis SIL Regular" w:eastAsia="Charis SIL Regular"/>
+          <w:b w:val="0"/>
+          <w:i w:val="0"/>
+          <w:color w:val="0000FF"/>
+          <w:sz w:val="24"/>
+          <w:u w:val="single"/>
+        </w:rPr>
+        <w:t xml:space="preserve"> </w:t>
+      </w:r>
+      <w:r>
+        <w:rPr>
+          <w:rFonts w:ascii="Charis SIL Regular" w:hAnsi="Charis SIL Regular" w:eastAsia="Charis SIL Regular"/>
+          <w:b w:val="0"/>
+          <w:i w:val="0"/>
+          <w:color w:val="0000FF"/>
+          <w:sz w:val="24"/>
+          <w:u w:val="single"/>
+        </w:rPr>
         <w:hyperlink r:id="rId71" w:history="1">
           <w:r>
             <w:rPr>
               <w:rStyle w:val="Hyperlink"/>
             </w:rPr>
-            <w:t>Elisof</w:t>
+            <w:t>Phot</w:t>
           </w:r>
         </w:hyperlink>
       </w:r>
@@ -8633,7 +9043,7 @@
             <w:rPr>
               <w:rStyle w:val="Hyperlink"/>
             </w:rPr>
-            <w:t>o</w:t>
+            <w:t>ogr</w:t>
           </w:r>
         </w:hyperlink>
       </w:r>
@@ -8651,7 +9061,7 @@
             <w:rPr>
               <w:rStyle w:val="Hyperlink"/>
             </w:rPr>
-            <w:t>n</w:t>
+            <w:t>a</w:t>
           </w:r>
         </w:hyperlink>
       </w:r>
@@ -8664,6 +9074,24 @@
           <w:sz w:val="24"/>
           <w:u w:val="single"/>
         </w:rPr>
+        <w:hyperlink r:id="rId71" w:history="1">
+          <w:r>
+            <w:rPr>
+              <w:rStyle w:val="Hyperlink"/>
+            </w:rPr>
+            <w:t>phic</w:t>
+          </w:r>
+        </w:hyperlink>
+      </w:r>
+      <w:r>
+        <w:rPr>
+          <w:rFonts w:ascii="Charis SIL Regular" w:hAnsi="Charis SIL Regular" w:eastAsia="Charis SIL Regular"/>
+          <w:b w:val="0"/>
+          <w:i w:val="0"/>
+          <w:color w:val="0000FF"/>
+          <w:sz w:val="24"/>
+          <w:u w:val="single"/>
+        </w:rPr>
         <w:t xml:space="preserve"> </w:t>
       </w:r>
       <w:r>
@@ -8680,7 +9108,7 @@
             <w:rPr>
               <w:rStyle w:val="Hyperlink"/>
             </w:rPr>
-            <w:t>Phot</w:t>
+            <w:t>Arc</w:t>
           </w:r>
         </w:hyperlink>
       </w:r>
@@ -8698,7 +9126,7 @@
             <w:rPr>
               <w:rStyle w:val="Hyperlink"/>
             </w:rPr>
-            <w:t>ogr</w:t>
+            <w:t>h</w:t>
           </w:r>
         </w:hyperlink>
       </w:r>
@@ -8711,12 +9139,23 @@
           <w:sz w:val="24"/>
           <w:u w:val="single"/>
         </w:rPr>
+        <w:t>ives, Na</w:t>
+      </w:r>
+      <w:r>
+        <w:rPr>
+          <w:rFonts w:ascii="Charis SIL Regular" w:hAnsi="Charis SIL Regular" w:eastAsia="Charis SIL Regular"/>
+          <w:b w:val="0"/>
+          <w:i w:val="0"/>
+          <w:color w:val="0000FF"/>
+          <w:sz w:val="24"/>
+          <w:u w:val="single"/>
+        </w:rPr>
         <w:hyperlink r:id="rId71" w:history="1">
           <w:r>
             <w:rPr>
               <w:rStyle w:val="Hyperlink"/>
             </w:rPr>
-            <w:t>a</w:t>
+            <w:t>tional</w:t>
           </w:r>
         </w:hyperlink>
       </w:r>
@@ -8729,166 +9168,18 @@
           <w:sz w:val="24"/>
           <w:u w:val="single"/>
         </w:rPr>
+        <w:t xml:space="preserve"> </w:t>
+      </w:r>
+      <w:r>
+        <w:rPr>
+          <w:rFonts w:ascii="Charis SIL Regular" w:hAnsi="Charis SIL Regular" w:eastAsia="Charis SIL Regular"/>
+          <w:b w:val="0"/>
+          <w:i w:val="0"/>
+          <w:color w:val="0000FF"/>
+          <w:sz w:val="24"/>
+          <w:u w:val="single"/>
+        </w:rPr>
         <w:hyperlink r:id="rId71" w:history="1">
-          <w:r>
-            <w:rPr>
-              <w:rStyle w:val="Hyperlink"/>
-            </w:rPr>
-            <w:t>phic</w:t>
-          </w:r>
-        </w:hyperlink>
-      </w:r>
-      <w:r>
-        <w:rPr>
-          <w:rFonts w:ascii="Charis SIL Regular" w:hAnsi="Charis SIL Regular" w:eastAsia="Charis SIL Regular"/>
-          <w:b w:val="0"/>
-          <w:i w:val="0"/>
-          <w:color w:val="0000FF"/>
-          <w:sz w:val="24"/>
-          <w:u w:val="single"/>
-        </w:rPr>
-        <w:t xml:space="preserve"> </w:t>
-      </w:r>
-      <w:r>
-        <w:rPr>
-          <w:rFonts w:ascii="Charis SIL Regular" w:hAnsi="Charis SIL Regular" w:eastAsia="Charis SIL Regular"/>
-          <w:b w:val="0"/>
-          <w:i w:val="0"/>
-          <w:color w:val="0000FF"/>
-          <w:sz w:val="24"/>
-          <w:u w:val="single"/>
-        </w:rPr>
-        <w:hyperlink r:id="rId71" w:history="1">
-          <w:r>
-            <w:rPr>
-              <w:rStyle w:val="Hyperlink"/>
-            </w:rPr>
-            <w:t>Arc</w:t>
-          </w:r>
-        </w:hyperlink>
-      </w:r>
-      <w:r>
-        <w:rPr>
-          <w:rFonts w:ascii="Charis SIL Regular" w:hAnsi="Charis SIL Regular" w:eastAsia="Charis SIL Regular"/>
-          <w:b w:val="0"/>
-          <w:i w:val="0"/>
-          <w:color w:val="0000FF"/>
-          <w:sz w:val="24"/>
-          <w:u w:val="single"/>
-        </w:rPr>
-        <w:hyperlink r:id="rId71" w:history="1">
-          <w:r>
-            <w:rPr>
-              <w:rStyle w:val="Hyperlink"/>
-            </w:rPr>
-            <w:t>h</w:t>
-          </w:r>
-        </w:hyperlink>
-      </w:r>
-      <w:r>
-        <w:rPr>
-          <w:rFonts w:ascii="Charis SIL Regular" w:hAnsi="Charis SIL Regular" w:eastAsia="Charis SIL Regular"/>
-          <w:b w:val="0"/>
-          <w:i w:val="0"/>
-          <w:color w:val="0000FF"/>
-          <w:sz w:val="24"/>
-          <w:u w:val="single"/>
-        </w:rPr>
-        <w:hyperlink r:id="rId71" w:history="1">
-          <w:r>
-            <w:rPr>
-              <w:rStyle w:val="Hyperlink"/>
-            </w:rPr>
-            <w:t>iv</w:t>
-          </w:r>
-        </w:hyperlink>
-      </w:r>
-      <w:r>
-        <w:rPr>
-          <w:rFonts w:ascii="Charis SIL Regular" w:hAnsi="Charis SIL Regular" w:eastAsia="Charis SIL Regular"/>
-          <w:b w:val="0"/>
-          <w:i w:val="0"/>
-          <w:color w:val="0000FF"/>
-          <w:sz w:val="24"/>
-          <w:u w:val="single"/>
-        </w:rPr>
-        <w:hyperlink r:id="rId71" w:history="1">
-          <w:r>
-            <w:rPr>
-              <w:rStyle w:val="Hyperlink"/>
-            </w:rPr>
-            <w:t>es,</w:t>
-          </w:r>
-        </w:hyperlink>
-      </w:r>
-      <w:r>
-        <w:rPr>
-          <w:rFonts w:ascii="Charis SIL Regular" w:hAnsi="Charis SIL Regular" w:eastAsia="Charis SIL Regular"/>
-          <w:b w:val="0"/>
-          <w:i w:val="0"/>
-          <w:color w:val="0000FF"/>
-          <w:sz w:val="24"/>
-          <w:u w:val="single"/>
-        </w:rPr>
-        <w:t xml:space="preserve"> </w:t>
-      </w:r>
-      <w:r>
-        <w:rPr>
-          <w:rFonts w:ascii="Charis SIL Regular" w:hAnsi="Charis SIL Regular" w:eastAsia="Charis SIL Regular"/>
-          <w:b w:val="0"/>
-          <w:i w:val="0"/>
-          <w:color w:val="0000FF"/>
-          <w:sz w:val="24"/>
-          <w:u w:val="single"/>
-        </w:rPr>
-        <w:hyperlink r:id="rId72" w:history="1">
-          <w:r>
-            <w:rPr>
-              <w:rStyle w:val="Hyperlink"/>
-            </w:rPr>
-            <w:t>Na</w:t>
-          </w:r>
-        </w:hyperlink>
-      </w:r>
-      <w:r>
-        <w:rPr>
-          <w:rFonts w:ascii="Charis SIL Regular" w:hAnsi="Charis SIL Regular" w:eastAsia="Charis SIL Regular"/>
-          <w:b w:val="0"/>
-          <w:i w:val="0"/>
-          <w:color w:val="0000FF"/>
-          <w:sz w:val="24"/>
-          <w:u w:val="single"/>
-        </w:rPr>
-        <w:hyperlink r:id="rId72" w:history="1">
-          <w:r>
-            <w:rPr>
-              <w:rStyle w:val="Hyperlink"/>
-            </w:rPr>
-            <w:t>tional</w:t>
-          </w:r>
-        </w:hyperlink>
-      </w:r>
-      <w:r>
-        <w:rPr>
-          <w:rFonts w:ascii="Charis SIL Regular" w:hAnsi="Charis SIL Regular" w:eastAsia="Charis SIL Regular"/>
-          <w:b w:val="0"/>
-          <w:i w:val="0"/>
-          <w:color w:val="0000FF"/>
-          <w:sz w:val="24"/>
-          <w:u w:val="single"/>
-        </w:rPr>
-        <w:t xml:space="preserve"> </w:t>
-      </w:r>
-      <w:r>
-        <w:rPr>
-          <w:rFonts w:ascii="Charis SIL Regular" w:hAnsi="Charis SIL Regular" w:eastAsia="Charis SIL Regular"/>
-          <w:b w:val="0"/>
-          <w:i w:val="0"/>
-          <w:color w:val="0000FF"/>
-          <w:sz w:val="24"/>
-          <w:u w:val="single"/>
-        </w:rPr>
-        <w:hyperlink r:id="rId72" w:history="1">
           <w:r>
             <w:rPr>
               <w:rStyle w:val="Hyperlink"/>
@@ -9097,12 +9388,41 @@
           <w:sz w:val="24"/>
           <w:u w:val="single"/>
         </w:rPr>
+        <w:hyperlink r:id="rId74" w:history="1">
+          <w:r>
+            <w:rPr>
+              <w:rStyle w:val="Hyperlink"/>
+            </w:rPr>
+            <w:t>rican</w:t>
+          </w:r>
+        </w:hyperlink>
+      </w:r>
+      <w:r>
+        <w:rPr>
+          <w:rFonts w:ascii="Charis SIL Regular" w:hAnsi="Charis SIL Regular" w:eastAsia="Charis SIL Regular"/>
+          <w:b w:val="0"/>
+          <w:i w:val="0"/>
+          <w:color w:val="0000FF"/>
+          <w:sz w:val="24"/>
+          <w:u w:val="single"/>
+        </w:rPr>
+        <w:t xml:space="preserve"> </w:t>
+      </w:r>
+      <w:r>
+        <w:rPr>
+          <w:rFonts w:ascii="Charis SIL Regular" w:hAnsi="Charis SIL Regular" w:eastAsia="Charis SIL Regular"/>
+          <w:b w:val="0"/>
+          <w:i w:val="0"/>
+          <w:color w:val="0000FF"/>
+          <w:sz w:val="24"/>
+          <w:u w:val="single"/>
+        </w:rPr>
         <w:hyperlink r:id="rId73" w:history="1">
           <w:r>
             <w:rPr>
               <w:rStyle w:val="Hyperlink"/>
             </w:rPr>
-            <w:t>rican</w:t>
+            <w:t>Muse</w:t>
           </w:r>
         </w:hyperlink>
       </w:r>
@@ -9115,6 +9435,24 @@
           <w:sz w:val="24"/>
           <w:u w:val="single"/>
         </w:rPr>
+        <w:hyperlink r:id="rId74" w:history="1">
+          <w:r>
+            <w:rPr>
+              <w:rStyle w:val="Hyperlink"/>
+            </w:rPr>
+            <w:t>um</w:t>
+          </w:r>
+        </w:hyperlink>
+      </w:r>
+      <w:r>
+        <w:rPr>
+          <w:rFonts w:ascii="Charis SIL Regular" w:hAnsi="Charis SIL Regular" w:eastAsia="Charis SIL Regular"/>
+          <w:b w:val="0"/>
+          <w:i w:val="0"/>
+          <w:color w:val="0000FF"/>
+          <w:sz w:val="24"/>
+          <w:u w:val="single"/>
+        </w:rPr>
         <w:t xml:space="preserve"> </w:t>
       </w:r>
       <w:r>
@@ -9126,12 +9464,12 @@
           <w:sz w:val="24"/>
           <w:u w:val="single"/>
         </w:rPr>
-        <w:hyperlink r:id="rId73" w:history="1">
-          <w:r>
-            <w:rPr>
-              <w:rStyle w:val="Hyperlink"/>
-            </w:rPr>
-            <w:t>Muse</w:t>
+        <w:hyperlink r:id="rId74" w:history="1">
+          <w:r>
+            <w:rPr>
+              <w:rStyle w:val="Hyperlink"/>
+            </w:rPr>
+            <w:t>of</w:t>
           </w:r>
         </w:hyperlink>
       </w:r>
@@ -9144,12 +9482,23 @@
           <w:sz w:val="24"/>
           <w:u w:val="single"/>
         </w:rPr>
+        <w:t xml:space="preserve"> </w:t>
+      </w:r>
+      <w:r>
+        <w:rPr>
+          <w:rFonts w:ascii="Charis SIL Regular" w:hAnsi="Charis SIL Regular" w:eastAsia="Charis SIL Regular"/>
+          <w:b w:val="0"/>
+          <w:i w:val="0"/>
+          <w:color w:val="0000FF"/>
+          <w:sz w:val="24"/>
+          <w:u w:val="single"/>
+        </w:rPr>
         <w:hyperlink r:id="rId74" w:history="1">
           <w:r>
             <w:rPr>
               <w:rStyle w:val="Hyperlink"/>
             </w:rPr>
-            <w:t>um</w:t>
+            <w:t>Natural</w:t>
           </w:r>
         </w:hyperlink>
       </w:r>
@@ -9178,87 +9527,76 @@
             <w:rPr>
               <w:rStyle w:val="Hyperlink"/>
             </w:rPr>
-            <w:t>of</w:t>
-          </w:r>
-        </w:hyperlink>
-      </w:r>
-      <w:r>
-        <w:rPr>
-          <w:rFonts w:ascii="Charis SIL Regular" w:hAnsi="Charis SIL Regular" w:eastAsia="Charis SIL Regular"/>
-          <w:b w:val="0"/>
-          <w:i w:val="0"/>
-          <w:color w:val="0000FF"/>
-          <w:sz w:val="24"/>
-          <w:u w:val="single"/>
-        </w:rPr>
-        <w:t xml:space="preserve"> </w:t>
-      </w:r>
-      <w:r>
-        <w:rPr>
-          <w:rFonts w:ascii="Charis SIL Regular" w:hAnsi="Charis SIL Regular" w:eastAsia="Charis SIL Regular"/>
-          <w:b w:val="0"/>
-          <w:i w:val="0"/>
-          <w:color w:val="0000FF"/>
-          <w:sz w:val="24"/>
-          <w:u w:val="single"/>
+            <w:t>History</w:t>
+          </w:r>
+        </w:hyperlink>
+      </w:r>
+      <w:r>
+        <w:rPr>
+          <w:rFonts w:ascii="Charis SIL Regular" w:hAnsi="Charis SIL Regular" w:eastAsia="Charis SIL Regular"/>
+          <w:b w:val="0"/>
+          <w:i w:val="0"/>
+          <w:color w:val="000000"/>
+          <w:sz w:val="24"/>
+        </w:rPr>
+        <w:t xml:space="preserve">. De Franse industriëlen Marcel </w:t>
+      </w:r>
+      <w:r>
+        <w:rPr>
+          <w:rFonts w:ascii="Charis SIL Regular" w:hAnsi="Charis SIL Regular" w:eastAsia="Charis SIL Regular"/>
+          <w:b w:val="0"/>
+          <w:i w:val="0"/>
+          <w:color w:val="000000"/>
+          <w:sz w:val="24"/>
+        </w:rPr>
+        <w:t>Monteux en Marc R</w:t>
+      </w:r>
+      <w:r>
+        <w:rPr>
+          <w:u w:val="single" w:color="0000ff"/>
+          <w:rFonts w:ascii="Charis SIL Regular" w:hAnsi="Charis SIL Regular" w:eastAsia="Charis SIL Regular"/>
+          <w:b w:val="0"/>
+          <w:i w:val="0"/>
+          <w:color w:val="000000"/>
+          <w:sz w:val="24"/>
         </w:rPr>
         <w:hyperlink r:id="rId74" w:history="1">
           <w:r>
             <w:rPr>
               <w:rStyle w:val="Hyperlink"/>
             </w:rPr>
-            <w:t>Natural</w:t>
-          </w:r>
-        </w:hyperlink>
-      </w:r>
-      <w:r>
-        <w:rPr>
-          <w:rFonts w:ascii="Charis SIL Regular" w:hAnsi="Charis SIL Regular" w:eastAsia="Charis SIL Regular"/>
-          <w:b w:val="0"/>
-          <w:i w:val="0"/>
-          <w:color w:val="0000FF"/>
-          <w:sz w:val="24"/>
-          <w:u w:val="single"/>
-        </w:rPr>
-        <w:t xml:space="preserve"> </w:t>
-      </w:r>
-      <w:r>
-        <w:rPr>
-          <w:rFonts w:ascii="Charis SIL Regular" w:hAnsi="Charis SIL Regular" w:eastAsia="Charis SIL Regular"/>
-          <w:b w:val="0"/>
-          <w:i w:val="0"/>
-          <w:color w:val="0000FF"/>
-          <w:sz w:val="24"/>
-          <w:u w:val="single"/>
+            <w:t>ichard fi</w:t>
+          </w:r>
+        </w:hyperlink>
+      </w:r>
+      <w:r>
+        <w:rPr>
+          <w:u w:val="single" w:color="0000ff"/>
+          <w:rFonts w:ascii="Charis SIL Regular" w:hAnsi="Charis SIL Regular" w:eastAsia="Charis SIL Regular"/>
+          <w:b w:val="0"/>
+          <w:i w:val="0"/>
+          <w:color w:val="000000"/>
+          <w:sz w:val="24"/>
+        </w:rPr>
+        <w:t>n</w:t>
+      </w:r>
+      <w:r>
+        <w:rPr>
+          <w:u w:val="single" w:color="0000ff"/>
+          <w:rFonts w:ascii="Charis SIL Regular" w:hAnsi="Charis SIL Regular" w:eastAsia="Charis SIL Regular"/>
+          <w:b w:val="0"/>
+          <w:i w:val="0"/>
+          <w:color w:val="000000"/>
+          <w:sz w:val="24"/>
         </w:rPr>
         <w:hyperlink r:id="rId74" w:history="1">
           <w:r>
             <w:rPr>
               <w:rStyle w:val="Hyperlink"/>
             </w:rPr>
-            <w:t>History</w:t>
-          </w:r>
-        </w:hyperlink>
-      </w:r>
-      <w:r>
-        <w:rPr>
-          <w:rFonts w:ascii="Charis SIL Regular" w:hAnsi="Charis SIL Regular" w:eastAsia="Charis SIL Regular"/>
-          <w:b w:val="0"/>
-          <w:i w:val="0"/>
-          <w:color w:val="000000"/>
-          <w:sz w:val="24"/>
-        </w:rPr>
-        <w:t xml:space="preserve">. De Franse industriëlen Marcel </w:t>
-      </w:r>
-      <w:r>
-        <w:rPr>
-          <w:rFonts w:ascii="Charis SIL Regular" w:hAnsi="Charis SIL Regular" w:eastAsia="Charis SIL Regular"/>
-          <w:b w:val="0"/>
-          <w:i w:val="0"/>
-          <w:color w:val="000000"/>
-          <w:sz w:val="24"/>
-        </w:rPr>
-        <w:t>Monteux en Marc R</w:t>
+            <w:t>ancierde</w:t>
+          </w:r>
+        </w:hyperlink>
       </w:r>
       <w:r>
         <w:rPr>
@@ -9274,12 +9612,13 @@
             <w:rPr>
               <w:rStyle w:val="Hyperlink"/>
             </w:rPr>
-            <w:t>ichard f</w:t>
-          </w:r>
-        </w:hyperlink>
-      </w:r>
-      <w:r>
-        <w:rPr>
+            <w:t>n</w:t>
+          </w:r>
+        </w:hyperlink>
+      </w:r>
+      <w:r>
+        <w:rPr>
+          <w:u w:val="single" w:color="0000ff"/>
           <w:rFonts w:ascii="Charis SIL Regular" w:hAnsi="Charis SIL Regular" w:eastAsia="Charis SIL Regular"/>
           <w:b w:val="0"/>
           <w:i w:val="0"/>
@@ -9291,13 +9630,12 @@
             <w:rPr>
               <w:rStyle w:val="Hyperlink"/>
             </w:rPr>
-            <w:t>i</w:t>
-          </w:r>
-        </w:hyperlink>
-      </w:r>
-      <w:r>
-        <w:rPr>
-          <w:u w:val="single" w:color="0000ff"/>
+            <w:t xml:space="preserve"> i</w:t>
+          </w:r>
+        </w:hyperlink>
+      </w:r>
+      <w:r>
+        <w:rPr>
           <w:rFonts w:ascii="Charis SIL Regular" w:hAnsi="Charis SIL Regular" w:eastAsia="Charis SIL Regular"/>
           <w:b w:val="0"/>
           <w:i w:val="0"/>
@@ -9305,78 +9643,6 @@
           <w:sz w:val="24"/>
         </w:rPr>
         <w:t>n</w:t>
-      </w:r>
-      <w:r>
-        <w:rPr>
-          <w:u w:val="single" w:color="0000ff"/>
-          <w:rFonts w:ascii="Charis SIL Regular" w:hAnsi="Charis SIL Regular" w:eastAsia="Charis SIL Regular"/>
-          <w:b w:val="0"/>
-          <w:i w:val="0"/>
-          <w:color w:val="000000"/>
-          <w:sz w:val="24"/>
-        </w:rPr>
-        <w:hyperlink r:id="rId74" w:history="1">
-          <w:r>
-            <w:rPr>
-              <w:rStyle w:val="Hyperlink"/>
-            </w:rPr>
-            <w:t>ancierde</w:t>
-          </w:r>
-        </w:hyperlink>
-      </w:r>
-      <w:r>
-        <w:rPr>
-          <w:u w:val="single" w:color="0000ff"/>
-          <w:rFonts w:ascii="Charis SIL Regular" w:hAnsi="Charis SIL Regular" w:eastAsia="Charis SIL Regular"/>
-          <w:b w:val="0"/>
-          <w:i w:val="0"/>
-          <w:color w:val="000000"/>
-          <w:sz w:val="24"/>
-        </w:rPr>
-        <w:hyperlink r:id="rId74" w:history="1">
-          <w:r>
-            <w:rPr>
-              <w:rStyle w:val="Hyperlink"/>
-            </w:rPr>
-            <w:t>n</w:t>
-          </w:r>
-        </w:hyperlink>
-      </w:r>
-      <w:r>
-        <w:rPr>
-          <w:u w:val="single" w:color="0000ff"/>
-          <w:rFonts w:ascii="Charis SIL Regular" w:hAnsi="Charis SIL Regular" w:eastAsia="Charis SIL Regular"/>
-          <w:b w:val="0"/>
-          <w:i w:val="0"/>
-          <w:color w:val="000000"/>
-          <w:sz w:val="24"/>
-        </w:rPr>
-        <w:hyperlink r:id="rId74" w:history="1">
-          <w:r>
-            <w:rPr>
-              <w:rStyle w:val="Hyperlink"/>
-            </w:rPr>
-            <w:t xml:space="preserve"> i</w:t>
-          </w:r>
-        </w:hyperlink>
-      </w:r>
-      <w:r>
-        <w:rPr>
-          <w:u w:val="single" w:color="0000ff"/>
-          <w:rFonts w:ascii="Charis SIL Regular" w:hAnsi="Charis SIL Regular" w:eastAsia="Charis SIL Regular"/>
-          <w:b w:val="0"/>
-          <w:i w:val="0"/>
-          <w:color w:val="000000"/>
-          <w:sz w:val="24"/>
-        </w:rPr>
-        <w:hyperlink r:id="rId74" w:history="1">
-          <w:r>
-            <w:rPr>
-              <w:rStyle w:val="Hyperlink"/>
-            </w:rPr>
-            <w:t>n</w:t>
-          </w:r>
-        </w:hyperlink>
       </w:r>
       <w:r>
         <w:rPr>
@@ -10053,32 +10319,7 @@
           <w:color w:val="000000"/>
           <w:sz w:val="24"/>
         </w:rPr>
-        <w:hyperlink r:id="rId81" w:history="1">
-          <w:r>
-            <w:rPr>
-              <w:rStyle w:val="Hyperlink"/>
-            </w:rPr>
-            <w:t>uit Surinam</w:t>
-          </w:r>
-        </w:hyperlink>
-      </w:r>
-      <w:r>
-        <w:rPr>
-          <w:u w:val="single" w:color="0000ff"/>
-          <w:rFonts w:ascii="Charis SIL Regular" w:hAnsi="Charis SIL Regular" w:eastAsia="Charis SIL Regular"/>
-          <w:b w:val="0"/>
-          <w:i w:val="0"/>
-          <w:color w:val="000000"/>
-          <w:sz w:val="24"/>
-        </w:rPr>
-        <w:hyperlink r:id="rId81" w:history="1">
-          <w:r>
-            <w:rPr>
-              <w:rStyle w:val="Hyperlink"/>
-            </w:rPr>
-            <w:t>e aanlegd</w:t>
-          </w:r>
-        </w:hyperlink>
+        <w:t>uit Suriname aanlegd</w:t>
       </w:r>
       <w:r>
         <w:rPr>
@@ -10217,45 +10458,7 @@
           <w:color w:val="000000"/>
           <w:sz w:val="24"/>
         </w:rPr>
-        <w:t xml:space="preserve">het karakter van het resultaat van een koloniale gebiedsverkenning. De objecten die Hurault </w:t>
-      </w:r>
-      <w:r>
-        <w:rPr>
-          <w:rFonts w:ascii="Charis SIL Regular" w:hAnsi="Charis SIL Regular" w:eastAsia="Charis SIL Regular"/>
-          <w:b w:val="0"/>
-          <w:i w:val="0"/>
-          <w:color w:val="000000"/>
-          <w:sz w:val="24"/>
-        </w:rPr>
-        <w:t xml:space="preserve">langs de Marowijnerivier verzamelde werden na zijn dood in 2005 </w:t>
-      </w:r>
-      <w:r>
-        <w:rPr>
-          <w:rFonts w:ascii="Charis SIL Regular" w:hAnsi="Charis SIL Regular" w:eastAsia="Charis SIL Regular"/>
-          <w:b w:val="0"/>
-          <w:i w:val="0"/>
-          <w:color w:val="0000FF"/>
-          <w:sz w:val="24"/>
-          <w:u w:val="single"/>
-        </w:rPr>
-        <w:hyperlink r:id="rId83" w:history="1">
-          <w:r>
-            <w:rPr>
-              <w:rStyle w:val="Hyperlink"/>
-            </w:rPr>
-            <w:t>ondergebracht</w:t>
-          </w:r>
-        </w:hyperlink>
-      </w:r>
-      <w:r>
-        <w:rPr>
-          <w:rFonts w:ascii="Charis SIL Regular" w:hAnsi="Charis SIL Regular" w:eastAsia="Charis SIL Regular"/>
-          <w:b w:val="0"/>
-          <w:i w:val="0"/>
-          <w:color w:val="000000"/>
-          <w:sz w:val="24"/>
-        </w:rPr>
-        <w:t xml:space="preserve"> in het</w:t>
+        <w:t>het karakter van het resultaat van een koloniale gebiedsverkenning. De objecten die Hurault</w:t>
       </w:r>
     </w:p>
     <w:p>
@@ -10282,10 +10485,48 @@
         <w:autoSpaceDN w:val="0"/>
         <w:autoSpaceDE w:val="0"/>
         <w:widowControl/>
-        <w:spacing w:line="352" w:lineRule="exact" w:before="0" w:after="0"/>
-        <w:ind w:left="10" w:right="0" w:firstLine="0"/>
+        <w:spacing w:line="288" w:lineRule="exact" w:before="64" w:after="0"/>
+        <w:ind w:left="10" w:right="432" w:firstLine="0"/>
         <w:jc w:val="left"/>
       </w:pPr>
+      <w:r>
+        <w:rPr>
+          <w:rFonts w:ascii="Charis SIL Regular" w:hAnsi="Charis SIL Regular" w:eastAsia="Charis SIL Regular"/>
+          <w:b w:val="0"/>
+          <w:i w:val="0"/>
+          <w:color w:val="000000"/>
+          <w:sz w:val="24"/>
+        </w:rPr>
+        <w:t xml:space="preserve">langs de Marowijnerivier verzamelde werden na zijn dood in 2005 </w:t>
+      </w:r>
+      <w:r>
+        <w:rPr>
+          <w:rFonts w:ascii="Charis SIL Regular" w:hAnsi="Charis SIL Regular" w:eastAsia="Charis SIL Regular"/>
+          <w:b w:val="0"/>
+          <w:i w:val="0"/>
+          <w:color w:val="0000FF"/>
+          <w:sz w:val="24"/>
+          <w:u w:val="single"/>
+        </w:rPr>
+        <w:hyperlink r:id="rId83" w:history="1">
+          <w:r>
+            <w:rPr>
+              <w:rStyle w:val="Hyperlink"/>
+            </w:rPr>
+            <w:t>ondergebracht</w:t>
+          </w:r>
+        </w:hyperlink>
+      </w:r>
+      <w:r>
+        <w:rPr>
+          <w:rFonts w:ascii="Charis SIL Regular" w:hAnsi="Charis SIL Regular" w:eastAsia="Charis SIL Regular"/>
+          <w:b w:val="0"/>
+          <w:i w:val="0"/>
+          <w:color w:val="000000"/>
+          <w:sz w:val="24"/>
+        </w:rPr>
+        <w:t xml:space="preserve"> in het </w:t>
+      </w:r>
       <w:r>
         <w:rPr>
           <w:rFonts w:ascii="Charis SIL Italic" w:hAnsi="Charis SIL Italic" w:eastAsia="Charis SIL Italic"/>
@@ -11734,8 +11975,8 @@
         <w:autoSpaceDN w:val="0"/>
         <w:autoSpaceDE w:val="0"/>
         <w:widowControl/>
-        <w:spacing w:line="288" w:lineRule="exact" w:before="240" w:after="0"/>
-        <w:ind w:left="810" w:right="1008" w:firstLine="0"/>
+        <w:spacing w:line="352" w:lineRule="exact" w:before="176" w:after="0"/>
+        <w:ind w:left="810" w:right="0" w:firstLine="0"/>
         <w:jc w:val="left"/>
       </w:pPr>
       <w:r>
@@ -11746,17 +11987,7 @@
           <w:color w:val="000000"/>
           <w:sz w:val="24"/>
         </w:rPr>
-        <w:t xml:space="preserve">Broekhoven, L. van. Collectieprofiel Cultuurgebied Midden- en Zuid-Amerika. In: </w:t>
-      </w:r>
-      <w:r>
-        <w:rPr>
-          <w:rFonts w:ascii="Charis SIL Italic" w:hAnsi="Charis SIL Italic" w:eastAsia="Charis SIL Italic"/>
-          <w:b w:val="0"/>
-          <w:i/>
-          <w:color w:val="000000"/>
-          <w:sz w:val="24"/>
-        </w:rPr>
-        <w:t>Verzamelde collectieprofielen Museum Volkenkunde, Leiden. Leiden: Museum</w:t>
+        <w:t>Broekhoven, L. van. Collectieprofiel Cultuurgebied Midden- en Zuid-Amerika. In:</w:t>
       </w:r>
     </w:p>
     <w:p>
@@ -11795,6 +12026,16 @@
           <w:color w:val="000000"/>
           <w:sz w:val="24"/>
         </w:rPr>
+        <w:t xml:space="preserve">Verzamelde collectieprofielen Museum Volkenkunde, Leiden. Leiden: Museum </w:t>
+      </w:r>
+      <w:r>
+        <w:rPr>
+          <w:rFonts w:ascii="Charis SIL Italic" w:hAnsi="Charis SIL Italic" w:eastAsia="Charis SIL Italic"/>
+          <w:b w:val="0"/>
+          <w:i/>
+          <w:color w:val="000000"/>
+          <w:sz w:val="24"/>
+        </w:rPr>
         <w:t>Volkenkunde, 2008.</w:t>
       </w:r>
       <w:r>
@@ -11967,7 +12208,7 @@
             <w:rPr>
               <w:rStyle w:val="Hyperlink"/>
             </w:rPr>
-            <w:t>profie</w:t>
+            <w:t>profiel</w:t>
           </w:r>
         </w:hyperlink>
       </w:r>
@@ -11980,16 +12221,6 @@
           <w:sz w:val="24"/>
           <w:u w:val="single"/>
         </w:rPr>
-        <w:t>l</w:t>
-      </w:r>
-      <w:r>
-        <w:rPr>
-          <w:rFonts w:ascii="Charis SIL Regular" w:hAnsi="Charis SIL Regular" w:eastAsia="Charis SIL Regular"/>
-          <w:b w:val="0"/>
-          <w:i w:val="0"/>
-          <w:color w:val="0000FF"/>
-          <w:sz w:val="24"/>
-        </w:rPr>
         <w:t>-</w:t>
       </w:r>
       <w:r>
@@ -12006,9 +12237,19 @@
             <w:rPr>
               <w:rStyle w:val="Hyperlink"/>
             </w:rPr>
-            <w:t>als-</w:t>
-          </w:r>
-        </w:hyperlink>
+            <w:t>als</w:t>
+          </w:r>
+        </w:hyperlink>
+      </w:r>
+      <w:r>
+        <w:rPr>
+          <w:rFonts w:ascii="Charis SIL Regular" w:hAnsi="Charis SIL Regular" w:eastAsia="Charis SIL Regular"/>
+          <w:b w:val="0"/>
+          <w:i w:val="0"/>
+          <w:color w:val="0000FF"/>
+          <w:sz w:val="24"/>
+        </w:rPr>
+        <w:t>-</w:t>
       </w:r>
       <w:r>
         <w:rPr>
@@ -12843,7 +13084,7 @@
           <w:sz w:val="24"/>
           <w:u w:val="single"/>
         </w:rPr>
-        <w:hyperlink r:id="rId95" w:history="1">
+        <w:hyperlink r:id="rId94" w:history="1">
           <w:r>
             <w:rPr>
               <w:rStyle w:val="Hyperlink"/>
@@ -12971,7 +13212,7 @@
           <w:sz w:val="24"/>
           <w:u w:val="single"/>
         </w:rPr>
-        <w:hyperlink r:id="rId96" w:history="1">
+        <w:hyperlink r:id="rId95" w:history="1">
           <w:r>
             <w:rPr>
               <w:rStyle w:val="Hyperlink"/>
@@ -12989,7 +13230,7 @@
           <w:sz w:val="24"/>
           <w:u w:val="single"/>
         </w:rPr>
-        <w:hyperlink r:id="rId96" w:history="1">
+        <w:hyperlink r:id="rId95" w:history="1">
           <w:r>
             <w:rPr>
               <w:rStyle w:val="Hyperlink"/>
@@ -13007,7 +13248,7 @@
           <w:sz w:val="24"/>
           <w:u w:val="single"/>
         </w:rPr>
-        <w:hyperlink r:id="rId96" w:history="1">
+        <w:hyperlink r:id="rId95" w:history="1">
           <w:r>
             <w:rPr>
               <w:rStyle w:val="Hyperlink"/>
@@ -13035,7 +13276,7 @@
           <w:sz w:val="24"/>
           <w:u w:val="single"/>
         </w:rPr>
-        <w:hyperlink r:id="rId96" w:history="1">
+        <w:hyperlink r:id="rId95" w:history="1">
           <w:r>
             <w:rPr>
               <w:rStyle w:val="Hyperlink"/>
@@ -13053,7 +13294,7 @@
           <w:sz w:val="24"/>
           <w:u w:val="single"/>
         </w:rPr>
-        <w:hyperlink r:id="rId96" w:history="1">
+        <w:hyperlink r:id="rId95" w:history="1">
           <w:r>
             <w:rPr>
               <w:rStyle w:val="Hyperlink"/>
@@ -13071,7 +13312,7 @@
           <w:sz w:val="24"/>
           <w:u w:val="single"/>
         </w:rPr>
-        <w:hyperlink r:id="rId96" w:history="1">
+        <w:hyperlink r:id="rId95" w:history="1">
           <w:r>
             <w:rPr>
               <w:rStyle w:val="Hyperlink"/>
@@ -13089,7 +13330,7 @@
           <w:sz w:val="24"/>
           <w:u w:val="single"/>
         </w:rPr>
-        <w:hyperlink r:id="rId96" w:history="1">
+        <w:hyperlink r:id="rId95" w:history="1">
           <w:r>
             <w:rPr>
               <w:rStyle w:val="Hyperlink"/>
@@ -13117,7 +13358,7 @@
           <w:sz w:val="24"/>
           <w:u w:val="single"/>
         </w:rPr>
-        <w:hyperlink r:id="rId96" w:history="1">
+        <w:hyperlink r:id="rId95" w:history="1">
           <w:r>
             <w:rPr>
               <w:rStyle w:val="Hyperlink"/>
@@ -13146,7 +13387,7 @@
           <w:sz w:val="24"/>
           <w:u w:val="single"/>
         </w:rPr>
-        <w:hyperlink r:id="rId96" w:history="1">
+        <w:hyperlink r:id="rId95" w:history="1">
           <w:r>
             <w:rPr>
               <w:rStyle w:val="Hyperlink"/>
@@ -13182,7 +13423,7 @@
         <w:autoSpaceDE w:val="0"/>
         <w:widowControl/>
         <w:spacing w:line="288" w:lineRule="exact" w:before="240" w:after="0"/>
-        <w:ind w:left="800" w:right="432" w:firstLine="0"/>
+        <w:ind w:left="800" w:right="576" w:firstLine="0"/>
         <w:jc w:val="left"/>
       </w:pPr>
       <w:r>
@@ -13223,17 +13464,7 @@
           <w:color w:val="000000"/>
           <w:sz w:val="24"/>
         </w:rPr>
-        <w:t xml:space="preserve">Wetenschappelijk artikel over objecten uit de collectie van het </w:t>
-      </w:r>
-      <w:r>
-        <w:rPr>
-          <w:rFonts w:ascii="Charis SIL Italic" w:hAnsi="Charis SIL Italic" w:eastAsia="Charis SIL Italic"/>
-          <w:b w:val="0"/>
-          <w:i/>
-          <w:color w:val="000000"/>
-          <w:sz w:val="24"/>
-        </w:rPr>
-        <w:t>voormalige Koninklijk Kabinet van Zeldzaamheden die mogelijk afkomstig zijn van</w:t>
+        <w:t>Wetenschappelijk artikel over objecten uit de collectie van het</w:t>
       </w:r>
     </w:p>
     <w:p>
@@ -13260,10 +13491,20 @@
         <w:autoSpaceDN w:val="0"/>
         <w:autoSpaceDE w:val="0"/>
         <w:widowControl/>
-        <w:spacing w:line="352" w:lineRule="exact" w:before="0" w:after="0"/>
-        <w:ind w:left="800" w:right="0" w:firstLine="0"/>
+        <w:spacing w:line="288" w:lineRule="exact" w:before="64" w:after="0"/>
+        <w:ind w:left="800" w:right="432" w:firstLine="0"/>
         <w:jc w:val="left"/>
       </w:pPr>
+      <w:r>
+        <w:rPr>
+          <w:rFonts w:ascii="Charis SIL Italic" w:hAnsi="Charis SIL Italic" w:eastAsia="Charis SIL Italic"/>
+          <w:b w:val="0"/>
+          <w:i/>
+          <w:color w:val="000000"/>
+          <w:sz w:val="24"/>
+        </w:rPr>
+        <w:t xml:space="preserve">voormalige Koninklijk Kabinet van Zeldzaamheden die mogelijk afkomstig zijn van </w:t>
+      </w:r>
       <w:r>
         <w:rPr>
           <w:rFonts w:ascii="Charis SIL Italic" w:hAnsi="Charis SIL Italic" w:eastAsia="Charis SIL Italic"/>
@@ -13278,19 +13519,13 @@
     <w:p>
       <w:pPr>
         <w:autoSpaceDN w:val="0"/>
-        <w:tabs>
-          <w:tab w:pos="800" w:val="left"/>
-        </w:tabs>
         <w:autoSpaceDE w:val="0"/>
         <w:widowControl/>
-        <w:spacing w:line="408" w:lineRule="exact" w:before="120" w:after="0"/>
-        <w:ind w:left="0" w:right="576" w:firstLine="0"/>
+        <w:spacing w:line="352" w:lineRule="exact" w:before="176" w:after="0"/>
+        <w:ind w:left="800" w:right="0" w:firstLine="0"/>
         <w:jc w:val="left"/>
       </w:pPr>
       <w:r>
-        <w:tab/>
-      </w:r>
-      <w:r>
         <w:rPr>
           <w:rFonts w:ascii="Charis SIL Regular" w:hAnsi="Charis SIL Regular" w:eastAsia="Charis SIL Regular"/>
           <w:b w:val="0"/>
@@ -13299,7 +13534,7 @@
           <w:sz w:val="24"/>
           <w:u w:val="single"/>
         </w:rPr>
-        <w:hyperlink r:id="rId97" w:history="1">
+        <w:hyperlink r:id="rId96" w:history="1">
           <w:r>
             <w:rPr>
               <w:rStyle w:val="Hyperlink"/>
@@ -13317,335 +13552,46 @@
           <w:sz w:val="24"/>
           <w:u w:val="single"/>
         </w:rPr>
-        <w:hyperlink r:id="rId97" w:history="1">
-          <w:r>
-            <w:rPr>
-              <w:rStyle w:val="Hyperlink"/>
-            </w:rPr>
-            <w:t xml:space="preserve">doi.org/10.1163/22134360-90002148 </w:t>
-          </w:r>
-        </w:hyperlink>
-      </w:r>
-      <w:r>
-        <w:br/>
-      </w:r>
-      <w:r>
-        <w:rPr>
-          <w:rFonts w:ascii="Charis SIL Regular" w:hAnsi="Charis SIL Regular" w:eastAsia="Charis SIL Regular"/>
-          <w:b w:val="0"/>
-          <w:i w:val="0"/>
-          <w:color w:val="000000"/>
-          <w:sz w:val="24"/>
-        </w:rPr>
-        <w:t xml:space="preserve">Boek: </w:t>
-      </w:r>
-      <w:r>
-        <w:br/>
-      </w:r>
-      <w:r>
-        <w:tab/>
-      </w:r>
-      <w:r>
-        <w:rPr>
-          <w:rFonts w:ascii="Charis SIL Italic" w:hAnsi="Charis SIL Italic" w:eastAsia="Charis SIL Italic"/>
-          <w:b w:val="0"/>
-          <w:i/>
-          <w:color w:val="000000"/>
-          <w:sz w:val="24"/>
-        </w:rPr>
-        <w:t xml:space="preserve">Price, R. en S. Price. Afro-American arts of the Suriname rain forest. Berkeley: </w:t>
-      </w:r>
-      <w:r>
-        <w:tab/>
-      </w:r>
-      <w:r>
-        <w:rPr>
-          <w:rFonts w:ascii="Charis SIL Italic" w:hAnsi="Charis SIL Italic" w:eastAsia="Charis SIL Italic"/>
-          <w:b w:val="0"/>
-          <w:i/>
-          <w:color w:val="000000"/>
-          <w:sz w:val="24"/>
-        </w:rPr>
-        <w:t>University of California Press, 1980.</w:t>
-      </w:r>
-      <w:r>
-        <w:rPr>
-          <w:rFonts w:ascii="Charis SIL Italic" w:hAnsi="Charis SIL Italic" w:eastAsia="Charis SIL Italic"/>
-          <w:b w:val="0"/>
-          <w:i/>
-          <w:color w:val="000000"/>
-          <w:sz w:val="24"/>
-        </w:rPr>
-        <w:t xml:space="preserve">Catalogus van een in 1980 geopende </w:t>
-      </w:r>
-      <w:r>
-        <w:tab/>
-      </w:r>
-      <w:r>
-        <w:rPr>
-          <w:rFonts w:ascii="Charis SIL Italic" w:hAnsi="Charis SIL Italic" w:eastAsia="Charis SIL Italic"/>
-          <w:b w:val="0"/>
-          <w:i/>
-          <w:color w:val="000000"/>
-          <w:sz w:val="24"/>
-        </w:rPr>
-        <w:t>tentoonstelling over marronkunst in Los Angeles, Dallas, Baltimore en New York.</w:t>
+        <w:hyperlink r:id="rId96" w:history="1">
+          <w:r>
+            <w:rPr>
+              <w:rStyle w:val="Hyperlink"/>
+            </w:rPr>
+            <w:t>doi.org/10.1163/22134360-90002148</w:t>
+          </w:r>
+        </w:hyperlink>
       </w:r>
     </w:p>
     <w:p>
       <w:pPr>
         <w:autoSpaceDN w:val="0"/>
-        <w:tabs>
-          <w:tab w:pos="800" w:val="left"/>
-        </w:tabs>
         <w:autoSpaceDE w:val="0"/>
         <w:widowControl/>
-        <w:spacing w:line="448" w:lineRule="exact" w:before="80" w:after="0"/>
-        <w:ind w:left="0" w:right="432" w:firstLine="0"/>
+        <w:spacing w:line="352" w:lineRule="exact" w:before="176" w:after="0"/>
+        <w:ind w:left="0" w:right="0" w:firstLine="0"/>
         <w:jc w:val="left"/>
       </w:pPr>
       <w:r>
-        <w:tab/>
-      </w:r>
-      <w:r>
-        <w:rPr>
-          <w:rFonts w:ascii="Charis SIL Regular" w:hAnsi="Charis SIL Regular" w:eastAsia="Charis SIL Regular"/>
-          <w:b w:val="0"/>
-          <w:i w:val="0"/>
-          <w:color w:val="0000FF"/>
-          <w:sz w:val="24"/>
-          <w:u w:val="single"/>
-        </w:rPr>
-        <w:hyperlink r:id="rId98" w:history="1">
-          <w:r>
-            <w:rPr>
-              <w:rStyle w:val="Hyperlink"/>
-            </w:rPr>
-            <w:t>ISBN</w:t>
-          </w:r>
-        </w:hyperlink>
-      </w:r>
-      <w:r>
-        <w:rPr>
-          <w:rFonts w:ascii="Charis SIL Regular" w:hAnsi="Charis SIL Regular" w:eastAsia="Charis SIL Regular"/>
-          <w:b w:val="0"/>
-          <w:i w:val="0"/>
-          <w:color w:val="0000FF"/>
-          <w:sz w:val="24"/>
-          <w:u w:val="single"/>
-        </w:rPr>
-        <w:t xml:space="preserve"> </w:t>
-      </w:r>
-      <w:r>
-        <w:rPr>
-          <w:rFonts w:ascii="Charis SIL Regular" w:hAnsi="Charis SIL Regular" w:eastAsia="Charis SIL Regular"/>
-          <w:b w:val="0"/>
-          <w:i w:val="0"/>
-          <w:color w:val="0000FF"/>
-          <w:sz w:val="24"/>
-          <w:u w:val="single"/>
-        </w:rPr>
-        <w:hyperlink r:id="rId98" w:history="1">
-          <w:r>
-            <w:rPr>
-              <w:rStyle w:val="Hyperlink"/>
-            </w:rPr>
-            <w:t xml:space="preserve">978-0-520-04412-8 </w:t>
-          </w:r>
-        </w:hyperlink>
-      </w:r>
-      <w:r>
-        <w:br/>
-      </w:r>
-      <w:r>
-        <w:rPr>
-          <w:rFonts w:ascii="Charis SIL Regular" w:hAnsi="Charis SIL Regular" w:eastAsia="Charis SIL Regular"/>
-          <w:b w:val="0"/>
-          <w:i w:val="0"/>
-          <w:color w:val="000000"/>
-          <w:sz w:val="24"/>
-        </w:rPr>
-        <w:t xml:space="preserve">Boek: </w:t>
-      </w:r>
-      <w:r>
-        <w:br/>
-      </w:r>
-      <w:r>
-        <w:tab/>
-      </w:r>
-      <w:r>
-        <w:rPr>
-          <w:rFonts w:ascii="Charis SIL Italic" w:hAnsi="Charis SIL Italic" w:eastAsia="Charis SIL Italic"/>
-          <w:b w:val="0"/>
-          <w:i/>
-          <w:color w:val="000000"/>
-          <w:sz w:val="24"/>
-        </w:rPr>
-        <w:t xml:space="preserve">Price, R. en S. Price. De kunst van de marrons: culturele vitaliteit in de Afrikaanse </w:t>
-      </w:r>
-      <w:r>
-        <w:tab/>
-      </w:r>
-      <w:r>
-        <w:rPr>
-          <w:rFonts w:ascii="Charis SIL Italic" w:hAnsi="Charis SIL Italic" w:eastAsia="Charis SIL Italic"/>
-          <w:b w:val="0"/>
-          <w:i/>
-          <w:color w:val="000000"/>
-          <w:sz w:val="24"/>
-        </w:rPr>
-        <w:t>diaspora. Amsterdam: KIT, 2000.</w:t>
-      </w:r>
-      <w:r>
-        <w:rPr>
-          <w:rFonts w:ascii="Charis SIL Italic" w:hAnsi="Charis SIL Italic" w:eastAsia="Charis SIL Italic"/>
-          <w:b w:val="0"/>
-          <w:i/>
-          <w:color w:val="000000"/>
-          <w:sz w:val="24"/>
-        </w:rPr>
-        <w:t>Boek over kunst van de marrons.</w:t>
+        <w:rPr>
+          <w:rFonts w:ascii="Charis SIL Regular" w:hAnsi="Charis SIL Regular" w:eastAsia="Charis SIL Regular"/>
+          <w:b w:val="0"/>
+          <w:i w:val="0"/>
+          <w:color w:val="000000"/>
+          <w:sz w:val="24"/>
+        </w:rPr>
+        <w:t>Boek:</w:t>
       </w:r>
     </w:p>
     <w:p>
       <w:pPr>
         <w:autoSpaceDN w:val="0"/>
-        <w:tabs>
-          <w:tab w:pos="800" w:val="left"/>
-        </w:tabs>
         <w:autoSpaceDE w:val="0"/>
         <w:widowControl/>
-        <w:spacing w:line="356" w:lineRule="exact" w:before="172" w:after="0"/>
-        <w:ind w:left="0" w:right="288" w:firstLine="0"/>
+        <w:spacing w:line="288" w:lineRule="exact" w:before="240" w:after="0"/>
+        <w:ind w:left="800" w:right="576" w:firstLine="0"/>
         <w:jc w:val="left"/>
       </w:pPr>
       <w:r>
-        <w:tab/>
-      </w:r>
-      <w:r>
-        <w:rPr>
-          <w:rFonts w:ascii="Charis SIL Regular" w:hAnsi="Charis SIL Regular" w:eastAsia="Charis SIL Regular"/>
-          <w:b w:val="0"/>
-          <w:i w:val="0"/>
-          <w:color w:val="0000FF"/>
-          <w:sz w:val="24"/>
-          <w:u w:val="single"/>
-        </w:rPr>
-        <w:hyperlink r:id="rId99" w:history="1">
-          <w:r>
-            <w:rPr>
-              <w:rStyle w:val="Hyperlink"/>
-            </w:rPr>
-            <w:t>WorldCat</w:t>
-          </w:r>
-        </w:hyperlink>
-      </w:r>
-      <w:r>
-        <w:rPr>
-          <w:rFonts w:ascii="Charis SIL Regular" w:hAnsi="Charis SIL Regular" w:eastAsia="Charis SIL Regular"/>
-          <w:b w:val="0"/>
-          <w:i w:val="0"/>
-          <w:color w:val="0000FF"/>
-          <w:sz w:val="24"/>
-          <w:u w:val="single"/>
-        </w:rPr>
-        <w:t xml:space="preserve"> </w:t>
-      </w:r>
-      <w:r>
-        <w:rPr>
-          <w:rFonts w:ascii="Charis SIL Regular" w:hAnsi="Charis SIL Regular" w:eastAsia="Charis SIL Regular"/>
-          <w:b w:val="0"/>
-          <w:i w:val="0"/>
-          <w:color w:val="0000FF"/>
-          <w:sz w:val="24"/>
-          <w:u w:val="single"/>
-        </w:rPr>
-        <w:hyperlink r:id="rId99" w:history="1">
-          <w:r>
-            <w:rPr>
-              <w:rStyle w:val="Hyperlink"/>
-            </w:rPr>
-            <w:t>67392522</w:t>
-          </w:r>
-        </w:hyperlink>
-      </w:r>
-      <w:r>
-        <w:rPr>
-          <w:rFonts w:ascii="Charis SIL Regular" w:hAnsi="Charis SIL Regular" w:eastAsia="Charis SIL Regular"/>
-          <w:b w:val="0"/>
-          <w:i w:val="0"/>
-          <w:color w:val="000000"/>
-          <w:sz w:val="24"/>
-        </w:rPr>
-        <w:t xml:space="preserve">, </w:t>
-      </w:r>
-      <w:r>
-        <w:rPr>
-          <w:rFonts w:ascii="Charis SIL Regular" w:hAnsi="Charis SIL Regular" w:eastAsia="Charis SIL Regular"/>
-          <w:b w:val="0"/>
-          <w:i w:val="0"/>
-          <w:color w:val="0000FF"/>
-          <w:sz w:val="24"/>
-          <w:u w:val="single"/>
-        </w:rPr>
-        <w:hyperlink r:id="rId100" w:history="1">
-          <w:r>
-            <w:rPr>
-              <w:rStyle w:val="Hyperlink"/>
-            </w:rPr>
-            <w:t>ISBN</w:t>
-          </w:r>
-        </w:hyperlink>
-      </w:r>
-      <w:r>
-        <w:rPr>
-          <w:rFonts w:ascii="Charis SIL Regular" w:hAnsi="Charis SIL Regular" w:eastAsia="Charis SIL Regular"/>
-          <w:b w:val="0"/>
-          <w:i w:val="0"/>
-          <w:color w:val="0000FF"/>
-          <w:sz w:val="24"/>
-          <w:u w:val="single"/>
-        </w:rPr>
-        <w:t xml:space="preserve"> </w:t>
-      </w:r>
-      <w:r>
-        <w:rPr>
-          <w:rFonts w:ascii="Charis SIL Regular" w:hAnsi="Charis SIL Regular" w:eastAsia="Charis SIL Regular"/>
-          <w:b w:val="0"/>
-          <w:i w:val="0"/>
-          <w:color w:val="0000FF"/>
-          <w:sz w:val="24"/>
-          <w:u w:val="single"/>
-        </w:rPr>
-        <w:hyperlink r:id="rId100" w:history="1">
-          <w:r>
-            <w:rPr>
-              <w:rStyle w:val="Hyperlink"/>
-            </w:rPr>
-            <w:t xml:space="preserve">9789068322972 </w:t>
-          </w:r>
-        </w:hyperlink>
-      </w:r>
-      <w:r>
-        <w:br/>
-      </w:r>
-      <w:r>
-        <w:rPr>
-          <w:rFonts w:ascii="Charis SIL Regular" w:hAnsi="Charis SIL Regular" w:eastAsia="Charis SIL Regular"/>
-          <w:b w:val="0"/>
-          <w:i w:val="0"/>
-          <w:color w:val="000000"/>
-          <w:sz w:val="24"/>
-        </w:rPr>
-        <w:t xml:space="preserve">Wetenschappelijk artikel: </w:t>
-      </w:r>
-      <w:r>
-        <w:br/>
-      </w:r>
-      <w:r>
-        <w:tab/>
-      </w:r>
-      <w:r>
         <w:rPr>
           <w:rFonts w:ascii="Charis SIL Italic" w:hAnsi="Charis SIL Italic" w:eastAsia="Charis SIL Italic"/>
           <w:b w:val="0"/>
@@ -13653,10 +13599,7 @@
           <w:color w:val="000000"/>
           <w:sz w:val="24"/>
         </w:rPr>
-        <w:t xml:space="preserve">Ruiter, I. de, T. van Andel, M. Françozo, C.F. Caromano ‘Surinamese Maroon and </w:t>
-      </w:r>
-      <w:r>
-        <w:tab/>
+        <w:t xml:space="preserve">Price, R. en S. Price. Afro-American arts of the Suriname rain forest. Berkeley: </w:t>
       </w:r>
       <w:r>
         <w:rPr>
@@ -13666,10 +13609,7 @@
           <w:color w:val="000000"/>
           <w:sz w:val="24"/>
         </w:rPr>
-        <w:t xml:space="preserve">Indigenous Knowledge in the Creation of Natural and Ethnographic Collections </w:t>
-      </w:r>
-      <w:r>
-        <w:tab/>
+        <w:t>University of California Press, 1980.</w:t>
       </w:r>
       <w:r>
         <w:rPr>
@@ -13679,10 +13619,7 @@
           <w:color w:val="000000"/>
           <w:sz w:val="24"/>
         </w:rPr>
-        <w:t xml:space="preserve">Housed in The Netherlands’, New West Indian Guide / Nieuwe West-Indische Gids, </w:t>
-      </w:r>
-      <w:r>
-        <w:tab/>
+        <w:t xml:space="preserve">Catalogus van een in 1980 geopende </w:t>
       </w:r>
       <w:r>
         <w:rPr>
@@ -13692,61 +13629,19 @@
           <w:color w:val="000000"/>
           <w:sz w:val="24"/>
         </w:rPr>
-        <w:t>99(3-4) (2025), 287-324.</w:t>
-      </w:r>
-      <w:r>
-        <w:rPr>
-          <w:rFonts w:ascii="Charis SIL Italic" w:hAnsi="Charis SIL Italic" w:eastAsia="Charis SIL Italic"/>
-          <w:b w:val="0"/>
-          <w:i/>
-          <w:color w:val="000000"/>
-          <w:sz w:val="24"/>
-        </w:rPr>
-        <w:t xml:space="preserve">Wetenschappelijk artikel over de bijdrage van marrons </w:t>
-      </w:r>
-      <w:r>
-        <w:tab/>
-      </w:r>
-      <w:r>
-        <w:rPr>
-          <w:rFonts w:ascii="Charis SIL Italic" w:hAnsi="Charis SIL Italic" w:eastAsia="Charis SIL Italic"/>
-          <w:b w:val="0"/>
-          <w:i/>
-          <w:color w:val="000000"/>
-          <w:sz w:val="24"/>
-        </w:rPr>
-        <w:t xml:space="preserve">en inheemsen aan de samenstelling van natuurhistorische en etnografische collecties </w:t>
-      </w:r>
-      <w:r>
-        <w:tab/>
-      </w:r>
-      <w:r>
-        <w:rPr>
-          <w:rFonts w:ascii="Charis SIL Italic" w:hAnsi="Charis SIL Italic" w:eastAsia="Charis SIL Italic"/>
-          <w:b w:val="0"/>
-          <w:i/>
-          <w:color w:val="000000"/>
-          <w:sz w:val="24"/>
-        </w:rPr>
-        <w:t>in Nederland.</w:t>
+        <w:t>tentoonstelling over marronkunst in Los Angeles, Dallas, Baltimore en New York.</w:t>
       </w:r>
     </w:p>
     <w:p>
       <w:pPr>
         <w:autoSpaceDN w:val="0"/>
-        <w:tabs>
-          <w:tab w:pos="800" w:val="left"/>
-        </w:tabs>
         <w:autoSpaceDE w:val="0"/>
         <w:widowControl/>
-        <w:spacing w:line="356" w:lineRule="exact" w:before="172" w:after="0"/>
-        <w:ind w:left="0" w:right="288" w:firstLine="0"/>
+        <w:spacing w:line="352" w:lineRule="exact" w:before="176" w:after="0"/>
+        <w:ind w:left="800" w:right="0" w:firstLine="0"/>
         <w:jc w:val="left"/>
       </w:pPr>
       <w:r>
-        <w:tab/>
-      </w:r>
-      <w:r>
         <w:rPr>
           <w:rFonts w:ascii="Charis SIL Regular" w:hAnsi="Charis SIL Regular" w:eastAsia="Charis SIL Regular"/>
           <w:b w:val="0"/>
@@ -13755,12 +13650,12 @@
           <w:sz w:val="24"/>
           <w:u w:val="single"/>
         </w:rPr>
-        <w:hyperlink r:id="rId101" w:history="1">
-          <w:r>
-            <w:rPr>
-              <w:rStyle w:val="Hyperlink"/>
-            </w:rPr>
-            <w:t>https://</w:t>
+        <w:hyperlink r:id="rId97" w:history="1">
+          <w:r>
+            <w:rPr>
+              <w:rStyle w:val="Hyperlink"/>
+            </w:rPr>
+            <w:t>ISBN</w:t>
           </w:r>
         </w:hyperlink>
       </w:r>
@@ -13773,14 +13668,7 @@
           <w:sz w:val="24"/>
           <w:u w:val="single"/>
         </w:rPr>
-        <w:hyperlink r:id="rId101" w:history="1">
-          <w:r>
-            <w:rPr>
-              <w:rStyle w:val="Hyperlink"/>
-            </w:rPr>
-            <w:t>doi.org/10.1163/22134360-</w:t>
-          </w:r>
-        </w:hyperlink>
+        <w:t xml:space="preserve"> </w:t>
       </w:r>
       <w:r>
         <w:rPr>
@@ -13791,255 +13679,85 @@
           <w:sz w:val="24"/>
           <w:u w:val="single"/>
         </w:rPr>
-        <w:hyperlink r:id="rId101" w:history="1">
-          <w:r>
-            <w:rPr>
-              <w:rStyle w:val="Hyperlink"/>
-            </w:rPr>
-            <w:t xml:space="preserve">bja10038 </w:t>
-          </w:r>
-        </w:hyperlink>
-      </w:r>
-      <w:r>
-        <w:br/>
-      </w:r>
-      <w:r>
-        <w:rPr>
-          <w:rFonts w:ascii="Charis SIL Regular" w:hAnsi="Charis SIL Regular" w:eastAsia="Charis SIL Regular"/>
-          <w:b w:val="0"/>
-          <w:i w:val="0"/>
-          <w:color w:val="000000"/>
-          <w:sz w:val="24"/>
-        </w:rPr>
-        <w:t xml:space="preserve">Wetenschappelijk artikel: </w:t>
-      </w:r>
-      <w:r>
-        <w:br/>
-      </w:r>
-      <w:r>
-        <w:tab/>
-      </w:r>
-      <w:r>
-        <w:rPr>
-          <w:rFonts w:ascii="Charis SIL Italic" w:hAnsi="Charis SIL Italic" w:eastAsia="Charis SIL Italic"/>
-          <w:b w:val="0"/>
-          <w:i/>
-          <w:color w:val="000000"/>
-          <w:sz w:val="24"/>
-        </w:rPr>
-        <w:t xml:space="preserve">Ruiter, I. de, C.F. Caromano ‘Looking Beyond Knives, Buttons and Beaded Aprons: </w:t>
-      </w:r>
-      <w:r>
-        <w:tab/>
-      </w:r>
-      <w:r>
-        <w:rPr>
-          <w:rFonts w:ascii="Charis SIL Italic" w:hAnsi="Charis SIL Italic" w:eastAsia="Charis SIL Italic"/>
-          <w:b w:val="0"/>
-          <w:i/>
-          <w:color w:val="000000"/>
-          <w:sz w:val="24"/>
-        </w:rPr>
-        <w:t xml:space="preserve">Indigenous and Maroon Agency in Colonial Collecting Practices and the </w:t>
-      </w:r>
-      <w:r>
-        <w:br/>
-      </w:r>
-      <w:r>
-        <w:tab/>
-      </w:r>
-      <w:r>
-        <w:rPr>
-          <w:rFonts w:ascii="Charis SIL Italic" w:hAnsi="Charis SIL Italic" w:eastAsia="Charis SIL Italic"/>
-          <w:b w:val="0"/>
-          <w:i/>
-          <w:color w:val="000000"/>
-          <w:sz w:val="24"/>
-        </w:rPr>
-        <w:t xml:space="preserve">Provenance of Ten Surinamese Objects in The Netherlands’, Museum International, </w:t>
-      </w:r>
-      <w:r>
-        <w:tab/>
-      </w:r>
-      <w:r>
-        <w:rPr>
-          <w:rFonts w:ascii="Charis SIL Italic" w:hAnsi="Charis SIL Italic" w:eastAsia="Charis SIL Italic"/>
-          <w:b w:val="0"/>
-          <w:i/>
-          <w:color w:val="000000"/>
-          <w:sz w:val="24"/>
-        </w:rPr>
-        <w:t>78(1-2) (2026), 110-123.</w:t>
-      </w:r>
-      <w:r>
-        <w:rPr>
-          <w:rFonts w:ascii="Charis SIL Italic" w:hAnsi="Charis SIL Italic" w:eastAsia="Charis SIL Italic"/>
-          <w:b w:val="0"/>
-          <w:i/>
-          <w:color w:val="000000"/>
-          <w:sz w:val="24"/>
-        </w:rPr>
-        <w:t xml:space="preserve">Wetenschappelijk artikel over de agency van marrons </w:t>
-      </w:r>
-      <w:r>
-        <w:tab/>
-      </w:r>
-      <w:r>
-        <w:rPr>
-          <w:rFonts w:ascii="Charis SIL Italic" w:hAnsi="Charis SIL Italic" w:eastAsia="Charis SIL Italic"/>
-          <w:b w:val="0"/>
-          <w:i/>
-          <w:color w:val="000000"/>
-          <w:sz w:val="24"/>
-        </w:rPr>
-        <w:t xml:space="preserve">en inheemsen bij de verzameling van tien objecten die zich bevinden in collecties in </w:t>
-      </w:r>
-      <w:r>
-        <w:tab/>
-      </w:r>
-      <w:r>
-        <w:rPr>
-          <w:rFonts w:ascii="Charis SIL Italic" w:hAnsi="Charis SIL Italic" w:eastAsia="Charis SIL Italic"/>
-          <w:b w:val="0"/>
-          <w:i/>
-          <w:color w:val="000000"/>
-          <w:sz w:val="24"/>
-        </w:rPr>
-        <w:t>Nederland.</w:t>
+        <w:hyperlink r:id="rId97" w:history="1">
+          <w:r>
+            <w:rPr>
+              <w:rStyle w:val="Hyperlink"/>
+            </w:rPr>
+            <w:t>978-0-520-04412-8</w:t>
+          </w:r>
+        </w:hyperlink>
       </w:r>
     </w:p>
     <w:p>
       <w:pPr>
         <w:autoSpaceDN w:val="0"/>
-        <w:tabs>
-          <w:tab w:pos="800" w:val="left"/>
-        </w:tabs>
         <w:autoSpaceDE w:val="0"/>
         <w:widowControl/>
-        <w:spacing w:line="408" w:lineRule="exact" w:before="120" w:after="0"/>
-        <w:ind w:left="0" w:right="576" w:firstLine="0"/>
+        <w:spacing w:line="352" w:lineRule="exact" w:before="176" w:after="0"/>
+        <w:ind w:left="0" w:right="0" w:firstLine="0"/>
         <w:jc w:val="left"/>
       </w:pPr>
       <w:r>
-        <w:tab/>
-      </w:r>
-      <w:r>
-        <w:rPr>
-          <w:rFonts w:ascii="Charis SIL Regular" w:hAnsi="Charis SIL Regular" w:eastAsia="Charis SIL Regular"/>
-          <w:b w:val="0"/>
-          <w:i w:val="0"/>
-          <w:color w:val="0000FF"/>
-          <w:sz w:val="24"/>
-          <w:u w:val="single"/>
-        </w:rPr>
-        <w:hyperlink r:id="rId102" w:history="1">
-          <w:r>
-            <w:rPr>
-              <w:rStyle w:val="Hyperlink"/>
-            </w:rPr>
-            <w:t>https://</w:t>
-          </w:r>
-        </w:hyperlink>
-      </w:r>
-      <w:r>
-        <w:rPr>
-          <w:rFonts w:ascii="Charis SIL Regular" w:hAnsi="Charis SIL Regular" w:eastAsia="Charis SIL Regular"/>
-          <w:b w:val="0"/>
-          <w:i w:val="0"/>
-          <w:color w:val="0000FF"/>
-          <w:sz w:val="24"/>
-          <w:u w:val="single"/>
-        </w:rPr>
-        <w:hyperlink r:id="rId102" w:history="1">
-          <w:r>
-            <w:rPr>
-              <w:rStyle w:val="Hyperlink"/>
-            </w:rPr>
-            <w:t xml:space="preserve">doi.org/10.1080/13500775.2026.2683276 </w:t>
-          </w:r>
-        </w:hyperlink>
-      </w:r>
-      <w:r>
-        <w:br/>
-      </w:r>
-      <w:r>
-        <w:rPr>
-          <w:rFonts w:ascii="Charis SIL Regular" w:hAnsi="Charis SIL Regular" w:eastAsia="Charis SIL Regular"/>
-          <w:b w:val="0"/>
-          <w:i w:val="0"/>
-          <w:color w:val="000000"/>
-          <w:sz w:val="24"/>
-        </w:rPr>
-        <w:t xml:space="preserve">Boek: </w:t>
-      </w:r>
-      <w:r>
-        <w:br/>
-      </w:r>
-      <w:r>
-        <w:tab/>
-      </w:r>
-      <w:r>
-        <w:rPr>
-          <w:rFonts w:ascii="Charis SIL Italic" w:hAnsi="Charis SIL Italic" w:eastAsia="Charis SIL Italic"/>
-          <w:b w:val="0"/>
-          <w:i/>
-          <w:color w:val="000000"/>
-          <w:sz w:val="24"/>
-        </w:rPr>
-        <w:t xml:space="preserve">Sint Nicolaas, Eveline. Ketens en banden: Suriname en Nederland sinds 1600. </w:t>
-      </w:r>
-      <w:r>
-        <w:tab/>
-      </w:r>
-      <w:r>
-        <w:rPr>
-          <w:rFonts w:ascii="Charis SIL Italic" w:hAnsi="Charis SIL Italic" w:eastAsia="Charis SIL Italic"/>
-          <w:b w:val="0"/>
-          <w:i/>
-          <w:color w:val="000000"/>
-          <w:sz w:val="24"/>
-        </w:rPr>
-        <w:t>Nijmegen: Vantilt, 2018.</w:t>
-      </w:r>
-      <w:r>
-        <w:rPr>
-          <w:rFonts w:ascii="Charis SIL Italic" w:hAnsi="Charis SIL Italic" w:eastAsia="Charis SIL Italic"/>
-          <w:b w:val="0"/>
-          <w:i/>
-          <w:color w:val="000000"/>
-          <w:sz w:val="24"/>
-        </w:rPr>
-        <w:t xml:space="preserve">Publicatie over objecten uit Suriname in de collectie van </w:t>
-      </w:r>
-      <w:r>
-        <w:tab/>
-      </w:r>
-      <w:r>
-        <w:rPr>
-          <w:rFonts w:ascii="Charis SIL Italic" w:hAnsi="Charis SIL Italic" w:eastAsia="Charis SIL Italic"/>
-          <w:b w:val="0"/>
-          <w:i/>
-          <w:color w:val="000000"/>
-          <w:sz w:val="24"/>
-        </w:rPr>
-        <w:t>het Rijksmuseum.</w:t>
+        <w:rPr>
+          <w:rFonts w:ascii="Charis SIL Regular" w:hAnsi="Charis SIL Regular" w:eastAsia="Charis SIL Regular"/>
+          <w:b w:val="0"/>
+          <w:i w:val="0"/>
+          <w:color w:val="000000"/>
+          <w:sz w:val="24"/>
+        </w:rPr>
+        <w:t>Boek:</w:t>
       </w:r>
     </w:p>
     <w:p>
       <w:pPr>
         <w:autoSpaceDN w:val="0"/>
-        <w:tabs>
-          <w:tab w:pos="800" w:val="left"/>
-        </w:tabs>
         <w:autoSpaceDE w:val="0"/>
         <w:widowControl/>
-        <w:spacing w:line="528" w:lineRule="exact" w:before="0" w:after="0"/>
-        <w:ind w:left="0" w:right="864" w:firstLine="0"/>
+        <w:spacing w:line="288" w:lineRule="exact" w:before="240" w:after="0"/>
+        <w:ind w:left="800" w:right="432" w:firstLine="0"/>
         <w:jc w:val="left"/>
       </w:pPr>
       <w:r>
-        <w:tab/>
-      </w:r>
+        <w:rPr>
+          <w:rFonts w:ascii="Charis SIL Italic" w:hAnsi="Charis SIL Italic" w:eastAsia="Charis SIL Italic"/>
+          <w:b w:val="0"/>
+          <w:i/>
+          <w:color w:val="000000"/>
+          <w:sz w:val="24"/>
+        </w:rPr>
+        <w:t xml:space="preserve">Price, R. en S. Price. De kunst van de marrons: culturele vitaliteit in de Afrikaanse </w:t>
+      </w:r>
+      <w:r>
+        <w:rPr>
+          <w:rFonts w:ascii="Charis SIL Italic" w:hAnsi="Charis SIL Italic" w:eastAsia="Charis SIL Italic"/>
+          <w:b w:val="0"/>
+          <w:i/>
+          <w:color w:val="000000"/>
+          <w:sz w:val="24"/>
+        </w:rPr>
+        <w:t>diaspora. Amsterdam: KIT, 2000.</w:t>
+      </w:r>
+      <w:r>
+        <w:rPr>
+          <w:rFonts w:ascii="Charis SIL Italic" w:hAnsi="Charis SIL Italic" w:eastAsia="Charis SIL Italic"/>
+          <w:b w:val="0"/>
+          <w:i/>
+          <w:color w:val="000000"/>
+          <w:sz w:val="24"/>
+        </w:rPr>
+        <w:t>Boek over kunst van de marrons.</w:t>
+      </w:r>
+    </w:p>
+    <w:p>
+      <w:pPr>
+        <w:autoSpaceDN w:val="0"/>
+        <w:autoSpaceDE w:val="0"/>
+        <w:widowControl/>
+        <w:spacing w:line="352" w:lineRule="exact" w:before="176" w:after="0"/>
+        <w:ind w:left="800" w:right="0" w:firstLine="0"/>
+        <w:jc w:val="left"/>
+      </w:pPr>
       <w:r>
         <w:rPr>
           <w:rFonts w:ascii="Charis SIL Regular" w:hAnsi="Charis SIL Regular" w:eastAsia="Charis SIL Regular"/>
@@ -14049,12 +13767,566 @@
           <w:sz w:val="24"/>
           <w:u w:val="single"/>
         </w:rPr>
+        <w:hyperlink r:id="rId98" w:history="1">
+          <w:r>
+            <w:rPr>
+              <w:rStyle w:val="Hyperlink"/>
+            </w:rPr>
+            <w:t>WorldCat</w:t>
+          </w:r>
+        </w:hyperlink>
+      </w:r>
+      <w:r>
+        <w:rPr>
+          <w:rFonts w:ascii="Charis SIL Regular" w:hAnsi="Charis SIL Regular" w:eastAsia="Charis SIL Regular"/>
+          <w:b w:val="0"/>
+          <w:i w:val="0"/>
+          <w:color w:val="0000FF"/>
+          <w:sz w:val="24"/>
+          <w:u w:val="single"/>
+        </w:rPr>
+        <w:t xml:space="preserve"> </w:t>
+      </w:r>
+      <w:r>
+        <w:rPr>
+          <w:rFonts w:ascii="Charis SIL Regular" w:hAnsi="Charis SIL Regular" w:eastAsia="Charis SIL Regular"/>
+          <w:b w:val="0"/>
+          <w:i w:val="0"/>
+          <w:color w:val="0000FF"/>
+          <w:sz w:val="24"/>
+          <w:u w:val="single"/>
+        </w:rPr>
+        <w:hyperlink r:id="rId98" w:history="1">
+          <w:r>
+            <w:rPr>
+              <w:rStyle w:val="Hyperlink"/>
+            </w:rPr>
+            <w:t>67392522</w:t>
+          </w:r>
+        </w:hyperlink>
+      </w:r>
+      <w:r>
+        <w:rPr>
+          <w:rFonts w:ascii="Charis SIL Regular" w:hAnsi="Charis SIL Regular" w:eastAsia="Charis SIL Regular"/>
+          <w:b w:val="0"/>
+          <w:i w:val="0"/>
+          <w:color w:val="000000"/>
+          <w:sz w:val="24"/>
+        </w:rPr>
+        <w:t xml:space="preserve">, </w:t>
+      </w:r>
+      <w:r>
+        <w:rPr>
+          <w:rFonts w:ascii="Charis SIL Regular" w:hAnsi="Charis SIL Regular" w:eastAsia="Charis SIL Regular"/>
+          <w:b w:val="0"/>
+          <w:i w:val="0"/>
+          <w:color w:val="0000FF"/>
+          <w:sz w:val="24"/>
+          <w:u w:val="single"/>
+        </w:rPr>
+        <w:hyperlink r:id="rId99" w:history="1">
+          <w:r>
+            <w:rPr>
+              <w:rStyle w:val="Hyperlink"/>
+            </w:rPr>
+            <w:t>ISBN</w:t>
+          </w:r>
+        </w:hyperlink>
+      </w:r>
+      <w:r>
+        <w:rPr>
+          <w:rFonts w:ascii="Charis SIL Regular" w:hAnsi="Charis SIL Regular" w:eastAsia="Charis SIL Regular"/>
+          <w:b w:val="0"/>
+          <w:i w:val="0"/>
+          <w:color w:val="0000FF"/>
+          <w:sz w:val="24"/>
+          <w:u w:val="single"/>
+        </w:rPr>
+        <w:t xml:space="preserve"> </w:t>
+      </w:r>
+      <w:r>
+        <w:rPr>
+          <w:rFonts w:ascii="Charis SIL Regular" w:hAnsi="Charis SIL Regular" w:eastAsia="Charis SIL Regular"/>
+          <w:b w:val="0"/>
+          <w:i w:val="0"/>
+          <w:color w:val="0000FF"/>
+          <w:sz w:val="24"/>
+          <w:u w:val="single"/>
+        </w:rPr>
+        <w:hyperlink r:id="rId99" w:history="1">
+          <w:r>
+            <w:rPr>
+              <w:rStyle w:val="Hyperlink"/>
+            </w:rPr>
+            <w:t>9789068322972</w:t>
+          </w:r>
+        </w:hyperlink>
+      </w:r>
+    </w:p>
+    <w:p>
+      <w:pPr>
+        <w:autoSpaceDN w:val="0"/>
+        <w:autoSpaceDE w:val="0"/>
+        <w:widowControl/>
+        <w:spacing w:line="352" w:lineRule="exact" w:before="176" w:after="0"/>
+        <w:ind w:left="0" w:right="0" w:firstLine="0"/>
+        <w:jc w:val="left"/>
+      </w:pPr>
+      <w:r>
+        <w:rPr>
+          <w:rFonts w:ascii="Charis SIL Regular" w:hAnsi="Charis SIL Regular" w:eastAsia="Charis SIL Regular"/>
+          <w:b w:val="0"/>
+          <w:i w:val="0"/>
+          <w:color w:val="000000"/>
+          <w:sz w:val="24"/>
+        </w:rPr>
+        <w:t>Wetenschappelijk artikel:</w:t>
+      </w:r>
+    </w:p>
+    <w:p>
+      <w:pPr>
+        <w:autoSpaceDN w:val="0"/>
+        <w:autoSpaceDE w:val="0"/>
+        <w:widowControl/>
+        <w:spacing w:line="288" w:lineRule="exact" w:before="240" w:after="0"/>
+        <w:ind w:left="800" w:right="288" w:firstLine="0"/>
+        <w:jc w:val="left"/>
+      </w:pPr>
+      <w:r>
+        <w:rPr>
+          <w:rFonts w:ascii="Charis SIL Italic" w:hAnsi="Charis SIL Italic" w:eastAsia="Charis SIL Italic"/>
+          <w:b w:val="0"/>
+          <w:i/>
+          <w:color w:val="000000"/>
+          <w:sz w:val="24"/>
+        </w:rPr>
+        <w:t xml:space="preserve">Ruiter, I. de, T. van Andel, M. Françozo, C.F. Caromano ‘Surinamese Maroon and </w:t>
+      </w:r>
+      <w:r>
+        <w:rPr>
+          <w:rFonts w:ascii="Charis SIL Italic" w:hAnsi="Charis SIL Italic" w:eastAsia="Charis SIL Italic"/>
+          <w:b w:val="0"/>
+          <w:i/>
+          <w:color w:val="000000"/>
+          <w:sz w:val="24"/>
+        </w:rPr>
+        <w:t xml:space="preserve">Indigenous Knowledge in the Creation of Natural and Ethnographic Collections </w:t>
+      </w:r>
+      <w:r>
+        <w:rPr>
+          <w:rFonts w:ascii="Charis SIL Italic" w:hAnsi="Charis SIL Italic" w:eastAsia="Charis SIL Italic"/>
+          <w:b w:val="0"/>
+          <w:i/>
+          <w:color w:val="000000"/>
+          <w:sz w:val="24"/>
+        </w:rPr>
+        <w:t xml:space="preserve">Housed in The Netherlands’, New West Indian Guide / Nieuwe West-Indische Gids, </w:t>
+      </w:r>
+      <w:r>
+        <w:rPr>
+          <w:rFonts w:ascii="Charis SIL Italic" w:hAnsi="Charis SIL Italic" w:eastAsia="Charis SIL Italic"/>
+          <w:b w:val="0"/>
+          <w:i/>
+          <w:color w:val="000000"/>
+          <w:sz w:val="24"/>
+        </w:rPr>
+        <w:t>99(3-4) (2025), 287-324.</w:t>
+      </w:r>
+      <w:r>
+        <w:rPr>
+          <w:rFonts w:ascii="Charis SIL Italic" w:hAnsi="Charis SIL Italic" w:eastAsia="Charis SIL Italic"/>
+          <w:b w:val="0"/>
+          <w:i/>
+          <w:color w:val="000000"/>
+          <w:sz w:val="24"/>
+        </w:rPr>
+        <w:t xml:space="preserve">Wetenschappelijk artikel over de bijdrage van marrons </w:t>
+      </w:r>
+      <w:r>
+        <w:rPr>
+          <w:rFonts w:ascii="Charis SIL Italic" w:hAnsi="Charis SIL Italic" w:eastAsia="Charis SIL Italic"/>
+          <w:b w:val="0"/>
+          <w:i/>
+          <w:color w:val="000000"/>
+          <w:sz w:val="24"/>
+        </w:rPr>
+        <w:t xml:space="preserve">en inheemsen aan de samenstelling van natuurhistorische en etnografische collecties </w:t>
+      </w:r>
+      <w:r>
+        <w:rPr>
+          <w:rFonts w:ascii="Charis SIL Italic" w:hAnsi="Charis SIL Italic" w:eastAsia="Charis SIL Italic"/>
+          <w:b w:val="0"/>
+          <w:i/>
+          <w:color w:val="000000"/>
+          <w:sz w:val="24"/>
+        </w:rPr>
+        <w:t>in Nederland.</w:t>
+      </w:r>
+    </w:p>
+    <w:p>
+      <w:pPr>
+        <w:autoSpaceDN w:val="0"/>
+        <w:autoSpaceDE w:val="0"/>
+        <w:widowControl/>
+        <w:spacing w:line="352" w:lineRule="exact" w:before="176" w:after="0"/>
+        <w:ind w:left="800" w:right="0" w:firstLine="0"/>
+        <w:jc w:val="left"/>
+      </w:pPr>
+      <w:r>
+        <w:rPr>
+          <w:rFonts w:ascii="Charis SIL Regular" w:hAnsi="Charis SIL Regular" w:eastAsia="Charis SIL Regular"/>
+          <w:b w:val="0"/>
+          <w:i w:val="0"/>
+          <w:color w:val="0000FF"/>
+          <w:sz w:val="24"/>
+          <w:u w:val="single"/>
+        </w:rPr>
+        <w:hyperlink r:id="rId100" w:history="1">
+          <w:r>
+            <w:rPr>
+              <w:rStyle w:val="Hyperlink"/>
+            </w:rPr>
+            <w:t>https://</w:t>
+          </w:r>
+        </w:hyperlink>
+      </w:r>
+      <w:r>
+        <w:rPr>
+          <w:rFonts w:ascii="Charis SIL Regular" w:hAnsi="Charis SIL Regular" w:eastAsia="Charis SIL Regular"/>
+          <w:b w:val="0"/>
+          <w:i w:val="0"/>
+          <w:color w:val="0000FF"/>
+          <w:sz w:val="24"/>
+          <w:u w:val="single"/>
+        </w:rPr>
+        <w:hyperlink r:id="rId100" w:history="1">
+          <w:r>
+            <w:rPr>
+              <w:rStyle w:val="Hyperlink"/>
+            </w:rPr>
+            <w:t>doi.org/10.1163/22134360-</w:t>
+          </w:r>
+        </w:hyperlink>
+      </w:r>
+      <w:r>
+        <w:rPr>
+          <w:rFonts w:ascii="Charis SIL Regular" w:hAnsi="Charis SIL Regular" w:eastAsia="Charis SIL Regular"/>
+          <w:b w:val="0"/>
+          <w:i w:val="0"/>
+          <w:color w:val="0000FF"/>
+          <w:sz w:val="24"/>
+          <w:u w:val="single"/>
+        </w:rPr>
+        <w:hyperlink r:id="rId100" w:history="1">
+          <w:r>
+            <w:rPr>
+              <w:rStyle w:val="Hyperlink"/>
+            </w:rPr>
+            <w:t>bja10038</w:t>
+          </w:r>
+        </w:hyperlink>
+      </w:r>
+    </w:p>
+    <w:p>
+      <w:pPr>
+        <w:autoSpaceDN w:val="0"/>
+        <w:autoSpaceDE w:val="0"/>
+        <w:widowControl/>
+        <w:spacing w:line="352" w:lineRule="exact" w:before="176" w:after="0"/>
+        <w:ind w:left="0" w:right="0" w:firstLine="0"/>
+        <w:jc w:val="left"/>
+      </w:pPr>
+      <w:r>
+        <w:rPr>
+          <w:rFonts w:ascii="Charis SIL Regular" w:hAnsi="Charis SIL Regular" w:eastAsia="Charis SIL Regular"/>
+          <w:b w:val="0"/>
+          <w:i w:val="0"/>
+          <w:color w:val="000000"/>
+          <w:sz w:val="24"/>
+        </w:rPr>
+        <w:t>Wetenschappelijk artikel:</w:t>
+      </w:r>
+    </w:p>
+    <w:p>
+      <w:pPr>
+        <w:autoSpaceDN w:val="0"/>
+        <w:autoSpaceDE w:val="0"/>
+        <w:widowControl/>
+        <w:spacing w:line="288" w:lineRule="exact" w:before="240" w:after="0"/>
+        <w:ind w:left="800" w:right="288" w:firstLine="0"/>
+        <w:jc w:val="left"/>
+      </w:pPr>
+      <w:r>
+        <w:rPr>
+          <w:rFonts w:ascii="Charis SIL Italic" w:hAnsi="Charis SIL Italic" w:eastAsia="Charis SIL Italic"/>
+          <w:b w:val="0"/>
+          <w:i/>
+          <w:color w:val="000000"/>
+          <w:sz w:val="24"/>
+        </w:rPr>
+        <w:t xml:space="preserve">Ruiter, I. de, C.F. Caromano ‘Looking Beyond Knives, Buttons and Beaded Aprons: </w:t>
+      </w:r>
+      <w:r>
+        <w:rPr>
+          <w:rFonts w:ascii="Charis SIL Italic" w:hAnsi="Charis SIL Italic" w:eastAsia="Charis SIL Italic"/>
+          <w:b w:val="0"/>
+          <w:i/>
+          <w:color w:val="000000"/>
+          <w:sz w:val="24"/>
+        </w:rPr>
+        <w:t xml:space="preserve">Indigenous and Maroon Agency in Colonial Collecting Practices and the </w:t>
+      </w:r>
+      <w:r>
+        <w:br/>
+      </w:r>
+      <w:r>
+        <w:rPr>
+          <w:rFonts w:ascii="Charis SIL Italic" w:hAnsi="Charis SIL Italic" w:eastAsia="Charis SIL Italic"/>
+          <w:b w:val="0"/>
+          <w:i/>
+          <w:color w:val="000000"/>
+          <w:sz w:val="24"/>
+        </w:rPr>
+        <w:t xml:space="preserve">Provenance of Ten Surinamese Objects in The Netherlands’, Museum International, </w:t>
+      </w:r>
+      <w:r>
+        <w:rPr>
+          <w:rFonts w:ascii="Charis SIL Italic" w:hAnsi="Charis SIL Italic" w:eastAsia="Charis SIL Italic"/>
+          <w:b w:val="0"/>
+          <w:i/>
+          <w:color w:val="000000"/>
+          <w:sz w:val="24"/>
+        </w:rPr>
+        <w:t>78(1-2) (2026), 110-123.</w:t>
+      </w:r>
+      <w:r>
+        <w:rPr>
+          <w:rFonts w:ascii="Charis SIL Italic" w:hAnsi="Charis SIL Italic" w:eastAsia="Charis SIL Italic"/>
+          <w:b w:val="0"/>
+          <w:i/>
+          <w:color w:val="000000"/>
+          <w:sz w:val="24"/>
+        </w:rPr>
+        <w:t xml:space="preserve">Wetenschappelijk artikel over de agency van marrons </w:t>
+      </w:r>
+      <w:r>
+        <w:rPr>
+          <w:rFonts w:ascii="Charis SIL Italic" w:hAnsi="Charis SIL Italic" w:eastAsia="Charis SIL Italic"/>
+          <w:b w:val="0"/>
+          <w:i/>
+          <w:color w:val="000000"/>
+          <w:sz w:val="24"/>
+        </w:rPr>
+        <w:t xml:space="preserve">en inheemsen bij de verzameling van tien objecten die zich bevinden in collecties in </w:t>
+      </w:r>
+      <w:r>
+        <w:rPr>
+          <w:rFonts w:ascii="Charis SIL Italic" w:hAnsi="Charis SIL Italic" w:eastAsia="Charis SIL Italic"/>
+          <w:b w:val="0"/>
+          <w:i/>
+          <w:color w:val="000000"/>
+          <w:sz w:val="24"/>
+        </w:rPr>
+        <w:t>Nederland.</w:t>
+      </w:r>
+    </w:p>
+    <w:p>
+      <w:pPr>
+        <w:autoSpaceDN w:val="0"/>
+        <w:autoSpaceDE w:val="0"/>
+        <w:widowControl/>
+        <w:spacing w:line="352" w:lineRule="exact" w:before="176" w:after="0"/>
+        <w:ind w:left="800" w:right="0" w:firstLine="0"/>
+        <w:jc w:val="left"/>
+      </w:pPr>
+      <w:r>
+        <w:rPr>
+          <w:rFonts w:ascii="Charis SIL Regular" w:hAnsi="Charis SIL Regular" w:eastAsia="Charis SIL Regular"/>
+          <w:b w:val="0"/>
+          <w:i w:val="0"/>
+          <w:color w:val="0000FF"/>
+          <w:sz w:val="24"/>
+          <w:u w:val="single"/>
+        </w:rPr>
+        <w:hyperlink r:id="rId101" w:history="1">
+          <w:r>
+            <w:rPr>
+              <w:rStyle w:val="Hyperlink"/>
+            </w:rPr>
+            <w:t>https://</w:t>
+          </w:r>
+        </w:hyperlink>
+      </w:r>
+      <w:r>
+        <w:rPr>
+          <w:rFonts w:ascii="Charis SIL Regular" w:hAnsi="Charis SIL Regular" w:eastAsia="Charis SIL Regular"/>
+          <w:b w:val="0"/>
+          <w:i w:val="0"/>
+          <w:color w:val="0000FF"/>
+          <w:sz w:val="24"/>
+          <w:u w:val="single"/>
+        </w:rPr>
+        <w:hyperlink r:id="rId101" w:history="1">
+          <w:r>
+            <w:rPr>
+              <w:rStyle w:val="Hyperlink"/>
+            </w:rPr>
+            <w:t>doi.org/10.1080/13500775.2026.2683276</w:t>
+          </w:r>
+        </w:hyperlink>
+      </w:r>
+    </w:p>
+    <w:p>
+      <w:pPr>
+        <w:autoSpaceDN w:val="0"/>
+        <w:autoSpaceDE w:val="0"/>
+        <w:widowControl/>
+        <w:spacing w:line="352" w:lineRule="exact" w:before="176" w:after="0"/>
+        <w:ind w:left="0" w:right="0" w:firstLine="0"/>
+        <w:jc w:val="left"/>
+      </w:pPr>
+      <w:r>
+        <w:rPr>
+          <w:rFonts w:ascii="Charis SIL Regular" w:hAnsi="Charis SIL Regular" w:eastAsia="Charis SIL Regular"/>
+          <w:b w:val="0"/>
+          <w:i w:val="0"/>
+          <w:color w:val="000000"/>
+          <w:sz w:val="24"/>
+        </w:rPr>
+        <w:t>Boek:</w:t>
+      </w:r>
+    </w:p>
+    <w:p>
+      <w:pPr>
+        <w:autoSpaceDN w:val="0"/>
+        <w:autoSpaceDE w:val="0"/>
+        <w:widowControl/>
+        <w:spacing w:line="288" w:lineRule="exact" w:before="240" w:after="0"/>
+        <w:ind w:left="800" w:right="576" w:firstLine="0"/>
+        <w:jc w:val="left"/>
+      </w:pPr>
+      <w:r>
+        <w:rPr>
+          <w:rFonts w:ascii="Charis SIL Italic" w:hAnsi="Charis SIL Italic" w:eastAsia="Charis SIL Italic"/>
+          <w:b w:val="0"/>
+          <w:i/>
+          <w:color w:val="000000"/>
+          <w:sz w:val="24"/>
+        </w:rPr>
+        <w:t xml:space="preserve">Sint Nicolaas, Eveline. Ketens en banden: Suriname en Nederland sinds 1600. </w:t>
+      </w:r>
+      <w:r>
+        <w:rPr>
+          <w:rFonts w:ascii="Charis SIL Italic" w:hAnsi="Charis SIL Italic" w:eastAsia="Charis SIL Italic"/>
+          <w:b w:val="0"/>
+          <w:i/>
+          <w:color w:val="000000"/>
+          <w:sz w:val="24"/>
+        </w:rPr>
+        <w:t>Nijmegen: Vantilt, 2018.</w:t>
+      </w:r>
+      <w:r>
+        <w:rPr>
+          <w:rFonts w:ascii="Charis SIL Italic" w:hAnsi="Charis SIL Italic" w:eastAsia="Charis SIL Italic"/>
+          <w:b w:val="0"/>
+          <w:i/>
+          <w:color w:val="000000"/>
+          <w:sz w:val="24"/>
+        </w:rPr>
+        <w:t xml:space="preserve">Publicatie over objecten uit Suriname in de collectie van </w:t>
+      </w:r>
+      <w:r>
+        <w:rPr>
+          <w:rFonts w:ascii="Charis SIL Italic" w:hAnsi="Charis SIL Italic" w:eastAsia="Charis SIL Italic"/>
+          <w:b w:val="0"/>
+          <w:i/>
+          <w:color w:val="000000"/>
+          <w:sz w:val="24"/>
+        </w:rPr>
+        <w:t>het Rijksmuseum.</w:t>
+      </w:r>
+    </w:p>
+    <w:p>
+      <w:pPr>
+        <w:autoSpaceDN w:val="0"/>
+        <w:autoSpaceDE w:val="0"/>
+        <w:widowControl/>
+        <w:spacing w:line="352" w:lineRule="exact" w:before="176" w:after="0"/>
+        <w:ind w:left="800" w:right="0" w:firstLine="0"/>
+        <w:jc w:val="left"/>
+      </w:pPr>
+      <w:r>
+        <w:rPr>
+          <w:rFonts w:ascii="Charis SIL Regular" w:hAnsi="Charis SIL Regular" w:eastAsia="Charis SIL Regular"/>
+          <w:b w:val="0"/>
+          <w:i w:val="0"/>
+          <w:color w:val="0000FF"/>
+          <w:sz w:val="24"/>
+          <w:u w:val="single"/>
+        </w:rPr>
+        <w:hyperlink r:id="rId102" w:history="1">
+          <w:r>
+            <w:rPr>
+              <w:rStyle w:val="Hyperlink"/>
+            </w:rPr>
+            <w:t>WorldCat</w:t>
+          </w:r>
+        </w:hyperlink>
+      </w:r>
+      <w:r>
+        <w:rPr>
+          <w:rFonts w:ascii="Charis SIL Regular" w:hAnsi="Charis SIL Regular" w:eastAsia="Charis SIL Regular"/>
+          <w:b w:val="0"/>
+          <w:i w:val="0"/>
+          <w:color w:val="0000FF"/>
+          <w:sz w:val="24"/>
+          <w:u w:val="single"/>
+        </w:rPr>
+        <w:t xml:space="preserve"> </w:t>
+      </w:r>
+      <w:r>
+        <w:rPr>
+          <w:rFonts w:ascii="Charis SIL Regular" w:hAnsi="Charis SIL Regular" w:eastAsia="Charis SIL Regular"/>
+          <w:b w:val="0"/>
+          <w:i w:val="0"/>
+          <w:color w:val="0000FF"/>
+          <w:sz w:val="24"/>
+          <w:u w:val="single"/>
+        </w:rPr>
+        <w:hyperlink r:id="rId102" w:history="1">
+          <w:r>
+            <w:rPr>
+              <w:rStyle w:val="Hyperlink"/>
+            </w:rPr>
+            <w:t>1038514699</w:t>
+          </w:r>
+        </w:hyperlink>
+      </w:r>
+      <w:r>
+        <w:rPr>
+          <w:rFonts w:ascii="Charis SIL Regular" w:hAnsi="Charis SIL Regular" w:eastAsia="Charis SIL Regular"/>
+          <w:b w:val="0"/>
+          <w:i w:val="0"/>
+          <w:color w:val="000000"/>
+          <w:sz w:val="24"/>
+        </w:rPr>
+        <w:t xml:space="preserve">, </w:t>
+      </w:r>
+      <w:r>
+        <w:rPr>
+          <w:rFonts w:ascii="Charis SIL Regular" w:hAnsi="Charis SIL Regular" w:eastAsia="Charis SIL Regular"/>
+          <w:b w:val="0"/>
+          <w:i w:val="0"/>
+          <w:color w:val="0000FF"/>
+          <w:sz w:val="24"/>
+          <w:u w:val="single"/>
+        </w:rPr>
         <w:hyperlink r:id="rId103" w:history="1">
           <w:r>
             <w:rPr>
               <w:rStyle w:val="Hyperlink"/>
             </w:rPr>
-            <w:t>WorldCat</w:t>
+            <w:t>ISBN</w:t>
           </w:r>
         </w:hyperlink>
       </w:r>
@@ -14083,86 +14355,40 @@
             <w:rPr>
               <w:rStyle w:val="Hyperlink"/>
             </w:rPr>
-            <w:t>1038514699</w:t>
-          </w:r>
-        </w:hyperlink>
-      </w:r>
-      <w:r>
-        <w:rPr>
-          <w:rFonts w:ascii="Charis SIL Regular" w:hAnsi="Charis SIL Regular" w:eastAsia="Charis SIL Regular"/>
-          <w:b w:val="0"/>
-          <w:i w:val="0"/>
-          <w:color w:val="000000"/>
-          <w:sz w:val="24"/>
-        </w:rPr>
-        <w:t xml:space="preserve">, </w:t>
-      </w:r>
-      <w:r>
-        <w:rPr>
-          <w:rFonts w:ascii="Charis SIL Regular" w:hAnsi="Charis SIL Regular" w:eastAsia="Charis SIL Regular"/>
-          <w:b w:val="0"/>
-          <w:i w:val="0"/>
-          <w:color w:val="0000FF"/>
-          <w:sz w:val="24"/>
-          <w:u w:val="single"/>
-        </w:rPr>
-        <w:hyperlink r:id="rId104" w:history="1">
-          <w:r>
-            <w:rPr>
-              <w:rStyle w:val="Hyperlink"/>
-            </w:rPr>
-            <w:t>ISBN</w:t>
-          </w:r>
-        </w:hyperlink>
-      </w:r>
-      <w:r>
-        <w:rPr>
-          <w:rFonts w:ascii="Charis SIL Regular" w:hAnsi="Charis SIL Regular" w:eastAsia="Charis SIL Regular"/>
-          <w:b w:val="0"/>
-          <w:i w:val="0"/>
-          <w:color w:val="0000FF"/>
-          <w:sz w:val="24"/>
-          <w:u w:val="single"/>
-        </w:rPr>
-        <w:t xml:space="preserve"> </w:t>
-      </w:r>
-      <w:r>
-        <w:rPr>
-          <w:rFonts w:ascii="Charis SIL Regular" w:hAnsi="Charis SIL Regular" w:eastAsia="Charis SIL Regular"/>
-          <w:b w:val="0"/>
-          <w:i w:val="0"/>
-          <w:color w:val="0000FF"/>
-          <w:sz w:val="24"/>
-          <w:u w:val="single"/>
-        </w:rPr>
-        <w:hyperlink r:id="rId104" w:history="1">
-          <w:r>
-            <w:rPr>
-              <w:rStyle w:val="Hyperlink"/>
-            </w:rPr>
-            <w:t xml:space="preserve">9789460043499 </w:t>
-          </w:r>
-        </w:hyperlink>
-      </w:r>
-      <w:r>
-        <w:br/>
-      </w:r>
-      <w:r>
-        <w:rPr>
-          <w:rFonts w:ascii="Charis SIL Regular" w:hAnsi="Charis SIL Regular" w:eastAsia="Charis SIL Regular"/>
-          <w:b w:val="0"/>
-          <w:i w:val="0"/>
-          <w:color w:val="000000"/>
-          <w:sz w:val="24"/>
-        </w:rPr>
-        <w:t xml:space="preserve">Wetenschappelijk artikel: </w:t>
-      </w:r>
-      <w:r>
-        <w:br/>
-      </w:r>
-      <w:r>
-        <w:tab/>
-      </w:r>
+            <w:t>9789460043499</w:t>
+          </w:r>
+        </w:hyperlink>
+      </w:r>
+    </w:p>
+    <w:p>
+      <w:pPr>
+        <w:autoSpaceDN w:val="0"/>
+        <w:autoSpaceDE w:val="0"/>
+        <w:widowControl/>
+        <w:spacing w:line="352" w:lineRule="exact" w:before="176" w:after="0"/>
+        <w:ind w:left="0" w:right="0" w:firstLine="0"/>
+        <w:jc w:val="left"/>
+      </w:pPr>
+      <w:r>
+        <w:rPr>
+          <w:rFonts w:ascii="Charis SIL Regular" w:hAnsi="Charis SIL Regular" w:eastAsia="Charis SIL Regular"/>
+          <w:b w:val="0"/>
+          <w:i w:val="0"/>
+          <w:color w:val="000000"/>
+          <w:sz w:val="24"/>
+        </w:rPr>
+        <w:t>Wetenschappelijk artikel:</w:t>
+      </w:r>
+    </w:p>
+    <w:p>
+      <w:pPr>
+        <w:autoSpaceDN w:val="0"/>
+        <w:autoSpaceDE w:val="0"/>
+        <w:widowControl/>
+        <w:spacing w:line="352" w:lineRule="exact" w:before="176" w:after="0"/>
+        <w:ind w:left="800" w:right="0" w:firstLine="0"/>
+        <w:jc w:val="left"/>
+      </w:pPr>
       <w:r>
         <w:rPr>
           <w:rFonts w:ascii="Charis SIL Italic" w:hAnsi="Charis SIL Italic" w:eastAsia="Charis SIL Italic"/>
@@ -14228,7 +14454,7 @@
       <w:pPr>
         <w:sectPr>
           <w:pgSz w:w="11900" w:h="16840"/>
-          <w:pgMar w:top="324" w:right="1440" w:bottom="576" w:left="960" w:header="720" w:footer="720" w:gutter="0"/>
+          <w:pgMar w:top="324" w:right="1440" w:bottom="432" w:left="960" w:header="720" w:footer="720" w:gutter="0"/>
           <w:cols/>
           <w:docGrid w:linePitch="360"/>
         </w:sectPr>
@@ -14260,7 +14486,7 @@
           <w:color w:val="0000FF"/>
           <w:sz w:val="24"/>
         </w:rPr>
-        <w:hyperlink r:id="rId105" w:history="1">
+        <w:hyperlink r:id="rId104" w:history="1">
           <w:r>
             <w:rPr>
               <w:rStyle w:val="Hyperlink"/>
@@ -14277,7 +14503,7 @@
           <w:color w:val="0000FF"/>
           <w:sz w:val="24"/>
         </w:rPr>
-        <w:hyperlink r:id="rId105" w:history="1">
+        <w:hyperlink r:id="rId104" w:history="1">
           <w:r>
             <w:rPr>
               <w:rStyle w:val="Hyperlink"/>
@@ -14294,7 +14520,7 @@
           <w:color w:val="0000FF"/>
           <w:sz w:val="24"/>
         </w:rPr>
-        <w:hyperlink r:id="rId105" w:history="1">
+        <w:hyperlink r:id="rId104" w:history="1">
           <w:r>
             <w:rPr>
               <w:rStyle w:val="Hyperlink"/>
@@ -14311,7 +14537,7 @@
           <w:color w:val="0000FF"/>
           <w:sz w:val="24"/>
         </w:rPr>
-        <w:hyperlink r:id="rId105" w:history="1">
+        <w:hyperlink r:id="rId104" w:history="1">
           <w:r>
             <w:rPr>
               <w:rStyle w:val="Hyperlink"/>
@@ -14328,7 +14554,7 @@
           <w:color w:val="0000FF"/>
           <w:sz w:val="24"/>
         </w:rPr>
-        <w:hyperlink r:id="rId105" w:history="1">
+        <w:hyperlink r:id="rId104" w:history="1">
           <w:r>
             <w:rPr>
               <w:rStyle w:val="Hyperlink"/>
@@ -14425,7 +14651,7 @@
           <w:color w:val="0000FF"/>
           <w:sz w:val="24"/>
         </w:rPr>
-        <w:hyperlink r:id="rId106" w:history="1">
+        <w:hyperlink r:id="rId105" w:history="1">
           <w:r>
             <w:rPr>
               <w:rStyle w:val="Hyperlink"/>
@@ -14442,7 +14668,7 @@
           <w:color w:val="0000FF"/>
           <w:sz w:val="24"/>
         </w:rPr>
-        <w:hyperlink r:id="rId106" w:history="1">
+        <w:hyperlink r:id="rId105" w:history="1">
           <w:r>
             <w:rPr>
               <w:rStyle w:val="Hyperlink"/>
@@ -14459,7 +14685,7 @@
           <w:color w:val="0000FF"/>
           <w:sz w:val="24"/>
         </w:rPr>
-        <w:hyperlink r:id="rId106" w:history="1">
+        <w:hyperlink r:id="rId105" w:history="1">
           <w:r>
             <w:rPr>
               <w:rStyle w:val="Hyperlink"/>
@@ -14476,7 +14702,7 @@
           <w:color w:val="0000FF"/>
           <w:sz w:val="24"/>
         </w:rPr>
-        <w:hyperlink r:id="rId106" w:history="1">
+        <w:hyperlink r:id="rId105" w:history="1">
           <w:r>
             <w:rPr>
               <w:rStyle w:val="Hyperlink"/>
@@ -14493,7 +14719,7 @@
           <w:color w:val="0000FF"/>
           <w:sz w:val="24"/>
         </w:rPr>
-        <w:hyperlink r:id="rId106" w:history="1">
+        <w:hyperlink r:id="rId105" w:history="1">
           <w:r>
             <w:rPr>
               <w:rStyle w:val="Hyperlink"/>
@@ -14590,7 +14816,7 @@
           <w:color w:val="0000FF"/>
           <w:sz w:val="24"/>
         </w:rPr>
-        <w:hyperlink r:id="rId107" w:history="1">
+        <w:hyperlink r:id="rId106" w:history="1">
           <w:r>
             <w:rPr>
               <w:rStyle w:val="Hyperlink"/>
@@ -14607,7 +14833,7 @@
           <w:color w:val="0000FF"/>
           <w:sz w:val="24"/>
         </w:rPr>
-        <w:hyperlink r:id="rId107" w:history="1">
+        <w:hyperlink r:id="rId106" w:history="1">
           <w:r>
             <w:rPr>
               <w:rStyle w:val="Hyperlink"/>
@@ -14624,7 +14850,7 @@
           <w:color w:val="0000FF"/>
           <w:sz w:val="24"/>
         </w:rPr>
-        <w:hyperlink r:id="rId107" w:history="1">
+        <w:hyperlink r:id="rId106" w:history="1">
           <w:r>
             <w:rPr>
               <w:rStyle w:val="Hyperlink"/>
@@ -14641,7 +14867,7 @@
           <w:color w:val="0000FF"/>
           <w:sz w:val="24"/>
         </w:rPr>
-        <w:hyperlink r:id="rId107" w:history="1">
+        <w:hyperlink r:id="rId106" w:history="1">
           <w:r>
             <w:rPr>
               <w:rStyle w:val="Hyperlink"/>
@@ -14658,7 +14884,7 @@
           <w:color w:val="0000FF"/>
           <w:sz w:val="24"/>
         </w:rPr>
-        <w:hyperlink r:id="rId107" w:history="1">
+        <w:hyperlink r:id="rId106" w:history="1">
           <w:r>
             <w:rPr>
               <w:rStyle w:val="Hyperlink"/>
@@ -14775,7 +15001,7 @@
           <w:color w:val="0000FF"/>
           <w:sz w:val="24"/>
         </w:rPr>
-        <w:hyperlink r:id="rId108" w:history="1">
+        <w:hyperlink r:id="rId107" w:history="1">
           <w:r>
             <w:rPr>
               <w:rStyle w:val="Hyperlink"/>
@@ -14792,7 +15018,7 @@
           <w:color w:val="0000FF"/>
           <w:sz w:val="24"/>
         </w:rPr>
-        <w:hyperlink r:id="rId108" w:history="1">
+        <w:hyperlink r:id="rId107" w:history="1">
           <w:r>
             <w:rPr>
               <w:rStyle w:val="Hyperlink"/>
@@ -14809,7 +15035,7 @@
           <w:color w:val="0000FF"/>
           <w:sz w:val="24"/>
         </w:rPr>
-        <w:hyperlink r:id="rId108" w:history="1">
+        <w:hyperlink r:id="rId107" w:history="1">
           <w:r>
             <w:rPr>
               <w:rStyle w:val="Hyperlink"/>
@@ -14826,7 +15052,7 @@
           <w:color w:val="0000FF"/>
           <w:sz w:val="24"/>
         </w:rPr>
-        <w:hyperlink r:id="rId108" w:history="1">
+        <w:hyperlink r:id="rId107" w:history="1">
           <w:r>
             <w:rPr>
               <w:rStyle w:val="Hyperlink"/>
@@ -14843,7 +15069,7 @@
           <w:color w:val="0000FF"/>
           <w:sz w:val="24"/>
         </w:rPr>
-        <w:hyperlink r:id="rId108" w:history="1">
+        <w:hyperlink r:id="rId107" w:history="1">
           <w:r>
             <w:rPr>
               <w:rStyle w:val="Hyperlink"/>
@@ -14961,7 +15187,7 @@
           <w:sz w:val="24"/>
           <w:u w:val="single"/>
         </w:rPr>
-        <w:hyperlink r:id="rId109" w:history="1">
+        <w:hyperlink r:id="rId108" w:history="1">
           <w:r>
             <w:rPr>
               <w:rStyle w:val="Hyperlink"/>
@@ -14990,7 +15216,7 @@
           <w:sz w:val="24"/>
           <w:u w:val="single"/>
         </w:rPr>
-        <w:hyperlink r:id="rId109" w:history="1">
+        <w:hyperlink r:id="rId108" w:history="1">
           <w:r>
             <w:rPr>
               <w:rStyle w:val="Hyperlink"/>
@@ -15087,7 +15313,7 @@
           <w:color w:val="0000FF"/>
           <w:sz w:val="24"/>
         </w:rPr>
-        <w:hyperlink r:id="rId110" w:history="1">
+        <w:hyperlink r:id="rId109" w:history="1">
           <w:r>
             <w:rPr>
               <w:rStyle w:val="Hyperlink"/>
@@ -15104,7 +15330,7 @@
           <w:color w:val="0000FF"/>
           <w:sz w:val="24"/>
         </w:rPr>
-        <w:hyperlink r:id="rId110" w:history="1">
+        <w:hyperlink r:id="rId109" w:history="1">
           <w:r>
             <w:rPr>
               <w:rStyle w:val="Hyperlink"/>
@@ -15121,7 +15347,7 @@
           <w:color w:val="0000FF"/>
           <w:sz w:val="24"/>
         </w:rPr>
-        <w:hyperlink r:id="rId110" w:history="1">
+        <w:hyperlink r:id="rId109" w:history="1">
           <w:r>
             <w:rPr>
               <w:rStyle w:val="Hyperlink"/>
@@ -15138,7 +15364,7 @@
           <w:color w:val="0000FF"/>
           <w:sz w:val="24"/>
         </w:rPr>
-        <w:hyperlink r:id="rId110" w:history="1">
+        <w:hyperlink r:id="rId109" w:history="1">
           <w:r>
             <w:rPr>
               <w:rStyle w:val="Hyperlink"/>
@@ -15155,7 +15381,7 @@
           <w:color w:val="0000FF"/>
           <w:sz w:val="24"/>
         </w:rPr>
-        <w:hyperlink r:id="rId110" w:history="1">
+        <w:hyperlink r:id="rId109" w:history="1">
           <w:r>
             <w:rPr>
               <w:rStyle w:val="Hyperlink"/>
@@ -15172,7 +15398,7 @@
           <w:color w:val="0000FF"/>
           <w:sz w:val="24"/>
         </w:rPr>
-        <w:hyperlink r:id="rId110" w:history="1">
+        <w:hyperlink r:id="rId109" w:history="1">
           <w:r>
             <w:rPr>
               <w:rStyle w:val="Hyperlink"/>
@@ -15189,7 +15415,7 @@
           <w:color w:val="0000FF"/>
           <w:sz w:val="24"/>
         </w:rPr>
-        <w:hyperlink r:id="rId110" w:history="1">
+        <w:hyperlink r:id="rId109" w:history="1">
           <w:r>
             <w:rPr>
               <w:rStyle w:val="Hyperlink"/>
@@ -15207,7 +15433,176 @@
           <w:sz w:val="24"/>
           <w:u w:val="single"/>
         </w:rPr>
-        <w:t>inventaristie-objecten-Suriname_Consortium-Koloniale-Collecties-2.pdf</w:t>
+        <w:hyperlink r:id="rId109" w:history="1">
+          <w:r>
+            <w:rPr>
+              <w:rStyle w:val="Hyperlink"/>
+            </w:rPr>
+            <w:t>inventa</w:t>
+          </w:r>
+        </w:hyperlink>
+      </w:r>
+      <w:r>
+        <w:rPr>
+          <w:rFonts w:ascii="Charis SIL Regular" w:hAnsi="Charis SIL Regular" w:eastAsia="Charis SIL Regular"/>
+          <w:b w:val="0"/>
+          <w:i w:val="0"/>
+          <w:color w:val="0000FF"/>
+          <w:sz w:val="24"/>
+          <w:u w:val="single"/>
+        </w:rPr>
+        <w:hyperlink r:id="rId109" w:history="1">
+          <w:r>
+            <w:rPr>
+              <w:rStyle w:val="Hyperlink"/>
+            </w:rPr>
+            <w:t>risti</w:t>
+          </w:r>
+        </w:hyperlink>
+      </w:r>
+      <w:r>
+        <w:rPr>
+          <w:rFonts w:ascii="Charis SIL Regular" w:hAnsi="Charis SIL Regular" w:eastAsia="Charis SIL Regular"/>
+          <w:b w:val="0"/>
+          <w:i w:val="0"/>
+          <w:color w:val="0000FF"/>
+          <w:sz w:val="24"/>
+          <w:u w:val="single"/>
+        </w:rPr>
+        <w:hyperlink r:id="rId109" w:history="1">
+          <w:r>
+            <w:rPr>
+              <w:rStyle w:val="Hyperlink"/>
+            </w:rPr>
+            <w:t>e-</w:t>
+          </w:r>
+        </w:hyperlink>
+      </w:r>
+      <w:r>
+        <w:rPr>
+          <w:rFonts w:ascii="Charis SIL Regular" w:hAnsi="Charis SIL Regular" w:eastAsia="Charis SIL Regular"/>
+          <w:b w:val="0"/>
+          <w:i w:val="0"/>
+          <w:color w:val="0000FF"/>
+          <w:sz w:val="24"/>
+          <w:u w:val="single"/>
+        </w:rPr>
+        <w:hyperlink r:id="rId109" w:history="1">
+          <w:r>
+            <w:rPr>
+              <w:rStyle w:val="Hyperlink"/>
+            </w:rPr>
+            <w:t>objecten-</w:t>
+          </w:r>
+        </w:hyperlink>
+      </w:r>
+      <w:r>
+        <w:rPr>
+          <w:rFonts w:ascii="Charis SIL Regular" w:hAnsi="Charis SIL Regular" w:eastAsia="Charis SIL Regular"/>
+          <w:b w:val="0"/>
+          <w:i w:val="0"/>
+          <w:color w:val="0000FF"/>
+          <w:sz w:val="24"/>
+          <w:u w:val="single"/>
+        </w:rPr>
+        <w:hyperlink r:id="rId109" w:history="1">
+          <w:r>
+            <w:rPr>
+              <w:rStyle w:val="Hyperlink"/>
+            </w:rPr>
+            <w:t>Suriname_Consor</w:t>
+          </w:r>
+        </w:hyperlink>
+      </w:r>
+      <w:r>
+        <w:rPr>
+          <w:rFonts w:ascii="Charis SIL Regular" w:hAnsi="Charis SIL Regular" w:eastAsia="Charis SIL Regular"/>
+          <w:b w:val="0"/>
+          <w:i w:val="0"/>
+          <w:color w:val="0000FF"/>
+          <w:sz w:val="24"/>
+          <w:u w:val="single"/>
+        </w:rPr>
+        <w:hyperlink r:id="rId109" w:history="1">
+          <w:r>
+            <w:rPr>
+              <w:rStyle w:val="Hyperlink"/>
+            </w:rPr>
+            <w:t>tiu</w:t>
+          </w:r>
+        </w:hyperlink>
+      </w:r>
+      <w:r>
+        <w:rPr>
+          <w:rFonts w:ascii="Charis SIL Regular" w:hAnsi="Charis SIL Regular" w:eastAsia="Charis SIL Regular"/>
+          <w:b w:val="0"/>
+          <w:i w:val="0"/>
+          <w:color w:val="0000FF"/>
+          <w:sz w:val="24"/>
+          <w:u w:val="single"/>
+        </w:rPr>
+        <w:hyperlink r:id="rId109" w:history="1">
+          <w:r>
+            <w:rPr>
+              <w:rStyle w:val="Hyperlink"/>
+            </w:rPr>
+            <w:t>m-</w:t>
+          </w:r>
+        </w:hyperlink>
+      </w:r>
+      <w:r>
+        <w:rPr>
+          <w:rFonts w:ascii="Charis SIL Regular" w:hAnsi="Charis SIL Regular" w:eastAsia="Charis SIL Regular"/>
+          <w:b w:val="0"/>
+          <w:i w:val="0"/>
+          <w:color w:val="0000FF"/>
+          <w:sz w:val="24"/>
+          <w:u w:val="single"/>
+        </w:rPr>
+        <w:hyperlink r:id="rId109" w:history="1">
+          <w:r>
+            <w:rPr>
+              <w:rStyle w:val="Hyperlink"/>
+            </w:rPr>
+            <w:t>Koloni</w:t>
+          </w:r>
+        </w:hyperlink>
+      </w:r>
+      <w:r>
+        <w:rPr>
+          <w:rFonts w:ascii="Charis SIL Regular" w:hAnsi="Charis SIL Regular" w:eastAsia="Charis SIL Regular"/>
+          <w:b w:val="0"/>
+          <w:i w:val="0"/>
+          <w:color w:val="0000FF"/>
+          <w:sz w:val="24"/>
+          <w:u w:val="single"/>
+        </w:rPr>
+        <w:hyperlink r:id="rId109" w:history="1">
+          <w:r>
+            <w:rPr>
+              <w:rStyle w:val="Hyperlink"/>
+            </w:rPr>
+            <w:t>ale-</w:t>
+          </w:r>
+        </w:hyperlink>
+      </w:r>
+      <w:r>
+        <w:rPr>
+          <w:rFonts w:ascii="Charis SIL Regular" w:hAnsi="Charis SIL Regular" w:eastAsia="Charis SIL Regular"/>
+          <w:b w:val="0"/>
+          <w:i w:val="0"/>
+          <w:color w:val="0000FF"/>
+          <w:sz w:val="24"/>
+          <w:u w:val="single"/>
+        </w:rPr>
+        <w:hyperlink r:id="rId109" w:history="1">
+          <w:r>
+            <w:rPr>
+              <w:rStyle w:val="Hyperlink"/>
+            </w:rPr>
+            <w:t>Collecties-2.pdf</w:t>
+          </w:r>
+        </w:hyperlink>
       </w:r>
     </w:p>
     <w:p>
